--- a/LLDD/word/FE/LLDD-FE-Master-Data.docx
+++ b/LLDD/word/FE/LLDD-FE-Master-Data.docx
@@ -437,7 +437,7 @@
                 <w:rFonts w:ascii="Arial" w:hAnsi="Arial" w:eastAsia="Arial"/>
                 <w:sz w:val="18"/>
               </w:rPr>
-              <w:t>18 ชั่วโมง</w:t>
+              <w:t>16 ชั่วโมง</w:t>
             </w:r>
           </w:p>
         </w:tc>
@@ -492,7 +492,7 @@
                 <w:rFonts w:ascii="Arial" w:hAnsi="Arial" w:eastAsia="Arial"/>
                 <w:sz w:val="18"/>
               </w:rPr>
-              <w:t>Chidchanok &lt;lin&gt; Saengamnat</w:t>
+              <w:t>Kittisak &lt;New&gt; Kaeowika</w:t>
             </w:r>
           </w:p>
         </w:tc>
@@ -1696,7 +1696,15 @@
                 <w:rFonts w:ascii="Arial" w:hAnsi="Arial" w:eastAsia="Arial"/>
                 <w:sz w:val="18"/>
               </w:rPr>
-              <w:t>SCR-08 ผู้ปฏิบัติงาน</w:t>
+              <w:t xml:space="preserve">~~SCR-08 ผู้ปฏิบัติงาน~~ </w:t>
+            </w:r>
+            <w:r>
+              <w:rPr>
+                <w:rFonts w:ascii="Arial" w:hAnsi="Arial" w:eastAsia="Arial"/>
+                <w:b/>
+                <w:sz w:val="18"/>
+              </w:rPr>
+              <w:t>ตัด 2026-08-05</w:t>
             </w:r>
           </w:p>
         </w:tc>
@@ -1721,7 +1729,7 @@
                 <w:rFonts w:ascii="Arial" w:hAnsi="Arial" w:eastAsia="Arial"/>
                 <w:sz w:val="18"/>
               </w:rPr>
-              <w:t>/admin/operators / OperatorAssignmentPage</w:t>
+              <w:t>ไม่มีหน้าจอใน SBPGI</w:t>
             </w:r>
           </w:p>
         </w:tc>
@@ -1746,7 +1754,7 @@
                 <w:rFonts w:ascii="Arial" w:hAnsi="Arial" w:eastAsia="Arial"/>
                 <w:sz w:val="18"/>
               </w:rPr>
-              <w:t>OperatorAssignment</w:t>
+              <w:t>-</w:t>
             </w:r>
           </w:p>
         </w:tc>
@@ -1771,7 +1779,7 @@
                 <w:rFonts w:ascii="Arial" w:hAnsi="Arial" w:eastAsia="Arial"/>
                 <w:sz w:val="18"/>
               </w:rPr>
-              <w:t>search employee, list, add, edit, deactivate, audit reason</w:t>
+              <w:t>ใช้ group + scope ของ auth-backend และ prepared approver ของ @srm/glb-workflow · จัดการที่หน้า /setting/manage-user-rights ของระบบเดิม</w:t>
             </w:r>
           </w:p>
         </w:tc>
@@ -1906,7 +1914,15 @@
                 <w:rFonts w:ascii="Arial" w:hAnsi="Arial" w:eastAsia="Arial"/>
                 <w:sz w:val="18"/>
               </w:rPr>
-              <w:t>SCR-10 สิทธิ์เมนู</w:t>
+              <w:t xml:space="preserve">~~SCR-10 สิทธิ์เมนู~~ </w:t>
+            </w:r>
+            <w:r>
+              <w:rPr>
+                <w:rFonts w:ascii="Arial" w:hAnsi="Arial" w:eastAsia="Arial"/>
+                <w:b/>
+                <w:sz w:val="18"/>
+              </w:rPr>
+              <w:t>ตัด 2026-08-05</w:t>
             </w:r>
           </w:p>
         </w:tc>
@@ -1931,7 +1947,7 @@
                 <w:rFonts w:ascii="Arial" w:hAnsi="Arial" w:eastAsia="Arial"/>
                 <w:sz w:val="18"/>
               </w:rPr>
-              <w:t>/admin/menu-permissions / MenuPermissionPage</w:t>
+              <w:t>ไม่มีหน้าจอใน SBPGI</w:t>
             </w:r>
           </w:p>
         </w:tc>
@@ -1956,7 +1972,7 @@
                 <w:rFonts w:ascii="Arial" w:hAnsi="Arial" w:eastAsia="Arial"/>
                 <w:sz w:val="18"/>
               </w:rPr>
-              <w:t>MenuPermissionMatrix</w:t>
+              <w:t>-</w:t>
             </w:r>
           </w:p>
         </w:tc>
@@ -1981,7 +1997,7 @@
                 <w:rFonts w:ascii="Arial" w:hAnsi="Arial" w:eastAsia="Arial"/>
                 <w:sz w:val="18"/>
               </w:rPr>
-              <w:t>load roles/menus, toggle canView, save per menu, refresh guard</w:t>
+              <w:t>สิทธิ์เมนูจัดการที่หน้า /setting/manage-user-rights ของระบบเดิม · SBPGI อ่านผ่าน header x-user-permissions</w:t>
             </w:r>
           </w:p>
         </w:tc>
@@ -1996,7 +2012,33 @@
         <w:pageBreakBefore w:val="0"/>
       </w:pPr>
       <w:r>
-        <w:t>5.2 SCR-08 Operator Assignment</w:t>
+        <w:t>5.2 ~~SCR-08 Operator Assignment~~ — ตัดออก 2026-08-05</w:t>
+      </w:r>
+    </w:p>
+    <w:p>
+      <w:pPr>
+        <w:keepNext w:val="0"/>
+      </w:pPr>
+      <w:r>
+        <w:t xml:space="preserve">ไม่มีหน้าจอนี้ใน SBPGI — ผู้ปฏิบัติงาน/ผู้อนุมัติใช้ group + scope ของ auth-backend และ prepared approver ของ </w:t>
+      </w:r>
+      <w:r>
+        <w:rPr>
+          <w:rFonts w:ascii="Courier New" w:hAnsi="Courier New"/>
+        </w:rPr>
+        <w:t>@srm/glb-workflow</w:t>
+      </w:r>
+      <w:r>
+        <w:t xml:space="preserve"> · จัดการที่หน้า </w:t>
+      </w:r>
+      <w:r>
+        <w:rPr>
+          <w:rFonts w:ascii="Courier New" w:hAnsi="Courier New"/>
+        </w:rPr>
+        <w:t>/setting/manage-user-rights</w:t>
+      </w:r>
+      <w:r>
+        <w:t xml:space="preserve"> ของระบบ SBP เดิม</w:t>
       </w:r>
     </w:p>
     <w:tbl>
@@ -3494,7 +3536,33 @@
         <w:pageBreakBefore w:val="0"/>
       </w:pPr>
       <w:r>
-        <w:t>5.4 SCR-10 Menu Permission Matrix</w:t>
+        <w:t>5.4 ~~SCR-10 Menu Permission Matrix~~ — ตัดออก 2026-08-05</w:t>
+      </w:r>
+    </w:p>
+    <w:p>
+      <w:pPr>
+        <w:keepNext w:val="0"/>
+      </w:pPr>
+      <w:r>
+        <w:t xml:space="preserve">ไม่มีหน้าจอนี้ใน SBPGI — สิทธิ์เมนูจัดการที่หน้า </w:t>
+      </w:r>
+      <w:r>
+        <w:rPr>
+          <w:rFonts w:ascii="Courier New" w:hAnsi="Courier New"/>
+        </w:rPr>
+        <w:t>/setting/manage-user-rights</w:t>
+      </w:r>
+      <w:r>
+        <w:t xml:space="preserve"> ของระบบเดิม · SBPGI รับสิทธิ์มากับ header </w:t>
+      </w:r>
+      <w:r>
+        <w:rPr>
+          <w:rFonts w:ascii="Courier New" w:hAnsi="Courier New"/>
+        </w:rPr>
+        <w:t>x-user-permissions</w:t>
+      </w:r>
+      <w:r>
+        <w:t xml:space="preserve"> จาก BFF</w:t>
       </w:r>
     </w:p>
     <w:tbl>
@@ -4165,7 +4233,7 @@
         <w:keepLines/>
       </w:pPr>
       <w:r>
-        <w:t>SCR-08 ไม่รับ employeeName ที่พิมพ์เองแทน employeeId จากผลค้นหา</w:t>
+        <w:t>(SCR-08 ตัดออก 2026-08-05 — ไม่มีเกณฑ์ตรวจรับสำหรับหน้าจอนี้)</w:t>
       </w:r>
     </w:p>
     <w:p>
@@ -4183,7 +4251,7 @@
         <w:keepLines/>
       </w:pPr>
       <w:r>
-        <w:t>SCR-10 rollback toggle เมื่อ save ล้มเหลวและคง dirty indication</w:t>
+        <w:t>(SCR-10 ตัดออก 2026-08-05 — ไม่มีเกณฑ์ตรวจรับสำหรับหน้าจอนี้)</w:t>
       </w:r>
     </w:p>
     <w:p>
@@ -4307,7 +4375,7 @@
                 <w:rFonts w:ascii="Arial" w:hAnsi="Arial" w:eastAsia="Arial"/>
                 <w:sz w:val="18"/>
               </w:rPr>
-              <w:t>GET /api/v1/operators; POST /api/v1/operators; PUT /api/v1/operators/{id}</w:t>
+              <w:t>GET /api/v1/factors; POST /api/v1/factors; PUT /api/v1/factors/{code}</w:t>
             </w:r>
           </w:p>
         </w:tc>
@@ -5187,7 +5255,7 @@
                 <w:rFonts w:ascii="Arial" w:hAnsi="Arial" w:eastAsia="Arial"/>
                 <w:sz w:val="18"/>
               </w:rPr>
-              <w:t>GET /api/v1/operators</w:t>
+              <w:t>GET /api/v1/factors</w:t>
             </w:r>
           </w:p>
         </w:tc>
@@ -5212,7 +5280,7 @@
                 <w:rFonts w:ascii="Arial" w:hAnsi="Arial" w:eastAsia="Arial"/>
                 <w:sz w:val="18"/>
               </w:rPr>
-              <w:t>SCR-08 list/filter ผู้ปฏิบัติงาน</w:t>
+              <w:t>SCR-09 list/filter ปัจจัยภายนอก</w:t>
             </w:r>
           </w:p>
         </w:tc>
@@ -5267,7 +5335,7 @@
                 <w:rFonts w:ascii="Arial" w:hAnsi="Arial" w:eastAsia="Arial"/>
                 <w:sz w:val="18"/>
               </w:rPr>
-              <w:t>POST /api/v1/operators</w:t>
+              <w:t>POST /api/v1/factors</w:t>
             </w:r>
           </w:p>
         </w:tc>
@@ -5292,7 +5360,7 @@
                 <w:rFonts w:ascii="Arial" w:hAnsi="Arial" w:eastAsia="Arial"/>
                 <w:sz w:val="18"/>
               </w:rPr>
-              <w:t>SCR-08 เพิ่มผู้ปฏิบัติงาน</w:t>
+              <w:t>SCR-09 เพิ่มปัจจัยภายนอก</w:t>
             </w:r>
           </w:p>
         </w:tc>
@@ -5347,7 +5415,7 @@
                 <w:rFonts w:ascii="Arial" w:hAnsi="Arial" w:eastAsia="Arial"/>
                 <w:sz w:val="18"/>
               </w:rPr>
-              <w:t>PUT /api/v1/operators/{id}</w:t>
+              <w:t>PUT /api/v1/factors/{code}</w:t>
             </w:r>
           </w:p>
         </w:tc>
@@ -5372,7 +5440,7 @@
                 <w:rFonts w:ascii="Arial" w:hAnsi="Arial" w:eastAsia="Arial"/>
                 <w:sz w:val="18"/>
               </w:rPr>
-              <w:t>SCR-08 แก้ไข/ปิดใช้งานผู้ปฏิบัติงาน</w:t>
+              <w:t>SCR-09 แก้ไขปัจจัยภายนอก</w:t>
             </w:r>
           </w:p>
         </w:tc>
@@ -5427,7 +5495,7 @@
                 <w:rFonts w:ascii="Arial" w:hAnsi="Arial" w:eastAsia="Arial"/>
                 <w:sz w:val="18"/>
               </w:rPr>
-              <w:t>GET /api/v1/employees/search</w:t>
+              <w:t>DELETE /api/v1/factors/{code}</w:t>
             </w:r>
           </w:p>
         </w:tc>
@@ -5452,7 +5520,7 @@
                 <w:rFonts w:ascii="Arial" w:hAnsi="Arial" w:eastAsia="Arial"/>
                 <w:sz w:val="18"/>
               </w:rPr>
-              <w:t>SCR-08 popup ค้นหาพนักงาน</w:t>
+              <w:t>SCR-09 ลบปัจจัยภายนอกที่ไม่ถูกใช้งาน</w:t>
             </w:r>
           </w:p>
         </w:tc>
@@ -5477,487 +5545,7 @@
                 <w:rFonts w:ascii="Arial" w:hAnsi="Arial" w:eastAsia="Arial"/>
                 <w:sz w:val="18"/>
               </w:rPr>
-              <w:t>Search employee (แว่นขยาย)</w:t>
-            </w:r>
-          </w:p>
-        </w:tc>
-      </w:tr>
-      <w:tr>
-        <w:trPr>
-          <w:cantSplit/>
-        </w:trPr>
-        <w:tc>
-          <w:tcPr>
-            <w:tcW w:type="dxa" w:w="3360"/>
-            <w:vAlign w:val="center"/>
-          </w:tcPr>
-          <w:p>
-            <w:pPr>
-              <w:keepLines/>
-              <w:spacing w:after="0"/>
-            </w:pPr>
-            <w:r>
-              <w:rPr>
-                <w:rFonts w:ascii="Arial" w:hAnsi="Arial" w:eastAsia="Arial"/>
-                <w:sz w:val="18"/>
-              </w:rPr>
-            </w:r>
-            <w:r>
-              <w:rPr>
-                <w:rFonts w:ascii="Arial" w:hAnsi="Arial" w:eastAsia="Arial"/>
-                <w:sz w:val="18"/>
-              </w:rPr>
-              <w:t>GET /api/v1/factors</w:t>
-            </w:r>
-          </w:p>
-        </w:tc>
-        <w:tc>
-          <w:tcPr>
-            <w:tcW w:type="dxa" w:w="3360"/>
-            <w:vAlign w:val="center"/>
-          </w:tcPr>
-          <w:p>
-            <w:pPr>
-              <w:keepLines/>
-              <w:spacing w:after="0"/>
-            </w:pPr>
-            <w:r>
-              <w:rPr>
-                <w:rFonts w:ascii="Arial" w:hAnsi="Arial" w:eastAsia="Arial"/>
-                <w:sz w:val="18"/>
-              </w:rPr>
-            </w:r>
-            <w:r>
-              <w:rPr>
-                <w:rFonts w:ascii="Arial" w:hAnsi="Arial" w:eastAsia="Arial"/>
-                <w:sz w:val="18"/>
-              </w:rPr>
-              <w:t>SCR-09 list/filter ปัจจัยภายนอก</w:t>
-            </w:r>
-          </w:p>
-        </w:tc>
-        <w:tc>
-          <w:tcPr>
-            <w:tcW w:type="dxa" w:w="3360"/>
-            <w:vAlign w:val="center"/>
-          </w:tcPr>
-          <w:p>
-            <w:pPr>
-              <w:keepLines/>
-              <w:spacing w:after="0"/>
-            </w:pPr>
-            <w:r>
-              <w:rPr>
-                <w:rFonts w:ascii="Arial" w:hAnsi="Arial" w:eastAsia="Arial"/>
-                <w:sz w:val="18"/>
-              </w:rPr>
-            </w:r>
-            <w:r>
-              <w:rPr>
-                <w:rFonts w:ascii="Arial" w:hAnsi="Arial" w:eastAsia="Arial"/>
-                <w:sz w:val="18"/>
-              </w:rPr>
-              <w:t>Search employee (แว่นขยาย)</w:t>
-            </w:r>
-          </w:p>
-        </w:tc>
-      </w:tr>
-      <w:tr>
-        <w:trPr>
-          <w:cantSplit/>
-        </w:trPr>
-        <w:tc>
-          <w:tcPr>
-            <w:tcW w:type="dxa" w:w="3360"/>
-            <w:vAlign w:val="center"/>
-          </w:tcPr>
-          <w:p>
-            <w:pPr>
-              <w:keepLines/>
-              <w:spacing w:after="0"/>
-            </w:pPr>
-            <w:r>
-              <w:rPr>
-                <w:rFonts w:ascii="Arial" w:hAnsi="Arial" w:eastAsia="Arial"/>
-                <w:sz w:val="18"/>
-              </w:rPr>
-            </w:r>
-            <w:r>
-              <w:rPr>
-                <w:rFonts w:ascii="Arial" w:hAnsi="Arial" w:eastAsia="Arial"/>
-                <w:sz w:val="18"/>
-              </w:rPr>
-              <w:t>POST /api/v1/factors</w:t>
-            </w:r>
-          </w:p>
-        </w:tc>
-        <w:tc>
-          <w:tcPr>
-            <w:tcW w:type="dxa" w:w="3360"/>
-            <w:vAlign w:val="center"/>
-          </w:tcPr>
-          <w:p>
-            <w:pPr>
-              <w:keepLines/>
-              <w:spacing w:after="0"/>
-            </w:pPr>
-            <w:r>
-              <w:rPr>
-                <w:rFonts w:ascii="Arial" w:hAnsi="Arial" w:eastAsia="Arial"/>
-                <w:sz w:val="18"/>
-              </w:rPr>
-            </w:r>
-            <w:r>
-              <w:rPr>
-                <w:rFonts w:ascii="Arial" w:hAnsi="Arial" w:eastAsia="Arial"/>
-                <w:sz w:val="18"/>
-              </w:rPr>
-              <w:t>SCR-09 เพิ่มปัจจัยภายนอก</w:t>
-            </w:r>
-          </w:p>
-        </w:tc>
-        <w:tc>
-          <w:tcPr>
-            <w:tcW w:type="dxa" w:w="3360"/>
-            <w:vAlign w:val="center"/>
-          </w:tcPr>
-          <w:p>
-            <w:pPr>
-              <w:keepLines/>
-              <w:spacing w:after="0"/>
-            </w:pPr>
-            <w:r>
-              <w:rPr>
-                <w:rFonts w:ascii="Arial" w:hAnsi="Arial" w:eastAsia="Arial"/>
-                <w:sz w:val="18"/>
-              </w:rPr>
-            </w:r>
-            <w:r>
-              <w:rPr>
-                <w:rFonts w:ascii="Arial" w:hAnsi="Arial" w:eastAsia="Arial"/>
-                <w:sz w:val="18"/>
-              </w:rPr>
-              <w:t>Save permission (toggle permission)</w:t>
-            </w:r>
-          </w:p>
-        </w:tc>
-      </w:tr>
-      <w:tr>
-        <w:trPr>
-          <w:cantSplit/>
-        </w:trPr>
-        <w:tc>
-          <w:tcPr>
-            <w:tcW w:type="dxa" w:w="3360"/>
-            <w:vAlign w:val="center"/>
-          </w:tcPr>
-          <w:p>
-            <w:pPr>
-              <w:keepLines/>
-              <w:spacing w:after="0"/>
-            </w:pPr>
-            <w:r>
-              <w:rPr>
-                <w:rFonts w:ascii="Arial" w:hAnsi="Arial" w:eastAsia="Arial"/>
-                <w:sz w:val="18"/>
-              </w:rPr>
-            </w:r>
-            <w:r>
-              <w:rPr>
-                <w:rFonts w:ascii="Arial" w:hAnsi="Arial" w:eastAsia="Arial"/>
-                <w:sz w:val="18"/>
-              </w:rPr>
-              <w:t>PUT /api/v1/factors/{code}</w:t>
-            </w:r>
-          </w:p>
-        </w:tc>
-        <w:tc>
-          <w:tcPr>
-            <w:tcW w:type="dxa" w:w="3360"/>
-            <w:vAlign w:val="center"/>
-          </w:tcPr>
-          <w:p>
-            <w:pPr>
-              <w:keepLines/>
-              <w:spacing w:after="0"/>
-            </w:pPr>
-            <w:r>
-              <w:rPr>
-                <w:rFonts w:ascii="Arial" w:hAnsi="Arial" w:eastAsia="Arial"/>
-                <w:sz w:val="18"/>
-              </w:rPr>
-            </w:r>
-            <w:r>
-              <w:rPr>
-                <w:rFonts w:ascii="Arial" w:hAnsi="Arial" w:eastAsia="Arial"/>
-                <w:sz w:val="18"/>
-              </w:rPr>
-              <w:t>SCR-09 แก้ไขปัจจัยภายนอก</w:t>
-            </w:r>
-          </w:p>
-        </w:tc>
-        <w:tc>
-          <w:tcPr>
-            <w:tcW w:type="dxa" w:w="3360"/>
-            <w:vAlign w:val="center"/>
-          </w:tcPr>
-          <w:p>
-            <w:pPr>
-              <w:keepLines/>
-              <w:spacing w:after="0"/>
-            </w:pPr>
-            <w:r>
-              <w:rPr>
-                <w:rFonts w:ascii="Arial" w:hAnsi="Arial" w:eastAsia="Arial"/>
-                <w:sz w:val="18"/>
-              </w:rPr>
-            </w:r>
-            <w:r>
-              <w:rPr>
-                <w:rFonts w:ascii="Arial" w:hAnsi="Arial" w:eastAsia="Arial"/>
-                <w:sz w:val="18"/>
-              </w:rPr>
               <w:t>Add/Edit/Delete (modal action)</w:t>
-            </w:r>
-          </w:p>
-        </w:tc>
-      </w:tr>
-      <w:tr>
-        <w:trPr>
-          <w:cantSplit/>
-        </w:trPr>
-        <w:tc>
-          <w:tcPr>
-            <w:tcW w:type="dxa" w:w="3360"/>
-            <w:vAlign w:val="center"/>
-          </w:tcPr>
-          <w:p>
-            <w:pPr>
-              <w:keepLines/>
-              <w:spacing w:after="0"/>
-            </w:pPr>
-            <w:r>
-              <w:rPr>
-                <w:rFonts w:ascii="Arial" w:hAnsi="Arial" w:eastAsia="Arial"/>
-                <w:sz w:val="18"/>
-              </w:rPr>
-            </w:r>
-            <w:r>
-              <w:rPr>
-                <w:rFonts w:ascii="Arial" w:hAnsi="Arial" w:eastAsia="Arial"/>
-                <w:sz w:val="18"/>
-              </w:rPr>
-              <w:t>DELETE /api/v1/factors/{code}</w:t>
-            </w:r>
-          </w:p>
-        </w:tc>
-        <w:tc>
-          <w:tcPr>
-            <w:tcW w:type="dxa" w:w="3360"/>
-            <w:vAlign w:val="center"/>
-          </w:tcPr>
-          <w:p>
-            <w:pPr>
-              <w:keepLines/>
-              <w:spacing w:after="0"/>
-            </w:pPr>
-            <w:r>
-              <w:rPr>
-                <w:rFonts w:ascii="Arial" w:hAnsi="Arial" w:eastAsia="Arial"/>
-                <w:sz w:val="18"/>
-              </w:rPr>
-            </w:r>
-            <w:r>
-              <w:rPr>
-                <w:rFonts w:ascii="Arial" w:hAnsi="Arial" w:eastAsia="Arial"/>
-                <w:sz w:val="18"/>
-              </w:rPr>
-              <w:t>SCR-09 ลบปัจจัยภายนอกที่ไม่ถูกใช้งาน</w:t>
-            </w:r>
-          </w:p>
-        </w:tc>
-        <w:tc>
-          <w:tcPr>
-            <w:tcW w:type="dxa" w:w="3360"/>
-            <w:vAlign w:val="center"/>
-          </w:tcPr>
-          <w:p>
-            <w:pPr>
-              <w:keepLines/>
-              <w:spacing w:after="0"/>
-            </w:pPr>
-            <w:r>
-              <w:rPr>
-                <w:rFonts w:ascii="Arial" w:hAnsi="Arial" w:eastAsia="Arial"/>
-                <w:sz w:val="18"/>
-              </w:rPr>
-            </w:r>
-            <w:r>
-              <w:rPr>
-                <w:rFonts w:ascii="Arial" w:hAnsi="Arial" w:eastAsia="Arial"/>
-                <w:sz w:val="18"/>
-              </w:rPr>
-              <w:t>Search employee (แว่นขยาย)</w:t>
-            </w:r>
-          </w:p>
-        </w:tc>
-      </w:tr>
-      <w:tr>
-        <w:trPr>
-          <w:cantSplit/>
-        </w:trPr>
-        <w:tc>
-          <w:tcPr>
-            <w:tcW w:type="dxa" w:w="3360"/>
-            <w:vAlign w:val="center"/>
-          </w:tcPr>
-          <w:p>
-            <w:pPr>
-              <w:keepLines/>
-              <w:spacing w:after="0"/>
-            </w:pPr>
-            <w:r>
-              <w:rPr>
-                <w:rFonts w:ascii="Arial" w:hAnsi="Arial" w:eastAsia="Arial"/>
-                <w:sz w:val="18"/>
-              </w:rPr>
-            </w:r>
-            <w:r>
-              <w:rPr>
-                <w:rFonts w:ascii="Arial" w:hAnsi="Arial" w:eastAsia="Arial"/>
-                <w:sz w:val="18"/>
-              </w:rPr>
-              <w:t>GET /api/v1/menu-permissions</w:t>
-            </w:r>
-          </w:p>
-        </w:tc>
-        <w:tc>
-          <w:tcPr>
-            <w:tcW w:type="dxa" w:w="3360"/>
-            <w:vAlign w:val="center"/>
-          </w:tcPr>
-          <w:p>
-            <w:pPr>
-              <w:keepLines/>
-              <w:spacing w:after="0"/>
-            </w:pPr>
-            <w:r>
-              <w:rPr>
-                <w:rFonts w:ascii="Arial" w:hAnsi="Arial" w:eastAsia="Arial"/>
-                <w:sz w:val="18"/>
-              </w:rPr>
-            </w:r>
-            <w:r>
-              <w:rPr>
-                <w:rFonts w:ascii="Arial" w:hAnsi="Arial" w:eastAsia="Arial"/>
-                <w:sz w:val="18"/>
-              </w:rPr>
-              <w:t>อ่าน matrix สิทธิ์เมนูทุก role</w:t>
-            </w:r>
-          </w:p>
-        </w:tc>
-        <w:tc>
-          <w:tcPr>
-            <w:tcW w:type="dxa" w:w="3360"/>
-            <w:vAlign w:val="center"/>
-          </w:tcPr>
-          <w:p>
-            <w:pPr>
-              <w:keepLines/>
-              <w:spacing w:after="0"/>
-            </w:pPr>
-            <w:r>
-              <w:rPr>
-                <w:rFonts w:ascii="Arial" w:hAnsi="Arial" w:eastAsia="Arial"/>
-                <w:sz w:val="18"/>
-              </w:rPr>
-            </w:r>
-            <w:r>
-              <w:rPr>
-                <w:rFonts w:ascii="Arial" w:hAnsi="Arial" w:eastAsia="Arial"/>
-                <w:sz w:val="18"/>
-              </w:rPr>
-              <w:t>Save permission (toggle permission)</w:t>
-            </w:r>
-          </w:p>
-        </w:tc>
-      </w:tr>
-      <w:tr>
-        <w:trPr>
-          <w:cantSplit/>
-        </w:trPr>
-        <w:tc>
-          <w:tcPr>
-            <w:tcW w:type="dxa" w:w="3360"/>
-            <w:vAlign w:val="center"/>
-          </w:tcPr>
-          <w:p>
-            <w:pPr>
-              <w:keepLines/>
-              <w:spacing w:after="0"/>
-            </w:pPr>
-            <w:r>
-              <w:rPr>
-                <w:rFonts w:ascii="Arial" w:hAnsi="Arial" w:eastAsia="Arial"/>
-                <w:sz w:val="18"/>
-              </w:rPr>
-            </w:r>
-            <w:r>
-              <w:rPr>
-                <w:rFonts w:ascii="Arial" w:hAnsi="Arial" w:eastAsia="Arial"/>
-                <w:sz w:val="18"/>
-              </w:rPr>
-              <w:t>PUT /api/v1/menu-permissions/{menuCode}</w:t>
-            </w:r>
-          </w:p>
-        </w:tc>
-        <w:tc>
-          <w:tcPr>
-            <w:tcW w:type="dxa" w:w="3360"/>
-            <w:vAlign w:val="center"/>
-          </w:tcPr>
-          <w:p>
-            <w:pPr>
-              <w:keepLines/>
-              <w:spacing w:after="0"/>
-            </w:pPr>
-            <w:r>
-              <w:rPr>
-                <w:rFonts w:ascii="Arial" w:hAnsi="Arial" w:eastAsia="Arial"/>
-                <w:sz w:val="18"/>
-              </w:rPr>
-            </w:r>
-            <w:r>
-              <w:rPr>
-                <w:rFonts w:ascii="Arial" w:hAnsi="Arial" w:eastAsia="Arial"/>
-                <w:sz w:val="18"/>
-              </w:rPr>
-              <w:t>บันทึกสิทธิ์เมนูรายเมนู</w:t>
-            </w:r>
-          </w:p>
-        </w:tc>
-        <w:tc>
-          <w:tcPr>
-            <w:tcW w:type="dxa" w:w="3360"/>
-            <w:vAlign w:val="center"/>
-          </w:tcPr>
-          <w:p>
-            <w:pPr>
-              <w:keepLines/>
-              <w:spacing w:after="0"/>
-            </w:pPr>
-            <w:r>
-              <w:rPr>
-                <w:rFonts w:ascii="Arial" w:hAnsi="Arial" w:eastAsia="Arial"/>
-                <w:sz w:val="18"/>
-              </w:rPr>
-            </w:r>
-            <w:r>
-              <w:rPr>
-                <w:rFonts w:ascii="Arial" w:hAnsi="Arial" w:eastAsia="Arial"/>
-                <w:sz w:val="18"/>
-              </w:rPr>
-              <w:t>Save permission (toggle permission)</w:t>
             </w:r>
           </w:p>
         </w:tc>
@@ -6261,7 +5849,7 @@
                 <w:rFonts w:ascii="Arial" w:hAnsi="Arial" w:eastAsia="Arial"/>
                 <w:sz w:val="18"/>
               </w:rPr>
-              <w:t>GET /api/v1/employees/search</w:t>
+              <w:t>employee backend เดิมของระบบ SBP (ไม่ใช่ /api/v1 ของ SBPGI)</w:t>
             </w:r>
           </w:p>
         </w:tc>
@@ -6366,7 +5954,7 @@
                 <w:rFonts w:ascii="Arial" w:hAnsi="Arial" w:eastAsia="Arial"/>
                 <w:sz w:val="18"/>
               </w:rPr>
-              <w:t>PUT /api/v1/menu-permissions/{menuCode}</w:t>
+              <w:t>จัดการที่หน้า /setting/manage-user-rights ของระบบเดิม — SBPGI ไม่มี endpoint นี้</w:t>
             </w:r>
           </w:p>
         </w:tc>
@@ -7191,7 +6779,7 @@
                 <w:rFonts w:ascii="Arial" w:hAnsi="Arial" w:eastAsia="Arial"/>
                 <w:sz w:val="18"/>
               </w:rPr>
-              <w:t>GET /api/v1/employees/search</w:t>
+              <w:t>employee backend เดิมของระบบ SBP (ไม่ใช่ /api/v1 ของ SBPGI)</w:t>
             </w:r>
           </w:p>
         </w:tc>
@@ -7296,7 +6884,7 @@
                 <w:rFonts w:ascii="Arial" w:hAnsi="Arial" w:eastAsia="Arial"/>
                 <w:sz w:val="18"/>
               </w:rPr>
-              <w:t>PUT /api/v1/menu-permissions/{menuCode}</w:t>
+              <w:t>จัดการที่หน้า /setting/manage-user-rights ของระบบเดิม — SBPGI ไม่มี endpoint นี้</w:t>
             </w:r>
           </w:p>
         </w:tc>
@@ -7339,6068 +6927,6 @@
         <w:t>7. API Contract</w:t>
       </w:r>
     </w:p>
-    <w:p>
-      <w:pPr>
-        <w:pStyle w:val="Heading2"/>
-        <w:keepNext/>
-        <w:keepLines/>
-        <w:pageBreakBefore w:val="0"/>
-      </w:pPr>
-      <w:r>
-        <w:t>GET /api/v1/operators</w:t>
-      </w:r>
-    </w:p>
-    <w:p>
-      <w:pPr>
-        <w:keepNext w:val="0"/>
-      </w:pPr>
-      <w:r>
-        <w:t>SCR-08 list/filter ผู้ปฏิบัติงาน</w:t>
-      </w:r>
-    </w:p>
-    <w:tbl>
-      <w:tblPr>
-        <w:tblStyle w:val="TableGrid"/>
-        <w:tblW w:type="auto" w:w="0"/>
-        <w:jc w:val="center"/>
-        <w:tblLook w:firstColumn="1" w:firstRow="1" w:lastColumn="0" w:lastRow="0" w:noHBand="0" w:noVBand="1" w:val="04A0"/>
-      </w:tblPr>
-      <w:tblGrid>
-        <w:gridCol w:w="10080"/>
-      </w:tblGrid>
-      <w:tr>
-        <w:trPr>
-          <w:cantSplit/>
-        </w:trPr>
-        <w:tc>
-          <w:tcPr>
-            <w:tcW w:type="dxa" w:w="10080"/>
-            <w:vAlign w:val="center"/>
-            <w:shd w:fill="DDEBFF"/>
-          </w:tcPr>
-          <w:p>
-            <w:pPr>
-              <w:keepLines/>
-              <w:spacing w:after="0"/>
-            </w:pPr>
-            <w:r/>
-            <w:r>
-              <w:rPr>
-                <w:rFonts w:ascii="Arial" w:hAnsi="Arial" w:eastAsia="Arial"/>
-                <w:b/>
-                <w:sz w:val="18"/>
-              </w:rPr>
-              <w:t>Query Params</w:t>
-            </w:r>
-          </w:p>
-        </w:tc>
-      </w:tr>
-      <w:tr>
-        <w:trPr>
-          <w:cantSplit/>
-        </w:trPr>
-        <w:tc>
-          <w:tcPr>
-            <w:tcW w:type="dxa" w:w="10080"/>
-            <w:shd w:fill="F7FAFE"/>
-          </w:tcPr>
-          <w:p>
-            <w:pPr>
-              <w:keepLines/>
-              <w:spacing w:after="0"/>
-            </w:pPr>
-            <w:r/>
-            <w:r>
-              <w:rPr>
-                <w:rFonts w:ascii="Courier New" w:hAnsi="Courier New" w:eastAsia="Courier New"/>
-                <w:sz w:val="16"/>
-              </w:rPr>
-              <w:t>{</w:t>
-              <w:br/>
-              <w:t xml:space="preserve">  "q": "สมชาย",</w:t>
-              <w:br/>
-              <w:t xml:space="preserve">  "positionCode": "06",</w:t>
-              <w:br/>
-              <w:t xml:space="preserve">  "active": true,</w:t>
-              <w:br/>
-              <w:t xml:space="preserve">  "page": 1,</w:t>
-              <w:br/>
-              <w:t xml:space="preserve">  "size": 20</w:t>
-              <w:br/>
-              <w:t>}</w:t>
-            </w:r>
-          </w:p>
-        </w:tc>
-      </w:tr>
-    </w:tbl>
-    <w:p/>
-    <w:p>
-      <w:pPr>
-        <w:pStyle w:val="Heading3"/>
-        <w:keepNext/>
-        <w:keepLines/>
-        <w:pageBreakBefore w:val="0"/>
-      </w:pPr>
-      <w:r>
-        <w:t>Request Field Schema</w:t>
-      </w:r>
-    </w:p>
-    <w:tbl>
-      <w:tblPr>
-        <w:tblStyle w:val="TableGrid"/>
-        <w:tblW w:type="auto" w:w="0"/>
-        <w:jc w:val="center"/>
-        <w:tblLook w:firstColumn="1" w:firstRow="1" w:lastColumn="0" w:lastRow="0" w:noHBand="0" w:noVBand="1" w:val="04A0"/>
-      </w:tblPr>
-      <w:tblGrid>
-        <w:gridCol w:w="2520"/>
-        <w:gridCol w:w="2520"/>
-        <w:gridCol w:w="2520"/>
-        <w:gridCol w:w="2520"/>
-      </w:tblGrid>
-      <w:tr>
-        <w:trPr>
-          <w:cantSplit/>
-        </w:trPr>
-        <w:tc>
-          <w:tcPr>
-            <w:tcW w:type="dxa" w:w="2520"/>
-            <w:vAlign w:val="center"/>
-            <w:shd w:fill="E8EEF5"/>
-          </w:tcPr>
-          <w:p>
-            <w:pPr>
-              <w:keepLines/>
-              <w:spacing w:after="0"/>
-            </w:pPr>
-            <w:r/>
-            <w:r>
-              <w:rPr>
-                <w:rFonts w:ascii="Arial" w:hAnsi="Arial" w:eastAsia="Arial"/>
-                <w:b/>
-                <w:sz w:val="18"/>
-              </w:rPr>
-              <w:t>Field</w:t>
-            </w:r>
-          </w:p>
-        </w:tc>
-        <w:tc>
-          <w:tcPr>
-            <w:tcW w:type="dxa" w:w="2520"/>
-            <w:vAlign w:val="center"/>
-            <w:shd w:fill="E8EEF5"/>
-          </w:tcPr>
-          <w:p>
-            <w:pPr>
-              <w:keepLines/>
-              <w:spacing w:after="0"/>
-            </w:pPr>
-            <w:r/>
-            <w:r>
-              <w:rPr>
-                <w:rFonts w:ascii="Arial" w:hAnsi="Arial" w:eastAsia="Arial"/>
-                <w:b/>
-                <w:sz w:val="18"/>
-              </w:rPr>
-              <w:t>Type</w:t>
-            </w:r>
-          </w:p>
-        </w:tc>
-        <w:tc>
-          <w:tcPr>
-            <w:tcW w:type="dxa" w:w="2520"/>
-            <w:vAlign w:val="center"/>
-            <w:shd w:fill="E8EEF5"/>
-          </w:tcPr>
-          <w:p>
-            <w:pPr>
-              <w:keepLines/>
-              <w:spacing w:after="0"/>
-            </w:pPr>
-            <w:r/>
-            <w:r>
-              <w:rPr>
-                <w:rFonts w:ascii="Arial" w:hAnsi="Arial" w:eastAsia="Arial"/>
-                <w:b/>
-                <w:sz w:val="18"/>
-              </w:rPr>
-              <w:t>Required</w:t>
-            </w:r>
-          </w:p>
-        </w:tc>
-        <w:tc>
-          <w:tcPr>
-            <w:tcW w:type="dxa" w:w="2520"/>
-            <w:vAlign w:val="center"/>
-            <w:shd w:fill="E8EEF5"/>
-          </w:tcPr>
-          <w:p>
-            <w:pPr>
-              <w:keepLines/>
-              <w:spacing w:after="0"/>
-            </w:pPr>
-            <w:r/>
-            <w:r>
-              <w:rPr>
-                <w:rFonts w:ascii="Arial" w:hAnsi="Arial" w:eastAsia="Arial"/>
-                <w:b/>
-                <w:sz w:val="18"/>
-              </w:rPr>
-              <w:t>Constraint / Meaning</w:t>
-            </w:r>
-          </w:p>
-        </w:tc>
-      </w:tr>
-      <w:tr>
-        <w:trPr>
-          <w:cantSplit/>
-        </w:trPr>
-        <w:tc>
-          <w:tcPr>
-            <w:tcW w:type="dxa" w:w="2520"/>
-            <w:vAlign w:val="center"/>
-          </w:tcPr>
-          <w:p>
-            <w:pPr>
-              <w:keepLines/>
-              <w:spacing w:after="0"/>
-            </w:pPr>
-            <w:r>
-              <w:rPr>
-                <w:rFonts w:ascii="Arial" w:hAnsi="Arial" w:eastAsia="Arial"/>
-                <w:sz w:val="18"/>
-              </w:rPr>
-            </w:r>
-            <w:r>
-              <w:rPr>
-                <w:rFonts w:ascii="Arial" w:hAnsi="Arial" w:eastAsia="Arial"/>
-                <w:sz w:val="18"/>
-              </w:rPr>
-              <w:t>q</w:t>
-            </w:r>
-          </w:p>
-        </w:tc>
-        <w:tc>
-          <w:tcPr>
-            <w:tcW w:type="dxa" w:w="2520"/>
-            <w:vAlign w:val="center"/>
-          </w:tcPr>
-          <w:p>
-            <w:pPr>
-              <w:keepLines/>
-              <w:spacing w:after="0"/>
-            </w:pPr>
-            <w:r>
-              <w:rPr>
-                <w:rFonts w:ascii="Arial" w:hAnsi="Arial" w:eastAsia="Arial"/>
-                <w:sz w:val="18"/>
-              </w:rPr>
-            </w:r>
-            <w:r>
-              <w:rPr>
-                <w:rFonts w:ascii="Arial" w:hAnsi="Arial" w:eastAsia="Arial"/>
-                <w:sz w:val="18"/>
-              </w:rPr>
-              <w:t>string</w:t>
-            </w:r>
-          </w:p>
-        </w:tc>
-        <w:tc>
-          <w:tcPr>
-            <w:tcW w:type="dxa" w:w="2520"/>
-            <w:vAlign w:val="center"/>
-          </w:tcPr>
-          <w:p>
-            <w:pPr>
-              <w:keepLines/>
-              <w:spacing w:after="0"/>
-            </w:pPr>
-            <w:r>
-              <w:rPr>
-                <w:rFonts w:ascii="Arial" w:hAnsi="Arial" w:eastAsia="Arial"/>
-                <w:sz w:val="18"/>
-              </w:rPr>
-            </w:r>
-            <w:r>
-              <w:rPr>
-                <w:rFonts w:ascii="Arial" w:hAnsi="Arial" w:eastAsia="Arial"/>
-                <w:sz w:val="18"/>
-              </w:rPr>
-              <w:t>No</w:t>
-            </w:r>
-          </w:p>
-        </w:tc>
-        <w:tc>
-          <w:tcPr>
-            <w:tcW w:type="dxa" w:w="2520"/>
-            <w:vAlign w:val="center"/>
-          </w:tcPr>
-          <w:p>
-            <w:pPr>
-              <w:keepLines/>
-              <w:spacing w:after="0"/>
-            </w:pPr>
-            <w:r>
-              <w:rPr>
-                <w:rFonts w:ascii="Arial" w:hAnsi="Arial" w:eastAsia="Arial"/>
-                <w:sz w:val="18"/>
-              </w:rPr>
-            </w:r>
-            <w:r>
-              <w:rPr>
-                <w:rFonts w:ascii="Arial" w:hAnsi="Arial" w:eastAsia="Arial"/>
-                <w:sz w:val="18"/>
-              </w:rPr>
-              <w:t>UTF-8; use value domain described by endpoint purpose</w:t>
-            </w:r>
-          </w:p>
-        </w:tc>
-      </w:tr>
-      <w:tr>
-        <w:trPr>
-          <w:cantSplit/>
-        </w:trPr>
-        <w:tc>
-          <w:tcPr>
-            <w:tcW w:type="dxa" w:w="2520"/>
-            <w:vAlign w:val="center"/>
-          </w:tcPr>
-          <w:p>
-            <w:pPr>
-              <w:keepLines/>
-              <w:spacing w:after="0"/>
-            </w:pPr>
-            <w:r>
-              <w:rPr>
-                <w:rFonts w:ascii="Arial" w:hAnsi="Arial" w:eastAsia="Arial"/>
-                <w:sz w:val="18"/>
-              </w:rPr>
-            </w:r>
-            <w:r>
-              <w:rPr>
-                <w:rFonts w:ascii="Arial" w:hAnsi="Arial" w:eastAsia="Arial"/>
-                <w:sz w:val="18"/>
-              </w:rPr>
-              <w:t>positionCode</w:t>
-            </w:r>
-          </w:p>
-        </w:tc>
-        <w:tc>
-          <w:tcPr>
-            <w:tcW w:type="dxa" w:w="2520"/>
-            <w:vAlign w:val="center"/>
-          </w:tcPr>
-          <w:p>
-            <w:pPr>
-              <w:keepLines/>
-              <w:spacing w:after="0"/>
-            </w:pPr>
-            <w:r>
-              <w:rPr>
-                <w:rFonts w:ascii="Arial" w:hAnsi="Arial" w:eastAsia="Arial"/>
-                <w:sz w:val="18"/>
-              </w:rPr>
-            </w:r>
-            <w:r>
-              <w:rPr>
-                <w:rFonts w:ascii="Arial" w:hAnsi="Arial" w:eastAsia="Arial"/>
-                <w:sz w:val="18"/>
-              </w:rPr>
-              <w:t>string</w:t>
-            </w:r>
-          </w:p>
-        </w:tc>
-        <w:tc>
-          <w:tcPr>
-            <w:tcW w:type="dxa" w:w="2520"/>
-            <w:vAlign w:val="center"/>
-          </w:tcPr>
-          <w:p>
-            <w:pPr>
-              <w:keepLines/>
-              <w:spacing w:after="0"/>
-            </w:pPr>
-            <w:r>
-              <w:rPr>
-                <w:rFonts w:ascii="Arial" w:hAnsi="Arial" w:eastAsia="Arial"/>
-                <w:sz w:val="18"/>
-              </w:rPr>
-            </w:r>
-            <w:r>
-              <w:rPr>
-                <w:rFonts w:ascii="Arial" w:hAnsi="Arial" w:eastAsia="Arial"/>
-                <w:sz w:val="18"/>
-              </w:rPr>
-              <w:t>No</w:t>
-            </w:r>
-          </w:p>
-        </w:tc>
-        <w:tc>
-          <w:tcPr>
-            <w:tcW w:type="dxa" w:w="2520"/>
-            <w:vAlign w:val="center"/>
-          </w:tcPr>
-          <w:p>
-            <w:pPr>
-              <w:keepLines/>
-              <w:spacing w:after="0"/>
-            </w:pPr>
-            <w:r>
-              <w:rPr>
-                <w:rFonts w:ascii="Arial" w:hAnsi="Arial" w:eastAsia="Arial"/>
-                <w:sz w:val="18"/>
-              </w:rPr>
-            </w:r>
-            <w:r>
-              <w:rPr>
-                <w:rFonts w:ascii="Arial" w:hAnsi="Arial" w:eastAsia="Arial"/>
-                <w:sz w:val="18"/>
-              </w:rPr>
-              <w:t>UTF-8; use value domain described by endpoint purpose</w:t>
-            </w:r>
-          </w:p>
-        </w:tc>
-      </w:tr>
-      <w:tr>
-        <w:trPr>
-          <w:cantSplit/>
-        </w:trPr>
-        <w:tc>
-          <w:tcPr>
-            <w:tcW w:type="dxa" w:w="2520"/>
-            <w:vAlign w:val="center"/>
-          </w:tcPr>
-          <w:p>
-            <w:pPr>
-              <w:keepLines/>
-              <w:spacing w:after="0"/>
-            </w:pPr>
-            <w:r>
-              <w:rPr>
-                <w:rFonts w:ascii="Arial" w:hAnsi="Arial" w:eastAsia="Arial"/>
-                <w:sz w:val="18"/>
-              </w:rPr>
-            </w:r>
-            <w:r>
-              <w:rPr>
-                <w:rFonts w:ascii="Arial" w:hAnsi="Arial" w:eastAsia="Arial"/>
-                <w:sz w:val="18"/>
-              </w:rPr>
-              <w:t>active</w:t>
-            </w:r>
-          </w:p>
-        </w:tc>
-        <w:tc>
-          <w:tcPr>
-            <w:tcW w:type="dxa" w:w="2520"/>
-            <w:vAlign w:val="center"/>
-          </w:tcPr>
-          <w:p>
-            <w:pPr>
-              <w:keepLines/>
-              <w:spacing w:after="0"/>
-            </w:pPr>
-            <w:r>
-              <w:rPr>
-                <w:rFonts w:ascii="Arial" w:hAnsi="Arial" w:eastAsia="Arial"/>
-                <w:sz w:val="18"/>
-              </w:rPr>
-            </w:r>
-            <w:r>
-              <w:rPr>
-                <w:rFonts w:ascii="Arial" w:hAnsi="Arial" w:eastAsia="Arial"/>
-                <w:sz w:val="18"/>
-              </w:rPr>
-              <w:t>boolean</w:t>
-            </w:r>
-          </w:p>
-        </w:tc>
-        <w:tc>
-          <w:tcPr>
-            <w:tcW w:type="dxa" w:w="2520"/>
-            <w:vAlign w:val="center"/>
-          </w:tcPr>
-          <w:p>
-            <w:pPr>
-              <w:keepLines/>
-              <w:spacing w:after="0"/>
-            </w:pPr>
-            <w:r>
-              <w:rPr>
-                <w:rFonts w:ascii="Arial" w:hAnsi="Arial" w:eastAsia="Arial"/>
-                <w:sz w:val="18"/>
-              </w:rPr>
-            </w:r>
-            <w:r>
-              <w:rPr>
-                <w:rFonts w:ascii="Arial" w:hAnsi="Arial" w:eastAsia="Arial"/>
-                <w:sz w:val="18"/>
-              </w:rPr>
-              <w:t>No</w:t>
-            </w:r>
-          </w:p>
-        </w:tc>
-        <w:tc>
-          <w:tcPr>
-            <w:tcW w:type="dxa" w:w="2520"/>
-            <w:vAlign w:val="center"/>
-          </w:tcPr>
-          <w:p>
-            <w:pPr>
-              <w:keepLines/>
-              <w:spacing w:after="0"/>
-            </w:pPr>
-            <w:r>
-              <w:rPr>
-                <w:rFonts w:ascii="Arial" w:hAnsi="Arial" w:eastAsia="Arial"/>
-                <w:sz w:val="18"/>
-              </w:rPr>
-            </w:r>
-            <w:r>
-              <w:rPr>
-                <w:rFonts w:ascii="Arial" w:hAnsi="Arial" w:eastAsia="Arial"/>
-                <w:sz w:val="18"/>
-              </w:rPr>
-              <w:t>UTF-8; use value domain described by endpoint purpose</w:t>
-            </w:r>
-          </w:p>
-        </w:tc>
-      </w:tr>
-      <w:tr>
-        <w:trPr>
-          <w:cantSplit/>
-        </w:trPr>
-        <w:tc>
-          <w:tcPr>
-            <w:tcW w:type="dxa" w:w="2520"/>
-            <w:vAlign w:val="center"/>
-          </w:tcPr>
-          <w:p>
-            <w:pPr>
-              <w:keepLines/>
-              <w:spacing w:after="0"/>
-            </w:pPr>
-            <w:r>
-              <w:rPr>
-                <w:rFonts w:ascii="Arial" w:hAnsi="Arial" w:eastAsia="Arial"/>
-                <w:sz w:val="18"/>
-              </w:rPr>
-            </w:r>
-            <w:r>
-              <w:rPr>
-                <w:rFonts w:ascii="Arial" w:hAnsi="Arial" w:eastAsia="Arial"/>
-                <w:sz w:val="18"/>
-              </w:rPr>
-              <w:t>page</w:t>
-            </w:r>
-          </w:p>
-        </w:tc>
-        <w:tc>
-          <w:tcPr>
-            <w:tcW w:type="dxa" w:w="2520"/>
-            <w:vAlign w:val="center"/>
-          </w:tcPr>
-          <w:p>
-            <w:pPr>
-              <w:keepLines/>
-              <w:spacing w:after="0"/>
-            </w:pPr>
-            <w:r>
-              <w:rPr>
-                <w:rFonts w:ascii="Arial" w:hAnsi="Arial" w:eastAsia="Arial"/>
-                <w:sz w:val="18"/>
-              </w:rPr>
-            </w:r>
-            <w:r>
-              <w:rPr>
-                <w:rFonts w:ascii="Arial" w:hAnsi="Arial" w:eastAsia="Arial"/>
-                <w:sz w:val="18"/>
-              </w:rPr>
-              <w:t>integer</w:t>
-            </w:r>
-          </w:p>
-        </w:tc>
-        <w:tc>
-          <w:tcPr>
-            <w:tcW w:type="dxa" w:w="2520"/>
-            <w:vAlign w:val="center"/>
-          </w:tcPr>
-          <w:p>
-            <w:pPr>
-              <w:keepLines/>
-              <w:spacing w:after="0"/>
-            </w:pPr>
-            <w:r>
-              <w:rPr>
-                <w:rFonts w:ascii="Arial" w:hAnsi="Arial" w:eastAsia="Arial"/>
-                <w:sz w:val="18"/>
-              </w:rPr>
-            </w:r>
-            <w:r>
-              <w:rPr>
-                <w:rFonts w:ascii="Arial" w:hAnsi="Arial" w:eastAsia="Arial"/>
-                <w:sz w:val="18"/>
-              </w:rPr>
-              <w:t>No</w:t>
-            </w:r>
-          </w:p>
-        </w:tc>
-        <w:tc>
-          <w:tcPr>
-            <w:tcW w:type="dxa" w:w="2520"/>
-            <w:vAlign w:val="center"/>
-          </w:tcPr>
-          <w:p>
-            <w:pPr>
-              <w:keepLines/>
-              <w:spacing w:after="0"/>
-            </w:pPr>
-            <w:r>
-              <w:rPr>
-                <w:rFonts w:ascii="Arial" w:hAnsi="Arial" w:eastAsia="Arial"/>
-                <w:sz w:val="18"/>
-              </w:rPr>
-            </w:r>
-            <w:r>
-              <w:rPr>
-                <w:rFonts w:ascii="Arial" w:hAnsi="Arial" w:eastAsia="Arial"/>
-                <w:sz w:val="18"/>
-              </w:rPr>
-              <w:t>&gt;= 1; default 1</w:t>
-            </w:r>
-          </w:p>
-        </w:tc>
-      </w:tr>
-      <w:tr>
-        <w:trPr>
-          <w:cantSplit/>
-        </w:trPr>
-        <w:tc>
-          <w:tcPr>
-            <w:tcW w:type="dxa" w:w="2520"/>
-            <w:vAlign w:val="center"/>
-          </w:tcPr>
-          <w:p>
-            <w:pPr>
-              <w:keepLines/>
-              <w:spacing w:after="0"/>
-            </w:pPr>
-            <w:r>
-              <w:rPr>
-                <w:rFonts w:ascii="Arial" w:hAnsi="Arial" w:eastAsia="Arial"/>
-                <w:sz w:val="18"/>
-              </w:rPr>
-            </w:r>
-            <w:r>
-              <w:rPr>
-                <w:rFonts w:ascii="Arial" w:hAnsi="Arial" w:eastAsia="Arial"/>
-                <w:sz w:val="18"/>
-              </w:rPr>
-              <w:t>size</w:t>
-            </w:r>
-          </w:p>
-        </w:tc>
-        <w:tc>
-          <w:tcPr>
-            <w:tcW w:type="dxa" w:w="2520"/>
-            <w:vAlign w:val="center"/>
-          </w:tcPr>
-          <w:p>
-            <w:pPr>
-              <w:keepLines/>
-              <w:spacing w:after="0"/>
-            </w:pPr>
-            <w:r>
-              <w:rPr>
-                <w:rFonts w:ascii="Arial" w:hAnsi="Arial" w:eastAsia="Arial"/>
-                <w:sz w:val="18"/>
-              </w:rPr>
-            </w:r>
-            <w:r>
-              <w:rPr>
-                <w:rFonts w:ascii="Arial" w:hAnsi="Arial" w:eastAsia="Arial"/>
-                <w:sz w:val="18"/>
-              </w:rPr>
-              <w:t>integer</w:t>
-            </w:r>
-          </w:p>
-        </w:tc>
-        <w:tc>
-          <w:tcPr>
-            <w:tcW w:type="dxa" w:w="2520"/>
-            <w:vAlign w:val="center"/>
-          </w:tcPr>
-          <w:p>
-            <w:pPr>
-              <w:keepLines/>
-              <w:spacing w:after="0"/>
-            </w:pPr>
-            <w:r>
-              <w:rPr>
-                <w:rFonts w:ascii="Arial" w:hAnsi="Arial" w:eastAsia="Arial"/>
-                <w:sz w:val="18"/>
-              </w:rPr>
-            </w:r>
-            <w:r>
-              <w:rPr>
-                <w:rFonts w:ascii="Arial" w:hAnsi="Arial" w:eastAsia="Arial"/>
-                <w:sz w:val="18"/>
-              </w:rPr>
-              <w:t>No</w:t>
-            </w:r>
-          </w:p>
-        </w:tc>
-        <w:tc>
-          <w:tcPr>
-            <w:tcW w:type="dxa" w:w="2520"/>
-            <w:vAlign w:val="center"/>
-          </w:tcPr>
-          <w:p>
-            <w:pPr>
-              <w:keepLines/>
-              <w:spacing w:after="0"/>
-            </w:pPr>
-            <w:r>
-              <w:rPr>
-                <w:rFonts w:ascii="Arial" w:hAnsi="Arial" w:eastAsia="Arial"/>
-                <w:sz w:val="18"/>
-              </w:rPr>
-            </w:r>
-            <w:r>
-              <w:rPr>
-                <w:rFonts w:ascii="Arial" w:hAnsi="Arial" w:eastAsia="Arial"/>
-                <w:sz w:val="18"/>
-              </w:rPr>
-              <w:t>1..100; default 20</w:t>
-            </w:r>
-          </w:p>
-        </w:tc>
-      </w:tr>
-    </w:tbl>
-    <w:p/>
-    <w:tbl>
-      <w:tblPr>
-        <w:tblStyle w:val="TableGrid"/>
-        <w:tblW w:type="auto" w:w="0"/>
-        <w:jc w:val="center"/>
-        <w:tblLook w:firstColumn="1" w:firstRow="1" w:lastColumn="0" w:lastRow="0" w:noHBand="0" w:noVBand="1" w:val="04A0"/>
-      </w:tblPr>
-      <w:tblGrid>
-        <w:gridCol w:w="10080"/>
-      </w:tblGrid>
-      <w:tr>
-        <w:trPr>
-          <w:cantSplit/>
-        </w:trPr>
-        <w:tc>
-          <w:tcPr>
-            <w:tcW w:type="dxa" w:w="10080"/>
-            <w:vAlign w:val="center"/>
-            <w:shd w:fill="DDEBFF"/>
-          </w:tcPr>
-          <w:p>
-            <w:pPr>
-              <w:keepLines/>
-              <w:spacing w:after="0"/>
-            </w:pPr>
-            <w:r/>
-            <w:r>
-              <w:rPr>
-                <w:rFonts w:ascii="Arial" w:hAnsi="Arial" w:eastAsia="Arial"/>
-                <w:b/>
-                <w:sz w:val="18"/>
-              </w:rPr>
-              <w:t>Response</w:t>
-            </w:r>
-          </w:p>
-        </w:tc>
-      </w:tr>
-      <w:tr>
-        <w:trPr>
-          <w:cantSplit/>
-        </w:trPr>
-        <w:tc>
-          <w:tcPr>
-            <w:tcW w:type="dxa" w:w="10080"/>
-            <w:shd w:fill="F7FAFE"/>
-          </w:tcPr>
-          <w:p>
-            <w:pPr>
-              <w:keepLines/>
-              <w:spacing w:after="0"/>
-            </w:pPr>
-            <w:r/>
-            <w:r>
-              <w:rPr>
-                <w:rFonts w:ascii="Courier New" w:hAnsi="Courier New" w:eastAsia="Courier New"/>
-                <w:sz w:val="16"/>
-              </w:rPr>
-              <w:t>{</w:t>
-              <w:br/>
-              <w:t xml:space="preserve">  "page": 1,</w:t>
-              <w:br/>
-              <w:t xml:space="preserve">  "size": 20,</w:t>
-              <w:br/>
-              <w:t xml:space="preserve">  "total": 1,</w:t>
-              <w:br/>
-              <w:t xml:space="preserve">  "items": [</w:t>
-              <w:br/>
-              <w:t xml:space="preserve">    {</w:t>
-              <w:br/>
-              <w:t xml:space="preserve">      "id": 1,</w:t>
-              <w:br/>
-              <w:t xml:space="preserve">      "employeeId": "E001",</w:t>
-              <w:br/>
-              <w:t xml:space="preserve">      "employeeName": "สมชาย ใจดี",</w:t>
-              <w:br/>
-              <w:t xml:space="preserve">      "positionCode": "06",</w:t>
-              <w:br/>
-              <w:t xml:space="preserve">      "zoneCode": "01",</w:t>
-              <w:br/>
-              <w:t xml:space="preserve">      "active": true,</w:t>
-              <w:br/>
-              <w:t xml:space="preserve">      "updatedAt": "2026-07-22T10:00:00+07:00"</w:t>
-              <w:br/>
-              <w:t xml:space="preserve">    }</w:t>
-              <w:br/>
-              <w:t xml:space="preserve">  ]</w:t>
-              <w:br/>
-              <w:t>}</w:t>
-            </w:r>
-          </w:p>
-        </w:tc>
-      </w:tr>
-    </w:tbl>
-    <w:p/>
-    <w:p>
-      <w:pPr>
-        <w:pStyle w:val="Heading3"/>
-        <w:keepNext/>
-        <w:keepLines/>
-        <w:pageBreakBefore w:val="0"/>
-      </w:pPr>
-      <w:r>
-        <w:t>Response Field Schema</w:t>
-      </w:r>
-    </w:p>
-    <w:tbl>
-      <w:tblPr>
-        <w:tblStyle w:val="TableGrid"/>
-        <w:tblW w:type="auto" w:w="0"/>
-        <w:jc w:val="center"/>
-        <w:tblLook w:firstColumn="1" w:firstRow="1" w:lastColumn="0" w:lastRow="0" w:noHBand="0" w:noVBand="1" w:val="04A0"/>
-      </w:tblPr>
-      <w:tblGrid>
-        <w:gridCol w:w="2520"/>
-        <w:gridCol w:w="2520"/>
-        <w:gridCol w:w="2520"/>
-        <w:gridCol w:w="2520"/>
-      </w:tblGrid>
-      <w:tr>
-        <w:trPr>
-          <w:cantSplit/>
-        </w:trPr>
-        <w:tc>
-          <w:tcPr>
-            <w:tcW w:type="dxa" w:w="2520"/>
-            <w:vAlign w:val="center"/>
-            <w:shd w:fill="E8EEF5"/>
-          </w:tcPr>
-          <w:p>
-            <w:pPr>
-              <w:keepLines/>
-              <w:spacing w:after="0"/>
-            </w:pPr>
-            <w:r/>
-            <w:r>
-              <w:rPr>
-                <w:rFonts w:ascii="Arial" w:hAnsi="Arial" w:eastAsia="Arial"/>
-                <w:b/>
-                <w:sz w:val="18"/>
-              </w:rPr>
-              <w:t>Field</w:t>
-            </w:r>
-          </w:p>
-        </w:tc>
-        <w:tc>
-          <w:tcPr>
-            <w:tcW w:type="dxa" w:w="2520"/>
-            <w:vAlign w:val="center"/>
-            <w:shd w:fill="E8EEF5"/>
-          </w:tcPr>
-          <w:p>
-            <w:pPr>
-              <w:keepLines/>
-              <w:spacing w:after="0"/>
-            </w:pPr>
-            <w:r/>
-            <w:r>
-              <w:rPr>
-                <w:rFonts w:ascii="Arial" w:hAnsi="Arial" w:eastAsia="Arial"/>
-                <w:b/>
-                <w:sz w:val="18"/>
-              </w:rPr>
-              <w:t>Type</w:t>
-            </w:r>
-          </w:p>
-        </w:tc>
-        <w:tc>
-          <w:tcPr>
-            <w:tcW w:type="dxa" w:w="2520"/>
-            <w:vAlign w:val="center"/>
-            <w:shd w:fill="E8EEF5"/>
-          </w:tcPr>
-          <w:p>
-            <w:pPr>
-              <w:keepLines/>
-              <w:spacing w:after="0"/>
-            </w:pPr>
-            <w:r/>
-            <w:r>
-              <w:rPr>
-                <w:rFonts w:ascii="Arial" w:hAnsi="Arial" w:eastAsia="Arial"/>
-                <w:b/>
-                <w:sz w:val="18"/>
-              </w:rPr>
-              <w:t>Required</w:t>
-            </w:r>
-          </w:p>
-        </w:tc>
-        <w:tc>
-          <w:tcPr>
-            <w:tcW w:type="dxa" w:w="2520"/>
-            <w:vAlign w:val="center"/>
-            <w:shd w:fill="E8EEF5"/>
-          </w:tcPr>
-          <w:p>
-            <w:pPr>
-              <w:keepLines/>
-              <w:spacing w:after="0"/>
-            </w:pPr>
-            <w:r/>
-            <w:r>
-              <w:rPr>
-                <w:rFonts w:ascii="Arial" w:hAnsi="Arial" w:eastAsia="Arial"/>
-                <w:b/>
-                <w:sz w:val="18"/>
-              </w:rPr>
-              <w:t>Constraint / Meaning</w:t>
-            </w:r>
-          </w:p>
-        </w:tc>
-      </w:tr>
-      <w:tr>
-        <w:trPr>
-          <w:cantSplit/>
-        </w:trPr>
-        <w:tc>
-          <w:tcPr>
-            <w:tcW w:type="dxa" w:w="2520"/>
-            <w:vAlign w:val="center"/>
-          </w:tcPr>
-          <w:p>
-            <w:pPr>
-              <w:keepLines/>
-              <w:spacing w:after="0"/>
-            </w:pPr>
-            <w:r>
-              <w:rPr>
-                <w:rFonts w:ascii="Arial" w:hAnsi="Arial" w:eastAsia="Arial"/>
-                <w:sz w:val="18"/>
-              </w:rPr>
-            </w:r>
-            <w:r>
-              <w:rPr>
-                <w:rFonts w:ascii="Arial" w:hAnsi="Arial" w:eastAsia="Arial"/>
-                <w:sz w:val="18"/>
-              </w:rPr>
-              <w:t>page</w:t>
-            </w:r>
-          </w:p>
-        </w:tc>
-        <w:tc>
-          <w:tcPr>
-            <w:tcW w:type="dxa" w:w="2520"/>
-            <w:vAlign w:val="center"/>
-          </w:tcPr>
-          <w:p>
-            <w:pPr>
-              <w:keepLines/>
-              <w:spacing w:after="0"/>
-            </w:pPr>
-            <w:r>
-              <w:rPr>
-                <w:rFonts w:ascii="Arial" w:hAnsi="Arial" w:eastAsia="Arial"/>
-                <w:sz w:val="18"/>
-              </w:rPr>
-            </w:r>
-            <w:r>
-              <w:rPr>
-                <w:rFonts w:ascii="Arial" w:hAnsi="Arial" w:eastAsia="Arial"/>
-                <w:sz w:val="18"/>
-              </w:rPr>
-              <w:t>integer</w:t>
-            </w:r>
-          </w:p>
-        </w:tc>
-        <w:tc>
-          <w:tcPr>
-            <w:tcW w:type="dxa" w:w="2520"/>
-            <w:vAlign w:val="center"/>
-          </w:tcPr>
-          <w:p>
-            <w:pPr>
-              <w:keepLines/>
-              <w:spacing w:after="0"/>
-            </w:pPr>
-            <w:r>
-              <w:rPr>
-                <w:rFonts w:ascii="Arial" w:hAnsi="Arial" w:eastAsia="Arial"/>
-                <w:sz w:val="18"/>
-              </w:rPr>
-            </w:r>
-            <w:r>
-              <w:rPr>
-                <w:rFonts w:ascii="Arial" w:hAnsi="Arial" w:eastAsia="Arial"/>
-                <w:sz w:val="18"/>
-              </w:rPr>
-              <w:t>Yes</w:t>
-            </w:r>
-          </w:p>
-        </w:tc>
-        <w:tc>
-          <w:tcPr>
-            <w:tcW w:type="dxa" w:w="2520"/>
-            <w:vAlign w:val="center"/>
-          </w:tcPr>
-          <w:p>
-            <w:pPr>
-              <w:keepLines/>
-              <w:spacing w:after="0"/>
-            </w:pPr>
-            <w:r>
-              <w:rPr>
-                <w:rFonts w:ascii="Arial" w:hAnsi="Arial" w:eastAsia="Arial"/>
-                <w:sz w:val="18"/>
-              </w:rPr>
-            </w:r>
-            <w:r>
-              <w:rPr>
-                <w:rFonts w:ascii="Arial" w:hAnsi="Arial" w:eastAsia="Arial"/>
-                <w:sz w:val="18"/>
-              </w:rPr>
-              <w:t>&gt;= 1; default 1</w:t>
-            </w:r>
-          </w:p>
-        </w:tc>
-      </w:tr>
-      <w:tr>
-        <w:trPr>
-          <w:cantSplit/>
-        </w:trPr>
-        <w:tc>
-          <w:tcPr>
-            <w:tcW w:type="dxa" w:w="2520"/>
-            <w:vAlign w:val="center"/>
-          </w:tcPr>
-          <w:p>
-            <w:pPr>
-              <w:keepLines/>
-              <w:spacing w:after="0"/>
-            </w:pPr>
-            <w:r>
-              <w:rPr>
-                <w:rFonts w:ascii="Arial" w:hAnsi="Arial" w:eastAsia="Arial"/>
-                <w:sz w:val="18"/>
-              </w:rPr>
-            </w:r>
-            <w:r>
-              <w:rPr>
-                <w:rFonts w:ascii="Arial" w:hAnsi="Arial" w:eastAsia="Arial"/>
-                <w:sz w:val="18"/>
-              </w:rPr>
-              <w:t>size</w:t>
-            </w:r>
-          </w:p>
-        </w:tc>
-        <w:tc>
-          <w:tcPr>
-            <w:tcW w:type="dxa" w:w="2520"/>
-            <w:vAlign w:val="center"/>
-          </w:tcPr>
-          <w:p>
-            <w:pPr>
-              <w:keepLines/>
-              <w:spacing w:after="0"/>
-            </w:pPr>
-            <w:r>
-              <w:rPr>
-                <w:rFonts w:ascii="Arial" w:hAnsi="Arial" w:eastAsia="Arial"/>
-                <w:sz w:val="18"/>
-              </w:rPr>
-            </w:r>
-            <w:r>
-              <w:rPr>
-                <w:rFonts w:ascii="Arial" w:hAnsi="Arial" w:eastAsia="Arial"/>
-                <w:sz w:val="18"/>
-              </w:rPr>
-              <w:t>integer</w:t>
-            </w:r>
-          </w:p>
-        </w:tc>
-        <w:tc>
-          <w:tcPr>
-            <w:tcW w:type="dxa" w:w="2520"/>
-            <w:vAlign w:val="center"/>
-          </w:tcPr>
-          <w:p>
-            <w:pPr>
-              <w:keepLines/>
-              <w:spacing w:after="0"/>
-            </w:pPr>
-            <w:r>
-              <w:rPr>
-                <w:rFonts w:ascii="Arial" w:hAnsi="Arial" w:eastAsia="Arial"/>
-                <w:sz w:val="18"/>
-              </w:rPr>
-            </w:r>
-            <w:r>
-              <w:rPr>
-                <w:rFonts w:ascii="Arial" w:hAnsi="Arial" w:eastAsia="Arial"/>
-                <w:sz w:val="18"/>
-              </w:rPr>
-              <w:t>Yes</w:t>
-            </w:r>
-          </w:p>
-        </w:tc>
-        <w:tc>
-          <w:tcPr>
-            <w:tcW w:type="dxa" w:w="2520"/>
-            <w:vAlign w:val="center"/>
-          </w:tcPr>
-          <w:p>
-            <w:pPr>
-              <w:keepLines/>
-              <w:spacing w:after="0"/>
-            </w:pPr>
-            <w:r>
-              <w:rPr>
-                <w:rFonts w:ascii="Arial" w:hAnsi="Arial" w:eastAsia="Arial"/>
-                <w:sz w:val="18"/>
-              </w:rPr>
-            </w:r>
-            <w:r>
-              <w:rPr>
-                <w:rFonts w:ascii="Arial" w:hAnsi="Arial" w:eastAsia="Arial"/>
-                <w:sz w:val="18"/>
-              </w:rPr>
-              <w:t>1..100; default 20</w:t>
-            </w:r>
-          </w:p>
-        </w:tc>
-      </w:tr>
-      <w:tr>
-        <w:trPr>
-          <w:cantSplit/>
-        </w:trPr>
-        <w:tc>
-          <w:tcPr>
-            <w:tcW w:type="dxa" w:w="2520"/>
-            <w:vAlign w:val="center"/>
-          </w:tcPr>
-          <w:p>
-            <w:pPr>
-              <w:keepLines/>
-              <w:spacing w:after="0"/>
-            </w:pPr>
-            <w:r>
-              <w:rPr>
-                <w:rFonts w:ascii="Arial" w:hAnsi="Arial" w:eastAsia="Arial"/>
-                <w:sz w:val="18"/>
-              </w:rPr>
-            </w:r>
-            <w:r>
-              <w:rPr>
-                <w:rFonts w:ascii="Arial" w:hAnsi="Arial" w:eastAsia="Arial"/>
-                <w:sz w:val="18"/>
-              </w:rPr>
-              <w:t>total</w:t>
-            </w:r>
-          </w:p>
-        </w:tc>
-        <w:tc>
-          <w:tcPr>
-            <w:tcW w:type="dxa" w:w="2520"/>
-            <w:vAlign w:val="center"/>
-          </w:tcPr>
-          <w:p>
-            <w:pPr>
-              <w:keepLines/>
-              <w:spacing w:after="0"/>
-            </w:pPr>
-            <w:r>
-              <w:rPr>
-                <w:rFonts w:ascii="Arial" w:hAnsi="Arial" w:eastAsia="Arial"/>
-                <w:sz w:val="18"/>
-              </w:rPr>
-            </w:r>
-            <w:r>
-              <w:rPr>
-                <w:rFonts w:ascii="Arial" w:hAnsi="Arial" w:eastAsia="Arial"/>
-                <w:sz w:val="18"/>
-              </w:rPr>
-              <w:t>integer</w:t>
-            </w:r>
-          </w:p>
-        </w:tc>
-        <w:tc>
-          <w:tcPr>
-            <w:tcW w:type="dxa" w:w="2520"/>
-            <w:vAlign w:val="center"/>
-          </w:tcPr>
-          <w:p>
-            <w:pPr>
-              <w:keepLines/>
-              <w:spacing w:after="0"/>
-            </w:pPr>
-            <w:r>
-              <w:rPr>
-                <w:rFonts w:ascii="Arial" w:hAnsi="Arial" w:eastAsia="Arial"/>
-                <w:sz w:val="18"/>
-              </w:rPr>
-            </w:r>
-            <w:r>
-              <w:rPr>
-                <w:rFonts w:ascii="Arial" w:hAnsi="Arial" w:eastAsia="Arial"/>
-                <w:sz w:val="18"/>
-              </w:rPr>
-              <w:t>Yes</w:t>
-            </w:r>
-          </w:p>
-        </w:tc>
-        <w:tc>
-          <w:tcPr>
-            <w:tcW w:type="dxa" w:w="2520"/>
-            <w:vAlign w:val="center"/>
-          </w:tcPr>
-          <w:p>
-            <w:pPr>
-              <w:keepLines/>
-              <w:spacing w:after="0"/>
-            </w:pPr>
-            <w:r>
-              <w:rPr>
-                <w:rFonts w:ascii="Arial" w:hAnsi="Arial" w:eastAsia="Arial"/>
-                <w:sz w:val="18"/>
-              </w:rPr>
-            </w:r>
-            <w:r>
-              <w:rPr>
-                <w:rFonts w:ascii="Arial" w:hAnsi="Arial" w:eastAsia="Arial"/>
-                <w:sz w:val="18"/>
-              </w:rPr>
-              <w:t>UTF-8; use value domain described by endpoint purpose</w:t>
-            </w:r>
-          </w:p>
-        </w:tc>
-      </w:tr>
-      <w:tr>
-        <w:trPr>
-          <w:cantSplit/>
-        </w:trPr>
-        <w:tc>
-          <w:tcPr>
-            <w:tcW w:type="dxa" w:w="2520"/>
-            <w:vAlign w:val="center"/>
-          </w:tcPr>
-          <w:p>
-            <w:pPr>
-              <w:keepLines/>
-              <w:spacing w:after="0"/>
-            </w:pPr>
-            <w:r>
-              <w:rPr>
-                <w:rFonts w:ascii="Arial" w:hAnsi="Arial" w:eastAsia="Arial"/>
-                <w:sz w:val="18"/>
-              </w:rPr>
-            </w:r>
-            <w:r>
-              <w:rPr>
-                <w:rFonts w:ascii="Arial" w:hAnsi="Arial" w:eastAsia="Arial"/>
-                <w:sz w:val="18"/>
-              </w:rPr>
-              <w:t>items</w:t>
-            </w:r>
-          </w:p>
-        </w:tc>
-        <w:tc>
-          <w:tcPr>
-            <w:tcW w:type="dxa" w:w="2520"/>
-            <w:vAlign w:val="center"/>
-          </w:tcPr>
-          <w:p>
-            <w:pPr>
-              <w:keepLines/>
-              <w:spacing w:after="0"/>
-            </w:pPr>
-            <w:r>
-              <w:rPr>
-                <w:rFonts w:ascii="Arial" w:hAnsi="Arial" w:eastAsia="Arial"/>
-                <w:sz w:val="18"/>
-              </w:rPr>
-            </w:r>
-            <w:r>
-              <w:rPr>
-                <w:rFonts w:ascii="Arial" w:hAnsi="Arial" w:eastAsia="Arial"/>
-                <w:sz w:val="18"/>
-              </w:rPr>
-              <w:t>array&lt;object&gt;</w:t>
-            </w:r>
-          </w:p>
-        </w:tc>
-        <w:tc>
-          <w:tcPr>
-            <w:tcW w:type="dxa" w:w="2520"/>
-            <w:vAlign w:val="center"/>
-          </w:tcPr>
-          <w:p>
-            <w:pPr>
-              <w:keepLines/>
-              <w:spacing w:after="0"/>
-            </w:pPr>
-            <w:r>
-              <w:rPr>
-                <w:rFonts w:ascii="Arial" w:hAnsi="Arial" w:eastAsia="Arial"/>
-                <w:sz w:val="18"/>
-              </w:rPr>
-            </w:r>
-            <w:r>
-              <w:rPr>
-                <w:rFonts w:ascii="Arial" w:hAnsi="Arial" w:eastAsia="Arial"/>
-                <w:sz w:val="18"/>
-              </w:rPr>
-              <w:t>Yes</w:t>
-            </w:r>
-          </w:p>
-        </w:tc>
-        <w:tc>
-          <w:tcPr>
-            <w:tcW w:type="dxa" w:w="2520"/>
-            <w:vAlign w:val="center"/>
-          </w:tcPr>
-          <w:p>
-            <w:pPr>
-              <w:keepLines/>
-              <w:spacing w:after="0"/>
-            </w:pPr>
-            <w:r>
-              <w:rPr>
-                <w:rFonts w:ascii="Arial" w:hAnsi="Arial" w:eastAsia="Arial"/>
-                <w:sz w:val="18"/>
-              </w:rPr>
-            </w:r>
-            <w:r>
-              <w:rPr>
-                <w:rFonts w:ascii="Arial" w:hAnsi="Arial" w:eastAsia="Arial"/>
-                <w:sz w:val="18"/>
-              </w:rPr>
-              <w:t>JSON array; element type shown in Type column</w:t>
-            </w:r>
-          </w:p>
-        </w:tc>
-      </w:tr>
-      <w:tr>
-        <w:trPr>
-          <w:cantSplit/>
-        </w:trPr>
-        <w:tc>
-          <w:tcPr>
-            <w:tcW w:type="dxa" w:w="2520"/>
-            <w:vAlign w:val="center"/>
-          </w:tcPr>
-          <w:p>
-            <w:pPr>
-              <w:keepLines/>
-              <w:spacing w:after="0"/>
-            </w:pPr>
-            <w:r>
-              <w:rPr>
-                <w:rFonts w:ascii="Arial" w:hAnsi="Arial" w:eastAsia="Arial"/>
-                <w:sz w:val="18"/>
-              </w:rPr>
-            </w:r>
-            <w:r>
-              <w:rPr>
-                <w:rFonts w:ascii="Arial" w:hAnsi="Arial" w:eastAsia="Arial"/>
-                <w:sz w:val="18"/>
-              </w:rPr>
-              <w:t>items[].id</w:t>
-            </w:r>
-          </w:p>
-        </w:tc>
-        <w:tc>
-          <w:tcPr>
-            <w:tcW w:type="dxa" w:w="2520"/>
-            <w:vAlign w:val="center"/>
-          </w:tcPr>
-          <w:p>
-            <w:pPr>
-              <w:keepLines/>
-              <w:spacing w:after="0"/>
-            </w:pPr>
-            <w:r>
-              <w:rPr>
-                <w:rFonts w:ascii="Arial" w:hAnsi="Arial" w:eastAsia="Arial"/>
-                <w:sz w:val="18"/>
-              </w:rPr>
-            </w:r>
-            <w:r>
-              <w:rPr>
-                <w:rFonts w:ascii="Arial" w:hAnsi="Arial" w:eastAsia="Arial"/>
-                <w:sz w:val="18"/>
-              </w:rPr>
-              <w:t>integer</w:t>
-            </w:r>
-          </w:p>
-        </w:tc>
-        <w:tc>
-          <w:tcPr>
-            <w:tcW w:type="dxa" w:w="2520"/>
-            <w:vAlign w:val="center"/>
-          </w:tcPr>
-          <w:p>
-            <w:pPr>
-              <w:keepLines/>
-              <w:spacing w:after="0"/>
-            </w:pPr>
-            <w:r>
-              <w:rPr>
-                <w:rFonts w:ascii="Arial" w:hAnsi="Arial" w:eastAsia="Arial"/>
-                <w:sz w:val="18"/>
-              </w:rPr>
-            </w:r>
-            <w:r>
-              <w:rPr>
-                <w:rFonts w:ascii="Arial" w:hAnsi="Arial" w:eastAsia="Arial"/>
-                <w:sz w:val="18"/>
-              </w:rPr>
-              <w:t>Yes</w:t>
-            </w:r>
-          </w:p>
-        </w:tc>
-        <w:tc>
-          <w:tcPr>
-            <w:tcW w:type="dxa" w:w="2520"/>
-            <w:vAlign w:val="center"/>
-          </w:tcPr>
-          <w:p>
-            <w:pPr>
-              <w:keepLines/>
-              <w:spacing w:after="0"/>
-            </w:pPr>
-            <w:r>
-              <w:rPr>
-                <w:rFonts w:ascii="Arial" w:hAnsi="Arial" w:eastAsia="Arial"/>
-                <w:sz w:val="18"/>
-              </w:rPr>
-            </w:r>
-            <w:r>
-              <w:rPr>
-                <w:rFonts w:ascii="Arial" w:hAnsi="Arial" w:eastAsia="Arial"/>
-                <w:sz w:val="18"/>
-              </w:rPr>
-              <w:t>UTF-8; use value domain described by endpoint purpose</w:t>
-            </w:r>
-          </w:p>
-        </w:tc>
-      </w:tr>
-      <w:tr>
-        <w:trPr>
-          <w:cantSplit/>
-        </w:trPr>
-        <w:tc>
-          <w:tcPr>
-            <w:tcW w:type="dxa" w:w="2520"/>
-            <w:vAlign w:val="center"/>
-          </w:tcPr>
-          <w:p>
-            <w:pPr>
-              <w:keepLines/>
-              <w:spacing w:after="0"/>
-            </w:pPr>
-            <w:r>
-              <w:rPr>
-                <w:rFonts w:ascii="Arial" w:hAnsi="Arial" w:eastAsia="Arial"/>
-                <w:sz w:val="18"/>
-              </w:rPr>
-            </w:r>
-            <w:r>
-              <w:rPr>
-                <w:rFonts w:ascii="Arial" w:hAnsi="Arial" w:eastAsia="Arial"/>
-                <w:sz w:val="18"/>
-              </w:rPr>
-              <w:t>items[].employeeId</w:t>
-            </w:r>
-          </w:p>
-        </w:tc>
-        <w:tc>
-          <w:tcPr>
-            <w:tcW w:type="dxa" w:w="2520"/>
-            <w:vAlign w:val="center"/>
-          </w:tcPr>
-          <w:p>
-            <w:pPr>
-              <w:keepLines/>
-              <w:spacing w:after="0"/>
-            </w:pPr>
-            <w:r>
-              <w:rPr>
-                <w:rFonts w:ascii="Arial" w:hAnsi="Arial" w:eastAsia="Arial"/>
-                <w:sz w:val="18"/>
-              </w:rPr>
-            </w:r>
-            <w:r>
-              <w:rPr>
-                <w:rFonts w:ascii="Arial" w:hAnsi="Arial" w:eastAsia="Arial"/>
-                <w:sz w:val="18"/>
-              </w:rPr>
-              <w:t>string</w:t>
-            </w:r>
-          </w:p>
-        </w:tc>
-        <w:tc>
-          <w:tcPr>
-            <w:tcW w:type="dxa" w:w="2520"/>
-            <w:vAlign w:val="center"/>
-          </w:tcPr>
-          <w:p>
-            <w:pPr>
-              <w:keepLines/>
-              <w:spacing w:after="0"/>
-            </w:pPr>
-            <w:r>
-              <w:rPr>
-                <w:rFonts w:ascii="Arial" w:hAnsi="Arial" w:eastAsia="Arial"/>
-                <w:sz w:val="18"/>
-              </w:rPr>
-            </w:r>
-            <w:r>
-              <w:rPr>
-                <w:rFonts w:ascii="Arial" w:hAnsi="Arial" w:eastAsia="Arial"/>
-                <w:sz w:val="18"/>
-              </w:rPr>
-              <w:t>Yes</w:t>
-            </w:r>
-          </w:p>
-        </w:tc>
-        <w:tc>
-          <w:tcPr>
-            <w:tcW w:type="dxa" w:w="2520"/>
-            <w:vAlign w:val="center"/>
-          </w:tcPr>
-          <w:p>
-            <w:pPr>
-              <w:keepLines/>
-              <w:spacing w:after="0"/>
-            </w:pPr>
-            <w:r>
-              <w:rPr>
-                <w:rFonts w:ascii="Arial" w:hAnsi="Arial" w:eastAsia="Arial"/>
-                <w:sz w:val="18"/>
-              </w:rPr>
-            </w:r>
-            <w:r>
-              <w:rPr>
-                <w:rFonts w:ascii="Arial" w:hAnsi="Arial" w:eastAsia="Arial"/>
-                <w:sz w:val="18"/>
-              </w:rPr>
-              <w:t>UTF-8; use value domain described by endpoint purpose</w:t>
-            </w:r>
-          </w:p>
-        </w:tc>
-      </w:tr>
-      <w:tr>
-        <w:trPr>
-          <w:cantSplit/>
-        </w:trPr>
-        <w:tc>
-          <w:tcPr>
-            <w:tcW w:type="dxa" w:w="2520"/>
-            <w:vAlign w:val="center"/>
-          </w:tcPr>
-          <w:p>
-            <w:pPr>
-              <w:keepLines/>
-              <w:spacing w:after="0"/>
-            </w:pPr>
-            <w:r>
-              <w:rPr>
-                <w:rFonts w:ascii="Arial" w:hAnsi="Arial" w:eastAsia="Arial"/>
-                <w:sz w:val="18"/>
-              </w:rPr>
-            </w:r>
-            <w:r>
-              <w:rPr>
-                <w:rFonts w:ascii="Arial" w:hAnsi="Arial" w:eastAsia="Arial"/>
-                <w:sz w:val="18"/>
-              </w:rPr>
-              <w:t>items[].employeeName</w:t>
-            </w:r>
-          </w:p>
-        </w:tc>
-        <w:tc>
-          <w:tcPr>
-            <w:tcW w:type="dxa" w:w="2520"/>
-            <w:vAlign w:val="center"/>
-          </w:tcPr>
-          <w:p>
-            <w:pPr>
-              <w:keepLines/>
-              <w:spacing w:after="0"/>
-            </w:pPr>
-            <w:r>
-              <w:rPr>
-                <w:rFonts w:ascii="Arial" w:hAnsi="Arial" w:eastAsia="Arial"/>
-                <w:sz w:val="18"/>
-              </w:rPr>
-            </w:r>
-            <w:r>
-              <w:rPr>
-                <w:rFonts w:ascii="Arial" w:hAnsi="Arial" w:eastAsia="Arial"/>
-                <w:sz w:val="18"/>
-              </w:rPr>
-              <w:t>string</w:t>
-            </w:r>
-          </w:p>
-        </w:tc>
-        <w:tc>
-          <w:tcPr>
-            <w:tcW w:type="dxa" w:w="2520"/>
-            <w:vAlign w:val="center"/>
-          </w:tcPr>
-          <w:p>
-            <w:pPr>
-              <w:keepLines/>
-              <w:spacing w:after="0"/>
-            </w:pPr>
-            <w:r>
-              <w:rPr>
-                <w:rFonts w:ascii="Arial" w:hAnsi="Arial" w:eastAsia="Arial"/>
-                <w:sz w:val="18"/>
-              </w:rPr>
-            </w:r>
-            <w:r>
-              <w:rPr>
-                <w:rFonts w:ascii="Arial" w:hAnsi="Arial" w:eastAsia="Arial"/>
-                <w:sz w:val="18"/>
-              </w:rPr>
-              <w:t>Yes</w:t>
-            </w:r>
-          </w:p>
-        </w:tc>
-        <w:tc>
-          <w:tcPr>
-            <w:tcW w:type="dxa" w:w="2520"/>
-            <w:vAlign w:val="center"/>
-          </w:tcPr>
-          <w:p>
-            <w:pPr>
-              <w:keepLines/>
-              <w:spacing w:after="0"/>
-            </w:pPr>
-            <w:r>
-              <w:rPr>
-                <w:rFonts w:ascii="Arial" w:hAnsi="Arial" w:eastAsia="Arial"/>
-                <w:sz w:val="18"/>
-              </w:rPr>
-            </w:r>
-            <w:r>
-              <w:rPr>
-                <w:rFonts w:ascii="Arial" w:hAnsi="Arial" w:eastAsia="Arial"/>
-                <w:sz w:val="18"/>
-              </w:rPr>
-              <w:t>UTF-8; use value domain described by endpoint purpose</w:t>
-            </w:r>
-          </w:p>
-        </w:tc>
-      </w:tr>
-      <w:tr>
-        <w:trPr>
-          <w:cantSplit/>
-        </w:trPr>
-        <w:tc>
-          <w:tcPr>
-            <w:tcW w:type="dxa" w:w="2520"/>
-            <w:vAlign w:val="center"/>
-          </w:tcPr>
-          <w:p>
-            <w:pPr>
-              <w:keepLines/>
-              <w:spacing w:after="0"/>
-            </w:pPr>
-            <w:r>
-              <w:rPr>
-                <w:rFonts w:ascii="Arial" w:hAnsi="Arial" w:eastAsia="Arial"/>
-                <w:sz w:val="18"/>
-              </w:rPr>
-            </w:r>
-            <w:r>
-              <w:rPr>
-                <w:rFonts w:ascii="Arial" w:hAnsi="Arial" w:eastAsia="Arial"/>
-                <w:sz w:val="18"/>
-              </w:rPr>
-              <w:t>items[].positionCode</w:t>
-            </w:r>
-          </w:p>
-        </w:tc>
-        <w:tc>
-          <w:tcPr>
-            <w:tcW w:type="dxa" w:w="2520"/>
-            <w:vAlign w:val="center"/>
-          </w:tcPr>
-          <w:p>
-            <w:pPr>
-              <w:keepLines/>
-              <w:spacing w:after="0"/>
-            </w:pPr>
-            <w:r>
-              <w:rPr>
-                <w:rFonts w:ascii="Arial" w:hAnsi="Arial" w:eastAsia="Arial"/>
-                <w:sz w:val="18"/>
-              </w:rPr>
-            </w:r>
-            <w:r>
-              <w:rPr>
-                <w:rFonts w:ascii="Arial" w:hAnsi="Arial" w:eastAsia="Arial"/>
-                <w:sz w:val="18"/>
-              </w:rPr>
-              <w:t>string</w:t>
-            </w:r>
-          </w:p>
-        </w:tc>
-        <w:tc>
-          <w:tcPr>
-            <w:tcW w:type="dxa" w:w="2520"/>
-            <w:vAlign w:val="center"/>
-          </w:tcPr>
-          <w:p>
-            <w:pPr>
-              <w:keepLines/>
-              <w:spacing w:after="0"/>
-            </w:pPr>
-            <w:r>
-              <w:rPr>
-                <w:rFonts w:ascii="Arial" w:hAnsi="Arial" w:eastAsia="Arial"/>
-                <w:sz w:val="18"/>
-              </w:rPr>
-            </w:r>
-            <w:r>
-              <w:rPr>
-                <w:rFonts w:ascii="Arial" w:hAnsi="Arial" w:eastAsia="Arial"/>
-                <w:sz w:val="18"/>
-              </w:rPr>
-              <w:t>Yes</w:t>
-            </w:r>
-          </w:p>
-        </w:tc>
-        <w:tc>
-          <w:tcPr>
-            <w:tcW w:type="dxa" w:w="2520"/>
-            <w:vAlign w:val="center"/>
-          </w:tcPr>
-          <w:p>
-            <w:pPr>
-              <w:keepLines/>
-              <w:spacing w:after="0"/>
-            </w:pPr>
-            <w:r>
-              <w:rPr>
-                <w:rFonts w:ascii="Arial" w:hAnsi="Arial" w:eastAsia="Arial"/>
-                <w:sz w:val="18"/>
-              </w:rPr>
-            </w:r>
-            <w:r>
-              <w:rPr>
-                <w:rFonts w:ascii="Arial" w:hAnsi="Arial" w:eastAsia="Arial"/>
-                <w:sz w:val="18"/>
-              </w:rPr>
-              <w:t>UTF-8; use value domain described by endpoint purpose</w:t>
-            </w:r>
-          </w:p>
-        </w:tc>
-      </w:tr>
-      <w:tr>
-        <w:trPr>
-          <w:cantSplit/>
-        </w:trPr>
-        <w:tc>
-          <w:tcPr>
-            <w:tcW w:type="dxa" w:w="2520"/>
-            <w:vAlign w:val="center"/>
-          </w:tcPr>
-          <w:p>
-            <w:pPr>
-              <w:keepLines/>
-              <w:spacing w:after="0"/>
-            </w:pPr>
-            <w:r>
-              <w:rPr>
-                <w:rFonts w:ascii="Arial" w:hAnsi="Arial" w:eastAsia="Arial"/>
-                <w:sz w:val="18"/>
-              </w:rPr>
-            </w:r>
-            <w:r>
-              <w:rPr>
-                <w:rFonts w:ascii="Arial" w:hAnsi="Arial" w:eastAsia="Arial"/>
-                <w:sz w:val="18"/>
-              </w:rPr>
-              <w:t>items[].zoneCode</w:t>
-            </w:r>
-          </w:p>
-        </w:tc>
-        <w:tc>
-          <w:tcPr>
-            <w:tcW w:type="dxa" w:w="2520"/>
-            <w:vAlign w:val="center"/>
-          </w:tcPr>
-          <w:p>
-            <w:pPr>
-              <w:keepLines/>
-              <w:spacing w:after="0"/>
-            </w:pPr>
-            <w:r>
-              <w:rPr>
-                <w:rFonts w:ascii="Arial" w:hAnsi="Arial" w:eastAsia="Arial"/>
-                <w:sz w:val="18"/>
-              </w:rPr>
-            </w:r>
-            <w:r>
-              <w:rPr>
-                <w:rFonts w:ascii="Arial" w:hAnsi="Arial" w:eastAsia="Arial"/>
-                <w:sz w:val="18"/>
-              </w:rPr>
-              <w:t>string</w:t>
-            </w:r>
-          </w:p>
-        </w:tc>
-        <w:tc>
-          <w:tcPr>
-            <w:tcW w:type="dxa" w:w="2520"/>
-            <w:vAlign w:val="center"/>
-          </w:tcPr>
-          <w:p>
-            <w:pPr>
-              <w:keepLines/>
-              <w:spacing w:after="0"/>
-            </w:pPr>
-            <w:r>
-              <w:rPr>
-                <w:rFonts w:ascii="Arial" w:hAnsi="Arial" w:eastAsia="Arial"/>
-                <w:sz w:val="18"/>
-              </w:rPr>
-            </w:r>
-            <w:r>
-              <w:rPr>
-                <w:rFonts w:ascii="Arial" w:hAnsi="Arial" w:eastAsia="Arial"/>
-                <w:sz w:val="18"/>
-              </w:rPr>
-              <w:t>Yes</w:t>
-            </w:r>
-          </w:p>
-        </w:tc>
-        <w:tc>
-          <w:tcPr>
-            <w:tcW w:type="dxa" w:w="2520"/>
-            <w:vAlign w:val="center"/>
-          </w:tcPr>
-          <w:p>
-            <w:pPr>
-              <w:keepLines/>
-              <w:spacing w:after="0"/>
-            </w:pPr>
-            <w:r>
-              <w:rPr>
-                <w:rFonts w:ascii="Arial" w:hAnsi="Arial" w:eastAsia="Arial"/>
-                <w:sz w:val="18"/>
-              </w:rPr>
-            </w:r>
-            <w:r>
-              <w:rPr>
-                <w:rFonts w:ascii="Arial" w:hAnsi="Arial" w:eastAsia="Arial"/>
-                <w:sz w:val="18"/>
-              </w:rPr>
-              <w:t>UTF-8; use value domain described by endpoint purpose</w:t>
-            </w:r>
-          </w:p>
-        </w:tc>
-      </w:tr>
-      <w:tr>
-        <w:trPr>
-          <w:cantSplit/>
-        </w:trPr>
-        <w:tc>
-          <w:tcPr>
-            <w:tcW w:type="dxa" w:w="2520"/>
-            <w:vAlign w:val="center"/>
-          </w:tcPr>
-          <w:p>
-            <w:pPr>
-              <w:keepLines/>
-              <w:spacing w:after="0"/>
-            </w:pPr>
-            <w:r>
-              <w:rPr>
-                <w:rFonts w:ascii="Arial" w:hAnsi="Arial" w:eastAsia="Arial"/>
-                <w:sz w:val="18"/>
-              </w:rPr>
-            </w:r>
-            <w:r>
-              <w:rPr>
-                <w:rFonts w:ascii="Arial" w:hAnsi="Arial" w:eastAsia="Arial"/>
-                <w:sz w:val="18"/>
-              </w:rPr>
-              <w:t>items[].active</w:t>
-            </w:r>
-          </w:p>
-        </w:tc>
-        <w:tc>
-          <w:tcPr>
-            <w:tcW w:type="dxa" w:w="2520"/>
-            <w:vAlign w:val="center"/>
-          </w:tcPr>
-          <w:p>
-            <w:pPr>
-              <w:keepLines/>
-              <w:spacing w:after="0"/>
-            </w:pPr>
-            <w:r>
-              <w:rPr>
-                <w:rFonts w:ascii="Arial" w:hAnsi="Arial" w:eastAsia="Arial"/>
-                <w:sz w:val="18"/>
-              </w:rPr>
-            </w:r>
-            <w:r>
-              <w:rPr>
-                <w:rFonts w:ascii="Arial" w:hAnsi="Arial" w:eastAsia="Arial"/>
-                <w:sz w:val="18"/>
-              </w:rPr>
-              <w:t>boolean</w:t>
-            </w:r>
-          </w:p>
-        </w:tc>
-        <w:tc>
-          <w:tcPr>
-            <w:tcW w:type="dxa" w:w="2520"/>
-            <w:vAlign w:val="center"/>
-          </w:tcPr>
-          <w:p>
-            <w:pPr>
-              <w:keepLines/>
-              <w:spacing w:after="0"/>
-            </w:pPr>
-            <w:r>
-              <w:rPr>
-                <w:rFonts w:ascii="Arial" w:hAnsi="Arial" w:eastAsia="Arial"/>
-                <w:sz w:val="18"/>
-              </w:rPr>
-            </w:r>
-            <w:r>
-              <w:rPr>
-                <w:rFonts w:ascii="Arial" w:hAnsi="Arial" w:eastAsia="Arial"/>
-                <w:sz w:val="18"/>
-              </w:rPr>
-              <w:t>Yes</w:t>
-            </w:r>
-          </w:p>
-        </w:tc>
-        <w:tc>
-          <w:tcPr>
-            <w:tcW w:type="dxa" w:w="2520"/>
-            <w:vAlign w:val="center"/>
-          </w:tcPr>
-          <w:p>
-            <w:pPr>
-              <w:keepLines/>
-              <w:spacing w:after="0"/>
-            </w:pPr>
-            <w:r>
-              <w:rPr>
-                <w:rFonts w:ascii="Arial" w:hAnsi="Arial" w:eastAsia="Arial"/>
-                <w:sz w:val="18"/>
-              </w:rPr>
-            </w:r>
-            <w:r>
-              <w:rPr>
-                <w:rFonts w:ascii="Arial" w:hAnsi="Arial" w:eastAsia="Arial"/>
-                <w:sz w:val="18"/>
-              </w:rPr>
-              <w:t>UTF-8; use value domain described by endpoint purpose</w:t>
-            </w:r>
-          </w:p>
-        </w:tc>
-      </w:tr>
-      <w:tr>
-        <w:trPr>
-          <w:cantSplit/>
-        </w:trPr>
-        <w:tc>
-          <w:tcPr>
-            <w:tcW w:type="dxa" w:w="2520"/>
-            <w:vAlign w:val="center"/>
-          </w:tcPr>
-          <w:p>
-            <w:pPr>
-              <w:keepLines/>
-              <w:spacing w:after="0"/>
-            </w:pPr>
-            <w:r>
-              <w:rPr>
-                <w:rFonts w:ascii="Arial" w:hAnsi="Arial" w:eastAsia="Arial"/>
-                <w:sz w:val="18"/>
-              </w:rPr>
-            </w:r>
-            <w:r>
-              <w:rPr>
-                <w:rFonts w:ascii="Arial" w:hAnsi="Arial" w:eastAsia="Arial"/>
-                <w:sz w:val="18"/>
-              </w:rPr>
-              <w:t>items[].updatedAt</w:t>
-            </w:r>
-          </w:p>
-        </w:tc>
-        <w:tc>
-          <w:tcPr>
-            <w:tcW w:type="dxa" w:w="2520"/>
-            <w:vAlign w:val="center"/>
-          </w:tcPr>
-          <w:p>
-            <w:pPr>
-              <w:keepLines/>
-              <w:spacing w:after="0"/>
-            </w:pPr>
-            <w:r>
-              <w:rPr>
-                <w:rFonts w:ascii="Arial" w:hAnsi="Arial" w:eastAsia="Arial"/>
-                <w:sz w:val="18"/>
-              </w:rPr>
-            </w:r>
-            <w:r>
-              <w:rPr>
-                <w:rFonts w:ascii="Arial" w:hAnsi="Arial" w:eastAsia="Arial"/>
-                <w:sz w:val="18"/>
-              </w:rPr>
-              <w:t>string</w:t>
-            </w:r>
-          </w:p>
-        </w:tc>
-        <w:tc>
-          <w:tcPr>
-            <w:tcW w:type="dxa" w:w="2520"/>
-            <w:vAlign w:val="center"/>
-          </w:tcPr>
-          <w:p>
-            <w:pPr>
-              <w:keepLines/>
-              <w:spacing w:after="0"/>
-            </w:pPr>
-            <w:r>
-              <w:rPr>
-                <w:rFonts w:ascii="Arial" w:hAnsi="Arial" w:eastAsia="Arial"/>
-                <w:sz w:val="18"/>
-              </w:rPr>
-            </w:r>
-            <w:r>
-              <w:rPr>
-                <w:rFonts w:ascii="Arial" w:hAnsi="Arial" w:eastAsia="Arial"/>
-                <w:sz w:val="18"/>
-              </w:rPr>
-              <w:t>Yes</w:t>
-            </w:r>
-          </w:p>
-        </w:tc>
-        <w:tc>
-          <w:tcPr>
-            <w:tcW w:type="dxa" w:w="2520"/>
-            <w:vAlign w:val="center"/>
-          </w:tcPr>
-          <w:p>
-            <w:pPr>
-              <w:keepLines/>
-              <w:spacing w:after="0"/>
-            </w:pPr>
-            <w:r>
-              <w:rPr>
-                <w:rFonts w:ascii="Arial" w:hAnsi="Arial" w:eastAsia="Arial"/>
-                <w:sz w:val="18"/>
-              </w:rPr>
-            </w:r>
-            <w:r>
-              <w:rPr>
-                <w:rFonts w:ascii="Arial" w:hAnsi="Arial" w:eastAsia="Arial"/>
-                <w:sz w:val="18"/>
-              </w:rPr>
-              <w:t>ISO-8601 ค.ศ.; nullable only when type includes null</w:t>
-            </w:r>
-          </w:p>
-        </w:tc>
-      </w:tr>
-    </w:tbl>
-    <w:p/>
-    <w:p>
-      <w:pPr>
-        <w:pStyle w:val="Heading2"/>
-        <w:keepNext/>
-        <w:keepLines/>
-        <w:pageBreakBefore w:val="0"/>
-      </w:pPr>
-      <w:r>
-        <w:t>POST /api/v1/operators</w:t>
-      </w:r>
-    </w:p>
-    <w:p>
-      <w:pPr>
-        <w:keepNext w:val="0"/>
-      </w:pPr>
-      <w:r>
-        <w:t>SCR-08 เพิ่มผู้ปฏิบัติงาน</w:t>
-      </w:r>
-    </w:p>
-    <w:tbl>
-      <w:tblPr>
-        <w:tblStyle w:val="TableGrid"/>
-        <w:tblW w:type="auto" w:w="0"/>
-        <w:jc w:val="center"/>
-        <w:tblLook w:firstColumn="1" w:firstRow="1" w:lastColumn="0" w:lastRow="0" w:noHBand="0" w:noVBand="1" w:val="04A0"/>
-      </w:tblPr>
-      <w:tblGrid>
-        <w:gridCol w:w="10080"/>
-      </w:tblGrid>
-      <w:tr>
-        <w:trPr>
-          <w:cantSplit/>
-        </w:trPr>
-        <w:tc>
-          <w:tcPr>
-            <w:tcW w:type="dxa" w:w="10080"/>
-            <w:vAlign w:val="center"/>
-            <w:shd w:fill="DDEBFF"/>
-          </w:tcPr>
-          <w:p>
-            <w:pPr>
-              <w:keepLines/>
-              <w:spacing w:after="0"/>
-            </w:pPr>
-            <w:r/>
-            <w:r>
-              <w:rPr>
-                <w:rFonts w:ascii="Arial" w:hAnsi="Arial" w:eastAsia="Arial"/>
-                <w:b/>
-                <w:sz w:val="18"/>
-              </w:rPr>
-              <w:t>Request</w:t>
-            </w:r>
-          </w:p>
-        </w:tc>
-      </w:tr>
-      <w:tr>
-        <w:trPr>
-          <w:cantSplit/>
-        </w:trPr>
-        <w:tc>
-          <w:tcPr>
-            <w:tcW w:type="dxa" w:w="10080"/>
-            <w:shd w:fill="F7FAFE"/>
-          </w:tcPr>
-          <w:p>
-            <w:pPr>
-              <w:keepLines/>
-              <w:spacing w:after="0"/>
-            </w:pPr>
-            <w:r/>
-            <w:r>
-              <w:rPr>
-                <w:rFonts w:ascii="Courier New" w:hAnsi="Courier New" w:eastAsia="Courier New"/>
-                <w:sz w:val="16"/>
-              </w:rPr>
-              <w:t>{</w:t>
-              <w:br/>
-              <w:t xml:space="preserve">  "employeeId": "E001",</w:t>
-              <w:br/>
-              <w:t xml:space="preserve">  "positionCode": "06",</w:t>
-              <w:br/>
-              <w:t xml:space="preserve">  "zoneCode": "01",</w:t>
-              <w:br/>
-              <w:t xml:space="preserve">  "active": true,</w:t>
-              <w:br/>
-              <w:t xml:space="preserve">  "reason": "เพิ่มผู้รับผิดชอบ"</w:t>
-              <w:br/>
-              <w:t>}</w:t>
-            </w:r>
-          </w:p>
-        </w:tc>
-      </w:tr>
-    </w:tbl>
-    <w:p/>
-    <w:p>
-      <w:pPr>
-        <w:pStyle w:val="Heading3"/>
-        <w:keepNext/>
-        <w:keepLines/>
-        <w:pageBreakBefore w:val="0"/>
-      </w:pPr>
-      <w:r>
-        <w:t>Request Field Schema</w:t>
-      </w:r>
-    </w:p>
-    <w:tbl>
-      <w:tblPr>
-        <w:tblStyle w:val="TableGrid"/>
-        <w:tblW w:type="auto" w:w="0"/>
-        <w:jc w:val="center"/>
-        <w:tblLook w:firstColumn="1" w:firstRow="1" w:lastColumn="0" w:lastRow="0" w:noHBand="0" w:noVBand="1" w:val="04A0"/>
-      </w:tblPr>
-      <w:tblGrid>
-        <w:gridCol w:w="2520"/>
-        <w:gridCol w:w="2520"/>
-        <w:gridCol w:w="2520"/>
-        <w:gridCol w:w="2520"/>
-      </w:tblGrid>
-      <w:tr>
-        <w:trPr>
-          <w:cantSplit/>
-        </w:trPr>
-        <w:tc>
-          <w:tcPr>
-            <w:tcW w:type="dxa" w:w="2520"/>
-            <w:vAlign w:val="center"/>
-            <w:shd w:fill="E8EEF5"/>
-          </w:tcPr>
-          <w:p>
-            <w:pPr>
-              <w:keepLines/>
-              <w:spacing w:after="0"/>
-            </w:pPr>
-            <w:r/>
-            <w:r>
-              <w:rPr>
-                <w:rFonts w:ascii="Arial" w:hAnsi="Arial" w:eastAsia="Arial"/>
-                <w:b/>
-                <w:sz w:val="18"/>
-              </w:rPr>
-              <w:t>Field</w:t>
-            </w:r>
-          </w:p>
-        </w:tc>
-        <w:tc>
-          <w:tcPr>
-            <w:tcW w:type="dxa" w:w="2520"/>
-            <w:vAlign w:val="center"/>
-            <w:shd w:fill="E8EEF5"/>
-          </w:tcPr>
-          <w:p>
-            <w:pPr>
-              <w:keepLines/>
-              <w:spacing w:after="0"/>
-            </w:pPr>
-            <w:r/>
-            <w:r>
-              <w:rPr>
-                <w:rFonts w:ascii="Arial" w:hAnsi="Arial" w:eastAsia="Arial"/>
-                <w:b/>
-                <w:sz w:val="18"/>
-              </w:rPr>
-              <w:t>Type</w:t>
-            </w:r>
-          </w:p>
-        </w:tc>
-        <w:tc>
-          <w:tcPr>
-            <w:tcW w:type="dxa" w:w="2520"/>
-            <w:vAlign w:val="center"/>
-            <w:shd w:fill="E8EEF5"/>
-          </w:tcPr>
-          <w:p>
-            <w:pPr>
-              <w:keepLines/>
-              <w:spacing w:after="0"/>
-            </w:pPr>
-            <w:r/>
-            <w:r>
-              <w:rPr>
-                <w:rFonts w:ascii="Arial" w:hAnsi="Arial" w:eastAsia="Arial"/>
-                <w:b/>
-                <w:sz w:val="18"/>
-              </w:rPr>
-              <w:t>Required</w:t>
-            </w:r>
-          </w:p>
-        </w:tc>
-        <w:tc>
-          <w:tcPr>
-            <w:tcW w:type="dxa" w:w="2520"/>
-            <w:vAlign w:val="center"/>
-            <w:shd w:fill="E8EEF5"/>
-          </w:tcPr>
-          <w:p>
-            <w:pPr>
-              <w:keepLines/>
-              <w:spacing w:after="0"/>
-            </w:pPr>
-            <w:r/>
-            <w:r>
-              <w:rPr>
-                <w:rFonts w:ascii="Arial" w:hAnsi="Arial" w:eastAsia="Arial"/>
-                <w:b/>
-                <w:sz w:val="18"/>
-              </w:rPr>
-              <w:t>Constraint / Meaning</w:t>
-            </w:r>
-          </w:p>
-        </w:tc>
-      </w:tr>
-      <w:tr>
-        <w:trPr>
-          <w:cantSplit/>
-        </w:trPr>
-        <w:tc>
-          <w:tcPr>
-            <w:tcW w:type="dxa" w:w="2520"/>
-            <w:vAlign w:val="center"/>
-          </w:tcPr>
-          <w:p>
-            <w:pPr>
-              <w:keepLines/>
-              <w:spacing w:after="0"/>
-            </w:pPr>
-            <w:r>
-              <w:rPr>
-                <w:rFonts w:ascii="Arial" w:hAnsi="Arial" w:eastAsia="Arial"/>
-                <w:sz w:val="18"/>
-              </w:rPr>
-            </w:r>
-            <w:r>
-              <w:rPr>
-                <w:rFonts w:ascii="Arial" w:hAnsi="Arial" w:eastAsia="Arial"/>
-                <w:sz w:val="18"/>
-              </w:rPr>
-              <w:t>employeeId</w:t>
-            </w:r>
-          </w:p>
-        </w:tc>
-        <w:tc>
-          <w:tcPr>
-            <w:tcW w:type="dxa" w:w="2520"/>
-            <w:vAlign w:val="center"/>
-          </w:tcPr>
-          <w:p>
-            <w:pPr>
-              <w:keepLines/>
-              <w:spacing w:after="0"/>
-            </w:pPr>
-            <w:r>
-              <w:rPr>
-                <w:rFonts w:ascii="Arial" w:hAnsi="Arial" w:eastAsia="Arial"/>
-                <w:sz w:val="18"/>
-              </w:rPr>
-            </w:r>
-            <w:r>
-              <w:rPr>
-                <w:rFonts w:ascii="Arial" w:hAnsi="Arial" w:eastAsia="Arial"/>
-                <w:sz w:val="18"/>
-              </w:rPr>
-              <w:t>string</w:t>
-            </w:r>
-          </w:p>
-        </w:tc>
-        <w:tc>
-          <w:tcPr>
-            <w:tcW w:type="dxa" w:w="2520"/>
-            <w:vAlign w:val="center"/>
-          </w:tcPr>
-          <w:p>
-            <w:pPr>
-              <w:keepLines/>
-              <w:spacing w:after="0"/>
-            </w:pPr>
-            <w:r>
-              <w:rPr>
-                <w:rFonts w:ascii="Arial" w:hAnsi="Arial" w:eastAsia="Arial"/>
-                <w:sz w:val="18"/>
-              </w:rPr>
-            </w:r>
-            <w:r>
-              <w:rPr>
-                <w:rFonts w:ascii="Arial" w:hAnsi="Arial" w:eastAsia="Arial"/>
-                <w:sz w:val="18"/>
-              </w:rPr>
-              <w:t>Yes</w:t>
-            </w:r>
-          </w:p>
-        </w:tc>
-        <w:tc>
-          <w:tcPr>
-            <w:tcW w:type="dxa" w:w="2520"/>
-            <w:vAlign w:val="center"/>
-          </w:tcPr>
-          <w:p>
-            <w:pPr>
-              <w:keepLines/>
-              <w:spacing w:after="0"/>
-            </w:pPr>
-            <w:r>
-              <w:rPr>
-                <w:rFonts w:ascii="Arial" w:hAnsi="Arial" w:eastAsia="Arial"/>
-                <w:sz w:val="18"/>
-              </w:rPr>
-            </w:r>
-            <w:r>
-              <w:rPr>
-                <w:rFonts w:ascii="Arial" w:hAnsi="Arial" w:eastAsia="Arial"/>
-                <w:sz w:val="18"/>
-              </w:rPr>
-              <w:t>UTF-8; use value domain described by endpoint purpose</w:t>
-            </w:r>
-          </w:p>
-        </w:tc>
-      </w:tr>
-      <w:tr>
-        <w:trPr>
-          <w:cantSplit/>
-        </w:trPr>
-        <w:tc>
-          <w:tcPr>
-            <w:tcW w:type="dxa" w:w="2520"/>
-            <w:vAlign w:val="center"/>
-          </w:tcPr>
-          <w:p>
-            <w:pPr>
-              <w:keepLines/>
-              <w:spacing w:after="0"/>
-            </w:pPr>
-            <w:r>
-              <w:rPr>
-                <w:rFonts w:ascii="Arial" w:hAnsi="Arial" w:eastAsia="Arial"/>
-                <w:sz w:val="18"/>
-              </w:rPr>
-            </w:r>
-            <w:r>
-              <w:rPr>
-                <w:rFonts w:ascii="Arial" w:hAnsi="Arial" w:eastAsia="Arial"/>
-                <w:sz w:val="18"/>
-              </w:rPr>
-              <w:t>positionCode</w:t>
-            </w:r>
-          </w:p>
-        </w:tc>
-        <w:tc>
-          <w:tcPr>
-            <w:tcW w:type="dxa" w:w="2520"/>
-            <w:vAlign w:val="center"/>
-          </w:tcPr>
-          <w:p>
-            <w:pPr>
-              <w:keepLines/>
-              <w:spacing w:after="0"/>
-            </w:pPr>
-            <w:r>
-              <w:rPr>
-                <w:rFonts w:ascii="Arial" w:hAnsi="Arial" w:eastAsia="Arial"/>
-                <w:sz w:val="18"/>
-              </w:rPr>
-            </w:r>
-            <w:r>
-              <w:rPr>
-                <w:rFonts w:ascii="Arial" w:hAnsi="Arial" w:eastAsia="Arial"/>
-                <w:sz w:val="18"/>
-              </w:rPr>
-              <w:t>string</w:t>
-            </w:r>
-          </w:p>
-        </w:tc>
-        <w:tc>
-          <w:tcPr>
-            <w:tcW w:type="dxa" w:w="2520"/>
-            <w:vAlign w:val="center"/>
-          </w:tcPr>
-          <w:p>
-            <w:pPr>
-              <w:keepLines/>
-              <w:spacing w:after="0"/>
-            </w:pPr>
-            <w:r>
-              <w:rPr>
-                <w:rFonts w:ascii="Arial" w:hAnsi="Arial" w:eastAsia="Arial"/>
-                <w:sz w:val="18"/>
-              </w:rPr>
-            </w:r>
-            <w:r>
-              <w:rPr>
-                <w:rFonts w:ascii="Arial" w:hAnsi="Arial" w:eastAsia="Arial"/>
-                <w:sz w:val="18"/>
-              </w:rPr>
-              <w:t>Yes</w:t>
-            </w:r>
-          </w:p>
-        </w:tc>
-        <w:tc>
-          <w:tcPr>
-            <w:tcW w:type="dxa" w:w="2520"/>
-            <w:vAlign w:val="center"/>
-          </w:tcPr>
-          <w:p>
-            <w:pPr>
-              <w:keepLines/>
-              <w:spacing w:after="0"/>
-            </w:pPr>
-            <w:r>
-              <w:rPr>
-                <w:rFonts w:ascii="Arial" w:hAnsi="Arial" w:eastAsia="Arial"/>
-                <w:sz w:val="18"/>
-              </w:rPr>
-            </w:r>
-            <w:r>
-              <w:rPr>
-                <w:rFonts w:ascii="Arial" w:hAnsi="Arial" w:eastAsia="Arial"/>
-                <w:sz w:val="18"/>
-              </w:rPr>
-              <w:t>UTF-8; use value domain described by endpoint purpose</w:t>
-            </w:r>
-          </w:p>
-        </w:tc>
-      </w:tr>
-      <w:tr>
-        <w:trPr>
-          <w:cantSplit/>
-        </w:trPr>
-        <w:tc>
-          <w:tcPr>
-            <w:tcW w:type="dxa" w:w="2520"/>
-            <w:vAlign w:val="center"/>
-          </w:tcPr>
-          <w:p>
-            <w:pPr>
-              <w:keepLines/>
-              <w:spacing w:after="0"/>
-            </w:pPr>
-            <w:r>
-              <w:rPr>
-                <w:rFonts w:ascii="Arial" w:hAnsi="Arial" w:eastAsia="Arial"/>
-                <w:sz w:val="18"/>
-              </w:rPr>
-            </w:r>
-            <w:r>
-              <w:rPr>
-                <w:rFonts w:ascii="Arial" w:hAnsi="Arial" w:eastAsia="Arial"/>
-                <w:sz w:val="18"/>
-              </w:rPr>
-              <w:t>zoneCode</w:t>
-            </w:r>
-          </w:p>
-        </w:tc>
-        <w:tc>
-          <w:tcPr>
-            <w:tcW w:type="dxa" w:w="2520"/>
-            <w:vAlign w:val="center"/>
-          </w:tcPr>
-          <w:p>
-            <w:pPr>
-              <w:keepLines/>
-              <w:spacing w:after="0"/>
-            </w:pPr>
-            <w:r>
-              <w:rPr>
-                <w:rFonts w:ascii="Arial" w:hAnsi="Arial" w:eastAsia="Arial"/>
-                <w:sz w:val="18"/>
-              </w:rPr>
-            </w:r>
-            <w:r>
-              <w:rPr>
-                <w:rFonts w:ascii="Arial" w:hAnsi="Arial" w:eastAsia="Arial"/>
-                <w:sz w:val="18"/>
-              </w:rPr>
-              <w:t>string</w:t>
-            </w:r>
-          </w:p>
-        </w:tc>
-        <w:tc>
-          <w:tcPr>
-            <w:tcW w:type="dxa" w:w="2520"/>
-            <w:vAlign w:val="center"/>
-          </w:tcPr>
-          <w:p>
-            <w:pPr>
-              <w:keepLines/>
-              <w:spacing w:after="0"/>
-            </w:pPr>
-            <w:r>
-              <w:rPr>
-                <w:rFonts w:ascii="Arial" w:hAnsi="Arial" w:eastAsia="Arial"/>
-                <w:sz w:val="18"/>
-              </w:rPr>
-            </w:r>
-            <w:r>
-              <w:rPr>
-                <w:rFonts w:ascii="Arial" w:hAnsi="Arial" w:eastAsia="Arial"/>
-                <w:sz w:val="18"/>
-              </w:rPr>
-              <w:t>Yes</w:t>
-            </w:r>
-          </w:p>
-        </w:tc>
-        <w:tc>
-          <w:tcPr>
-            <w:tcW w:type="dxa" w:w="2520"/>
-            <w:vAlign w:val="center"/>
-          </w:tcPr>
-          <w:p>
-            <w:pPr>
-              <w:keepLines/>
-              <w:spacing w:after="0"/>
-            </w:pPr>
-            <w:r>
-              <w:rPr>
-                <w:rFonts w:ascii="Arial" w:hAnsi="Arial" w:eastAsia="Arial"/>
-                <w:sz w:val="18"/>
-              </w:rPr>
-            </w:r>
-            <w:r>
-              <w:rPr>
-                <w:rFonts w:ascii="Arial" w:hAnsi="Arial" w:eastAsia="Arial"/>
-                <w:sz w:val="18"/>
-              </w:rPr>
-              <w:t>UTF-8; use value domain described by endpoint purpose</w:t>
-            </w:r>
-          </w:p>
-        </w:tc>
-      </w:tr>
-      <w:tr>
-        <w:trPr>
-          <w:cantSplit/>
-        </w:trPr>
-        <w:tc>
-          <w:tcPr>
-            <w:tcW w:type="dxa" w:w="2520"/>
-            <w:vAlign w:val="center"/>
-          </w:tcPr>
-          <w:p>
-            <w:pPr>
-              <w:keepLines/>
-              <w:spacing w:after="0"/>
-            </w:pPr>
-            <w:r>
-              <w:rPr>
-                <w:rFonts w:ascii="Arial" w:hAnsi="Arial" w:eastAsia="Arial"/>
-                <w:sz w:val="18"/>
-              </w:rPr>
-            </w:r>
-            <w:r>
-              <w:rPr>
-                <w:rFonts w:ascii="Arial" w:hAnsi="Arial" w:eastAsia="Arial"/>
-                <w:sz w:val="18"/>
-              </w:rPr>
-              <w:t>active</w:t>
-            </w:r>
-          </w:p>
-        </w:tc>
-        <w:tc>
-          <w:tcPr>
-            <w:tcW w:type="dxa" w:w="2520"/>
-            <w:vAlign w:val="center"/>
-          </w:tcPr>
-          <w:p>
-            <w:pPr>
-              <w:keepLines/>
-              <w:spacing w:after="0"/>
-            </w:pPr>
-            <w:r>
-              <w:rPr>
-                <w:rFonts w:ascii="Arial" w:hAnsi="Arial" w:eastAsia="Arial"/>
-                <w:sz w:val="18"/>
-              </w:rPr>
-            </w:r>
-            <w:r>
-              <w:rPr>
-                <w:rFonts w:ascii="Arial" w:hAnsi="Arial" w:eastAsia="Arial"/>
-                <w:sz w:val="18"/>
-              </w:rPr>
-              <w:t>boolean</w:t>
-            </w:r>
-          </w:p>
-        </w:tc>
-        <w:tc>
-          <w:tcPr>
-            <w:tcW w:type="dxa" w:w="2520"/>
-            <w:vAlign w:val="center"/>
-          </w:tcPr>
-          <w:p>
-            <w:pPr>
-              <w:keepLines/>
-              <w:spacing w:after="0"/>
-            </w:pPr>
-            <w:r>
-              <w:rPr>
-                <w:rFonts w:ascii="Arial" w:hAnsi="Arial" w:eastAsia="Arial"/>
-                <w:sz w:val="18"/>
-              </w:rPr>
-            </w:r>
-            <w:r>
-              <w:rPr>
-                <w:rFonts w:ascii="Arial" w:hAnsi="Arial" w:eastAsia="Arial"/>
-                <w:sz w:val="18"/>
-              </w:rPr>
-              <w:t>Yes</w:t>
-            </w:r>
-          </w:p>
-        </w:tc>
-        <w:tc>
-          <w:tcPr>
-            <w:tcW w:type="dxa" w:w="2520"/>
-            <w:vAlign w:val="center"/>
-          </w:tcPr>
-          <w:p>
-            <w:pPr>
-              <w:keepLines/>
-              <w:spacing w:after="0"/>
-            </w:pPr>
-            <w:r>
-              <w:rPr>
-                <w:rFonts w:ascii="Arial" w:hAnsi="Arial" w:eastAsia="Arial"/>
-                <w:sz w:val="18"/>
-              </w:rPr>
-            </w:r>
-            <w:r>
-              <w:rPr>
-                <w:rFonts w:ascii="Arial" w:hAnsi="Arial" w:eastAsia="Arial"/>
-                <w:sz w:val="18"/>
-              </w:rPr>
-              <w:t>UTF-8; use value domain described by endpoint purpose</w:t>
-            </w:r>
-          </w:p>
-        </w:tc>
-      </w:tr>
-      <w:tr>
-        <w:trPr>
-          <w:cantSplit/>
-        </w:trPr>
-        <w:tc>
-          <w:tcPr>
-            <w:tcW w:type="dxa" w:w="2520"/>
-            <w:vAlign w:val="center"/>
-          </w:tcPr>
-          <w:p>
-            <w:pPr>
-              <w:keepLines/>
-              <w:spacing w:after="0"/>
-            </w:pPr>
-            <w:r>
-              <w:rPr>
-                <w:rFonts w:ascii="Arial" w:hAnsi="Arial" w:eastAsia="Arial"/>
-                <w:sz w:val="18"/>
-              </w:rPr>
-            </w:r>
-            <w:r>
-              <w:rPr>
-                <w:rFonts w:ascii="Arial" w:hAnsi="Arial" w:eastAsia="Arial"/>
-                <w:sz w:val="18"/>
-              </w:rPr>
-              <w:t>reason</w:t>
-            </w:r>
-          </w:p>
-        </w:tc>
-        <w:tc>
-          <w:tcPr>
-            <w:tcW w:type="dxa" w:w="2520"/>
-            <w:vAlign w:val="center"/>
-          </w:tcPr>
-          <w:p>
-            <w:pPr>
-              <w:keepLines/>
-              <w:spacing w:after="0"/>
-            </w:pPr>
-            <w:r>
-              <w:rPr>
-                <w:rFonts w:ascii="Arial" w:hAnsi="Arial" w:eastAsia="Arial"/>
-                <w:sz w:val="18"/>
-              </w:rPr>
-            </w:r>
-            <w:r>
-              <w:rPr>
-                <w:rFonts w:ascii="Arial" w:hAnsi="Arial" w:eastAsia="Arial"/>
-                <w:sz w:val="18"/>
-              </w:rPr>
-              <w:t>string</w:t>
-            </w:r>
-          </w:p>
-        </w:tc>
-        <w:tc>
-          <w:tcPr>
-            <w:tcW w:type="dxa" w:w="2520"/>
-            <w:vAlign w:val="center"/>
-          </w:tcPr>
-          <w:p>
-            <w:pPr>
-              <w:keepLines/>
-              <w:spacing w:after="0"/>
-            </w:pPr>
-            <w:r>
-              <w:rPr>
-                <w:rFonts w:ascii="Arial" w:hAnsi="Arial" w:eastAsia="Arial"/>
-                <w:sz w:val="18"/>
-              </w:rPr>
-            </w:r>
-            <w:r>
-              <w:rPr>
-                <w:rFonts w:ascii="Arial" w:hAnsi="Arial" w:eastAsia="Arial"/>
-                <w:sz w:val="18"/>
-              </w:rPr>
-              <w:t>Yes</w:t>
-            </w:r>
-          </w:p>
-        </w:tc>
-        <w:tc>
-          <w:tcPr>
-            <w:tcW w:type="dxa" w:w="2520"/>
-            <w:vAlign w:val="center"/>
-          </w:tcPr>
-          <w:p>
-            <w:pPr>
-              <w:keepLines/>
-              <w:spacing w:after="0"/>
-            </w:pPr>
-            <w:r>
-              <w:rPr>
-                <w:rFonts w:ascii="Arial" w:hAnsi="Arial" w:eastAsia="Arial"/>
-                <w:sz w:val="18"/>
-              </w:rPr>
-            </w:r>
-            <w:r>
-              <w:rPr>
-                <w:rFonts w:ascii="Arial" w:hAnsi="Arial" w:eastAsia="Arial"/>
-                <w:sz w:val="18"/>
-              </w:rPr>
-              <w:t>trimmed UTF-8 Thai text; required by operation/business rule</w:t>
-            </w:r>
-          </w:p>
-        </w:tc>
-      </w:tr>
-    </w:tbl>
-    <w:p/>
-    <w:tbl>
-      <w:tblPr>
-        <w:tblStyle w:val="TableGrid"/>
-        <w:tblW w:type="auto" w:w="0"/>
-        <w:jc w:val="center"/>
-        <w:tblLook w:firstColumn="1" w:firstRow="1" w:lastColumn="0" w:lastRow="0" w:noHBand="0" w:noVBand="1" w:val="04A0"/>
-      </w:tblPr>
-      <w:tblGrid>
-        <w:gridCol w:w="10080"/>
-      </w:tblGrid>
-      <w:tr>
-        <w:trPr>
-          <w:cantSplit/>
-        </w:trPr>
-        <w:tc>
-          <w:tcPr>
-            <w:tcW w:type="dxa" w:w="10080"/>
-            <w:vAlign w:val="center"/>
-            <w:shd w:fill="DDEBFF"/>
-          </w:tcPr>
-          <w:p>
-            <w:pPr>
-              <w:keepLines/>
-              <w:spacing w:after="0"/>
-            </w:pPr>
-            <w:r/>
-            <w:r>
-              <w:rPr>
-                <w:rFonts w:ascii="Arial" w:hAnsi="Arial" w:eastAsia="Arial"/>
-                <w:b/>
-                <w:sz w:val="18"/>
-              </w:rPr>
-              <w:t>Response</w:t>
-            </w:r>
-          </w:p>
-        </w:tc>
-      </w:tr>
-      <w:tr>
-        <w:trPr>
-          <w:cantSplit/>
-        </w:trPr>
-        <w:tc>
-          <w:tcPr>
-            <w:tcW w:type="dxa" w:w="10080"/>
-            <w:shd w:fill="F7FAFE"/>
-          </w:tcPr>
-          <w:p>
-            <w:pPr>
-              <w:keepLines/>
-              <w:spacing w:after="0"/>
-            </w:pPr>
-            <w:r/>
-            <w:r>
-              <w:rPr>
-                <w:rFonts w:ascii="Courier New" w:hAnsi="Courier New" w:eastAsia="Courier New"/>
-                <w:sz w:val="16"/>
-              </w:rPr>
-              <w:t>{</w:t>
-              <w:br/>
-              <w:t xml:space="preserve">  "id": 1,</w:t>
-              <w:br/>
-              <w:t xml:space="preserve">  "message": "saved",</w:t>
-              <w:br/>
-              <w:t xml:space="preserve">  "auditId": 901</w:t>
-              <w:br/>
-              <w:t>}</w:t>
-            </w:r>
-          </w:p>
-        </w:tc>
-      </w:tr>
-    </w:tbl>
-    <w:p/>
-    <w:p>
-      <w:pPr>
-        <w:pStyle w:val="Heading3"/>
-        <w:keepNext/>
-        <w:keepLines/>
-        <w:pageBreakBefore w:val="0"/>
-      </w:pPr>
-      <w:r>
-        <w:t>Response Field Schema</w:t>
-      </w:r>
-    </w:p>
-    <w:tbl>
-      <w:tblPr>
-        <w:tblStyle w:val="TableGrid"/>
-        <w:tblW w:type="auto" w:w="0"/>
-        <w:jc w:val="center"/>
-        <w:tblLook w:firstColumn="1" w:firstRow="1" w:lastColumn="0" w:lastRow="0" w:noHBand="0" w:noVBand="1" w:val="04A0"/>
-      </w:tblPr>
-      <w:tblGrid>
-        <w:gridCol w:w="2520"/>
-        <w:gridCol w:w="2520"/>
-        <w:gridCol w:w="2520"/>
-        <w:gridCol w:w="2520"/>
-      </w:tblGrid>
-      <w:tr>
-        <w:trPr>
-          <w:cantSplit/>
-        </w:trPr>
-        <w:tc>
-          <w:tcPr>
-            <w:tcW w:type="dxa" w:w="2520"/>
-            <w:vAlign w:val="center"/>
-            <w:shd w:fill="E8EEF5"/>
-          </w:tcPr>
-          <w:p>
-            <w:pPr>
-              <w:keepLines/>
-              <w:spacing w:after="0"/>
-            </w:pPr>
-            <w:r/>
-            <w:r>
-              <w:rPr>
-                <w:rFonts w:ascii="Arial" w:hAnsi="Arial" w:eastAsia="Arial"/>
-                <w:b/>
-                <w:sz w:val="18"/>
-              </w:rPr>
-              <w:t>Field</w:t>
-            </w:r>
-          </w:p>
-        </w:tc>
-        <w:tc>
-          <w:tcPr>
-            <w:tcW w:type="dxa" w:w="2520"/>
-            <w:vAlign w:val="center"/>
-            <w:shd w:fill="E8EEF5"/>
-          </w:tcPr>
-          <w:p>
-            <w:pPr>
-              <w:keepLines/>
-              <w:spacing w:after="0"/>
-            </w:pPr>
-            <w:r/>
-            <w:r>
-              <w:rPr>
-                <w:rFonts w:ascii="Arial" w:hAnsi="Arial" w:eastAsia="Arial"/>
-                <w:b/>
-                <w:sz w:val="18"/>
-              </w:rPr>
-              <w:t>Type</w:t>
-            </w:r>
-          </w:p>
-        </w:tc>
-        <w:tc>
-          <w:tcPr>
-            <w:tcW w:type="dxa" w:w="2520"/>
-            <w:vAlign w:val="center"/>
-            <w:shd w:fill="E8EEF5"/>
-          </w:tcPr>
-          <w:p>
-            <w:pPr>
-              <w:keepLines/>
-              <w:spacing w:after="0"/>
-            </w:pPr>
-            <w:r/>
-            <w:r>
-              <w:rPr>
-                <w:rFonts w:ascii="Arial" w:hAnsi="Arial" w:eastAsia="Arial"/>
-                <w:b/>
-                <w:sz w:val="18"/>
-              </w:rPr>
-              <w:t>Required</w:t>
-            </w:r>
-          </w:p>
-        </w:tc>
-        <w:tc>
-          <w:tcPr>
-            <w:tcW w:type="dxa" w:w="2520"/>
-            <w:vAlign w:val="center"/>
-            <w:shd w:fill="E8EEF5"/>
-          </w:tcPr>
-          <w:p>
-            <w:pPr>
-              <w:keepLines/>
-              <w:spacing w:after="0"/>
-            </w:pPr>
-            <w:r/>
-            <w:r>
-              <w:rPr>
-                <w:rFonts w:ascii="Arial" w:hAnsi="Arial" w:eastAsia="Arial"/>
-                <w:b/>
-                <w:sz w:val="18"/>
-              </w:rPr>
-              <w:t>Constraint / Meaning</w:t>
-            </w:r>
-          </w:p>
-        </w:tc>
-      </w:tr>
-      <w:tr>
-        <w:trPr>
-          <w:cantSplit/>
-        </w:trPr>
-        <w:tc>
-          <w:tcPr>
-            <w:tcW w:type="dxa" w:w="2520"/>
-            <w:vAlign w:val="center"/>
-          </w:tcPr>
-          <w:p>
-            <w:pPr>
-              <w:keepLines/>
-              <w:spacing w:after="0"/>
-            </w:pPr>
-            <w:r>
-              <w:rPr>
-                <w:rFonts w:ascii="Arial" w:hAnsi="Arial" w:eastAsia="Arial"/>
-                <w:sz w:val="18"/>
-              </w:rPr>
-            </w:r>
-            <w:r>
-              <w:rPr>
-                <w:rFonts w:ascii="Arial" w:hAnsi="Arial" w:eastAsia="Arial"/>
-                <w:sz w:val="18"/>
-              </w:rPr>
-              <w:t>id</w:t>
-            </w:r>
-          </w:p>
-        </w:tc>
-        <w:tc>
-          <w:tcPr>
-            <w:tcW w:type="dxa" w:w="2520"/>
-            <w:vAlign w:val="center"/>
-          </w:tcPr>
-          <w:p>
-            <w:pPr>
-              <w:keepLines/>
-              <w:spacing w:after="0"/>
-            </w:pPr>
-            <w:r>
-              <w:rPr>
-                <w:rFonts w:ascii="Arial" w:hAnsi="Arial" w:eastAsia="Arial"/>
-                <w:sz w:val="18"/>
-              </w:rPr>
-            </w:r>
-            <w:r>
-              <w:rPr>
-                <w:rFonts w:ascii="Arial" w:hAnsi="Arial" w:eastAsia="Arial"/>
-                <w:sz w:val="18"/>
-              </w:rPr>
-              <w:t>integer</w:t>
-            </w:r>
-          </w:p>
-        </w:tc>
-        <w:tc>
-          <w:tcPr>
-            <w:tcW w:type="dxa" w:w="2520"/>
-            <w:vAlign w:val="center"/>
-          </w:tcPr>
-          <w:p>
-            <w:pPr>
-              <w:keepLines/>
-              <w:spacing w:after="0"/>
-            </w:pPr>
-            <w:r>
-              <w:rPr>
-                <w:rFonts w:ascii="Arial" w:hAnsi="Arial" w:eastAsia="Arial"/>
-                <w:sz w:val="18"/>
-              </w:rPr>
-            </w:r>
-            <w:r>
-              <w:rPr>
-                <w:rFonts w:ascii="Arial" w:hAnsi="Arial" w:eastAsia="Arial"/>
-                <w:sz w:val="18"/>
-              </w:rPr>
-              <w:t>Yes</w:t>
-            </w:r>
-          </w:p>
-        </w:tc>
-        <w:tc>
-          <w:tcPr>
-            <w:tcW w:type="dxa" w:w="2520"/>
-            <w:vAlign w:val="center"/>
-          </w:tcPr>
-          <w:p>
-            <w:pPr>
-              <w:keepLines/>
-              <w:spacing w:after="0"/>
-            </w:pPr>
-            <w:r>
-              <w:rPr>
-                <w:rFonts w:ascii="Arial" w:hAnsi="Arial" w:eastAsia="Arial"/>
-                <w:sz w:val="18"/>
-              </w:rPr>
-            </w:r>
-            <w:r>
-              <w:rPr>
-                <w:rFonts w:ascii="Arial" w:hAnsi="Arial" w:eastAsia="Arial"/>
-                <w:sz w:val="18"/>
-              </w:rPr>
-              <w:t>UTF-8; use value domain described by endpoint purpose</w:t>
-            </w:r>
-          </w:p>
-        </w:tc>
-      </w:tr>
-      <w:tr>
-        <w:trPr>
-          <w:cantSplit/>
-        </w:trPr>
-        <w:tc>
-          <w:tcPr>
-            <w:tcW w:type="dxa" w:w="2520"/>
-            <w:vAlign w:val="center"/>
-          </w:tcPr>
-          <w:p>
-            <w:pPr>
-              <w:keepLines/>
-              <w:spacing w:after="0"/>
-            </w:pPr>
-            <w:r>
-              <w:rPr>
-                <w:rFonts w:ascii="Arial" w:hAnsi="Arial" w:eastAsia="Arial"/>
-                <w:sz w:val="18"/>
-              </w:rPr>
-            </w:r>
-            <w:r>
-              <w:rPr>
-                <w:rFonts w:ascii="Arial" w:hAnsi="Arial" w:eastAsia="Arial"/>
-                <w:sz w:val="18"/>
-              </w:rPr>
-              <w:t>message</w:t>
-            </w:r>
-          </w:p>
-        </w:tc>
-        <w:tc>
-          <w:tcPr>
-            <w:tcW w:type="dxa" w:w="2520"/>
-            <w:vAlign w:val="center"/>
-          </w:tcPr>
-          <w:p>
-            <w:pPr>
-              <w:keepLines/>
-              <w:spacing w:after="0"/>
-            </w:pPr>
-            <w:r>
-              <w:rPr>
-                <w:rFonts w:ascii="Arial" w:hAnsi="Arial" w:eastAsia="Arial"/>
-                <w:sz w:val="18"/>
-              </w:rPr>
-            </w:r>
-            <w:r>
-              <w:rPr>
-                <w:rFonts w:ascii="Arial" w:hAnsi="Arial" w:eastAsia="Arial"/>
-                <w:sz w:val="18"/>
-              </w:rPr>
-              <w:t>string</w:t>
-            </w:r>
-          </w:p>
-        </w:tc>
-        <w:tc>
-          <w:tcPr>
-            <w:tcW w:type="dxa" w:w="2520"/>
-            <w:vAlign w:val="center"/>
-          </w:tcPr>
-          <w:p>
-            <w:pPr>
-              <w:keepLines/>
-              <w:spacing w:after="0"/>
-            </w:pPr>
-            <w:r>
-              <w:rPr>
-                <w:rFonts w:ascii="Arial" w:hAnsi="Arial" w:eastAsia="Arial"/>
-                <w:sz w:val="18"/>
-              </w:rPr>
-            </w:r>
-            <w:r>
-              <w:rPr>
-                <w:rFonts w:ascii="Arial" w:hAnsi="Arial" w:eastAsia="Arial"/>
-                <w:sz w:val="18"/>
-              </w:rPr>
-              <w:t>Yes</w:t>
-            </w:r>
-          </w:p>
-        </w:tc>
-        <w:tc>
-          <w:tcPr>
-            <w:tcW w:type="dxa" w:w="2520"/>
-            <w:vAlign w:val="center"/>
-          </w:tcPr>
-          <w:p>
-            <w:pPr>
-              <w:keepLines/>
-              <w:spacing w:after="0"/>
-            </w:pPr>
-            <w:r>
-              <w:rPr>
-                <w:rFonts w:ascii="Arial" w:hAnsi="Arial" w:eastAsia="Arial"/>
-                <w:sz w:val="18"/>
-              </w:rPr>
-            </w:r>
-            <w:r>
-              <w:rPr>
-                <w:rFonts w:ascii="Arial" w:hAnsi="Arial" w:eastAsia="Arial"/>
-                <w:sz w:val="18"/>
-              </w:rPr>
-              <w:t>UTF-8; use value domain described by endpoint purpose</w:t>
-            </w:r>
-          </w:p>
-        </w:tc>
-      </w:tr>
-      <w:tr>
-        <w:trPr>
-          <w:cantSplit/>
-        </w:trPr>
-        <w:tc>
-          <w:tcPr>
-            <w:tcW w:type="dxa" w:w="2520"/>
-            <w:vAlign w:val="center"/>
-          </w:tcPr>
-          <w:p>
-            <w:pPr>
-              <w:keepLines/>
-              <w:spacing w:after="0"/>
-            </w:pPr>
-            <w:r>
-              <w:rPr>
-                <w:rFonts w:ascii="Arial" w:hAnsi="Arial" w:eastAsia="Arial"/>
-                <w:sz w:val="18"/>
-              </w:rPr>
-            </w:r>
-            <w:r>
-              <w:rPr>
-                <w:rFonts w:ascii="Arial" w:hAnsi="Arial" w:eastAsia="Arial"/>
-                <w:sz w:val="18"/>
-              </w:rPr>
-              <w:t>auditId</w:t>
-            </w:r>
-          </w:p>
-        </w:tc>
-        <w:tc>
-          <w:tcPr>
-            <w:tcW w:type="dxa" w:w="2520"/>
-            <w:vAlign w:val="center"/>
-          </w:tcPr>
-          <w:p>
-            <w:pPr>
-              <w:keepLines/>
-              <w:spacing w:after="0"/>
-            </w:pPr>
-            <w:r>
-              <w:rPr>
-                <w:rFonts w:ascii="Arial" w:hAnsi="Arial" w:eastAsia="Arial"/>
-                <w:sz w:val="18"/>
-              </w:rPr>
-            </w:r>
-            <w:r>
-              <w:rPr>
-                <w:rFonts w:ascii="Arial" w:hAnsi="Arial" w:eastAsia="Arial"/>
-                <w:sz w:val="18"/>
-              </w:rPr>
-              <w:t>integer</w:t>
-            </w:r>
-          </w:p>
-        </w:tc>
-        <w:tc>
-          <w:tcPr>
-            <w:tcW w:type="dxa" w:w="2520"/>
-            <w:vAlign w:val="center"/>
-          </w:tcPr>
-          <w:p>
-            <w:pPr>
-              <w:keepLines/>
-              <w:spacing w:after="0"/>
-            </w:pPr>
-            <w:r>
-              <w:rPr>
-                <w:rFonts w:ascii="Arial" w:hAnsi="Arial" w:eastAsia="Arial"/>
-                <w:sz w:val="18"/>
-              </w:rPr>
-            </w:r>
-            <w:r>
-              <w:rPr>
-                <w:rFonts w:ascii="Arial" w:hAnsi="Arial" w:eastAsia="Arial"/>
-                <w:sz w:val="18"/>
-              </w:rPr>
-              <w:t>Yes</w:t>
-            </w:r>
-          </w:p>
-        </w:tc>
-        <w:tc>
-          <w:tcPr>
-            <w:tcW w:type="dxa" w:w="2520"/>
-            <w:vAlign w:val="center"/>
-          </w:tcPr>
-          <w:p>
-            <w:pPr>
-              <w:keepLines/>
-              <w:spacing w:after="0"/>
-            </w:pPr>
-            <w:r>
-              <w:rPr>
-                <w:rFonts w:ascii="Arial" w:hAnsi="Arial" w:eastAsia="Arial"/>
-                <w:sz w:val="18"/>
-              </w:rPr>
-            </w:r>
-            <w:r>
-              <w:rPr>
-                <w:rFonts w:ascii="Arial" w:hAnsi="Arial" w:eastAsia="Arial"/>
-                <w:sz w:val="18"/>
-              </w:rPr>
-              <w:t>UTF-8; use value domain described by endpoint purpose</w:t>
-            </w:r>
-          </w:p>
-        </w:tc>
-      </w:tr>
-    </w:tbl>
-    <w:p/>
-    <w:p>
-      <w:pPr>
-        <w:pStyle w:val="Heading2"/>
-        <w:keepNext/>
-        <w:keepLines/>
-        <w:pageBreakBefore w:val="0"/>
-      </w:pPr>
-      <w:r>
-        <w:t>PUT /api/v1/operators/{id}</w:t>
-      </w:r>
-    </w:p>
-    <w:p>
-      <w:pPr>
-        <w:keepNext w:val="0"/>
-      </w:pPr>
-      <w:r>
-        <w:t>SCR-08 แก้ไข/ปิดใช้งานผู้ปฏิบัติงาน</w:t>
-      </w:r>
-    </w:p>
-    <w:tbl>
-      <w:tblPr>
-        <w:tblStyle w:val="TableGrid"/>
-        <w:tblW w:type="auto" w:w="0"/>
-        <w:jc w:val="center"/>
-        <w:tblLook w:firstColumn="1" w:firstRow="1" w:lastColumn="0" w:lastRow="0" w:noHBand="0" w:noVBand="1" w:val="04A0"/>
-      </w:tblPr>
-      <w:tblGrid>
-        <w:gridCol w:w="10080"/>
-      </w:tblGrid>
-      <w:tr>
-        <w:trPr>
-          <w:cantSplit/>
-        </w:trPr>
-        <w:tc>
-          <w:tcPr>
-            <w:tcW w:type="dxa" w:w="10080"/>
-            <w:vAlign w:val="center"/>
-            <w:shd w:fill="DDEBFF"/>
-          </w:tcPr>
-          <w:p>
-            <w:pPr>
-              <w:keepLines/>
-              <w:spacing w:after="0"/>
-            </w:pPr>
-            <w:r/>
-            <w:r>
-              <w:rPr>
-                <w:rFonts w:ascii="Arial" w:hAnsi="Arial" w:eastAsia="Arial"/>
-                <w:b/>
-                <w:sz w:val="18"/>
-              </w:rPr>
-              <w:t>Request</w:t>
-            </w:r>
-          </w:p>
-        </w:tc>
-      </w:tr>
-      <w:tr>
-        <w:trPr>
-          <w:cantSplit/>
-        </w:trPr>
-        <w:tc>
-          <w:tcPr>
-            <w:tcW w:type="dxa" w:w="10080"/>
-            <w:shd w:fill="F7FAFE"/>
-          </w:tcPr>
-          <w:p>
-            <w:pPr>
-              <w:keepLines/>
-              <w:spacing w:after="0"/>
-            </w:pPr>
-            <w:r/>
-            <w:r>
-              <w:rPr>
-                <w:rFonts w:ascii="Courier New" w:hAnsi="Courier New" w:eastAsia="Courier New"/>
-                <w:sz w:val="16"/>
-              </w:rPr>
-              <w:t>{</w:t>
-              <w:br/>
-              <w:t xml:space="preserve">  "positionCode": "08",</w:t>
-              <w:br/>
-              <w:t xml:space="preserve">  "zoneCode": "01",</w:t>
-              <w:br/>
-              <w:t xml:space="preserve">  "active": true,</w:t>
-              <w:br/>
-              <w:t xml:space="preserve">  "reason": "ย้ายหน้าที่"</w:t>
-              <w:br/>
-              <w:t>}</w:t>
-            </w:r>
-          </w:p>
-        </w:tc>
-      </w:tr>
-    </w:tbl>
-    <w:p/>
-    <w:p>
-      <w:pPr>
-        <w:pStyle w:val="Heading3"/>
-        <w:keepNext/>
-        <w:keepLines/>
-        <w:pageBreakBefore w:val="0"/>
-      </w:pPr>
-      <w:r>
-        <w:t>Request Field Schema</w:t>
-      </w:r>
-    </w:p>
-    <w:tbl>
-      <w:tblPr>
-        <w:tblStyle w:val="TableGrid"/>
-        <w:tblW w:type="auto" w:w="0"/>
-        <w:jc w:val="center"/>
-        <w:tblLook w:firstColumn="1" w:firstRow="1" w:lastColumn="0" w:lastRow="0" w:noHBand="0" w:noVBand="1" w:val="04A0"/>
-      </w:tblPr>
-      <w:tblGrid>
-        <w:gridCol w:w="2520"/>
-        <w:gridCol w:w="2520"/>
-        <w:gridCol w:w="2520"/>
-        <w:gridCol w:w="2520"/>
-      </w:tblGrid>
-      <w:tr>
-        <w:trPr>
-          <w:cantSplit/>
-        </w:trPr>
-        <w:tc>
-          <w:tcPr>
-            <w:tcW w:type="dxa" w:w="2520"/>
-            <w:vAlign w:val="center"/>
-            <w:shd w:fill="E8EEF5"/>
-          </w:tcPr>
-          <w:p>
-            <w:pPr>
-              <w:keepLines/>
-              <w:spacing w:after="0"/>
-            </w:pPr>
-            <w:r/>
-            <w:r>
-              <w:rPr>
-                <w:rFonts w:ascii="Arial" w:hAnsi="Arial" w:eastAsia="Arial"/>
-                <w:b/>
-                <w:sz w:val="18"/>
-              </w:rPr>
-              <w:t>Field</w:t>
-            </w:r>
-          </w:p>
-        </w:tc>
-        <w:tc>
-          <w:tcPr>
-            <w:tcW w:type="dxa" w:w="2520"/>
-            <w:vAlign w:val="center"/>
-            <w:shd w:fill="E8EEF5"/>
-          </w:tcPr>
-          <w:p>
-            <w:pPr>
-              <w:keepLines/>
-              <w:spacing w:after="0"/>
-            </w:pPr>
-            <w:r/>
-            <w:r>
-              <w:rPr>
-                <w:rFonts w:ascii="Arial" w:hAnsi="Arial" w:eastAsia="Arial"/>
-                <w:b/>
-                <w:sz w:val="18"/>
-              </w:rPr>
-              <w:t>Type</w:t>
-            </w:r>
-          </w:p>
-        </w:tc>
-        <w:tc>
-          <w:tcPr>
-            <w:tcW w:type="dxa" w:w="2520"/>
-            <w:vAlign w:val="center"/>
-            <w:shd w:fill="E8EEF5"/>
-          </w:tcPr>
-          <w:p>
-            <w:pPr>
-              <w:keepLines/>
-              <w:spacing w:after="0"/>
-            </w:pPr>
-            <w:r/>
-            <w:r>
-              <w:rPr>
-                <w:rFonts w:ascii="Arial" w:hAnsi="Arial" w:eastAsia="Arial"/>
-                <w:b/>
-                <w:sz w:val="18"/>
-              </w:rPr>
-              <w:t>Required</w:t>
-            </w:r>
-          </w:p>
-        </w:tc>
-        <w:tc>
-          <w:tcPr>
-            <w:tcW w:type="dxa" w:w="2520"/>
-            <w:vAlign w:val="center"/>
-            <w:shd w:fill="E8EEF5"/>
-          </w:tcPr>
-          <w:p>
-            <w:pPr>
-              <w:keepLines/>
-              <w:spacing w:after="0"/>
-            </w:pPr>
-            <w:r/>
-            <w:r>
-              <w:rPr>
-                <w:rFonts w:ascii="Arial" w:hAnsi="Arial" w:eastAsia="Arial"/>
-                <w:b/>
-                <w:sz w:val="18"/>
-              </w:rPr>
-              <w:t>Constraint / Meaning</w:t>
-            </w:r>
-          </w:p>
-        </w:tc>
-      </w:tr>
-      <w:tr>
-        <w:trPr>
-          <w:cantSplit/>
-        </w:trPr>
-        <w:tc>
-          <w:tcPr>
-            <w:tcW w:type="dxa" w:w="2520"/>
-            <w:vAlign w:val="center"/>
-          </w:tcPr>
-          <w:p>
-            <w:pPr>
-              <w:keepLines/>
-              <w:spacing w:after="0"/>
-            </w:pPr>
-            <w:r>
-              <w:rPr>
-                <w:rFonts w:ascii="Arial" w:hAnsi="Arial" w:eastAsia="Arial"/>
-                <w:sz w:val="18"/>
-              </w:rPr>
-            </w:r>
-            <w:r>
-              <w:rPr>
-                <w:rFonts w:ascii="Arial" w:hAnsi="Arial" w:eastAsia="Arial"/>
-                <w:sz w:val="18"/>
-              </w:rPr>
-              <w:t>positionCode</w:t>
-            </w:r>
-          </w:p>
-        </w:tc>
-        <w:tc>
-          <w:tcPr>
-            <w:tcW w:type="dxa" w:w="2520"/>
-            <w:vAlign w:val="center"/>
-          </w:tcPr>
-          <w:p>
-            <w:pPr>
-              <w:keepLines/>
-              <w:spacing w:after="0"/>
-            </w:pPr>
-            <w:r>
-              <w:rPr>
-                <w:rFonts w:ascii="Arial" w:hAnsi="Arial" w:eastAsia="Arial"/>
-                <w:sz w:val="18"/>
-              </w:rPr>
-            </w:r>
-            <w:r>
-              <w:rPr>
-                <w:rFonts w:ascii="Arial" w:hAnsi="Arial" w:eastAsia="Arial"/>
-                <w:sz w:val="18"/>
-              </w:rPr>
-              <w:t>string</w:t>
-            </w:r>
-          </w:p>
-        </w:tc>
-        <w:tc>
-          <w:tcPr>
-            <w:tcW w:type="dxa" w:w="2520"/>
-            <w:vAlign w:val="center"/>
-          </w:tcPr>
-          <w:p>
-            <w:pPr>
-              <w:keepLines/>
-              <w:spacing w:after="0"/>
-            </w:pPr>
-            <w:r>
-              <w:rPr>
-                <w:rFonts w:ascii="Arial" w:hAnsi="Arial" w:eastAsia="Arial"/>
-                <w:sz w:val="18"/>
-              </w:rPr>
-            </w:r>
-            <w:r>
-              <w:rPr>
-                <w:rFonts w:ascii="Arial" w:hAnsi="Arial" w:eastAsia="Arial"/>
-                <w:sz w:val="18"/>
-              </w:rPr>
-              <w:t>Yes</w:t>
-            </w:r>
-          </w:p>
-        </w:tc>
-        <w:tc>
-          <w:tcPr>
-            <w:tcW w:type="dxa" w:w="2520"/>
-            <w:vAlign w:val="center"/>
-          </w:tcPr>
-          <w:p>
-            <w:pPr>
-              <w:keepLines/>
-              <w:spacing w:after="0"/>
-            </w:pPr>
-            <w:r>
-              <w:rPr>
-                <w:rFonts w:ascii="Arial" w:hAnsi="Arial" w:eastAsia="Arial"/>
-                <w:sz w:val="18"/>
-              </w:rPr>
-            </w:r>
-            <w:r>
-              <w:rPr>
-                <w:rFonts w:ascii="Arial" w:hAnsi="Arial" w:eastAsia="Arial"/>
-                <w:sz w:val="18"/>
-              </w:rPr>
-              <w:t>UTF-8; use value domain described by endpoint purpose</w:t>
-            </w:r>
-          </w:p>
-        </w:tc>
-      </w:tr>
-      <w:tr>
-        <w:trPr>
-          <w:cantSplit/>
-        </w:trPr>
-        <w:tc>
-          <w:tcPr>
-            <w:tcW w:type="dxa" w:w="2520"/>
-            <w:vAlign w:val="center"/>
-          </w:tcPr>
-          <w:p>
-            <w:pPr>
-              <w:keepLines/>
-              <w:spacing w:after="0"/>
-            </w:pPr>
-            <w:r>
-              <w:rPr>
-                <w:rFonts w:ascii="Arial" w:hAnsi="Arial" w:eastAsia="Arial"/>
-                <w:sz w:val="18"/>
-              </w:rPr>
-            </w:r>
-            <w:r>
-              <w:rPr>
-                <w:rFonts w:ascii="Arial" w:hAnsi="Arial" w:eastAsia="Arial"/>
-                <w:sz w:val="18"/>
-              </w:rPr>
-              <w:t>zoneCode</w:t>
-            </w:r>
-          </w:p>
-        </w:tc>
-        <w:tc>
-          <w:tcPr>
-            <w:tcW w:type="dxa" w:w="2520"/>
-            <w:vAlign w:val="center"/>
-          </w:tcPr>
-          <w:p>
-            <w:pPr>
-              <w:keepLines/>
-              <w:spacing w:after="0"/>
-            </w:pPr>
-            <w:r>
-              <w:rPr>
-                <w:rFonts w:ascii="Arial" w:hAnsi="Arial" w:eastAsia="Arial"/>
-                <w:sz w:val="18"/>
-              </w:rPr>
-            </w:r>
-            <w:r>
-              <w:rPr>
-                <w:rFonts w:ascii="Arial" w:hAnsi="Arial" w:eastAsia="Arial"/>
-                <w:sz w:val="18"/>
-              </w:rPr>
-              <w:t>string</w:t>
-            </w:r>
-          </w:p>
-        </w:tc>
-        <w:tc>
-          <w:tcPr>
-            <w:tcW w:type="dxa" w:w="2520"/>
-            <w:vAlign w:val="center"/>
-          </w:tcPr>
-          <w:p>
-            <w:pPr>
-              <w:keepLines/>
-              <w:spacing w:after="0"/>
-            </w:pPr>
-            <w:r>
-              <w:rPr>
-                <w:rFonts w:ascii="Arial" w:hAnsi="Arial" w:eastAsia="Arial"/>
-                <w:sz w:val="18"/>
-              </w:rPr>
-            </w:r>
-            <w:r>
-              <w:rPr>
-                <w:rFonts w:ascii="Arial" w:hAnsi="Arial" w:eastAsia="Arial"/>
-                <w:sz w:val="18"/>
-              </w:rPr>
-              <w:t>Yes</w:t>
-            </w:r>
-          </w:p>
-        </w:tc>
-        <w:tc>
-          <w:tcPr>
-            <w:tcW w:type="dxa" w:w="2520"/>
-            <w:vAlign w:val="center"/>
-          </w:tcPr>
-          <w:p>
-            <w:pPr>
-              <w:keepLines/>
-              <w:spacing w:after="0"/>
-            </w:pPr>
-            <w:r>
-              <w:rPr>
-                <w:rFonts w:ascii="Arial" w:hAnsi="Arial" w:eastAsia="Arial"/>
-                <w:sz w:val="18"/>
-              </w:rPr>
-            </w:r>
-            <w:r>
-              <w:rPr>
-                <w:rFonts w:ascii="Arial" w:hAnsi="Arial" w:eastAsia="Arial"/>
-                <w:sz w:val="18"/>
-              </w:rPr>
-              <w:t>UTF-8; use value domain described by endpoint purpose</w:t>
-            </w:r>
-          </w:p>
-        </w:tc>
-      </w:tr>
-      <w:tr>
-        <w:trPr>
-          <w:cantSplit/>
-        </w:trPr>
-        <w:tc>
-          <w:tcPr>
-            <w:tcW w:type="dxa" w:w="2520"/>
-            <w:vAlign w:val="center"/>
-          </w:tcPr>
-          <w:p>
-            <w:pPr>
-              <w:keepLines/>
-              <w:spacing w:after="0"/>
-            </w:pPr>
-            <w:r>
-              <w:rPr>
-                <w:rFonts w:ascii="Arial" w:hAnsi="Arial" w:eastAsia="Arial"/>
-                <w:sz w:val="18"/>
-              </w:rPr>
-            </w:r>
-            <w:r>
-              <w:rPr>
-                <w:rFonts w:ascii="Arial" w:hAnsi="Arial" w:eastAsia="Arial"/>
-                <w:sz w:val="18"/>
-              </w:rPr>
-              <w:t>active</w:t>
-            </w:r>
-          </w:p>
-        </w:tc>
-        <w:tc>
-          <w:tcPr>
-            <w:tcW w:type="dxa" w:w="2520"/>
-            <w:vAlign w:val="center"/>
-          </w:tcPr>
-          <w:p>
-            <w:pPr>
-              <w:keepLines/>
-              <w:spacing w:after="0"/>
-            </w:pPr>
-            <w:r>
-              <w:rPr>
-                <w:rFonts w:ascii="Arial" w:hAnsi="Arial" w:eastAsia="Arial"/>
-                <w:sz w:val="18"/>
-              </w:rPr>
-            </w:r>
-            <w:r>
-              <w:rPr>
-                <w:rFonts w:ascii="Arial" w:hAnsi="Arial" w:eastAsia="Arial"/>
-                <w:sz w:val="18"/>
-              </w:rPr>
-              <w:t>boolean</w:t>
-            </w:r>
-          </w:p>
-        </w:tc>
-        <w:tc>
-          <w:tcPr>
-            <w:tcW w:type="dxa" w:w="2520"/>
-            <w:vAlign w:val="center"/>
-          </w:tcPr>
-          <w:p>
-            <w:pPr>
-              <w:keepLines/>
-              <w:spacing w:after="0"/>
-            </w:pPr>
-            <w:r>
-              <w:rPr>
-                <w:rFonts w:ascii="Arial" w:hAnsi="Arial" w:eastAsia="Arial"/>
-                <w:sz w:val="18"/>
-              </w:rPr>
-            </w:r>
-            <w:r>
-              <w:rPr>
-                <w:rFonts w:ascii="Arial" w:hAnsi="Arial" w:eastAsia="Arial"/>
-                <w:sz w:val="18"/>
-              </w:rPr>
-              <w:t>Yes</w:t>
-            </w:r>
-          </w:p>
-        </w:tc>
-        <w:tc>
-          <w:tcPr>
-            <w:tcW w:type="dxa" w:w="2520"/>
-            <w:vAlign w:val="center"/>
-          </w:tcPr>
-          <w:p>
-            <w:pPr>
-              <w:keepLines/>
-              <w:spacing w:after="0"/>
-            </w:pPr>
-            <w:r>
-              <w:rPr>
-                <w:rFonts w:ascii="Arial" w:hAnsi="Arial" w:eastAsia="Arial"/>
-                <w:sz w:val="18"/>
-              </w:rPr>
-            </w:r>
-            <w:r>
-              <w:rPr>
-                <w:rFonts w:ascii="Arial" w:hAnsi="Arial" w:eastAsia="Arial"/>
-                <w:sz w:val="18"/>
-              </w:rPr>
-              <w:t>UTF-8; use value domain described by endpoint purpose</w:t>
-            </w:r>
-          </w:p>
-        </w:tc>
-      </w:tr>
-      <w:tr>
-        <w:trPr>
-          <w:cantSplit/>
-        </w:trPr>
-        <w:tc>
-          <w:tcPr>
-            <w:tcW w:type="dxa" w:w="2520"/>
-            <w:vAlign w:val="center"/>
-          </w:tcPr>
-          <w:p>
-            <w:pPr>
-              <w:keepLines/>
-              <w:spacing w:after="0"/>
-            </w:pPr>
-            <w:r>
-              <w:rPr>
-                <w:rFonts w:ascii="Arial" w:hAnsi="Arial" w:eastAsia="Arial"/>
-                <w:sz w:val="18"/>
-              </w:rPr>
-            </w:r>
-            <w:r>
-              <w:rPr>
-                <w:rFonts w:ascii="Arial" w:hAnsi="Arial" w:eastAsia="Arial"/>
-                <w:sz w:val="18"/>
-              </w:rPr>
-              <w:t>reason</w:t>
-            </w:r>
-          </w:p>
-        </w:tc>
-        <w:tc>
-          <w:tcPr>
-            <w:tcW w:type="dxa" w:w="2520"/>
-            <w:vAlign w:val="center"/>
-          </w:tcPr>
-          <w:p>
-            <w:pPr>
-              <w:keepLines/>
-              <w:spacing w:after="0"/>
-            </w:pPr>
-            <w:r>
-              <w:rPr>
-                <w:rFonts w:ascii="Arial" w:hAnsi="Arial" w:eastAsia="Arial"/>
-                <w:sz w:val="18"/>
-              </w:rPr>
-            </w:r>
-            <w:r>
-              <w:rPr>
-                <w:rFonts w:ascii="Arial" w:hAnsi="Arial" w:eastAsia="Arial"/>
-                <w:sz w:val="18"/>
-              </w:rPr>
-              <w:t>string</w:t>
-            </w:r>
-          </w:p>
-        </w:tc>
-        <w:tc>
-          <w:tcPr>
-            <w:tcW w:type="dxa" w:w="2520"/>
-            <w:vAlign w:val="center"/>
-          </w:tcPr>
-          <w:p>
-            <w:pPr>
-              <w:keepLines/>
-              <w:spacing w:after="0"/>
-            </w:pPr>
-            <w:r>
-              <w:rPr>
-                <w:rFonts w:ascii="Arial" w:hAnsi="Arial" w:eastAsia="Arial"/>
-                <w:sz w:val="18"/>
-              </w:rPr>
-            </w:r>
-            <w:r>
-              <w:rPr>
-                <w:rFonts w:ascii="Arial" w:hAnsi="Arial" w:eastAsia="Arial"/>
-                <w:sz w:val="18"/>
-              </w:rPr>
-              <w:t>Yes</w:t>
-            </w:r>
-          </w:p>
-        </w:tc>
-        <w:tc>
-          <w:tcPr>
-            <w:tcW w:type="dxa" w:w="2520"/>
-            <w:vAlign w:val="center"/>
-          </w:tcPr>
-          <w:p>
-            <w:pPr>
-              <w:keepLines/>
-              <w:spacing w:after="0"/>
-            </w:pPr>
-            <w:r>
-              <w:rPr>
-                <w:rFonts w:ascii="Arial" w:hAnsi="Arial" w:eastAsia="Arial"/>
-                <w:sz w:val="18"/>
-              </w:rPr>
-            </w:r>
-            <w:r>
-              <w:rPr>
-                <w:rFonts w:ascii="Arial" w:hAnsi="Arial" w:eastAsia="Arial"/>
-                <w:sz w:val="18"/>
-              </w:rPr>
-              <w:t>trimmed UTF-8 Thai text; required by operation/business rule</w:t>
-            </w:r>
-          </w:p>
-        </w:tc>
-      </w:tr>
-    </w:tbl>
-    <w:p/>
-    <w:tbl>
-      <w:tblPr>
-        <w:tblStyle w:val="TableGrid"/>
-        <w:tblW w:type="auto" w:w="0"/>
-        <w:jc w:val="center"/>
-        <w:tblLook w:firstColumn="1" w:firstRow="1" w:lastColumn="0" w:lastRow="0" w:noHBand="0" w:noVBand="1" w:val="04A0"/>
-      </w:tblPr>
-      <w:tblGrid>
-        <w:gridCol w:w="10080"/>
-      </w:tblGrid>
-      <w:tr>
-        <w:trPr>
-          <w:cantSplit/>
-        </w:trPr>
-        <w:tc>
-          <w:tcPr>
-            <w:tcW w:type="dxa" w:w="10080"/>
-            <w:vAlign w:val="center"/>
-            <w:shd w:fill="DDEBFF"/>
-          </w:tcPr>
-          <w:p>
-            <w:pPr>
-              <w:keepLines/>
-              <w:spacing w:after="0"/>
-            </w:pPr>
-            <w:r/>
-            <w:r>
-              <w:rPr>
-                <w:rFonts w:ascii="Arial" w:hAnsi="Arial" w:eastAsia="Arial"/>
-                <w:b/>
-                <w:sz w:val="18"/>
-              </w:rPr>
-              <w:t>Response</w:t>
-            </w:r>
-          </w:p>
-        </w:tc>
-      </w:tr>
-      <w:tr>
-        <w:trPr>
-          <w:cantSplit/>
-        </w:trPr>
-        <w:tc>
-          <w:tcPr>
-            <w:tcW w:type="dxa" w:w="10080"/>
-            <w:shd w:fill="F7FAFE"/>
-          </w:tcPr>
-          <w:p>
-            <w:pPr>
-              <w:keepLines/>
-              <w:spacing w:after="0"/>
-            </w:pPr>
-            <w:r/>
-            <w:r>
-              <w:rPr>
-                <w:rFonts w:ascii="Courier New" w:hAnsi="Courier New" w:eastAsia="Courier New"/>
-                <w:sz w:val="16"/>
-              </w:rPr>
-              <w:t>{</w:t>
-              <w:br/>
-              <w:t xml:space="preserve">  "id": 1,</w:t>
-              <w:br/>
-              <w:t xml:space="preserve">  "message": "saved",</w:t>
-              <w:br/>
-              <w:t xml:space="preserve">  "auditId": 902</w:t>
-              <w:br/>
-              <w:t>}</w:t>
-            </w:r>
-          </w:p>
-        </w:tc>
-      </w:tr>
-    </w:tbl>
-    <w:p/>
-    <w:p>
-      <w:pPr>
-        <w:pStyle w:val="Heading3"/>
-        <w:keepNext/>
-        <w:keepLines/>
-        <w:pageBreakBefore w:val="0"/>
-      </w:pPr>
-      <w:r>
-        <w:t>Response Field Schema</w:t>
-      </w:r>
-    </w:p>
-    <w:tbl>
-      <w:tblPr>
-        <w:tblStyle w:val="TableGrid"/>
-        <w:tblW w:type="auto" w:w="0"/>
-        <w:jc w:val="center"/>
-        <w:tblLook w:firstColumn="1" w:firstRow="1" w:lastColumn="0" w:lastRow="0" w:noHBand="0" w:noVBand="1" w:val="04A0"/>
-      </w:tblPr>
-      <w:tblGrid>
-        <w:gridCol w:w="2520"/>
-        <w:gridCol w:w="2520"/>
-        <w:gridCol w:w="2520"/>
-        <w:gridCol w:w="2520"/>
-      </w:tblGrid>
-      <w:tr>
-        <w:trPr>
-          <w:cantSplit/>
-        </w:trPr>
-        <w:tc>
-          <w:tcPr>
-            <w:tcW w:type="dxa" w:w="2520"/>
-            <w:vAlign w:val="center"/>
-            <w:shd w:fill="E8EEF5"/>
-          </w:tcPr>
-          <w:p>
-            <w:pPr>
-              <w:keepLines/>
-              <w:spacing w:after="0"/>
-            </w:pPr>
-            <w:r/>
-            <w:r>
-              <w:rPr>
-                <w:rFonts w:ascii="Arial" w:hAnsi="Arial" w:eastAsia="Arial"/>
-                <w:b/>
-                <w:sz w:val="18"/>
-              </w:rPr>
-              <w:t>Field</w:t>
-            </w:r>
-          </w:p>
-        </w:tc>
-        <w:tc>
-          <w:tcPr>
-            <w:tcW w:type="dxa" w:w="2520"/>
-            <w:vAlign w:val="center"/>
-            <w:shd w:fill="E8EEF5"/>
-          </w:tcPr>
-          <w:p>
-            <w:pPr>
-              <w:keepLines/>
-              <w:spacing w:after="0"/>
-            </w:pPr>
-            <w:r/>
-            <w:r>
-              <w:rPr>
-                <w:rFonts w:ascii="Arial" w:hAnsi="Arial" w:eastAsia="Arial"/>
-                <w:b/>
-                <w:sz w:val="18"/>
-              </w:rPr>
-              <w:t>Type</w:t>
-            </w:r>
-          </w:p>
-        </w:tc>
-        <w:tc>
-          <w:tcPr>
-            <w:tcW w:type="dxa" w:w="2520"/>
-            <w:vAlign w:val="center"/>
-            <w:shd w:fill="E8EEF5"/>
-          </w:tcPr>
-          <w:p>
-            <w:pPr>
-              <w:keepLines/>
-              <w:spacing w:after="0"/>
-            </w:pPr>
-            <w:r/>
-            <w:r>
-              <w:rPr>
-                <w:rFonts w:ascii="Arial" w:hAnsi="Arial" w:eastAsia="Arial"/>
-                <w:b/>
-                <w:sz w:val="18"/>
-              </w:rPr>
-              <w:t>Required</w:t>
-            </w:r>
-          </w:p>
-        </w:tc>
-        <w:tc>
-          <w:tcPr>
-            <w:tcW w:type="dxa" w:w="2520"/>
-            <w:vAlign w:val="center"/>
-            <w:shd w:fill="E8EEF5"/>
-          </w:tcPr>
-          <w:p>
-            <w:pPr>
-              <w:keepLines/>
-              <w:spacing w:after="0"/>
-            </w:pPr>
-            <w:r/>
-            <w:r>
-              <w:rPr>
-                <w:rFonts w:ascii="Arial" w:hAnsi="Arial" w:eastAsia="Arial"/>
-                <w:b/>
-                <w:sz w:val="18"/>
-              </w:rPr>
-              <w:t>Constraint / Meaning</w:t>
-            </w:r>
-          </w:p>
-        </w:tc>
-      </w:tr>
-      <w:tr>
-        <w:trPr>
-          <w:cantSplit/>
-        </w:trPr>
-        <w:tc>
-          <w:tcPr>
-            <w:tcW w:type="dxa" w:w="2520"/>
-            <w:vAlign w:val="center"/>
-          </w:tcPr>
-          <w:p>
-            <w:pPr>
-              <w:keepLines/>
-              <w:spacing w:after="0"/>
-            </w:pPr>
-            <w:r>
-              <w:rPr>
-                <w:rFonts w:ascii="Arial" w:hAnsi="Arial" w:eastAsia="Arial"/>
-                <w:sz w:val="18"/>
-              </w:rPr>
-            </w:r>
-            <w:r>
-              <w:rPr>
-                <w:rFonts w:ascii="Arial" w:hAnsi="Arial" w:eastAsia="Arial"/>
-                <w:sz w:val="18"/>
-              </w:rPr>
-              <w:t>id</w:t>
-            </w:r>
-          </w:p>
-        </w:tc>
-        <w:tc>
-          <w:tcPr>
-            <w:tcW w:type="dxa" w:w="2520"/>
-            <w:vAlign w:val="center"/>
-          </w:tcPr>
-          <w:p>
-            <w:pPr>
-              <w:keepLines/>
-              <w:spacing w:after="0"/>
-            </w:pPr>
-            <w:r>
-              <w:rPr>
-                <w:rFonts w:ascii="Arial" w:hAnsi="Arial" w:eastAsia="Arial"/>
-                <w:sz w:val="18"/>
-              </w:rPr>
-            </w:r>
-            <w:r>
-              <w:rPr>
-                <w:rFonts w:ascii="Arial" w:hAnsi="Arial" w:eastAsia="Arial"/>
-                <w:sz w:val="18"/>
-              </w:rPr>
-              <w:t>integer</w:t>
-            </w:r>
-          </w:p>
-        </w:tc>
-        <w:tc>
-          <w:tcPr>
-            <w:tcW w:type="dxa" w:w="2520"/>
-            <w:vAlign w:val="center"/>
-          </w:tcPr>
-          <w:p>
-            <w:pPr>
-              <w:keepLines/>
-              <w:spacing w:after="0"/>
-            </w:pPr>
-            <w:r>
-              <w:rPr>
-                <w:rFonts w:ascii="Arial" w:hAnsi="Arial" w:eastAsia="Arial"/>
-                <w:sz w:val="18"/>
-              </w:rPr>
-            </w:r>
-            <w:r>
-              <w:rPr>
-                <w:rFonts w:ascii="Arial" w:hAnsi="Arial" w:eastAsia="Arial"/>
-                <w:sz w:val="18"/>
-              </w:rPr>
-              <w:t>Yes</w:t>
-            </w:r>
-          </w:p>
-        </w:tc>
-        <w:tc>
-          <w:tcPr>
-            <w:tcW w:type="dxa" w:w="2520"/>
-            <w:vAlign w:val="center"/>
-          </w:tcPr>
-          <w:p>
-            <w:pPr>
-              <w:keepLines/>
-              <w:spacing w:after="0"/>
-            </w:pPr>
-            <w:r>
-              <w:rPr>
-                <w:rFonts w:ascii="Arial" w:hAnsi="Arial" w:eastAsia="Arial"/>
-                <w:sz w:val="18"/>
-              </w:rPr>
-            </w:r>
-            <w:r>
-              <w:rPr>
-                <w:rFonts w:ascii="Arial" w:hAnsi="Arial" w:eastAsia="Arial"/>
-                <w:sz w:val="18"/>
-              </w:rPr>
-              <w:t>UTF-8; use value domain described by endpoint purpose</w:t>
-            </w:r>
-          </w:p>
-        </w:tc>
-      </w:tr>
-      <w:tr>
-        <w:trPr>
-          <w:cantSplit/>
-        </w:trPr>
-        <w:tc>
-          <w:tcPr>
-            <w:tcW w:type="dxa" w:w="2520"/>
-            <w:vAlign w:val="center"/>
-          </w:tcPr>
-          <w:p>
-            <w:pPr>
-              <w:keepLines/>
-              <w:spacing w:after="0"/>
-            </w:pPr>
-            <w:r>
-              <w:rPr>
-                <w:rFonts w:ascii="Arial" w:hAnsi="Arial" w:eastAsia="Arial"/>
-                <w:sz w:val="18"/>
-              </w:rPr>
-            </w:r>
-            <w:r>
-              <w:rPr>
-                <w:rFonts w:ascii="Arial" w:hAnsi="Arial" w:eastAsia="Arial"/>
-                <w:sz w:val="18"/>
-              </w:rPr>
-              <w:t>message</w:t>
-            </w:r>
-          </w:p>
-        </w:tc>
-        <w:tc>
-          <w:tcPr>
-            <w:tcW w:type="dxa" w:w="2520"/>
-            <w:vAlign w:val="center"/>
-          </w:tcPr>
-          <w:p>
-            <w:pPr>
-              <w:keepLines/>
-              <w:spacing w:after="0"/>
-            </w:pPr>
-            <w:r>
-              <w:rPr>
-                <w:rFonts w:ascii="Arial" w:hAnsi="Arial" w:eastAsia="Arial"/>
-                <w:sz w:val="18"/>
-              </w:rPr>
-            </w:r>
-            <w:r>
-              <w:rPr>
-                <w:rFonts w:ascii="Arial" w:hAnsi="Arial" w:eastAsia="Arial"/>
-                <w:sz w:val="18"/>
-              </w:rPr>
-              <w:t>string</w:t>
-            </w:r>
-          </w:p>
-        </w:tc>
-        <w:tc>
-          <w:tcPr>
-            <w:tcW w:type="dxa" w:w="2520"/>
-            <w:vAlign w:val="center"/>
-          </w:tcPr>
-          <w:p>
-            <w:pPr>
-              <w:keepLines/>
-              <w:spacing w:after="0"/>
-            </w:pPr>
-            <w:r>
-              <w:rPr>
-                <w:rFonts w:ascii="Arial" w:hAnsi="Arial" w:eastAsia="Arial"/>
-                <w:sz w:val="18"/>
-              </w:rPr>
-            </w:r>
-            <w:r>
-              <w:rPr>
-                <w:rFonts w:ascii="Arial" w:hAnsi="Arial" w:eastAsia="Arial"/>
-                <w:sz w:val="18"/>
-              </w:rPr>
-              <w:t>Yes</w:t>
-            </w:r>
-          </w:p>
-        </w:tc>
-        <w:tc>
-          <w:tcPr>
-            <w:tcW w:type="dxa" w:w="2520"/>
-            <w:vAlign w:val="center"/>
-          </w:tcPr>
-          <w:p>
-            <w:pPr>
-              <w:keepLines/>
-              <w:spacing w:after="0"/>
-            </w:pPr>
-            <w:r>
-              <w:rPr>
-                <w:rFonts w:ascii="Arial" w:hAnsi="Arial" w:eastAsia="Arial"/>
-                <w:sz w:val="18"/>
-              </w:rPr>
-            </w:r>
-            <w:r>
-              <w:rPr>
-                <w:rFonts w:ascii="Arial" w:hAnsi="Arial" w:eastAsia="Arial"/>
-                <w:sz w:val="18"/>
-              </w:rPr>
-              <w:t>UTF-8; use value domain described by endpoint purpose</w:t>
-            </w:r>
-          </w:p>
-        </w:tc>
-      </w:tr>
-      <w:tr>
-        <w:trPr>
-          <w:cantSplit/>
-        </w:trPr>
-        <w:tc>
-          <w:tcPr>
-            <w:tcW w:type="dxa" w:w="2520"/>
-            <w:vAlign w:val="center"/>
-          </w:tcPr>
-          <w:p>
-            <w:pPr>
-              <w:keepLines/>
-              <w:spacing w:after="0"/>
-            </w:pPr>
-            <w:r>
-              <w:rPr>
-                <w:rFonts w:ascii="Arial" w:hAnsi="Arial" w:eastAsia="Arial"/>
-                <w:sz w:val="18"/>
-              </w:rPr>
-            </w:r>
-            <w:r>
-              <w:rPr>
-                <w:rFonts w:ascii="Arial" w:hAnsi="Arial" w:eastAsia="Arial"/>
-                <w:sz w:val="18"/>
-              </w:rPr>
-              <w:t>auditId</w:t>
-            </w:r>
-          </w:p>
-        </w:tc>
-        <w:tc>
-          <w:tcPr>
-            <w:tcW w:type="dxa" w:w="2520"/>
-            <w:vAlign w:val="center"/>
-          </w:tcPr>
-          <w:p>
-            <w:pPr>
-              <w:keepLines/>
-              <w:spacing w:after="0"/>
-            </w:pPr>
-            <w:r>
-              <w:rPr>
-                <w:rFonts w:ascii="Arial" w:hAnsi="Arial" w:eastAsia="Arial"/>
-                <w:sz w:val="18"/>
-              </w:rPr>
-            </w:r>
-            <w:r>
-              <w:rPr>
-                <w:rFonts w:ascii="Arial" w:hAnsi="Arial" w:eastAsia="Arial"/>
-                <w:sz w:val="18"/>
-              </w:rPr>
-              <w:t>integer</w:t>
-            </w:r>
-          </w:p>
-        </w:tc>
-        <w:tc>
-          <w:tcPr>
-            <w:tcW w:type="dxa" w:w="2520"/>
-            <w:vAlign w:val="center"/>
-          </w:tcPr>
-          <w:p>
-            <w:pPr>
-              <w:keepLines/>
-              <w:spacing w:after="0"/>
-            </w:pPr>
-            <w:r>
-              <w:rPr>
-                <w:rFonts w:ascii="Arial" w:hAnsi="Arial" w:eastAsia="Arial"/>
-                <w:sz w:val="18"/>
-              </w:rPr>
-            </w:r>
-            <w:r>
-              <w:rPr>
-                <w:rFonts w:ascii="Arial" w:hAnsi="Arial" w:eastAsia="Arial"/>
-                <w:sz w:val="18"/>
-              </w:rPr>
-              <w:t>Yes</w:t>
-            </w:r>
-          </w:p>
-        </w:tc>
-        <w:tc>
-          <w:tcPr>
-            <w:tcW w:type="dxa" w:w="2520"/>
-            <w:vAlign w:val="center"/>
-          </w:tcPr>
-          <w:p>
-            <w:pPr>
-              <w:keepLines/>
-              <w:spacing w:after="0"/>
-            </w:pPr>
-            <w:r>
-              <w:rPr>
-                <w:rFonts w:ascii="Arial" w:hAnsi="Arial" w:eastAsia="Arial"/>
-                <w:sz w:val="18"/>
-              </w:rPr>
-            </w:r>
-            <w:r>
-              <w:rPr>
-                <w:rFonts w:ascii="Arial" w:hAnsi="Arial" w:eastAsia="Arial"/>
-                <w:sz w:val="18"/>
-              </w:rPr>
-              <w:t>UTF-8; use value domain described by endpoint purpose</w:t>
-            </w:r>
-          </w:p>
-        </w:tc>
-      </w:tr>
-    </w:tbl>
-    <w:p/>
-    <w:p>
-      <w:pPr>
-        <w:pStyle w:val="Heading2"/>
-        <w:keepNext/>
-        <w:keepLines/>
-        <w:pageBreakBefore w:val="0"/>
-      </w:pPr>
-      <w:r>
-        <w:t>GET /api/v1/employees/search</w:t>
-      </w:r>
-    </w:p>
-    <w:p>
-      <w:pPr>
-        <w:keepNext w:val="0"/>
-      </w:pPr>
-      <w:r>
-        <w:t>SCR-08 popup ค้นหาพนักงาน</w:t>
-      </w:r>
-    </w:p>
-    <w:tbl>
-      <w:tblPr>
-        <w:tblStyle w:val="TableGrid"/>
-        <w:tblW w:type="auto" w:w="0"/>
-        <w:jc w:val="center"/>
-        <w:tblLook w:firstColumn="1" w:firstRow="1" w:lastColumn="0" w:lastRow="0" w:noHBand="0" w:noVBand="1" w:val="04A0"/>
-      </w:tblPr>
-      <w:tblGrid>
-        <w:gridCol w:w="10080"/>
-      </w:tblGrid>
-      <w:tr>
-        <w:trPr>
-          <w:cantSplit/>
-        </w:trPr>
-        <w:tc>
-          <w:tcPr>
-            <w:tcW w:type="dxa" w:w="10080"/>
-            <w:vAlign w:val="center"/>
-            <w:shd w:fill="DDEBFF"/>
-          </w:tcPr>
-          <w:p>
-            <w:pPr>
-              <w:keepLines/>
-              <w:spacing w:after="0"/>
-            </w:pPr>
-            <w:r/>
-            <w:r>
-              <w:rPr>
-                <w:rFonts w:ascii="Arial" w:hAnsi="Arial" w:eastAsia="Arial"/>
-                <w:b/>
-                <w:sz w:val="18"/>
-              </w:rPr>
-              <w:t>Query Params</w:t>
-            </w:r>
-          </w:p>
-        </w:tc>
-      </w:tr>
-      <w:tr>
-        <w:trPr>
-          <w:cantSplit/>
-        </w:trPr>
-        <w:tc>
-          <w:tcPr>
-            <w:tcW w:type="dxa" w:w="10080"/>
-            <w:shd w:fill="F7FAFE"/>
-          </w:tcPr>
-          <w:p>
-            <w:pPr>
-              <w:keepLines/>
-              <w:spacing w:after="0"/>
-            </w:pPr>
-            <w:r/>
-            <w:r>
-              <w:rPr>
-                <w:rFonts w:ascii="Courier New" w:hAnsi="Courier New" w:eastAsia="Courier New"/>
-                <w:sz w:val="16"/>
-              </w:rPr>
-              <w:t>{</w:t>
-              <w:br/>
-              <w:t xml:space="preserve">  "q": "E001",</w:t>
-              <w:br/>
-              <w:t xml:space="preserve">  "page": 1,</w:t>
-              <w:br/>
-              <w:t xml:space="preserve">  "size": 20</w:t>
-              <w:br/>
-              <w:t>}</w:t>
-            </w:r>
-          </w:p>
-        </w:tc>
-      </w:tr>
-    </w:tbl>
-    <w:p/>
-    <w:p>
-      <w:pPr>
-        <w:pStyle w:val="Heading3"/>
-        <w:keepNext/>
-        <w:keepLines/>
-        <w:pageBreakBefore w:val="0"/>
-      </w:pPr>
-      <w:r>
-        <w:t>Request Field Schema</w:t>
-      </w:r>
-    </w:p>
-    <w:tbl>
-      <w:tblPr>
-        <w:tblStyle w:val="TableGrid"/>
-        <w:tblW w:type="auto" w:w="0"/>
-        <w:jc w:val="center"/>
-        <w:tblLook w:firstColumn="1" w:firstRow="1" w:lastColumn="0" w:lastRow="0" w:noHBand="0" w:noVBand="1" w:val="04A0"/>
-      </w:tblPr>
-      <w:tblGrid>
-        <w:gridCol w:w="2520"/>
-        <w:gridCol w:w="2520"/>
-        <w:gridCol w:w="2520"/>
-        <w:gridCol w:w="2520"/>
-      </w:tblGrid>
-      <w:tr>
-        <w:trPr>
-          <w:cantSplit/>
-        </w:trPr>
-        <w:tc>
-          <w:tcPr>
-            <w:tcW w:type="dxa" w:w="2520"/>
-            <w:vAlign w:val="center"/>
-            <w:shd w:fill="E8EEF5"/>
-          </w:tcPr>
-          <w:p>
-            <w:pPr>
-              <w:keepLines/>
-              <w:spacing w:after="0"/>
-            </w:pPr>
-            <w:r/>
-            <w:r>
-              <w:rPr>
-                <w:rFonts w:ascii="Arial" w:hAnsi="Arial" w:eastAsia="Arial"/>
-                <w:b/>
-                <w:sz w:val="18"/>
-              </w:rPr>
-              <w:t>Field</w:t>
-            </w:r>
-          </w:p>
-        </w:tc>
-        <w:tc>
-          <w:tcPr>
-            <w:tcW w:type="dxa" w:w="2520"/>
-            <w:vAlign w:val="center"/>
-            <w:shd w:fill="E8EEF5"/>
-          </w:tcPr>
-          <w:p>
-            <w:pPr>
-              <w:keepLines/>
-              <w:spacing w:after="0"/>
-            </w:pPr>
-            <w:r/>
-            <w:r>
-              <w:rPr>
-                <w:rFonts w:ascii="Arial" w:hAnsi="Arial" w:eastAsia="Arial"/>
-                <w:b/>
-                <w:sz w:val="18"/>
-              </w:rPr>
-              <w:t>Type</w:t>
-            </w:r>
-          </w:p>
-        </w:tc>
-        <w:tc>
-          <w:tcPr>
-            <w:tcW w:type="dxa" w:w="2520"/>
-            <w:vAlign w:val="center"/>
-            <w:shd w:fill="E8EEF5"/>
-          </w:tcPr>
-          <w:p>
-            <w:pPr>
-              <w:keepLines/>
-              <w:spacing w:after="0"/>
-            </w:pPr>
-            <w:r/>
-            <w:r>
-              <w:rPr>
-                <w:rFonts w:ascii="Arial" w:hAnsi="Arial" w:eastAsia="Arial"/>
-                <w:b/>
-                <w:sz w:val="18"/>
-              </w:rPr>
-              <w:t>Required</w:t>
-            </w:r>
-          </w:p>
-        </w:tc>
-        <w:tc>
-          <w:tcPr>
-            <w:tcW w:type="dxa" w:w="2520"/>
-            <w:vAlign w:val="center"/>
-            <w:shd w:fill="E8EEF5"/>
-          </w:tcPr>
-          <w:p>
-            <w:pPr>
-              <w:keepLines/>
-              <w:spacing w:after="0"/>
-            </w:pPr>
-            <w:r/>
-            <w:r>
-              <w:rPr>
-                <w:rFonts w:ascii="Arial" w:hAnsi="Arial" w:eastAsia="Arial"/>
-                <w:b/>
-                <w:sz w:val="18"/>
-              </w:rPr>
-              <w:t>Constraint / Meaning</w:t>
-            </w:r>
-          </w:p>
-        </w:tc>
-      </w:tr>
-      <w:tr>
-        <w:trPr>
-          <w:cantSplit/>
-        </w:trPr>
-        <w:tc>
-          <w:tcPr>
-            <w:tcW w:type="dxa" w:w="2520"/>
-            <w:vAlign w:val="center"/>
-          </w:tcPr>
-          <w:p>
-            <w:pPr>
-              <w:keepLines/>
-              <w:spacing w:after="0"/>
-            </w:pPr>
-            <w:r>
-              <w:rPr>
-                <w:rFonts w:ascii="Arial" w:hAnsi="Arial" w:eastAsia="Arial"/>
-                <w:sz w:val="18"/>
-              </w:rPr>
-            </w:r>
-            <w:r>
-              <w:rPr>
-                <w:rFonts w:ascii="Arial" w:hAnsi="Arial" w:eastAsia="Arial"/>
-                <w:sz w:val="18"/>
-              </w:rPr>
-              <w:t>q</w:t>
-            </w:r>
-          </w:p>
-        </w:tc>
-        <w:tc>
-          <w:tcPr>
-            <w:tcW w:type="dxa" w:w="2520"/>
-            <w:vAlign w:val="center"/>
-          </w:tcPr>
-          <w:p>
-            <w:pPr>
-              <w:keepLines/>
-              <w:spacing w:after="0"/>
-            </w:pPr>
-            <w:r>
-              <w:rPr>
-                <w:rFonts w:ascii="Arial" w:hAnsi="Arial" w:eastAsia="Arial"/>
-                <w:sz w:val="18"/>
-              </w:rPr>
-            </w:r>
-            <w:r>
-              <w:rPr>
-                <w:rFonts w:ascii="Arial" w:hAnsi="Arial" w:eastAsia="Arial"/>
-                <w:sz w:val="18"/>
-              </w:rPr>
-              <w:t>string</w:t>
-            </w:r>
-          </w:p>
-        </w:tc>
-        <w:tc>
-          <w:tcPr>
-            <w:tcW w:type="dxa" w:w="2520"/>
-            <w:vAlign w:val="center"/>
-          </w:tcPr>
-          <w:p>
-            <w:pPr>
-              <w:keepLines/>
-              <w:spacing w:after="0"/>
-            </w:pPr>
-            <w:r>
-              <w:rPr>
-                <w:rFonts w:ascii="Arial" w:hAnsi="Arial" w:eastAsia="Arial"/>
-                <w:sz w:val="18"/>
-              </w:rPr>
-            </w:r>
-            <w:r>
-              <w:rPr>
-                <w:rFonts w:ascii="Arial" w:hAnsi="Arial" w:eastAsia="Arial"/>
-                <w:sz w:val="18"/>
-              </w:rPr>
-              <w:t>No</w:t>
-            </w:r>
-          </w:p>
-        </w:tc>
-        <w:tc>
-          <w:tcPr>
-            <w:tcW w:type="dxa" w:w="2520"/>
-            <w:vAlign w:val="center"/>
-          </w:tcPr>
-          <w:p>
-            <w:pPr>
-              <w:keepLines/>
-              <w:spacing w:after="0"/>
-            </w:pPr>
-            <w:r>
-              <w:rPr>
-                <w:rFonts w:ascii="Arial" w:hAnsi="Arial" w:eastAsia="Arial"/>
-                <w:sz w:val="18"/>
-              </w:rPr>
-            </w:r>
-            <w:r>
-              <w:rPr>
-                <w:rFonts w:ascii="Arial" w:hAnsi="Arial" w:eastAsia="Arial"/>
-                <w:sz w:val="18"/>
-              </w:rPr>
-              <w:t>UTF-8; use value domain described by endpoint purpose</w:t>
-            </w:r>
-          </w:p>
-        </w:tc>
-      </w:tr>
-      <w:tr>
-        <w:trPr>
-          <w:cantSplit/>
-        </w:trPr>
-        <w:tc>
-          <w:tcPr>
-            <w:tcW w:type="dxa" w:w="2520"/>
-            <w:vAlign w:val="center"/>
-          </w:tcPr>
-          <w:p>
-            <w:pPr>
-              <w:keepLines/>
-              <w:spacing w:after="0"/>
-            </w:pPr>
-            <w:r>
-              <w:rPr>
-                <w:rFonts w:ascii="Arial" w:hAnsi="Arial" w:eastAsia="Arial"/>
-                <w:sz w:val="18"/>
-              </w:rPr>
-            </w:r>
-            <w:r>
-              <w:rPr>
-                <w:rFonts w:ascii="Arial" w:hAnsi="Arial" w:eastAsia="Arial"/>
-                <w:sz w:val="18"/>
-              </w:rPr>
-              <w:t>page</w:t>
-            </w:r>
-          </w:p>
-        </w:tc>
-        <w:tc>
-          <w:tcPr>
-            <w:tcW w:type="dxa" w:w="2520"/>
-            <w:vAlign w:val="center"/>
-          </w:tcPr>
-          <w:p>
-            <w:pPr>
-              <w:keepLines/>
-              <w:spacing w:after="0"/>
-            </w:pPr>
-            <w:r>
-              <w:rPr>
-                <w:rFonts w:ascii="Arial" w:hAnsi="Arial" w:eastAsia="Arial"/>
-                <w:sz w:val="18"/>
-              </w:rPr>
-            </w:r>
-            <w:r>
-              <w:rPr>
-                <w:rFonts w:ascii="Arial" w:hAnsi="Arial" w:eastAsia="Arial"/>
-                <w:sz w:val="18"/>
-              </w:rPr>
-              <w:t>integer</w:t>
-            </w:r>
-          </w:p>
-        </w:tc>
-        <w:tc>
-          <w:tcPr>
-            <w:tcW w:type="dxa" w:w="2520"/>
-            <w:vAlign w:val="center"/>
-          </w:tcPr>
-          <w:p>
-            <w:pPr>
-              <w:keepLines/>
-              <w:spacing w:after="0"/>
-            </w:pPr>
-            <w:r>
-              <w:rPr>
-                <w:rFonts w:ascii="Arial" w:hAnsi="Arial" w:eastAsia="Arial"/>
-                <w:sz w:val="18"/>
-              </w:rPr>
-            </w:r>
-            <w:r>
-              <w:rPr>
-                <w:rFonts w:ascii="Arial" w:hAnsi="Arial" w:eastAsia="Arial"/>
-                <w:sz w:val="18"/>
-              </w:rPr>
-              <w:t>No</w:t>
-            </w:r>
-          </w:p>
-        </w:tc>
-        <w:tc>
-          <w:tcPr>
-            <w:tcW w:type="dxa" w:w="2520"/>
-            <w:vAlign w:val="center"/>
-          </w:tcPr>
-          <w:p>
-            <w:pPr>
-              <w:keepLines/>
-              <w:spacing w:after="0"/>
-            </w:pPr>
-            <w:r>
-              <w:rPr>
-                <w:rFonts w:ascii="Arial" w:hAnsi="Arial" w:eastAsia="Arial"/>
-                <w:sz w:val="18"/>
-              </w:rPr>
-            </w:r>
-            <w:r>
-              <w:rPr>
-                <w:rFonts w:ascii="Arial" w:hAnsi="Arial" w:eastAsia="Arial"/>
-                <w:sz w:val="18"/>
-              </w:rPr>
-              <w:t>&gt;= 1; default 1</w:t>
-            </w:r>
-          </w:p>
-        </w:tc>
-      </w:tr>
-      <w:tr>
-        <w:trPr>
-          <w:cantSplit/>
-        </w:trPr>
-        <w:tc>
-          <w:tcPr>
-            <w:tcW w:type="dxa" w:w="2520"/>
-            <w:vAlign w:val="center"/>
-          </w:tcPr>
-          <w:p>
-            <w:pPr>
-              <w:keepLines/>
-              <w:spacing w:after="0"/>
-            </w:pPr>
-            <w:r>
-              <w:rPr>
-                <w:rFonts w:ascii="Arial" w:hAnsi="Arial" w:eastAsia="Arial"/>
-                <w:sz w:val="18"/>
-              </w:rPr>
-            </w:r>
-            <w:r>
-              <w:rPr>
-                <w:rFonts w:ascii="Arial" w:hAnsi="Arial" w:eastAsia="Arial"/>
-                <w:sz w:val="18"/>
-              </w:rPr>
-              <w:t>size</w:t>
-            </w:r>
-          </w:p>
-        </w:tc>
-        <w:tc>
-          <w:tcPr>
-            <w:tcW w:type="dxa" w:w="2520"/>
-            <w:vAlign w:val="center"/>
-          </w:tcPr>
-          <w:p>
-            <w:pPr>
-              <w:keepLines/>
-              <w:spacing w:after="0"/>
-            </w:pPr>
-            <w:r>
-              <w:rPr>
-                <w:rFonts w:ascii="Arial" w:hAnsi="Arial" w:eastAsia="Arial"/>
-                <w:sz w:val="18"/>
-              </w:rPr>
-            </w:r>
-            <w:r>
-              <w:rPr>
-                <w:rFonts w:ascii="Arial" w:hAnsi="Arial" w:eastAsia="Arial"/>
-                <w:sz w:val="18"/>
-              </w:rPr>
-              <w:t>integer</w:t>
-            </w:r>
-          </w:p>
-        </w:tc>
-        <w:tc>
-          <w:tcPr>
-            <w:tcW w:type="dxa" w:w="2520"/>
-            <w:vAlign w:val="center"/>
-          </w:tcPr>
-          <w:p>
-            <w:pPr>
-              <w:keepLines/>
-              <w:spacing w:after="0"/>
-            </w:pPr>
-            <w:r>
-              <w:rPr>
-                <w:rFonts w:ascii="Arial" w:hAnsi="Arial" w:eastAsia="Arial"/>
-                <w:sz w:val="18"/>
-              </w:rPr>
-            </w:r>
-            <w:r>
-              <w:rPr>
-                <w:rFonts w:ascii="Arial" w:hAnsi="Arial" w:eastAsia="Arial"/>
-                <w:sz w:val="18"/>
-              </w:rPr>
-              <w:t>No</w:t>
-            </w:r>
-          </w:p>
-        </w:tc>
-        <w:tc>
-          <w:tcPr>
-            <w:tcW w:type="dxa" w:w="2520"/>
-            <w:vAlign w:val="center"/>
-          </w:tcPr>
-          <w:p>
-            <w:pPr>
-              <w:keepLines/>
-              <w:spacing w:after="0"/>
-            </w:pPr>
-            <w:r>
-              <w:rPr>
-                <w:rFonts w:ascii="Arial" w:hAnsi="Arial" w:eastAsia="Arial"/>
-                <w:sz w:val="18"/>
-              </w:rPr>
-            </w:r>
-            <w:r>
-              <w:rPr>
-                <w:rFonts w:ascii="Arial" w:hAnsi="Arial" w:eastAsia="Arial"/>
-                <w:sz w:val="18"/>
-              </w:rPr>
-              <w:t>1..100; default 20</w:t>
-            </w:r>
-          </w:p>
-        </w:tc>
-      </w:tr>
-    </w:tbl>
-    <w:p/>
-    <w:tbl>
-      <w:tblPr>
-        <w:tblStyle w:val="TableGrid"/>
-        <w:tblW w:type="auto" w:w="0"/>
-        <w:jc w:val="center"/>
-        <w:tblLook w:firstColumn="1" w:firstRow="1" w:lastColumn="0" w:lastRow="0" w:noHBand="0" w:noVBand="1" w:val="04A0"/>
-      </w:tblPr>
-      <w:tblGrid>
-        <w:gridCol w:w="10080"/>
-      </w:tblGrid>
-      <w:tr>
-        <w:trPr>
-          <w:cantSplit/>
-        </w:trPr>
-        <w:tc>
-          <w:tcPr>
-            <w:tcW w:type="dxa" w:w="10080"/>
-            <w:vAlign w:val="center"/>
-            <w:shd w:fill="DDEBFF"/>
-          </w:tcPr>
-          <w:p>
-            <w:pPr>
-              <w:keepLines/>
-              <w:spacing w:after="0"/>
-            </w:pPr>
-            <w:r/>
-            <w:r>
-              <w:rPr>
-                <w:rFonts w:ascii="Arial" w:hAnsi="Arial" w:eastAsia="Arial"/>
-                <w:b/>
-                <w:sz w:val="18"/>
-              </w:rPr>
-              <w:t>Response</w:t>
-            </w:r>
-          </w:p>
-        </w:tc>
-      </w:tr>
-      <w:tr>
-        <w:trPr>
-          <w:cantSplit/>
-        </w:trPr>
-        <w:tc>
-          <w:tcPr>
-            <w:tcW w:type="dxa" w:w="10080"/>
-            <w:shd w:fill="F7FAFE"/>
-          </w:tcPr>
-          <w:p>
-            <w:pPr>
-              <w:keepLines/>
-              <w:spacing w:after="0"/>
-            </w:pPr>
-            <w:r/>
-            <w:r>
-              <w:rPr>
-                <w:rFonts w:ascii="Courier New" w:hAnsi="Courier New" w:eastAsia="Courier New"/>
-                <w:sz w:val="16"/>
-              </w:rPr>
-              <w:t>{</w:t>
-              <w:br/>
-              <w:t xml:space="preserve">  "page": 1,</w:t>
-              <w:br/>
-              <w:t xml:space="preserve">  "size": 20,</w:t>
-              <w:br/>
-              <w:t xml:space="preserve">  "total": 1,</w:t>
-              <w:br/>
-              <w:t xml:space="preserve">  "items": [</w:t>
-              <w:br/>
-              <w:t xml:space="preserve">    {</w:t>
-              <w:br/>
-              <w:t xml:space="preserve">      "employeeId": "E001",</w:t>
-              <w:br/>
-              <w:t xml:space="preserve">      "employeeName": "สมชาย ใจดี",</w:t>
-              <w:br/>
-              <w:t xml:space="preserve">      "email": "somchai@example.test",</w:t>
-              <w:br/>
-              <w:t xml:space="preserve">      "active": true</w:t>
-              <w:br/>
-              <w:t xml:space="preserve">    }</w:t>
-              <w:br/>
-              <w:t xml:space="preserve">  ]</w:t>
-              <w:br/>
-              <w:t>}</w:t>
-            </w:r>
-          </w:p>
-        </w:tc>
-      </w:tr>
-    </w:tbl>
-    <w:p/>
-    <w:p>
-      <w:pPr>
-        <w:pStyle w:val="Heading3"/>
-        <w:keepNext/>
-        <w:keepLines/>
-        <w:pageBreakBefore w:val="0"/>
-      </w:pPr>
-      <w:r>
-        <w:t>Response Field Schema</w:t>
-      </w:r>
-    </w:p>
-    <w:tbl>
-      <w:tblPr>
-        <w:tblStyle w:val="TableGrid"/>
-        <w:tblW w:type="auto" w:w="0"/>
-        <w:jc w:val="center"/>
-        <w:tblLook w:firstColumn="1" w:firstRow="1" w:lastColumn="0" w:lastRow="0" w:noHBand="0" w:noVBand="1" w:val="04A0"/>
-      </w:tblPr>
-      <w:tblGrid>
-        <w:gridCol w:w="2520"/>
-        <w:gridCol w:w="2520"/>
-        <w:gridCol w:w="2520"/>
-        <w:gridCol w:w="2520"/>
-      </w:tblGrid>
-      <w:tr>
-        <w:trPr>
-          <w:cantSplit/>
-        </w:trPr>
-        <w:tc>
-          <w:tcPr>
-            <w:tcW w:type="dxa" w:w="2520"/>
-            <w:vAlign w:val="center"/>
-            <w:shd w:fill="E8EEF5"/>
-          </w:tcPr>
-          <w:p>
-            <w:pPr>
-              <w:keepLines/>
-              <w:spacing w:after="0"/>
-            </w:pPr>
-            <w:r/>
-            <w:r>
-              <w:rPr>
-                <w:rFonts w:ascii="Arial" w:hAnsi="Arial" w:eastAsia="Arial"/>
-                <w:b/>
-                <w:sz w:val="18"/>
-              </w:rPr>
-              <w:t>Field</w:t>
-            </w:r>
-          </w:p>
-        </w:tc>
-        <w:tc>
-          <w:tcPr>
-            <w:tcW w:type="dxa" w:w="2520"/>
-            <w:vAlign w:val="center"/>
-            <w:shd w:fill="E8EEF5"/>
-          </w:tcPr>
-          <w:p>
-            <w:pPr>
-              <w:keepLines/>
-              <w:spacing w:after="0"/>
-            </w:pPr>
-            <w:r/>
-            <w:r>
-              <w:rPr>
-                <w:rFonts w:ascii="Arial" w:hAnsi="Arial" w:eastAsia="Arial"/>
-                <w:b/>
-                <w:sz w:val="18"/>
-              </w:rPr>
-              <w:t>Type</w:t>
-            </w:r>
-          </w:p>
-        </w:tc>
-        <w:tc>
-          <w:tcPr>
-            <w:tcW w:type="dxa" w:w="2520"/>
-            <w:vAlign w:val="center"/>
-            <w:shd w:fill="E8EEF5"/>
-          </w:tcPr>
-          <w:p>
-            <w:pPr>
-              <w:keepLines/>
-              <w:spacing w:after="0"/>
-            </w:pPr>
-            <w:r/>
-            <w:r>
-              <w:rPr>
-                <w:rFonts w:ascii="Arial" w:hAnsi="Arial" w:eastAsia="Arial"/>
-                <w:b/>
-                <w:sz w:val="18"/>
-              </w:rPr>
-              <w:t>Required</w:t>
-            </w:r>
-          </w:p>
-        </w:tc>
-        <w:tc>
-          <w:tcPr>
-            <w:tcW w:type="dxa" w:w="2520"/>
-            <w:vAlign w:val="center"/>
-            <w:shd w:fill="E8EEF5"/>
-          </w:tcPr>
-          <w:p>
-            <w:pPr>
-              <w:keepLines/>
-              <w:spacing w:after="0"/>
-            </w:pPr>
-            <w:r/>
-            <w:r>
-              <w:rPr>
-                <w:rFonts w:ascii="Arial" w:hAnsi="Arial" w:eastAsia="Arial"/>
-                <w:b/>
-                <w:sz w:val="18"/>
-              </w:rPr>
-              <w:t>Constraint / Meaning</w:t>
-            </w:r>
-          </w:p>
-        </w:tc>
-      </w:tr>
-      <w:tr>
-        <w:trPr>
-          <w:cantSplit/>
-        </w:trPr>
-        <w:tc>
-          <w:tcPr>
-            <w:tcW w:type="dxa" w:w="2520"/>
-            <w:vAlign w:val="center"/>
-          </w:tcPr>
-          <w:p>
-            <w:pPr>
-              <w:keepLines/>
-              <w:spacing w:after="0"/>
-            </w:pPr>
-            <w:r>
-              <w:rPr>
-                <w:rFonts w:ascii="Arial" w:hAnsi="Arial" w:eastAsia="Arial"/>
-                <w:sz w:val="18"/>
-              </w:rPr>
-            </w:r>
-            <w:r>
-              <w:rPr>
-                <w:rFonts w:ascii="Arial" w:hAnsi="Arial" w:eastAsia="Arial"/>
-                <w:sz w:val="18"/>
-              </w:rPr>
-              <w:t>page</w:t>
-            </w:r>
-          </w:p>
-        </w:tc>
-        <w:tc>
-          <w:tcPr>
-            <w:tcW w:type="dxa" w:w="2520"/>
-            <w:vAlign w:val="center"/>
-          </w:tcPr>
-          <w:p>
-            <w:pPr>
-              <w:keepLines/>
-              <w:spacing w:after="0"/>
-            </w:pPr>
-            <w:r>
-              <w:rPr>
-                <w:rFonts w:ascii="Arial" w:hAnsi="Arial" w:eastAsia="Arial"/>
-                <w:sz w:val="18"/>
-              </w:rPr>
-            </w:r>
-            <w:r>
-              <w:rPr>
-                <w:rFonts w:ascii="Arial" w:hAnsi="Arial" w:eastAsia="Arial"/>
-                <w:sz w:val="18"/>
-              </w:rPr>
-              <w:t>integer</w:t>
-            </w:r>
-          </w:p>
-        </w:tc>
-        <w:tc>
-          <w:tcPr>
-            <w:tcW w:type="dxa" w:w="2520"/>
-            <w:vAlign w:val="center"/>
-          </w:tcPr>
-          <w:p>
-            <w:pPr>
-              <w:keepLines/>
-              <w:spacing w:after="0"/>
-            </w:pPr>
-            <w:r>
-              <w:rPr>
-                <w:rFonts w:ascii="Arial" w:hAnsi="Arial" w:eastAsia="Arial"/>
-                <w:sz w:val="18"/>
-              </w:rPr>
-            </w:r>
-            <w:r>
-              <w:rPr>
-                <w:rFonts w:ascii="Arial" w:hAnsi="Arial" w:eastAsia="Arial"/>
-                <w:sz w:val="18"/>
-              </w:rPr>
-              <w:t>Yes</w:t>
-            </w:r>
-          </w:p>
-        </w:tc>
-        <w:tc>
-          <w:tcPr>
-            <w:tcW w:type="dxa" w:w="2520"/>
-            <w:vAlign w:val="center"/>
-          </w:tcPr>
-          <w:p>
-            <w:pPr>
-              <w:keepLines/>
-              <w:spacing w:after="0"/>
-            </w:pPr>
-            <w:r>
-              <w:rPr>
-                <w:rFonts w:ascii="Arial" w:hAnsi="Arial" w:eastAsia="Arial"/>
-                <w:sz w:val="18"/>
-              </w:rPr>
-            </w:r>
-            <w:r>
-              <w:rPr>
-                <w:rFonts w:ascii="Arial" w:hAnsi="Arial" w:eastAsia="Arial"/>
-                <w:sz w:val="18"/>
-              </w:rPr>
-              <w:t>&gt;= 1; default 1</w:t>
-            </w:r>
-          </w:p>
-        </w:tc>
-      </w:tr>
-      <w:tr>
-        <w:trPr>
-          <w:cantSplit/>
-        </w:trPr>
-        <w:tc>
-          <w:tcPr>
-            <w:tcW w:type="dxa" w:w="2520"/>
-            <w:vAlign w:val="center"/>
-          </w:tcPr>
-          <w:p>
-            <w:pPr>
-              <w:keepLines/>
-              <w:spacing w:after="0"/>
-            </w:pPr>
-            <w:r>
-              <w:rPr>
-                <w:rFonts w:ascii="Arial" w:hAnsi="Arial" w:eastAsia="Arial"/>
-                <w:sz w:val="18"/>
-              </w:rPr>
-            </w:r>
-            <w:r>
-              <w:rPr>
-                <w:rFonts w:ascii="Arial" w:hAnsi="Arial" w:eastAsia="Arial"/>
-                <w:sz w:val="18"/>
-              </w:rPr>
-              <w:t>size</w:t>
-            </w:r>
-          </w:p>
-        </w:tc>
-        <w:tc>
-          <w:tcPr>
-            <w:tcW w:type="dxa" w:w="2520"/>
-            <w:vAlign w:val="center"/>
-          </w:tcPr>
-          <w:p>
-            <w:pPr>
-              <w:keepLines/>
-              <w:spacing w:after="0"/>
-            </w:pPr>
-            <w:r>
-              <w:rPr>
-                <w:rFonts w:ascii="Arial" w:hAnsi="Arial" w:eastAsia="Arial"/>
-                <w:sz w:val="18"/>
-              </w:rPr>
-            </w:r>
-            <w:r>
-              <w:rPr>
-                <w:rFonts w:ascii="Arial" w:hAnsi="Arial" w:eastAsia="Arial"/>
-                <w:sz w:val="18"/>
-              </w:rPr>
-              <w:t>integer</w:t>
-            </w:r>
-          </w:p>
-        </w:tc>
-        <w:tc>
-          <w:tcPr>
-            <w:tcW w:type="dxa" w:w="2520"/>
-            <w:vAlign w:val="center"/>
-          </w:tcPr>
-          <w:p>
-            <w:pPr>
-              <w:keepLines/>
-              <w:spacing w:after="0"/>
-            </w:pPr>
-            <w:r>
-              <w:rPr>
-                <w:rFonts w:ascii="Arial" w:hAnsi="Arial" w:eastAsia="Arial"/>
-                <w:sz w:val="18"/>
-              </w:rPr>
-            </w:r>
-            <w:r>
-              <w:rPr>
-                <w:rFonts w:ascii="Arial" w:hAnsi="Arial" w:eastAsia="Arial"/>
-                <w:sz w:val="18"/>
-              </w:rPr>
-              <w:t>Yes</w:t>
-            </w:r>
-          </w:p>
-        </w:tc>
-        <w:tc>
-          <w:tcPr>
-            <w:tcW w:type="dxa" w:w="2520"/>
-            <w:vAlign w:val="center"/>
-          </w:tcPr>
-          <w:p>
-            <w:pPr>
-              <w:keepLines/>
-              <w:spacing w:after="0"/>
-            </w:pPr>
-            <w:r>
-              <w:rPr>
-                <w:rFonts w:ascii="Arial" w:hAnsi="Arial" w:eastAsia="Arial"/>
-                <w:sz w:val="18"/>
-              </w:rPr>
-            </w:r>
-            <w:r>
-              <w:rPr>
-                <w:rFonts w:ascii="Arial" w:hAnsi="Arial" w:eastAsia="Arial"/>
-                <w:sz w:val="18"/>
-              </w:rPr>
-              <w:t>1..100; default 20</w:t>
-            </w:r>
-          </w:p>
-        </w:tc>
-      </w:tr>
-      <w:tr>
-        <w:trPr>
-          <w:cantSplit/>
-        </w:trPr>
-        <w:tc>
-          <w:tcPr>
-            <w:tcW w:type="dxa" w:w="2520"/>
-            <w:vAlign w:val="center"/>
-          </w:tcPr>
-          <w:p>
-            <w:pPr>
-              <w:keepLines/>
-              <w:spacing w:after="0"/>
-            </w:pPr>
-            <w:r>
-              <w:rPr>
-                <w:rFonts w:ascii="Arial" w:hAnsi="Arial" w:eastAsia="Arial"/>
-                <w:sz w:val="18"/>
-              </w:rPr>
-            </w:r>
-            <w:r>
-              <w:rPr>
-                <w:rFonts w:ascii="Arial" w:hAnsi="Arial" w:eastAsia="Arial"/>
-                <w:sz w:val="18"/>
-              </w:rPr>
-              <w:t>total</w:t>
-            </w:r>
-          </w:p>
-        </w:tc>
-        <w:tc>
-          <w:tcPr>
-            <w:tcW w:type="dxa" w:w="2520"/>
-            <w:vAlign w:val="center"/>
-          </w:tcPr>
-          <w:p>
-            <w:pPr>
-              <w:keepLines/>
-              <w:spacing w:after="0"/>
-            </w:pPr>
-            <w:r>
-              <w:rPr>
-                <w:rFonts w:ascii="Arial" w:hAnsi="Arial" w:eastAsia="Arial"/>
-                <w:sz w:val="18"/>
-              </w:rPr>
-            </w:r>
-            <w:r>
-              <w:rPr>
-                <w:rFonts w:ascii="Arial" w:hAnsi="Arial" w:eastAsia="Arial"/>
-                <w:sz w:val="18"/>
-              </w:rPr>
-              <w:t>integer</w:t>
-            </w:r>
-          </w:p>
-        </w:tc>
-        <w:tc>
-          <w:tcPr>
-            <w:tcW w:type="dxa" w:w="2520"/>
-            <w:vAlign w:val="center"/>
-          </w:tcPr>
-          <w:p>
-            <w:pPr>
-              <w:keepLines/>
-              <w:spacing w:after="0"/>
-            </w:pPr>
-            <w:r>
-              <w:rPr>
-                <w:rFonts w:ascii="Arial" w:hAnsi="Arial" w:eastAsia="Arial"/>
-                <w:sz w:val="18"/>
-              </w:rPr>
-            </w:r>
-            <w:r>
-              <w:rPr>
-                <w:rFonts w:ascii="Arial" w:hAnsi="Arial" w:eastAsia="Arial"/>
-                <w:sz w:val="18"/>
-              </w:rPr>
-              <w:t>Yes</w:t>
-            </w:r>
-          </w:p>
-        </w:tc>
-        <w:tc>
-          <w:tcPr>
-            <w:tcW w:type="dxa" w:w="2520"/>
-            <w:vAlign w:val="center"/>
-          </w:tcPr>
-          <w:p>
-            <w:pPr>
-              <w:keepLines/>
-              <w:spacing w:after="0"/>
-            </w:pPr>
-            <w:r>
-              <w:rPr>
-                <w:rFonts w:ascii="Arial" w:hAnsi="Arial" w:eastAsia="Arial"/>
-                <w:sz w:val="18"/>
-              </w:rPr>
-            </w:r>
-            <w:r>
-              <w:rPr>
-                <w:rFonts w:ascii="Arial" w:hAnsi="Arial" w:eastAsia="Arial"/>
-                <w:sz w:val="18"/>
-              </w:rPr>
-              <w:t>UTF-8; use value domain described by endpoint purpose</w:t>
-            </w:r>
-          </w:p>
-        </w:tc>
-      </w:tr>
-      <w:tr>
-        <w:trPr>
-          <w:cantSplit/>
-        </w:trPr>
-        <w:tc>
-          <w:tcPr>
-            <w:tcW w:type="dxa" w:w="2520"/>
-            <w:vAlign w:val="center"/>
-          </w:tcPr>
-          <w:p>
-            <w:pPr>
-              <w:keepLines/>
-              <w:spacing w:after="0"/>
-            </w:pPr>
-            <w:r>
-              <w:rPr>
-                <w:rFonts w:ascii="Arial" w:hAnsi="Arial" w:eastAsia="Arial"/>
-                <w:sz w:val="18"/>
-              </w:rPr>
-            </w:r>
-            <w:r>
-              <w:rPr>
-                <w:rFonts w:ascii="Arial" w:hAnsi="Arial" w:eastAsia="Arial"/>
-                <w:sz w:val="18"/>
-              </w:rPr>
-              <w:t>items</w:t>
-            </w:r>
-          </w:p>
-        </w:tc>
-        <w:tc>
-          <w:tcPr>
-            <w:tcW w:type="dxa" w:w="2520"/>
-            <w:vAlign w:val="center"/>
-          </w:tcPr>
-          <w:p>
-            <w:pPr>
-              <w:keepLines/>
-              <w:spacing w:after="0"/>
-            </w:pPr>
-            <w:r>
-              <w:rPr>
-                <w:rFonts w:ascii="Arial" w:hAnsi="Arial" w:eastAsia="Arial"/>
-                <w:sz w:val="18"/>
-              </w:rPr>
-            </w:r>
-            <w:r>
-              <w:rPr>
-                <w:rFonts w:ascii="Arial" w:hAnsi="Arial" w:eastAsia="Arial"/>
-                <w:sz w:val="18"/>
-              </w:rPr>
-              <w:t>array&lt;object&gt;</w:t>
-            </w:r>
-          </w:p>
-        </w:tc>
-        <w:tc>
-          <w:tcPr>
-            <w:tcW w:type="dxa" w:w="2520"/>
-            <w:vAlign w:val="center"/>
-          </w:tcPr>
-          <w:p>
-            <w:pPr>
-              <w:keepLines/>
-              <w:spacing w:after="0"/>
-            </w:pPr>
-            <w:r>
-              <w:rPr>
-                <w:rFonts w:ascii="Arial" w:hAnsi="Arial" w:eastAsia="Arial"/>
-                <w:sz w:val="18"/>
-              </w:rPr>
-            </w:r>
-            <w:r>
-              <w:rPr>
-                <w:rFonts w:ascii="Arial" w:hAnsi="Arial" w:eastAsia="Arial"/>
-                <w:sz w:val="18"/>
-              </w:rPr>
-              <w:t>Yes</w:t>
-            </w:r>
-          </w:p>
-        </w:tc>
-        <w:tc>
-          <w:tcPr>
-            <w:tcW w:type="dxa" w:w="2520"/>
-            <w:vAlign w:val="center"/>
-          </w:tcPr>
-          <w:p>
-            <w:pPr>
-              <w:keepLines/>
-              <w:spacing w:after="0"/>
-            </w:pPr>
-            <w:r>
-              <w:rPr>
-                <w:rFonts w:ascii="Arial" w:hAnsi="Arial" w:eastAsia="Arial"/>
-                <w:sz w:val="18"/>
-              </w:rPr>
-            </w:r>
-            <w:r>
-              <w:rPr>
-                <w:rFonts w:ascii="Arial" w:hAnsi="Arial" w:eastAsia="Arial"/>
-                <w:sz w:val="18"/>
-              </w:rPr>
-              <w:t>JSON array; element type shown in Type column</w:t>
-            </w:r>
-          </w:p>
-        </w:tc>
-      </w:tr>
-      <w:tr>
-        <w:trPr>
-          <w:cantSplit/>
-        </w:trPr>
-        <w:tc>
-          <w:tcPr>
-            <w:tcW w:type="dxa" w:w="2520"/>
-            <w:vAlign w:val="center"/>
-          </w:tcPr>
-          <w:p>
-            <w:pPr>
-              <w:keepLines/>
-              <w:spacing w:after="0"/>
-            </w:pPr>
-            <w:r>
-              <w:rPr>
-                <w:rFonts w:ascii="Arial" w:hAnsi="Arial" w:eastAsia="Arial"/>
-                <w:sz w:val="18"/>
-              </w:rPr>
-            </w:r>
-            <w:r>
-              <w:rPr>
-                <w:rFonts w:ascii="Arial" w:hAnsi="Arial" w:eastAsia="Arial"/>
-                <w:sz w:val="18"/>
-              </w:rPr>
-              <w:t>items[].employeeId</w:t>
-            </w:r>
-          </w:p>
-        </w:tc>
-        <w:tc>
-          <w:tcPr>
-            <w:tcW w:type="dxa" w:w="2520"/>
-            <w:vAlign w:val="center"/>
-          </w:tcPr>
-          <w:p>
-            <w:pPr>
-              <w:keepLines/>
-              <w:spacing w:after="0"/>
-            </w:pPr>
-            <w:r>
-              <w:rPr>
-                <w:rFonts w:ascii="Arial" w:hAnsi="Arial" w:eastAsia="Arial"/>
-                <w:sz w:val="18"/>
-              </w:rPr>
-            </w:r>
-            <w:r>
-              <w:rPr>
-                <w:rFonts w:ascii="Arial" w:hAnsi="Arial" w:eastAsia="Arial"/>
-                <w:sz w:val="18"/>
-              </w:rPr>
-              <w:t>string</w:t>
-            </w:r>
-          </w:p>
-        </w:tc>
-        <w:tc>
-          <w:tcPr>
-            <w:tcW w:type="dxa" w:w="2520"/>
-            <w:vAlign w:val="center"/>
-          </w:tcPr>
-          <w:p>
-            <w:pPr>
-              <w:keepLines/>
-              <w:spacing w:after="0"/>
-            </w:pPr>
-            <w:r>
-              <w:rPr>
-                <w:rFonts w:ascii="Arial" w:hAnsi="Arial" w:eastAsia="Arial"/>
-                <w:sz w:val="18"/>
-              </w:rPr>
-            </w:r>
-            <w:r>
-              <w:rPr>
-                <w:rFonts w:ascii="Arial" w:hAnsi="Arial" w:eastAsia="Arial"/>
-                <w:sz w:val="18"/>
-              </w:rPr>
-              <w:t>Yes</w:t>
-            </w:r>
-          </w:p>
-        </w:tc>
-        <w:tc>
-          <w:tcPr>
-            <w:tcW w:type="dxa" w:w="2520"/>
-            <w:vAlign w:val="center"/>
-          </w:tcPr>
-          <w:p>
-            <w:pPr>
-              <w:keepLines/>
-              <w:spacing w:after="0"/>
-            </w:pPr>
-            <w:r>
-              <w:rPr>
-                <w:rFonts w:ascii="Arial" w:hAnsi="Arial" w:eastAsia="Arial"/>
-                <w:sz w:val="18"/>
-              </w:rPr>
-            </w:r>
-            <w:r>
-              <w:rPr>
-                <w:rFonts w:ascii="Arial" w:hAnsi="Arial" w:eastAsia="Arial"/>
-                <w:sz w:val="18"/>
-              </w:rPr>
-              <w:t>UTF-8; use value domain described by endpoint purpose</w:t>
-            </w:r>
-          </w:p>
-        </w:tc>
-      </w:tr>
-      <w:tr>
-        <w:trPr>
-          <w:cantSplit/>
-        </w:trPr>
-        <w:tc>
-          <w:tcPr>
-            <w:tcW w:type="dxa" w:w="2520"/>
-            <w:vAlign w:val="center"/>
-          </w:tcPr>
-          <w:p>
-            <w:pPr>
-              <w:keepLines/>
-              <w:spacing w:after="0"/>
-            </w:pPr>
-            <w:r>
-              <w:rPr>
-                <w:rFonts w:ascii="Arial" w:hAnsi="Arial" w:eastAsia="Arial"/>
-                <w:sz w:val="18"/>
-              </w:rPr>
-            </w:r>
-            <w:r>
-              <w:rPr>
-                <w:rFonts w:ascii="Arial" w:hAnsi="Arial" w:eastAsia="Arial"/>
-                <w:sz w:val="18"/>
-              </w:rPr>
-              <w:t>items[].employeeName</w:t>
-            </w:r>
-          </w:p>
-        </w:tc>
-        <w:tc>
-          <w:tcPr>
-            <w:tcW w:type="dxa" w:w="2520"/>
-            <w:vAlign w:val="center"/>
-          </w:tcPr>
-          <w:p>
-            <w:pPr>
-              <w:keepLines/>
-              <w:spacing w:after="0"/>
-            </w:pPr>
-            <w:r>
-              <w:rPr>
-                <w:rFonts w:ascii="Arial" w:hAnsi="Arial" w:eastAsia="Arial"/>
-                <w:sz w:val="18"/>
-              </w:rPr>
-            </w:r>
-            <w:r>
-              <w:rPr>
-                <w:rFonts w:ascii="Arial" w:hAnsi="Arial" w:eastAsia="Arial"/>
-                <w:sz w:val="18"/>
-              </w:rPr>
-              <w:t>string</w:t>
-            </w:r>
-          </w:p>
-        </w:tc>
-        <w:tc>
-          <w:tcPr>
-            <w:tcW w:type="dxa" w:w="2520"/>
-            <w:vAlign w:val="center"/>
-          </w:tcPr>
-          <w:p>
-            <w:pPr>
-              <w:keepLines/>
-              <w:spacing w:after="0"/>
-            </w:pPr>
-            <w:r>
-              <w:rPr>
-                <w:rFonts w:ascii="Arial" w:hAnsi="Arial" w:eastAsia="Arial"/>
-                <w:sz w:val="18"/>
-              </w:rPr>
-            </w:r>
-            <w:r>
-              <w:rPr>
-                <w:rFonts w:ascii="Arial" w:hAnsi="Arial" w:eastAsia="Arial"/>
-                <w:sz w:val="18"/>
-              </w:rPr>
-              <w:t>Yes</w:t>
-            </w:r>
-          </w:p>
-        </w:tc>
-        <w:tc>
-          <w:tcPr>
-            <w:tcW w:type="dxa" w:w="2520"/>
-            <w:vAlign w:val="center"/>
-          </w:tcPr>
-          <w:p>
-            <w:pPr>
-              <w:keepLines/>
-              <w:spacing w:after="0"/>
-            </w:pPr>
-            <w:r>
-              <w:rPr>
-                <w:rFonts w:ascii="Arial" w:hAnsi="Arial" w:eastAsia="Arial"/>
-                <w:sz w:val="18"/>
-              </w:rPr>
-            </w:r>
-            <w:r>
-              <w:rPr>
-                <w:rFonts w:ascii="Arial" w:hAnsi="Arial" w:eastAsia="Arial"/>
-                <w:sz w:val="18"/>
-              </w:rPr>
-              <w:t>UTF-8; use value domain described by endpoint purpose</w:t>
-            </w:r>
-          </w:p>
-        </w:tc>
-      </w:tr>
-      <w:tr>
-        <w:trPr>
-          <w:cantSplit/>
-        </w:trPr>
-        <w:tc>
-          <w:tcPr>
-            <w:tcW w:type="dxa" w:w="2520"/>
-            <w:vAlign w:val="center"/>
-          </w:tcPr>
-          <w:p>
-            <w:pPr>
-              <w:keepLines/>
-              <w:spacing w:after="0"/>
-            </w:pPr>
-            <w:r>
-              <w:rPr>
-                <w:rFonts w:ascii="Arial" w:hAnsi="Arial" w:eastAsia="Arial"/>
-                <w:sz w:val="18"/>
-              </w:rPr>
-            </w:r>
-            <w:r>
-              <w:rPr>
-                <w:rFonts w:ascii="Arial" w:hAnsi="Arial" w:eastAsia="Arial"/>
-                <w:sz w:val="18"/>
-              </w:rPr>
-              <w:t>items[].email</w:t>
-            </w:r>
-          </w:p>
-        </w:tc>
-        <w:tc>
-          <w:tcPr>
-            <w:tcW w:type="dxa" w:w="2520"/>
-            <w:vAlign w:val="center"/>
-          </w:tcPr>
-          <w:p>
-            <w:pPr>
-              <w:keepLines/>
-              <w:spacing w:after="0"/>
-            </w:pPr>
-            <w:r>
-              <w:rPr>
-                <w:rFonts w:ascii="Arial" w:hAnsi="Arial" w:eastAsia="Arial"/>
-                <w:sz w:val="18"/>
-              </w:rPr>
-            </w:r>
-            <w:r>
-              <w:rPr>
-                <w:rFonts w:ascii="Arial" w:hAnsi="Arial" w:eastAsia="Arial"/>
-                <w:sz w:val="18"/>
-              </w:rPr>
-              <w:t>string</w:t>
-            </w:r>
-          </w:p>
-        </w:tc>
-        <w:tc>
-          <w:tcPr>
-            <w:tcW w:type="dxa" w:w="2520"/>
-            <w:vAlign w:val="center"/>
-          </w:tcPr>
-          <w:p>
-            <w:pPr>
-              <w:keepLines/>
-              <w:spacing w:after="0"/>
-            </w:pPr>
-            <w:r>
-              <w:rPr>
-                <w:rFonts w:ascii="Arial" w:hAnsi="Arial" w:eastAsia="Arial"/>
-                <w:sz w:val="18"/>
-              </w:rPr>
-            </w:r>
-            <w:r>
-              <w:rPr>
-                <w:rFonts w:ascii="Arial" w:hAnsi="Arial" w:eastAsia="Arial"/>
-                <w:sz w:val="18"/>
-              </w:rPr>
-              <w:t>Yes</w:t>
-            </w:r>
-          </w:p>
-        </w:tc>
-        <w:tc>
-          <w:tcPr>
-            <w:tcW w:type="dxa" w:w="2520"/>
-            <w:vAlign w:val="center"/>
-          </w:tcPr>
-          <w:p>
-            <w:pPr>
-              <w:keepLines/>
-              <w:spacing w:after="0"/>
-            </w:pPr>
-            <w:r>
-              <w:rPr>
-                <w:rFonts w:ascii="Arial" w:hAnsi="Arial" w:eastAsia="Arial"/>
-                <w:sz w:val="18"/>
-              </w:rPr>
-            </w:r>
-            <w:r>
-              <w:rPr>
-                <w:rFonts w:ascii="Arial" w:hAnsi="Arial" w:eastAsia="Arial"/>
-                <w:sz w:val="18"/>
-              </w:rPr>
-              <w:t>UTF-8; use value domain described by endpoint purpose</w:t>
-            </w:r>
-          </w:p>
-        </w:tc>
-      </w:tr>
-      <w:tr>
-        <w:trPr>
-          <w:cantSplit/>
-        </w:trPr>
-        <w:tc>
-          <w:tcPr>
-            <w:tcW w:type="dxa" w:w="2520"/>
-            <w:vAlign w:val="center"/>
-          </w:tcPr>
-          <w:p>
-            <w:pPr>
-              <w:keepLines/>
-              <w:spacing w:after="0"/>
-            </w:pPr>
-            <w:r>
-              <w:rPr>
-                <w:rFonts w:ascii="Arial" w:hAnsi="Arial" w:eastAsia="Arial"/>
-                <w:sz w:val="18"/>
-              </w:rPr>
-            </w:r>
-            <w:r>
-              <w:rPr>
-                <w:rFonts w:ascii="Arial" w:hAnsi="Arial" w:eastAsia="Arial"/>
-                <w:sz w:val="18"/>
-              </w:rPr>
-              <w:t>items[].active</w:t>
-            </w:r>
-          </w:p>
-        </w:tc>
-        <w:tc>
-          <w:tcPr>
-            <w:tcW w:type="dxa" w:w="2520"/>
-            <w:vAlign w:val="center"/>
-          </w:tcPr>
-          <w:p>
-            <w:pPr>
-              <w:keepLines/>
-              <w:spacing w:after="0"/>
-            </w:pPr>
-            <w:r>
-              <w:rPr>
-                <w:rFonts w:ascii="Arial" w:hAnsi="Arial" w:eastAsia="Arial"/>
-                <w:sz w:val="18"/>
-              </w:rPr>
-            </w:r>
-            <w:r>
-              <w:rPr>
-                <w:rFonts w:ascii="Arial" w:hAnsi="Arial" w:eastAsia="Arial"/>
-                <w:sz w:val="18"/>
-              </w:rPr>
-              <w:t>boolean</w:t>
-            </w:r>
-          </w:p>
-        </w:tc>
-        <w:tc>
-          <w:tcPr>
-            <w:tcW w:type="dxa" w:w="2520"/>
-            <w:vAlign w:val="center"/>
-          </w:tcPr>
-          <w:p>
-            <w:pPr>
-              <w:keepLines/>
-              <w:spacing w:after="0"/>
-            </w:pPr>
-            <w:r>
-              <w:rPr>
-                <w:rFonts w:ascii="Arial" w:hAnsi="Arial" w:eastAsia="Arial"/>
-                <w:sz w:val="18"/>
-              </w:rPr>
-            </w:r>
-            <w:r>
-              <w:rPr>
-                <w:rFonts w:ascii="Arial" w:hAnsi="Arial" w:eastAsia="Arial"/>
-                <w:sz w:val="18"/>
-              </w:rPr>
-              <w:t>Yes</w:t>
-            </w:r>
-          </w:p>
-        </w:tc>
-        <w:tc>
-          <w:tcPr>
-            <w:tcW w:type="dxa" w:w="2520"/>
-            <w:vAlign w:val="center"/>
-          </w:tcPr>
-          <w:p>
-            <w:pPr>
-              <w:keepLines/>
-              <w:spacing w:after="0"/>
-            </w:pPr>
-            <w:r>
-              <w:rPr>
-                <w:rFonts w:ascii="Arial" w:hAnsi="Arial" w:eastAsia="Arial"/>
-                <w:sz w:val="18"/>
-              </w:rPr>
-            </w:r>
-            <w:r>
-              <w:rPr>
-                <w:rFonts w:ascii="Arial" w:hAnsi="Arial" w:eastAsia="Arial"/>
-                <w:sz w:val="18"/>
-              </w:rPr>
-              <w:t>UTF-8; use value domain described by endpoint purpose</w:t>
-            </w:r>
-          </w:p>
-        </w:tc>
-      </w:tr>
-    </w:tbl>
-    <w:p/>
     <w:p>
       <w:pPr>
         <w:pStyle w:val="Heading2"/>
@@ -18331,1753 +11857,6 @@
                 <w:sz w:val="18"/>
               </w:rPr>
               <w:t>integer</w:t>
-            </w:r>
-          </w:p>
-        </w:tc>
-        <w:tc>
-          <w:tcPr>
-            <w:tcW w:type="dxa" w:w="2520"/>
-            <w:vAlign w:val="center"/>
-          </w:tcPr>
-          <w:p>
-            <w:pPr>
-              <w:keepLines/>
-              <w:spacing w:after="0"/>
-            </w:pPr>
-            <w:r>
-              <w:rPr>
-                <w:rFonts w:ascii="Arial" w:hAnsi="Arial" w:eastAsia="Arial"/>
-                <w:sz w:val="18"/>
-              </w:rPr>
-            </w:r>
-            <w:r>
-              <w:rPr>
-                <w:rFonts w:ascii="Arial" w:hAnsi="Arial" w:eastAsia="Arial"/>
-                <w:sz w:val="18"/>
-              </w:rPr>
-              <w:t>Yes</w:t>
-            </w:r>
-          </w:p>
-        </w:tc>
-        <w:tc>
-          <w:tcPr>
-            <w:tcW w:type="dxa" w:w="2520"/>
-            <w:vAlign w:val="center"/>
-          </w:tcPr>
-          <w:p>
-            <w:pPr>
-              <w:keepLines/>
-              <w:spacing w:after="0"/>
-            </w:pPr>
-            <w:r>
-              <w:rPr>
-                <w:rFonts w:ascii="Arial" w:hAnsi="Arial" w:eastAsia="Arial"/>
-                <w:sz w:val="18"/>
-              </w:rPr>
-            </w:r>
-            <w:r>
-              <w:rPr>
-                <w:rFonts w:ascii="Arial" w:hAnsi="Arial" w:eastAsia="Arial"/>
-                <w:sz w:val="18"/>
-              </w:rPr>
-              <w:t>UTF-8; use value domain described by endpoint purpose</w:t>
-            </w:r>
-          </w:p>
-        </w:tc>
-      </w:tr>
-    </w:tbl>
-    <w:p/>
-    <w:p>
-      <w:pPr>
-        <w:pStyle w:val="Heading2"/>
-        <w:keepNext/>
-        <w:keepLines/>
-        <w:pageBreakBefore w:val="0"/>
-      </w:pPr>
-      <w:r>
-        <w:t>GET /api/v1/menu-permissions</w:t>
-      </w:r>
-    </w:p>
-    <w:p>
-      <w:pPr>
-        <w:keepNext w:val="0"/>
-      </w:pPr>
-      <w:r>
-        <w:t>อ่าน matrix สิทธิ์เมนูทุก role</w:t>
-      </w:r>
-    </w:p>
-    <w:tbl>
-      <w:tblPr>
-        <w:tblStyle w:val="TableGrid"/>
-        <w:tblW w:type="auto" w:w="0"/>
-        <w:jc w:val="center"/>
-        <w:tblLook w:firstColumn="1" w:firstRow="1" w:lastColumn="0" w:lastRow="0" w:noHBand="0" w:noVBand="1" w:val="04A0"/>
-      </w:tblPr>
-      <w:tblGrid>
-        <w:gridCol w:w="10080"/>
-      </w:tblGrid>
-      <w:tr>
-        <w:trPr>
-          <w:cantSplit/>
-        </w:trPr>
-        <w:tc>
-          <w:tcPr>
-            <w:tcW w:type="dxa" w:w="10080"/>
-            <w:vAlign w:val="center"/>
-            <w:shd w:fill="DDEBFF"/>
-          </w:tcPr>
-          <w:p>
-            <w:pPr>
-              <w:keepLines/>
-              <w:spacing w:after="0"/>
-            </w:pPr>
-            <w:r/>
-            <w:r>
-              <w:rPr>
-                <w:rFonts w:ascii="Arial" w:hAnsi="Arial" w:eastAsia="Arial"/>
-                <w:b/>
-                <w:sz w:val="18"/>
-              </w:rPr>
-              <w:t>Query Params</w:t>
-            </w:r>
-          </w:p>
-        </w:tc>
-      </w:tr>
-      <w:tr>
-        <w:trPr>
-          <w:cantSplit/>
-        </w:trPr>
-        <w:tc>
-          <w:tcPr>
-            <w:tcW w:type="dxa" w:w="10080"/>
-            <w:shd w:fill="F7FAFE"/>
-          </w:tcPr>
-          <w:p>
-            <w:pPr>
-              <w:keepLines/>
-              <w:spacing w:after="0"/>
-            </w:pPr>
-            <w:r/>
-            <w:r>
-              <w:rPr>
-                <w:rFonts w:ascii="Courier New" w:hAnsi="Courier New" w:eastAsia="Courier New"/>
-                <w:sz w:val="16"/>
-              </w:rPr>
-              <w:t>{</w:t>
-              <w:br/>
-              <w:t xml:space="preserve">  "roleCode": "04"</w:t>
-              <w:br/>
-              <w:t>}</w:t>
-            </w:r>
-          </w:p>
-        </w:tc>
-      </w:tr>
-    </w:tbl>
-    <w:p/>
-    <w:p>
-      <w:pPr>
-        <w:pStyle w:val="Heading3"/>
-        <w:keepNext/>
-        <w:keepLines/>
-        <w:pageBreakBefore w:val="0"/>
-      </w:pPr>
-      <w:r>
-        <w:t>Request Field Schema</w:t>
-      </w:r>
-    </w:p>
-    <w:tbl>
-      <w:tblPr>
-        <w:tblStyle w:val="TableGrid"/>
-        <w:tblW w:type="auto" w:w="0"/>
-        <w:jc w:val="center"/>
-        <w:tblLook w:firstColumn="1" w:firstRow="1" w:lastColumn="0" w:lastRow="0" w:noHBand="0" w:noVBand="1" w:val="04A0"/>
-      </w:tblPr>
-      <w:tblGrid>
-        <w:gridCol w:w="2520"/>
-        <w:gridCol w:w="2520"/>
-        <w:gridCol w:w="2520"/>
-        <w:gridCol w:w="2520"/>
-      </w:tblGrid>
-      <w:tr>
-        <w:trPr>
-          <w:cantSplit/>
-        </w:trPr>
-        <w:tc>
-          <w:tcPr>
-            <w:tcW w:type="dxa" w:w="2520"/>
-            <w:vAlign w:val="center"/>
-            <w:shd w:fill="E8EEF5"/>
-          </w:tcPr>
-          <w:p>
-            <w:pPr>
-              <w:keepLines/>
-              <w:spacing w:after="0"/>
-            </w:pPr>
-            <w:r/>
-            <w:r>
-              <w:rPr>
-                <w:rFonts w:ascii="Arial" w:hAnsi="Arial" w:eastAsia="Arial"/>
-                <w:b/>
-                <w:sz w:val="18"/>
-              </w:rPr>
-              <w:t>Field</w:t>
-            </w:r>
-          </w:p>
-        </w:tc>
-        <w:tc>
-          <w:tcPr>
-            <w:tcW w:type="dxa" w:w="2520"/>
-            <w:vAlign w:val="center"/>
-            <w:shd w:fill="E8EEF5"/>
-          </w:tcPr>
-          <w:p>
-            <w:pPr>
-              <w:keepLines/>
-              <w:spacing w:after="0"/>
-            </w:pPr>
-            <w:r/>
-            <w:r>
-              <w:rPr>
-                <w:rFonts w:ascii="Arial" w:hAnsi="Arial" w:eastAsia="Arial"/>
-                <w:b/>
-                <w:sz w:val="18"/>
-              </w:rPr>
-              <w:t>Type</w:t>
-            </w:r>
-          </w:p>
-        </w:tc>
-        <w:tc>
-          <w:tcPr>
-            <w:tcW w:type="dxa" w:w="2520"/>
-            <w:vAlign w:val="center"/>
-            <w:shd w:fill="E8EEF5"/>
-          </w:tcPr>
-          <w:p>
-            <w:pPr>
-              <w:keepLines/>
-              <w:spacing w:after="0"/>
-            </w:pPr>
-            <w:r/>
-            <w:r>
-              <w:rPr>
-                <w:rFonts w:ascii="Arial" w:hAnsi="Arial" w:eastAsia="Arial"/>
-                <w:b/>
-                <w:sz w:val="18"/>
-              </w:rPr>
-              <w:t>Required</w:t>
-            </w:r>
-          </w:p>
-        </w:tc>
-        <w:tc>
-          <w:tcPr>
-            <w:tcW w:type="dxa" w:w="2520"/>
-            <w:vAlign w:val="center"/>
-            <w:shd w:fill="E8EEF5"/>
-          </w:tcPr>
-          <w:p>
-            <w:pPr>
-              <w:keepLines/>
-              <w:spacing w:after="0"/>
-            </w:pPr>
-            <w:r/>
-            <w:r>
-              <w:rPr>
-                <w:rFonts w:ascii="Arial" w:hAnsi="Arial" w:eastAsia="Arial"/>
-                <w:b/>
-                <w:sz w:val="18"/>
-              </w:rPr>
-              <w:t>Constraint / Meaning</w:t>
-            </w:r>
-          </w:p>
-        </w:tc>
-      </w:tr>
-      <w:tr>
-        <w:trPr>
-          <w:cantSplit/>
-        </w:trPr>
-        <w:tc>
-          <w:tcPr>
-            <w:tcW w:type="dxa" w:w="2520"/>
-            <w:vAlign w:val="center"/>
-          </w:tcPr>
-          <w:p>
-            <w:pPr>
-              <w:keepLines/>
-              <w:spacing w:after="0"/>
-            </w:pPr>
-            <w:r>
-              <w:rPr>
-                <w:rFonts w:ascii="Arial" w:hAnsi="Arial" w:eastAsia="Arial"/>
-                <w:sz w:val="18"/>
-              </w:rPr>
-            </w:r>
-            <w:r>
-              <w:rPr>
-                <w:rFonts w:ascii="Arial" w:hAnsi="Arial" w:eastAsia="Arial"/>
-                <w:sz w:val="18"/>
-              </w:rPr>
-              <w:t>roleCode</w:t>
-            </w:r>
-          </w:p>
-        </w:tc>
-        <w:tc>
-          <w:tcPr>
-            <w:tcW w:type="dxa" w:w="2520"/>
-            <w:vAlign w:val="center"/>
-          </w:tcPr>
-          <w:p>
-            <w:pPr>
-              <w:keepLines/>
-              <w:spacing w:after="0"/>
-            </w:pPr>
-            <w:r>
-              <w:rPr>
-                <w:rFonts w:ascii="Arial" w:hAnsi="Arial" w:eastAsia="Arial"/>
-                <w:sz w:val="18"/>
-              </w:rPr>
-            </w:r>
-            <w:r>
-              <w:rPr>
-                <w:rFonts w:ascii="Arial" w:hAnsi="Arial" w:eastAsia="Arial"/>
-                <w:sz w:val="18"/>
-              </w:rPr>
-              <w:t>string</w:t>
-            </w:r>
-          </w:p>
-        </w:tc>
-        <w:tc>
-          <w:tcPr>
-            <w:tcW w:type="dxa" w:w="2520"/>
-            <w:vAlign w:val="center"/>
-          </w:tcPr>
-          <w:p>
-            <w:pPr>
-              <w:keepLines/>
-              <w:spacing w:after="0"/>
-            </w:pPr>
-            <w:r>
-              <w:rPr>
-                <w:rFonts w:ascii="Arial" w:hAnsi="Arial" w:eastAsia="Arial"/>
-                <w:sz w:val="18"/>
-              </w:rPr>
-            </w:r>
-            <w:r>
-              <w:rPr>
-                <w:rFonts w:ascii="Arial" w:hAnsi="Arial" w:eastAsia="Arial"/>
-                <w:sz w:val="18"/>
-              </w:rPr>
-              <w:t>No</w:t>
-            </w:r>
-          </w:p>
-        </w:tc>
-        <w:tc>
-          <w:tcPr>
-            <w:tcW w:type="dxa" w:w="2520"/>
-            <w:vAlign w:val="center"/>
-          </w:tcPr>
-          <w:p>
-            <w:pPr>
-              <w:keepLines/>
-              <w:spacing w:after="0"/>
-            </w:pPr>
-            <w:r>
-              <w:rPr>
-                <w:rFonts w:ascii="Arial" w:hAnsi="Arial" w:eastAsia="Arial"/>
-                <w:sz w:val="18"/>
-              </w:rPr>
-            </w:r>
-            <w:r>
-              <w:rPr>
-                <w:rFonts w:ascii="Arial" w:hAnsi="Arial" w:eastAsia="Arial"/>
-                <w:sz w:val="18"/>
-              </w:rPr>
-              <w:t>canonical code; do not replace with display label</w:t>
-            </w:r>
-          </w:p>
-        </w:tc>
-      </w:tr>
-    </w:tbl>
-    <w:p/>
-    <w:tbl>
-      <w:tblPr>
-        <w:tblStyle w:val="TableGrid"/>
-        <w:tblW w:type="auto" w:w="0"/>
-        <w:jc w:val="center"/>
-        <w:tblLook w:firstColumn="1" w:firstRow="1" w:lastColumn="0" w:lastRow="0" w:noHBand="0" w:noVBand="1" w:val="04A0"/>
-      </w:tblPr>
-      <w:tblGrid>
-        <w:gridCol w:w="10080"/>
-      </w:tblGrid>
-      <w:tr>
-        <w:trPr>
-          <w:cantSplit/>
-        </w:trPr>
-        <w:tc>
-          <w:tcPr>
-            <w:tcW w:type="dxa" w:w="10080"/>
-            <w:vAlign w:val="center"/>
-            <w:shd w:fill="DDEBFF"/>
-          </w:tcPr>
-          <w:p>
-            <w:pPr>
-              <w:keepLines/>
-              <w:spacing w:after="0"/>
-            </w:pPr>
-            <w:r/>
-            <w:r>
-              <w:rPr>
-                <w:rFonts w:ascii="Arial" w:hAnsi="Arial" w:eastAsia="Arial"/>
-                <w:b/>
-                <w:sz w:val="18"/>
-              </w:rPr>
-              <w:t>Response</w:t>
-            </w:r>
-          </w:p>
-        </w:tc>
-      </w:tr>
-      <w:tr>
-        <w:trPr>
-          <w:cantSplit/>
-        </w:trPr>
-        <w:tc>
-          <w:tcPr>
-            <w:tcW w:type="dxa" w:w="10080"/>
-            <w:shd w:fill="F7FAFE"/>
-          </w:tcPr>
-          <w:p>
-            <w:pPr>
-              <w:keepLines/>
-              <w:spacing w:after="0"/>
-            </w:pPr>
-            <w:r/>
-            <w:r>
-              <w:rPr>
-                <w:rFonts w:ascii="Courier New" w:hAnsi="Courier New" w:eastAsia="Courier New"/>
-                <w:sz w:val="16"/>
-              </w:rPr>
-              <w:t>{</w:t>
-              <w:br/>
-              <w:t xml:space="preserve">  "items": [</w:t>
-              <w:br/>
-              <w:t xml:space="preserve">    {</w:t>
-              <w:br/>
-              <w:t xml:space="preserve">      "menuCode": "k2-report",</w:t>
-              <w:br/>
-              <w:t xml:space="preserve">      "roleCode": "04",</w:t>
-              <w:br/>
-              <w:t xml:space="preserve">      "canView": true</w:t>
-              <w:br/>
-              <w:t xml:space="preserve">    }</w:t>
-              <w:br/>
-              <w:t xml:space="preserve">  ]</w:t>
-              <w:br/>
-              <w:t>}</w:t>
-            </w:r>
-          </w:p>
-        </w:tc>
-      </w:tr>
-    </w:tbl>
-    <w:p/>
-    <w:p>
-      <w:pPr>
-        <w:pStyle w:val="Heading3"/>
-        <w:keepNext/>
-        <w:keepLines/>
-        <w:pageBreakBefore w:val="0"/>
-      </w:pPr>
-      <w:r>
-        <w:t>Response Field Schema</w:t>
-      </w:r>
-    </w:p>
-    <w:tbl>
-      <w:tblPr>
-        <w:tblStyle w:val="TableGrid"/>
-        <w:tblW w:type="auto" w:w="0"/>
-        <w:jc w:val="center"/>
-        <w:tblLook w:firstColumn="1" w:firstRow="1" w:lastColumn="0" w:lastRow="0" w:noHBand="0" w:noVBand="1" w:val="04A0"/>
-      </w:tblPr>
-      <w:tblGrid>
-        <w:gridCol w:w="2520"/>
-        <w:gridCol w:w="2520"/>
-        <w:gridCol w:w="2520"/>
-        <w:gridCol w:w="2520"/>
-      </w:tblGrid>
-      <w:tr>
-        <w:trPr>
-          <w:cantSplit/>
-        </w:trPr>
-        <w:tc>
-          <w:tcPr>
-            <w:tcW w:type="dxa" w:w="2520"/>
-            <w:vAlign w:val="center"/>
-            <w:shd w:fill="E8EEF5"/>
-          </w:tcPr>
-          <w:p>
-            <w:pPr>
-              <w:keepLines/>
-              <w:spacing w:after="0"/>
-            </w:pPr>
-            <w:r/>
-            <w:r>
-              <w:rPr>
-                <w:rFonts w:ascii="Arial" w:hAnsi="Arial" w:eastAsia="Arial"/>
-                <w:b/>
-                <w:sz w:val="18"/>
-              </w:rPr>
-              <w:t>Field</w:t>
-            </w:r>
-          </w:p>
-        </w:tc>
-        <w:tc>
-          <w:tcPr>
-            <w:tcW w:type="dxa" w:w="2520"/>
-            <w:vAlign w:val="center"/>
-            <w:shd w:fill="E8EEF5"/>
-          </w:tcPr>
-          <w:p>
-            <w:pPr>
-              <w:keepLines/>
-              <w:spacing w:after="0"/>
-            </w:pPr>
-            <w:r/>
-            <w:r>
-              <w:rPr>
-                <w:rFonts w:ascii="Arial" w:hAnsi="Arial" w:eastAsia="Arial"/>
-                <w:b/>
-                <w:sz w:val="18"/>
-              </w:rPr>
-              <w:t>Type</w:t>
-            </w:r>
-          </w:p>
-        </w:tc>
-        <w:tc>
-          <w:tcPr>
-            <w:tcW w:type="dxa" w:w="2520"/>
-            <w:vAlign w:val="center"/>
-            <w:shd w:fill="E8EEF5"/>
-          </w:tcPr>
-          <w:p>
-            <w:pPr>
-              <w:keepLines/>
-              <w:spacing w:after="0"/>
-            </w:pPr>
-            <w:r/>
-            <w:r>
-              <w:rPr>
-                <w:rFonts w:ascii="Arial" w:hAnsi="Arial" w:eastAsia="Arial"/>
-                <w:b/>
-                <w:sz w:val="18"/>
-              </w:rPr>
-              <w:t>Required</w:t>
-            </w:r>
-          </w:p>
-        </w:tc>
-        <w:tc>
-          <w:tcPr>
-            <w:tcW w:type="dxa" w:w="2520"/>
-            <w:vAlign w:val="center"/>
-            <w:shd w:fill="E8EEF5"/>
-          </w:tcPr>
-          <w:p>
-            <w:pPr>
-              <w:keepLines/>
-              <w:spacing w:after="0"/>
-            </w:pPr>
-            <w:r/>
-            <w:r>
-              <w:rPr>
-                <w:rFonts w:ascii="Arial" w:hAnsi="Arial" w:eastAsia="Arial"/>
-                <w:b/>
-                <w:sz w:val="18"/>
-              </w:rPr>
-              <w:t>Constraint / Meaning</w:t>
-            </w:r>
-          </w:p>
-        </w:tc>
-      </w:tr>
-      <w:tr>
-        <w:trPr>
-          <w:cantSplit/>
-        </w:trPr>
-        <w:tc>
-          <w:tcPr>
-            <w:tcW w:type="dxa" w:w="2520"/>
-            <w:vAlign w:val="center"/>
-          </w:tcPr>
-          <w:p>
-            <w:pPr>
-              <w:keepLines/>
-              <w:spacing w:after="0"/>
-            </w:pPr>
-            <w:r>
-              <w:rPr>
-                <w:rFonts w:ascii="Arial" w:hAnsi="Arial" w:eastAsia="Arial"/>
-                <w:sz w:val="18"/>
-              </w:rPr>
-            </w:r>
-            <w:r>
-              <w:rPr>
-                <w:rFonts w:ascii="Arial" w:hAnsi="Arial" w:eastAsia="Arial"/>
-                <w:sz w:val="18"/>
-              </w:rPr>
-              <w:t>items</w:t>
-            </w:r>
-          </w:p>
-        </w:tc>
-        <w:tc>
-          <w:tcPr>
-            <w:tcW w:type="dxa" w:w="2520"/>
-            <w:vAlign w:val="center"/>
-          </w:tcPr>
-          <w:p>
-            <w:pPr>
-              <w:keepLines/>
-              <w:spacing w:after="0"/>
-            </w:pPr>
-            <w:r>
-              <w:rPr>
-                <w:rFonts w:ascii="Arial" w:hAnsi="Arial" w:eastAsia="Arial"/>
-                <w:sz w:val="18"/>
-              </w:rPr>
-            </w:r>
-            <w:r>
-              <w:rPr>
-                <w:rFonts w:ascii="Arial" w:hAnsi="Arial" w:eastAsia="Arial"/>
-                <w:sz w:val="18"/>
-              </w:rPr>
-              <w:t>array&lt;object&gt;</w:t>
-            </w:r>
-          </w:p>
-        </w:tc>
-        <w:tc>
-          <w:tcPr>
-            <w:tcW w:type="dxa" w:w="2520"/>
-            <w:vAlign w:val="center"/>
-          </w:tcPr>
-          <w:p>
-            <w:pPr>
-              <w:keepLines/>
-              <w:spacing w:after="0"/>
-            </w:pPr>
-            <w:r>
-              <w:rPr>
-                <w:rFonts w:ascii="Arial" w:hAnsi="Arial" w:eastAsia="Arial"/>
-                <w:sz w:val="18"/>
-              </w:rPr>
-            </w:r>
-            <w:r>
-              <w:rPr>
-                <w:rFonts w:ascii="Arial" w:hAnsi="Arial" w:eastAsia="Arial"/>
-                <w:sz w:val="18"/>
-              </w:rPr>
-              <w:t>Yes</w:t>
-            </w:r>
-          </w:p>
-        </w:tc>
-        <w:tc>
-          <w:tcPr>
-            <w:tcW w:type="dxa" w:w="2520"/>
-            <w:vAlign w:val="center"/>
-          </w:tcPr>
-          <w:p>
-            <w:pPr>
-              <w:keepLines/>
-              <w:spacing w:after="0"/>
-            </w:pPr>
-            <w:r>
-              <w:rPr>
-                <w:rFonts w:ascii="Arial" w:hAnsi="Arial" w:eastAsia="Arial"/>
-                <w:sz w:val="18"/>
-              </w:rPr>
-            </w:r>
-            <w:r>
-              <w:rPr>
-                <w:rFonts w:ascii="Arial" w:hAnsi="Arial" w:eastAsia="Arial"/>
-                <w:sz w:val="18"/>
-              </w:rPr>
-              <w:t>JSON array; element type shown in Type column</w:t>
-            </w:r>
-          </w:p>
-        </w:tc>
-      </w:tr>
-      <w:tr>
-        <w:trPr>
-          <w:cantSplit/>
-        </w:trPr>
-        <w:tc>
-          <w:tcPr>
-            <w:tcW w:type="dxa" w:w="2520"/>
-            <w:vAlign w:val="center"/>
-          </w:tcPr>
-          <w:p>
-            <w:pPr>
-              <w:keepLines/>
-              <w:spacing w:after="0"/>
-            </w:pPr>
-            <w:r>
-              <w:rPr>
-                <w:rFonts w:ascii="Arial" w:hAnsi="Arial" w:eastAsia="Arial"/>
-                <w:sz w:val="18"/>
-              </w:rPr>
-            </w:r>
-            <w:r>
-              <w:rPr>
-                <w:rFonts w:ascii="Arial" w:hAnsi="Arial" w:eastAsia="Arial"/>
-                <w:sz w:val="18"/>
-              </w:rPr>
-              <w:t>items[].menuCode</w:t>
-            </w:r>
-          </w:p>
-        </w:tc>
-        <w:tc>
-          <w:tcPr>
-            <w:tcW w:type="dxa" w:w="2520"/>
-            <w:vAlign w:val="center"/>
-          </w:tcPr>
-          <w:p>
-            <w:pPr>
-              <w:keepLines/>
-              <w:spacing w:after="0"/>
-            </w:pPr>
-            <w:r>
-              <w:rPr>
-                <w:rFonts w:ascii="Arial" w:hAnsi="Arial" w:eastAsia="Arial"/>
-                <w:sz w:val="18"/>
-              </w:rPr>
-            </w:r>
-            <w:r>
-              <w:rPr>
-                <w:rFonts w:ascii="Arial" w:hAnsi="Arial" w:eastAsia="Arial"/>
-                <w:sz w:val="18"/>
-              </w:rPr>
-              <w:t>string</w:t>
-            </w:r>
-          </w:p>
-        </w:tc>
-        <w:tc>
-          <w:tcPr>
-            <w:tcW w:type="dxa" w:w="2520"/>
-            <w:vAlign w:val="center"/>
-          </w:tcPr>
-          <w:p>
-            <w:pPr>
-              <w:keepLines/>
-              <w:spacing w:after="0"/>
-            </w:pPr>
-            <w:r>
-              <w:rPr>
-                <w:rFonts w:ascii="Arial" w:hAnsi="Arial" w:eastAsia="Arial"/>
-                <w:sz w:val="18"/>
-              </w:rPr>
-            </w:r>
-            <w:r>
-              <w:rPr>
-                <w:rFonts w:ascii="Arial" w:hAnsi="Arial" w:eastAsia="Arial"/>
-                <w:sz w:val="18"/>
-              </w:rPr>
-              <w:t>Yes</w:t>
-            </w:r>
-          </w:p>
-        </w:tc>
-        <w:tc>
-          <w:tcPr>
-            <w:tcW w:type="dxa" w:w="2520"/>
-            <w:vAlign w:val="center"/>
-          </w:tcPr>
-          <w:p>
-            <w:pPr>
-              <w:keepLines/>
-              <w:spacing w:after="0"/>
-            </w:pPr>
-            <w:r>
-              <w:rPr>
-                <w:rFonts w:ascii="Arial" w:hAnsi="Arial" w:eastAsia="Arial"/>
-                <w:sz w:val="18"/>
-              </w:rPr>
-            </w:r>
-            <w:r>
-              <w:rPr>
-                <w:rFonts w:ascii="Arial" w:hAnsi="Arial" w:eastAsia="Arial"/>
-                <w:sz w:val="18"/>
-              </w:rPr>
-              <w:t>UTF-8; use value domain described by endpoint purpose</w:t>
-            </w:r>
-          </w:p>
-        </w:tc>
-      </w:tr>
-      <w:tr>
-        <w:trPr>
-          <w:cantSplit/>
-        </w:trPr>
-        <w:tc>
-          <w:tcPr>
-            <w:tcW w:type="dxa" w:w="2520"/>
-            <w:vAlign w:val="center"/>
-          </w:tcPr>
-          <w:p>
-            <w:pPr>
-              <w:keepLines/>
-              <w:spacing w:after="0"/>
-            </w:pPr>
-            <w:r>
-              <w:rPr>
-                <w:rFonts w:ascii="Arial" w:hAnsi="Arial" w:eastAsia="Arial"/>
-                <w:sz w:val="18"/>
-              </w:rPr>
-            </w:r>
-            <w:r>
-              <w:rPr>
-                <w:rFonts w:ascii="Arial" w:hAnsi="Arial" w:eastAsia="Arial"/>
-                <w:sz w:val="18"/>
-              </w:rPr>
-              <w:t>items[].roleCode</w:t>
-            </w:r>
-          </w:p>
-        </w:tc>
-        <w:tc>
-          <w:tcPr>
-            <w:tcW w:type="dxa" w:w="2520"/>
-            <w:vAlign w:val="center"/>
-          </w:tcPr>
-          <w:p>
-            <w:pPr>
-              <w:keepLines/>
-              <w:spacing w:after="0"/>
-            </w:pPr>
-            <w:r>
-              <w:rPr>
-                <w:rFonts w:ascii="Arial" w:hAnsi="Arial" w:eastAsia="Arial"/>
-                <w:sz w:val="18"/>
-              </w:rPr>
-            </w:r>
-            <w:r>
-              <w:rPr>
-                <w:rFonts w:ascii="Arial" w:hAnsi="Arial" w:eastAsia="Arial"/>
-                <w:sz w:val="18"/>
-              </w:rPr>
-              <w:t>string</w:t>
-            </w:r>
-          </w:p>
-        </w:tc>
-        <w:tc>
-          <w:tcPr>
-            <w:tcW w:type="dxa" w:w="2520"/>
-            <w:vAlign w:val="center"/>
-          </w:tcPr>
-          <w:p>
-            <w:pPr>
-              <w:keepLines/>
-              <w:spacing w:after="0"/>
-            </w:pPr>
-            <w:r>
-              <w:rPr>
-                <w:rFonts w:ascii="Arial" w:hAnsi="Arial" w:eastAsia="Arial"/>
-                <w:sz w:val="18"/>
-              </w:rPr>
-            </w:r>
-            <w:r>
-              <w:rPr>
-                <w:rFonts w:ascii="Arial" w:hAnsi="Arial" w:eastAsia="Arial"/>
-                <w:sz w:val="18"/>
-              </w:rPr>
-              <w:t>Yes</w:t>
-            </w:r>
-          </w:p>
-        </w:tc>
-        <w:tc>
-          <w:tcPr>
-            <w:tcW w:type="dxa" w:w="2520"/>
-            <w:vAlign w:val="center"/>
-          </w:tcPr>
-          <w:p>
-            <w:pPr>
-              <w:keepLines/>
-              <w:spacing w:after="0"/>
-            </w:pPr>
-            <w:r>
-              <w:rPr>
-                <w:rFonts w:ascii="Arial" w:hAnsi="Arial" w:eastAsia="Arial"/>
-                <w:sz w:val="18"/>
-              </w:rPr>
-            </w:r>
-            <w:r>
-              <w:rPr>
-                <w:rFonts w:ascii="Arial" w:hAnsi="Arial" w:eastAsia="Arial"/>
-                <w:sz w:val="18"/>
-              </w:rPr>
-              <w:t>canonical code; do not replace with display label</w:t>
-            </w:r>
-          </w:p>
-        </w:tc>
-      </w:tr>
-      <w:tr>
-        <w:trPr>
-          <w:cantSplit/>
-        </w:trPr>
-        <w:tc>
-          <w:tcPr>
-            <w:tcW w:type="dxa" w:w="2520"/>
-            <w:vAlign w:val="center"/>
-          </w:tcPr>
-          <w:p>
-            <w:pPr>
-              <w:keepLines/>
-              <w:spacing w:after="0"/>
-            </w:pPr>
-            <w:r>
-              <w:rPr>
-                <w:rFonts w:ascii="Arial" w:hAnsi="Arial" w:eastAsia="Arial"/>
-                <w:sz w:val="18"/>
-              </w:rPr>
-            </w:r>
-            <w:r>
-              <w:rPr>
-                <w:rFonts w:ascii="Arial" w:hAnsi="Arial" w:eastAsia="Arial"/>
-                <w:sz w:val="18"/>
-              </w:rPr>
-              <w:t>items[].canView</w:t>
-            </w:r>
-          </w:p>
-        </w:tc>
-        <w:tc>
-          <w:tcPr>
-            <w:tcW w:type="dxa" w:w="2520"/>
-            <w:vAlign w:val="center"/>
-          </w:tcPr>
-          <w:p>
-            <w:pPr>
-              <w:keepLines/>
-              <w:spacing w:after="0"/>
-            </w:pPr>
-            <w:r>
-              <w:rPr>
-                <w:rFonts w:ascii="Arial" w:hAnsi="Arial" w:eastAsia="Arial"/>
-                <w:sz w:val="18"/>
-              </w:rPr>
-            </w:r>
-            <w:r>
-              <w:rPr>
-                <w:rFonts w:ascii="Arial" w:hAnsi="Arial" w:eastAsia="Arial"/>
-                <w:sz w:val="18"/>
-              </w:rPr>
-              <w:t>boolean</w:t>
-            </w:r>
-          </w:p>
-        </w:tc>
-        <w:tc>
-          <w:tcPr>
-            <w:tcW w:type="dxa" w:w="2520"/>
-            <w:vAlign w:val="center"/>
-          </w:tcPr>
-          <w:p>
-            <w:pPr>
-              <w:keepLines/>
-              <w:spacing w:after="0"/>
-            </w:pPr>
-            <w:r>
-              <w:rPr>
-                <w:rFonts w:ascii="Arial" w:hAnsi="Arial" w:eastAsia="Arial"/>
-                <w:sz w:val="18"/>
-              </w:rPr>
-            </w:r>
-            <w:r>
-              <w:rPr>
-                <w:rFonts w:ascii="Arial" w:hAnsi="Arial" w:eastAsia="Arial"/>
-                <w:sz w:val="18"/>
-              </w:rPr>
-              <w:t>Yes</w:t>
-            </w:r>
-          </w:p>
-        </w:tc>
-        <w:tc>
-          <w:tcPr>
-            <w:tcW w:type="dxa" w:w="2520"/>
-            <w:vAlign w:val="center"/>
-          </w:tcPr>
-          <w:p>
-            <w:pPr>
-              <w:keepLines/>
-              <w:spacing w:after="0"/>
-            </w:pPr>
-            <w:r>
-              <w:rPr>
-                <w:rFonts w:ascii="Arial" w:hAnsi="Arial" w:eastAsia="Arial"/>
-                <w:sz w:val="18"/>
-              </w:rPr>
-            </w:r>
-            <w:r>
-              <w:rPr>
-                <w:rFonts w:ascii="Arial" w:hAnsi="Arial" w:eastAsia="Arial"/>
-                <w:sz w:val="18"/>
-              </w:rPr>
-              <w:t>UTF-8; use value domain described by endpoint purpose</w:t>
-            </w:r>
-          </w:p>
-        </w:tc>
-      </w:tr>
-    </w:tbl>
-    <w:p/>
-    <w:p>
-      <w:pPr>
-        <w:pStyle w:val="Heading2"/>
-        <w:keepNext/>
-        <w:keepLines/>
-        <w:pageBreakBefore w:val="0"/>
-      </w:pPr>
-      <w:r>
-        <w:t>PUT /api/v1/menu-permissions/{menuCode}</w:t>
-      </w:r>
-    </w:p>
-    <w:p>
-      <w:pPr>
-        <w:keepNext w:val="0"/>
-      </w:pPr>
-      <w:r>
-        <w:t>บันทึกสิทธิ์เมนูรายเมนู</w:t>
-      </w:r>
-    </w:p>
-    <w:tbl>
-      <w:tblPr>
-        <w:tblStyle w:val="TableGrid"/>
-        <w:tblW w:type="auto" w:w="0"/>
-        <w:jc w:val="center"/>
-        <w:tblLook w:firstColumn="1" w:firstRow="1" w:lastColumn="0" w:lastRow="0" w:noHBand="0" w:noVBand="1" w:val="04A0"/>
-      </w:tblPr>
-      <w:tblGrid>
-        <w:gridCol w:w="10080"/>
-      </w:tblGrid>
-      <w:tr>
-        <w:trPr>
-          <w:cantSplit/>
-        </w:trPr>
-        <w:tc>
-          <w:tcPr>
-            <w:tcW w:type="dxa" w:w="10080"/>
-            <w:vAlign w:val="center"/>
-            <w:shd w:fill="DDEBFF"/>
-          </w:tcPr>
-          <w:p>
-            <w:pPr>
-              <w:keepLines/>
-              <w:spacing w:after="0"/>
-            </w:pPr>
-            <w:r/>
-            <w:r>
-              <w:rPr>
-                <w:rFonts w:ascii="Arial" w:hAnsi="Arial" w:eastAsia="Arial"/>
-                <w:b/>
-                <w:sz w:val="18"/>
-              </w:rPr>
-              <w:t>Request</w:t>
-            </w:r>
-          </w:p>
-        </w:tc>
-      </w:tr>
-      <w:tr>
-        <w:trPr>
-          <w:cantSplit/>
-        </w:trPr>
-        <w:tc>
-          <w:tcPr>
-            <w:tcW w:type="dxa" w:w="10080"/>
-            <w:shd w:fill="F7FAFE"/>
-          </w:tcPr>
-          <w:p>
-            <w:pPr>
-              <w:keepLines/>
-              <w:spacing w:after="0"/>
-            </w:pPr>
-            <w:r/>
-            <w:r>
-              <w:rPr>
-                <w:rFonts w:ascii="Courier New" w:hAnsi="Courier New" w:eastAsia="Courier New"/>
-                <w:sz w:val="16"/>
-              </w:rPr>
-              <w:t>{</w:t>
-              <w:br/>
-              <w:t xml:space="preserve">  "roleCode": "04",</w:t>
-              <w:br/>
-              <w:t xml:space="preserve">  "canView": true,</w:t>
-              <w:br/>
-              <w:t xml:space="preserve">  "reason": "ปรับสิทธิ์รายงาน"</w:t>
-              <w:br/>
-              <w:t>}</w:t>
-            </w:r>
-          </w:p>
-        </w:tc>
-      </w:tr>
-    </w:tbl>
-    <w:p/>
-    <w:p>
-      <w:pPr>
-        <w:pStyle w:val="Heading3"/>
-        <w:keepNext/>
-        <w:keepLines/>
-        <w:pageBreakBefore w:val="0"/>
-      </w:pPr>
-      <w:r>
-        <w:t>Request Field Schema</w:t>
-      </w:r>
-    </w:p>
-    <w:tbl>
-      <w:tblPr>
-        <w:tblStyle w:val="TableGrid"/>
-        <w:tblW w:type="auto" w:w="0"/>
-        <w:jc w:val="center"/>
-        <w:tblLook w:firstColumn="1" w:firstRow="1" w:lastColumn="0" w:lastRow="0" w:noHBand="0" w:noVBand="1" w:val="04A0"/>
-      </w:tblPr>
-      <w:tblGrid>
-        <w:gridCol w:w="2520"/>
-        <w:gridCol w:w="2520"/>
-        <w:gridCol w:w="2520"/>
-        <w:gridCol w:w="2520"/>
-      </w:tblGrid>
-      <w:tr>
-        <w:trPr>
-          <w:cantSplit/>
-        </w:trPr>
-        <w:tc>
-          <w:tcPr>
-            <w:tcW w:type="dxa" w:w="2520"/>
-            <w:vAlign w:val="center"/>
-            <w:shd w:fill="E8EEF5"/>
-          </w:tcPr>
-          <w:p>
-            <w:pPr>
-              <w:keepLines/>
-              <w:spacing w:after="0"/>
-            </w:pPr>
-            <w:r/>
-            <w:r>
-              <w:rPr>
-                <w:rFonts w:ascii="Arial" w:hAnsi="Arial" w:eastAsia="Arial"/>
-                <w:b/>
-                <w:sz w:val="18"/>
-              </w:rPr>
-              <w:t>Field</w:t>
-            </w:r>
-          </w:p>
-        </w:tc>
-        <w:tc>
-          <w:tcPr>
-            <w:tcW w:type="dxa" w:w="2520"/>
-            <w:vAlign w:val="center"/>
-            <w:shd w:fill="E8EEF5"/>
-          </w:tcPr>
-          <w:p>
-            <w:pPr>
-              <w:keepLines/>
-              <w:spacing w:after="0"/>
-            </w:pPr>
-            <w:r/>
-            <w:r>
-              <w:rPr>
-                <w:rFonts w:ascii="Arial" w:hAnsi="Arial" w:eastAsia="Arial"/>
-                <w:b/>
-                <w:sz w:val="18"/>
-              </w:rPr>
-              <w:t>Type</w:t>
-            </w:r>
-          </w:p>
-        </w:tc>
-        <w:tc>
-          <w:tcPr>
-            <w:tcW w:type="dxa" w:w="2520"/>
-            <w:vAlign w:val="center"/>
-            <w:shd w:fill="E8EEF5"/>
-          </w:tcPr>
-          <w:p>
-            <w:pPr>
-              <w:keepLines/>
-              <w:spacing w:after="0"/>
-            </w:pPr>
-            <w:r/>
-            <w:r>
-              <w:rPr>
-                <w:rFonts w:ascii="Arial" w:hAnsi="Arial" w:eastAsia="Arial"/>
-                <w:b/>
-                <w:sz w:val="18"/>
-              </w:rPr>
-              <w:t>Required</w:t>
-            </w:r>
-          </w:p>
-        </w:tc>
-        <w:tc>
-          <w:tcPr>
-            <w:tcW w:type="dxa" w:w="2520"/>
-            <w:vAlign w:val="center"/>
-            <w:shd w:fill="E8EEF5"/>
-          </w:tcPr>
-          <w:p>
-            <w:pPr>
-              <w:keepLines/>
-              <w:spacing w:after="0"/>
-            </w:pPr>
-            <w:r/>
-            <w:r>
-              <w:rPr>
-                <w:rFonts w:ascii="Arial" w:hAnsi="Arial" w:eastAsia="Arial"/>
-                <w:b/>
-                <w:sz w:val="18"/>
-              </w:rPr>
-              <w:t>Constraint / Meaning</w:t>
-            </w:r>
-          </w:p>
-        </w:tc>
-      </w:tr>
-      <w:tr>
-        <w:trPr>
-          <w:cantSplit/>
-        </w:trPr>
-        <w:tc>
-          <w:tcPr>
-            <w:tcW w:type="dxa" w:w="2520"/>
-            <w:vAlign w:val="center"/>
-          </w:tcPr>
-          <w:p>
-            <w:pPr>
-              <w:keepLines/>
-              <w:spacing w:after="0"/>
-            </w:pPr>
-            <w:r>
-              <w:rPr>
-                <w:rFonts w:ascii="Arial" w:hAnsi="Arial" w:eastAsia="Arial"/>
-                <w:sz w:val="18"/>
-              </w:rPr>
-            </w:r>
-            <w:r>
-              <w:rPr>
-                <w:rFonts w:ascii="Arial" w:hAnsi="Arial" w:eastAsia="Arial"/>
-                <w:sz w:val="18"/>
-              </w:rPr>
-              <w:t>roleCode</w:t>
-            </w:r>
-          </w:p>
-        </w:tc>
-        <w:tc>
-          <w:tcPr>
-            <w:tcW w:type="dxa" w:w="2520"/>
-            <w:vAlign w:val="center"/>
-          </w:tcPr>
-          <w:p>
-            <w:pPr>
-              <w:keepLines/>
-              <w:spacing w:after="0"/>
-            </w:pPr>
-            <w:r>
-              <w:rPr>
-                <w:rFonts w:ascii="Arial" w:hAnsi="Arial" w:eastAsia="Arial"/>
-                <w:sz w:val="18"/>
-              </w:rPr>
-            </w:r>
-            <w:r>
-              <w:rPr>
-                <w:rFonts w:ascii="Arial" w:hAnsi="Arial" w:eastAsia="Arial"/>
-                <w:sz w:val="18"/>
-              </w:rPr>
-              <w:t>string</w:t>
-            </w:r>
-          </w:p>
-        </w:tc>
-        <w:tc>
-          <w:tcPr>
-            <w:tcW w:type="dxa" w:w="2520"/>
-            <w:vAlign w:val="center"/>
-          </w:tcPr>
-          <w:p>
-            <w:pPr>
-              <w:keepLines/>
-              <w:spacing w:after="0"/>
-            </w:pPr>
-            <w:r>
-              <w:rPr>
-                <w:rFonts w:ascii="Arial" w:hAnsi="Arial" w:eastAsia="Arial"/>
-                <w:sz w:val="18"/>
-              </w:rPr>
-            </w:r>
-            <w:r>
-              <w:rPr>
-                <w:rFonts w:ascii="Arial" w:hAnsi="Arial" w:eastAsia="Arial"/>
-                <w:sz w:val="18"/>
-              </w:rPr>
-              <w:t>Yes</w:t>
-            </w:r>
-          </w:p>
-        </w:tc>
-        <w:tc>
-          <w:tcPr>
-            <w:tcW w:type="dxa" w:w="2520"/>
-            <w:vAlign w:val="center"/>
-          </w:tcPr>
-          <w:p>
-            <w:pPr>
-              <w:keepLines/>
-              <w:spacing w:after="0"/>
-            </w:pPr>
-            <w:r>
-              <w:rPr>
-                <w:rFonts w:ascii="Arial" w:hAnsi="Arial" w:eastAsia="Arial"/>
-                <w:sz w:val="18"/>
-              </w:rPr>
-            </w:r>
-            <w:r>
-              <w:rPr>
-                <w:rFonts w:ascii="Arial" w:hAnsi="Arial" w:eastAsia="Arial"/>
-                <w:sz w:val="18"/>
-              </w:rPr>
-              <w:t>canonical code; do not replace with display label</w:t>
-            </w:r>
-          </w:p>
-        </w:tc>
-      </w:tr>
-      <w:tr>
-        <w:trPr>
-          <w:cantSplit/>
-        </w:trPr>
-        <w:tc>
-          <w:tcPr>
-            <w:tcW w:type="dxa" w:w="2520"/>
-            <w:vAlign w:val="center"/>
-          </w:tcPr>
-          <w:p>
-            <w:pPr>
-              <w:keepLines/>
-              <w:spacing w:after="0"/>
-            </w:pPr>
-            <w:r>
-              <w:rPr>
-                <w:rFonts w:ascii="Arial" w:hAnsi="Arial" w:eastAsia="Arial"/>
-                <w:sz w:val="18"/>
-              </w:rPr>
-            </w:r>
-            <w:r>
-              <w:rPr>
-                <w:rFonts w:ascii="Arial" w:hAnsi="Arial" w:eastAsia="Arial"/>
-                <w:sz w:val="18"/>
-              </w:rPr>
-              <w:t>canView</w:t>
-            </w:r>
-          </w:p>
-        </w:tc>
-        <w:tc>
-          <w:tcPr>
-            <w:tcW w:type="dxa" w:w="2520"/>
-            <w:vAlign w:val="center"/>
-          </w:tcPr>
-          <w:p>
-            <w:pPr>
-              <w:keepLines/>
-              <w:spacing w:after="0"/>
-            </w:pPr>
-            <w:r>
-              <w:rPr>
-                <w:rFonts w:ascii="Arial" w:hAnsi="Arial" w:eastAsia="Arial"/>
-                <w:sz w:val="18"/>
-              </w:rPr>
-            </w:r>
-            <w:r>
-              <w:rPr>
-                <w:rFonts w:ascii="Arial" w:hAnsi="Arial" w:eastAsia="Arial"/>
-                <w:sz w:val="18"/>
-              </w:rPr>
-              <w:t>boolean</w:t>
-            </w:r>
-          </w:p>
-        </w:tc>
-        <w:tc>
-          <w:tcPr>
-            <w:tcW w:type="dxa" w:w="2520"/>
-            <w:vAlign w:val="center"/>
-          </w:tcPr>
-          <w:p>
-            <w:pPr>
-              <w:keepLines/>
-              <w:spacing w:after="0"/>
-            </w:pPr>
-            <w:r>
-              <w:rPr>
-                <w:rFonts w:ascii="Arial" w:hAnsi="Arial" w:eastAsia="Arial"/>
-                <w:sz w:val="18"/>
-              </w:rPr>
-            </w:r>
-            <w:r>
-              <w:rPr>
-                <w:rFonts w:ascii="Arial" w:hAnsi="Arial" w:eastAsia="Arial"/>
-                <w:sz w:val="18"/>
-              </w:rPr>
-              <w:t>Yes</w:t>
-            </w:r>
-          </w:p>
-        </w:tc>
-        <w:tc>
-          <w:tcPr>
-            <w:tcW w:type="dxa" w:w="2520"/>
-            <w:vAlign w:val="center"/>
-          </w:tcPr>
-          <w:p>
-            <w:pPr>
-              <w:keepLines/>
-              <w:spacing w:after="0"/>
-            </w:pPr>
-            <w:r>
-              <w:rPr>
-                <w:rFonts w:ascii="Arial" w:hAnsi="Arial" w:eastAsia="Arial"/>
-                <w:sz w:val="18"/>
-              </w:rPr>
-            </w:r>
-            <w:r>
-              <w:rPr>
-                <w:rFonts w:ascii="Arial" w:hAnsi="Arial" w:eastAsia="Arial"/>
-                <w:sz w:val="18"/>
-              </w:rPr>
-              <w:t>UTF-8; use value domain described by endpoint purpose</w:t>
-            </w:r>
-          </w:p>
-        </w:tc>
-      </w:tr>
-      <w:tr>
-        <w:trPr>
-          <w:cantSplit/>
-        </w:trPr>
-        <w:tc>
-          <w:tcPr>
-            <w:tcW w:type="dxa" w:w="2520"/>
-            <w:vAlign w:val="center"/>
-          </w:tcPr>
-          <w:p>
-            <w:pPr>
-              <w:keepLines/>
-              <w:spacing w:after="0"/>
-            </w:pPr>
-            <w:r>
-              <w:rPr>
-                <w:rFonts w:ascii="Arial" w:hAnsi="Arial" w:eastAsia="Arial"/>
-                <w:sz w:val="18"/>
-              </w:rPr>
-            </w:r>
-            <w:r>
-              <w:rPr>
-                <w:rFonts w:ascii="Arial" w:hAnsi="Arial" w:eastAsia="Arial"/>
-                <w:sz w:val="18"/>
-              </w:rPr>
-              <w:t>reason</w:t>
-            </w:r>
-          </w:p>
-        </w:tc>
-        <w:tc>
-          <w:tcPr>
-            <w:tcW w:type="dxa" w:w="2520"/>
-            <w:vAlign w:val="center"/>
-          </w:tcPr>
-          <w:p>
-            <w:pPr>
-              <w:keepLines/>
-              <w:spacing w:after="0"/>
-            </w:pPr>
-            <w:r>
-              <w:rPr>
-                <w:rFonts w:ascii="Arial" w:hAnsi="Arial" w:eastAsia="Arial"/>
-                <w:sz w:val="18"/>
-              </w:rPr>
-            </w:r>
-            <w:r>
-              <w:rPr>
-                <w:rFonts w:ascii="Arial" w:hAnsi="Arial" w:eastAsia="Arial"/>
-                <w:sz w:val="18"/>
-              </w:rPr>
-              <w:t>string</w:t>
-            </w:r>
-          </w:p>
-        </w:tc>
-        <w:tc>
-          <w:tcPr>
-            <w:tcW w:type="dxa" w:w="2520"/>
-            <w:vAlign w:val="center"/>
-          </w:tcPr>
-          <w:p>
-            <w:pPr>
-              <w:keepLines/>
-              <w:spacing w:after="0"/>
-            </w:pPr>
-            <w:r>
-              <w:rPr>
-                <w:rFonts w:ascii="Arial" w:hAnsi="Arial" w:eastAsia="Arial"/>
-                <w:sz w:val="18"/>
-              </w:rPr>
-            </w:r>
-            <w:r>
-              <w:rPr>
-                <w:rFonts w:ascii="Arial" w:hAnsi="Arial" w:eastAsia="Arial"/>
-                <w:sz w:val="18"/>
-              </w:rPr>
-              <w:t>Yes</w:t>
-            </w:r>
-          </w:p>
-        </w:tc>
-        <w:tc>
-          <w:tcPr>
-            <w:tcW w:type="dxa" w:w="2520"/>
-            <w:vAlign w:val="center"/>
-          </w:tcPr>
-          <w:p>
-            <w:pPr>
-              <w:keepLines/>
-              <w:spacing w:after="0"/>
-            </w:pPr>
-            <w:r>
-              <w:rPr>
-                <w:rFonts w:ascii="Arial" w:hAnsi="Arial" w:eastAsia="Arial"/>
-                <w:sz w:val="18"/>
-              </w:rPr>
-            </w:r>
-            <w:r>
-              <w:rPr>
-                <w:rFonts w:ascii="Arial" w:hAnsi="Arial" w:eastAsia="Arial"/>
-                <w:sz w:val="18"/>
-              </w:rPr>
-              <w:t>trimmed UTF-8 Thai text; required by operation/business rule</w:t>
-            </w:r>
-          </w:p>
-        </w:tc>
-      </w:tr>
-    </w:tbl>
-    <w:p/>
-    <w:tbl>
-      <w:tblPr>
-        <w:tblStyle w:val="TableGrid"/>
-        <w:tblW w:type="auto" w:w="0"/>
-        <w:jc w:val="center"/>
-        <w:tblLook w:firstColumn="1" w:firstRow="1" w:lastColumn="0" w:lastRow="0" w:noHBand="0" w:noVBand="1" w:val="04A0"/>
-      </w:tblPr>
-      <w:tblGrid>
-        <w:gridCol w:w="10080"/>
-      </w:tblGrid>
-      <w:tr>
-        <w:trPr>
-          <w:cantSplit/>
-        </w:trPr>
-        <w:tc>
-          <w:tcPr>
-            <w:tcW w:type="dxa" w:w="10080"/>
-            <w:vAlign w:val="center"/>
-            <w:shd w:fill="DDEBFF"/>
-          </w:tcPr>
-          <w:p>
-            <w:pPr>
-              <w:keepLines/>
-              <w:spacing w:after="0"/>
-            </w:pPr>
-            <w:r/>
-            <w:r>
-              <w:rPr>
-                <w:rFonts w:ascii="Arial" w:hAnsi="Arial" w:eastAsia="Arial"/>
-                <w:b/>
-                <w:sz w:val="18"/>
-              </w:rPr>
-              <w:t>Response</w:t>
-            </w:r>
-          </w:p>
-        </w:tc>
-      </w:tr>
-      <w:tr>
-        <w:trPr>
-          <w:cantSplit/>
-        </w:trPr>
-        <w:tc>
-          <w:tcPr>
-            <w:tcW w:type="dxa" w:w="10080"/>
-            <w:shd w:fill="F7FAFE"/>
-          </w:tcPr>
-          <w:p>
-            <w:pPr>
-              <w:keepLines/>
-              <w:spacing w:after="0"/>
-            </w:pPr>
-            <w:r/>
-            <w:r>
-              <w:rPr>
-                <w:rFonts w:ascii="Courier New" w:hAnsi="Courier New" w:eastAsia="Courier New"/>
-                <w:sz w:val="16"/>
-              </w:rPr>
-              <w:t>{</w:t>
-              <w:br/>
-              <w:t xml:space="preserve">  "message": "saved"</w:t>
-              <w:br/>
-              <w:t>}</w:t>
-            </w:r>
-          </w:p>
-        </w:tc>
-      </w:tr>
-    </w:tbl>
-    <w:p/>
-    <w:p>
-      <w:pPr>
-        <w:pStyle w:val="Heading3"/>
-        <w:keepNext/>
-        <w:keepLines/>
-        <w:pageBreakBefore w:val="0"/>
-      </w:pPr>
-      <w:r>
-        <w:t>Response Field Schema</w:t>
-      </w:r>
-    </w:p>
-    <w:tbl>
-      <w:tblPr>
-        <w:tblStyle w:val="TableGrid"/>
-        <w:tblW w:type="auto" w:w="0"/>
-        <w:jc w:val="center"/>
-        <w:tblLook w:firstColumn="1" w:firstRow="1" w:lastColumn="0" w:lastRow="0" w:noHBand="0" w:noVBand="1" w:val="04A0"/>
-      </w:tblPr>
-      <w:tblGrid>
-        <w:gridCol w:w="2520"/>
-        <w:gridCol w:w="2520"/>
-        <w:gridCol w:w="2520"/>
-        <w:gridCol w:w="2520"/>
-      </w:tblGrid>
-      <w:tr>
-        <w:trPr>
-          <w:cantSplit/>
-        </w:trPr>
-        <w:tc>
-          <w:tcPr>
-            <w:tcW w:type="dxa" w:w="2520"/>
-            <w:vAlign w:val="center"/>
-            <w:shd w:fill="E8EEF5"/>
-          </w:tcPr>
-          <w:p>
-            <w:pPr>
-              <w:keepLines/>
-              <w:spacing w:after="0"/>
-            </w:pPr>
-            <w:r/>
-            <w:r>
-              <w:rPr>
-                <w:rFonts w:ascii="Arial" w:hAnsi="Arial" w:eastAsia="Arial"/>
-                <w:b/>
-                <w:sz w:val="18"/>
-              </w:rPr>
-              <w:t>Field</w:t>
-            </w:r>
-          </w:p>
-        </w:tc>
-        <w:tc>
-          <w:tcPr>
-            <w:tcW w:type="dxa" w:w="2520"/>
-            <w:vAlign w:val="center"/>
-            <w:shd w:fill="E8EEF5"/>
-          </w:tcPr>
-          <w:p>
-            <w:pPr>
-              <w:keepLines/>
-              <w:spacing w:after="0"/>
-            </w:pPr>
-            <w:r/>
-            <w:r>
-              <w:rPr>
-                <w:rFonts w:ascii="Arial" w:hAnsi="Arial" w:eastAsia="Arial"/>
-                <w:b/>
-                <w:sz w:val="18"/>
-              </w:rPr>
-              <w:t>Type</w:t>
-            </w:r>
-          </w:p>
-        </w:tc>
-        <w:tc>
-          <w:tcPr>
-            <w:tcW w:type="dxa" w:w="2520"/>
-            <w:vAlign w:val="center"/>
-            <w:shd w:fill="E8EEF5"/>
-          </w:tcPr>
-          <w:p>
-            <w:pPr>
-              <w:keepLines/>
-              <w:spacing w:after="0"/>
-            </w:pPr>
-            <w:r/>
-            <w:r>
-              <w:rPr>
-                <w:rFonts w:ascii="Arial" w:hAnsi="Arial" w:eastAsia="Arial"/>
-                <w:b/>
-                <w:sz w:val="18"/>
-              </w:rPr>
-              <w:t>Required</w:t>
-            </w:r>
-          </w:p>
-        </w:tc>
-        <w:tc>
-          <w:tcPr>
-            <w:tcW w:type="dxa" w:w="2520"/>
-            <w:vAlign w:val="center"/>
-            <w:shd w:fill="E8EEF5"/>
-          </w:tcPr>
-          <w:p>
-            <w:pPr>
-              <w:keepLines/>
-              <w:spacing w:after="0"/>
-            </w:pPr>
-            <w:r/>
-            <w:r>
-              <w:rPr>
-                <w:rFonts w:ascii="Arial" w:hAnsi="Arial" w:eastAsia="Arial"/>
-                <w:b/>
-                <w:sz w:val="18"/>
-              </w:rPr>
-              <w:t>Constraint / Meaning</w:t>
-            </w:r>
-          </w:p>
-        </w:tc>
-      </w:tr>
-      <w:tr>
-        <w:trPr>
-          <w:cantSplit/>
-        </w:trPr>
-        <w:tc>
-          <w:tcPr>
-            <w:tcW w:type="dxa" w:w="2520"/>
-            <w:vAlign w:val="center"/>
-          </w:tcPr>
-          <w:p>
-            <w:pPr>
-              <w:keepLines/>
-              <w:spacing w:after="0"/>
-            </w:pPr>
-            <w:r>
-              <w:rPr>
-                <w:rFonts w:ascii="Arial" w:hAnsi="Arial" w:eastAsia="Arial"/>
-                <w:sz w:val="18"/>
-              </w:rPr>
-            </w:r>
-            <w:r>
-              <w:rPr>
-                <w:rFonts w:ascii="Arial" w:hAnsi="Arial" w:eastAsia="Arial"/>
-                <w:sz w:val="18"/>
-              </w:rPr>
-              <w:t>message</w:t>
-            </w:r>
-          </w:p>
-        </w:tc>
-        <w:tc>
-          <w:tcPr>
-            <w:tcW w:type="dxa" w:w="2520"/>
-            <w:vAlign w:val="center"/>
-          </w:tcPr>
-          <w:p>
-            <w:pPr>
-              <w:keepLines/>
-              <w:spacing w:after="0"/>
-            </w:pPr>
-            <w:r>
-              <w:rPr>
-                <w:rFonts w:ascii="Arial" w:hAnsi="Arial" w:eastAsia="Arial"/>
-                <w:sz w:val="18"/>
-              </w:rPr>
-            </w:r>
-            <w:r>
-              <w:rPr>
-                <w:rFonts w:ascii="Arial" w:hAnsi="Arial" w:eastAsia="Arial"/>
-                <w:sz w:val="18"/>
-              </w:rPr>
-              <w:t>string</w:t>
             </w:r>
           </w:p>
         </w:tc>
@@ -20231,641 +12010,6 @@
         <w:t>TODO:</w:t>
       </w:r>
     </w:p>
-    <w:p>
-      <w:r>
-        <w:t xml:space="preserve">เส้นที่อยู่ในตาราง API ของเอกสารนี้แต่ </w:t>
-      </w:r>
-      <w:r>
-        <w:rPr>
-          <w:b/>
-        </w:rPr>
-        <w:t>ถูกตัดออกจากดีไซน์แล้ว</w:t>
-      </w:r>
-      <w:r>
-        <w:t xml:space="preserve"> (มติ 2026-08-05/06 — RBAC/ผู้ปฏิบัติงานใช้ auth-backend ของระบบ SBP เดิม) จึงไม่มี skeleton ให้:</w:t>
-      </w:r>
-    </w:p>
-    <w:tbl>
-      <w:tblPr>
-        <w:tblStyle w:val="TableGrid"/>
-        <w:tblW w:type="auto" w:w="0"/>
-        <w:jc w:val="center"/>
-        <w:tblLook w:firstColumn="1" w:firstRow="1" w:lastColumn="0" w:lastRow="0" w:noHBand="0" w:noVBand="1" w:val="04A0"/>
-      </w:tblPr>
-      <w:tblGrid>
-        <w:gridCol w:w="3360"/>
-        <w:gridCol w:w="3360"/>
-        <w:gridCol w:w="3360"/>
-      </w:tblGrid>
-      <w:tr>
-        <w:trPr>
-          <w:cantSplit/>
-        </w:trPr>
-        <w:tc>
-          <w:tcPr>
-            <w:tcW w:type="dxa" w:w="3360"/>
-            <w:vAlign w:val="center"/>
-            <w:shd w:fill="E8EEF5"/>
-          </w:tcPr>
-          <w:p>
-            <w:pPr>
-              <w:keepLines/>
-              <w:spacing w:after="0"/>
-            </w:pPr>
-            <w:r/>
-            <w:r>
-              <w:rPr>
-                <w:rFonts w:ascii="Arial" w:hAnsi="Arial" w:eastAsia="Arial"/>
-                <w:b/>
-                <w:sz w:val="18"/>
-              </w:rPr>
-              <w:t>Endpoint</w:t>
-            </w:r>
-          </w:p>
-        </w:tc>
-        <w:tc>
-          <w:tcPr>
-            <w:tcW w:type="dxa" w:w="3360"/>
-            <w:vAlign w:val="center"/>
-            <w:shd w:fill="E8EEF5"/>
-          </w:tcPr>
-          <w:p>
-            <w:pPr>
-              <w:keepLines/>
-              <w:spacing w:after="0"/>
-            </w:pPr>
-            <w:r/>
-            <w:r>
-              <w:rPr>
-                <w:rFonts w:ascii="Arial" w:hAnsi="Arial" w:eastAsia="Arial"/>
-                <w:b/>
-                <w:sz w:val="18"/>
-              </w:rPr>
-              <w:t>จุดประสงค์เดิม</w:t>
-            </w:r>
-          </w:p>
-        </w:tc>
-        <w:tc>
-          <w:tcPr>
-            <w:tcW w:type="dxa" w:w="3360"/>
-            <w:vAlign w:val="center"/>
-            <w:shd w:fill="E8EEF5"/>
-          </w:tcPr>
-          <w:p>
-            <w:pPr>
-              <w:keepLines/>
-              <w:spacing w:after="0"/>
-            </w:pPr>
-            <w:r/>
-            <w:r>
-              <w:rPr>
-                <w:rFonts w:ascii="Arial" w:hAnsi="Arial" w:eastAsia="Arial"/>
-                <w:b/>
-                <w:sz w:val="18"/>
-              </w:rPr>
-              <w:t>ใช้ของระบบเดิมแทน</w:t>
-            </w:r>
-          </w:p>
-        </w:tc>
-      </w:tr>
-      <w:tr>
-        <w:trPr>
-          <w:cantSplit/>
-        </w:trPr>
-        <w:tc>
-          <w:tcPr>
-            <w:tcW w:type="dxa" w:w="3360"/>
-            <w:vAlign w:val="center"/>
-          </w:tcPr>
-          <w:p>
-            <w:pPr>
-              <w:keepLines/>
-              <w:spacing w:after="0"/>
-            </w:pPr>
-            <w:r>
-              <w:rPr>
-                <w:rFonts w:ascii="Arial" w:hAnsi="Arial" w:eastAsia="Arial"/>
-                <w:sz w:val="18"/>
-              </w:rPr>
-            </w:r>
-            <w:r>
-              <w:rPr>
-                <w:rFonts w:ascii="Arial" w:hAnsi="Arial" w:eastAsia="Arial"/>
-                <w:sz w:val="18"/>
-              </w:rPr>
-              <w:t>GET /api/v1/operators</w:t>
-            </w:r>
-          </w:p>
-        </w:tc>
-        <w:tc>
-          <w:tcPr>
-            <w:tcW w:type="dxa" w:w="3360"/>
-            <w:vAlign w:val="center"/>
-          </w:tcPr>
-          <w:p>
-            <w:pPr>
-              <w:keepLines/>
-              <w:spacing w:after="0"/>
-            </w:pPr>
-            <w:r>
-              <w:rPr>
-                <w:rFonts w:ascii="Arial" w:hAnsi="Arial" w:eastAsia="Arial"/>
-                <w:sz w:val="18"/>
-              </w:rPr>
-            </w:r>
-            <w:r>
-              <w:rPr>
-                <w:rFonts w:ascii="Arial" w:hAnsi="Arial" w:eastAsia="Arial"/>
-                <w:sz w:val="18"/>
-              </w:rPr>
-              <w:t>SCR-08 list/filter ผู้ปฏิบัติงาน</w:t>
-            </w:r>
-          </w:p>
-        </w:tc>
-        <w:tc>
-          <w:tcPr>
-            <w:tcW w:type="dxa" w:w="3360"/>
-            <w:vAlign w:val="center"/>
-          </w:tcPr>
-          <w:p>
-            <w:pPr>
-              <w:keepLines/>
-              <w:spacing w:after="0"/>
-            </w:pPr>
-            <w:r>
-              <w:rPr>
-                <w:rFonts w:ascii="Arial" w:hAnsi="Arial" w:eastAsia="Arial"/>
-                <w:sz w:val="18"/>
-              </w:rPr>
-            </w:r>
-            <w:r>
-              <w:rPr>
-                <w:rFonts w:ascii="Arial" w:hAnsi="Arial" w:eastAsia="Arial"/>
-                <w:sz w:val="18"/>
-              </w:rPr>
-              <w:t xml:space="preserve">ใช้ group + scope ของ auth-backend (หน้า </w:t>
-            </w:r>
-            <w:r>
-              <w:rPr>
-                <w:rFonts w:ascii="Courier New" w:hAnsi="Courier New" w:eastAsia="Arial"/>
-                <w:sz w:val="18"/>
-              </w:rPr>
-              <w:t>/setting/manage-user-rights</w:t>
-            </w:r>
-            <w:r>
-              <w:rPr>
-                <w:rFonts w:ascii="Arial" w:hAnsi="Arial" w:eastAsia="Arial"/>
-                <w:sz w:val="18"/>
-              </w:rPr>
-              <w:t>)</w:t>
-            </w:r>
-          </w:p>
-        </w:tc>
-      </w:tr>
-      <w:tr>
-        <w:trPr>
-          <w:cantSplit/>
-        </w:trPr>
-        <w:tc>
-          <w:tcPr>
-            <w:tcW w:type="dxa" w:w="3360"/>
-            <w:vAlign w:val="center"/>
-          </w:tcPr>
-          <w:p>
-            <w:pPr>
-              <w:keepLines/>
-              <w:spacing w:after="0"/>
-            </w:pPr>
-            <w:r>
-              <w:rPr>
-                <w:rFonts w:ascii="Arial" w:hAnsi="Arial" w:eastAsia="Arial"/>
-                <w:sz w:val="18"/>
-              </w:rPr>
-            </w:r>
-            <w:r>
-              <w:rPr>
-                <w:rFonts w:ascii="Arial" w:hAnsi="Arial" w:eastAsia="Arial"/>
-                <w:sz w:val="18"/>
-              </w:rPr>
-              <w:t>POST /api/v1/operators</w:t>
-            </w:r>
-          </w:p>
-        </w:tc>
-        <w:tc>
-          <w:tcPr>
-            <w:tcW w:type="dxa" w:w="3360"/>
-            <w:vAlign w:val="center"/>
-          </w:tcPr>
-          <w:p>
-            <w:pPr>
-              <w:keepLines/>
-              <w:spacing w:after="0"/>
-            </w:pPr>
-            <w:r>
-              <w:rPr>
-                <w:rFonts w:ascii="Arial" w:hAnsi="Arial" w:eastAsia="Arial"/>
-                <w:sz w:val="18"/>
-              </w:rPr>
-            </w:r>
-            <w:r>
-              <w:rPr>
-                <w:rFonts w:ascii="Arial" w:hAnsi="Arial" w:eastAsia="Arial"/>
-                <w:sz w:val="18"/>
-              </w:rPr>
-              <w:t>SCR-08 เพิ่มผู้ปฏิบัติงาน</w:t>
-            </w:r>
-          </w:p>
-        </w:tc>
-        <w:tc>
-          <w:tcPr>
-            <w:tcW w:type="dxa" w:w="3360"/>
-            <w:vAlign w:val="center"/>
-          </w:tcPr>
-          <w:p>
-            <w:pPr>
-              <w:keepLines/>
-              <w:spacing w:after="0"/>
-            </w:pPr>
-            <w:r>
-              <w:rPr>
-                <w:rFonts w:ascii="Arial" w:hAnsi="Arial" w:eastAsia="Arial"/>
-                <w:sz w:val="18"/>
-              </w:rPr>
-            </w:r>
-            <w:r>
-              <w:rPr>
-                <w:rFonts w:ascii="Arial" w:hAnsi="Arial" w:eastAsia="Arial"/>
-                <w:sz w:val="18"/>
-              </w:rPr>
-              <w:t xml:space="preserve">ใช้ group + scope ของ auth-backend (หน้า </w:t>
-            </w:r>
-            <w:r>
-              <w:rPr>
-                <w:rFonts w:ascii="Courier New" w:hAnsi="Courier New" w:eastAsia="Arial"/>
-                <w:sz w:val="18"/>
-              </w:rPr>
-              <w:t>/setting/manage-user-rights</w:t>
-            </w:r>
-            <w:r>
-              <w:rPr>
-                <w:rFonts w:ascii="Arial" w:hAnsi="Arial" w:eastAsia="Arial"/>
-                <w:sz w:val="18"/>
-              </w:rPr>
-              <w:t>)</w:t>
-            </w:r>
-          </w:p>
-        </w:tc>
-      </w:tr>
-      <w:tr>
-        <w:trPr>
-          <w:cantSplit/>
-        </w:trPr>
-        <w:tc>
-          <w:tcPr>
-            <w:tcW w:type="dxa" w:w="3360"/>
-            <w:vAlign w:val="center"/>
-          </w:tcPr>
-          <w:p>
-            <w:pPr>
-              <w:keepLines/>
-              <w:spacing w:after="0"/>
-            </w:pPr>
-            <w:r>
-              <w:rPr>
-                <w:rFonts w:ascii="Arial" w:hAnsi="Arial" w:eastAsia="Arial"/>
-                <w:sz w:val="18"/>
-              </w:rPr>
-            </w:r>
-            <w:r>
-              <w:rPr>
-                <w:rFonts w:ascii="Arial" w:hAnsi="Arial" w:eastAsia="Arial"/>
-                <w:sz w:val="18"/>
-              </w:rPr>
-              <w:t>PUT /api/v1/operators/{id}</w:t>
-            </w:r>
-          </w:p>
-        </w:tc>
-        <w:tc>
-          <w:tcPr>
-            <w:tcW w:type="dxa" w:w="3360"/>
-            <w:vAlign w:val="center"/>
-          </w:tcPr>
-          <w:p>
-            <w:pPr>
-              <w:keepLines/>
-              <w:spacing w:after="0"/>
-            </w:pPr>
-            <w:r>
-              <w:rPr>
-                <w:rFonts w:ascii="Arial" w:hAnsi="Arial" w:eastAsia="Arial"/>
-                <w:sz w:val="18"/>
-              </w:rPr>
-            </w:r>
-            <w:r>
-              <w:rPr>
-                <w:rFonts w:ascii="Arial" w:hAnsi="Arial" w:eastAsia="Arial"/>
-                <w:sz w:val="18"/>
-              </w:rPr>
-              <w:t>SCR-08 แก้ไข/ปิดใช้งานผู้ปฏิบัติงาน</w:t>
-            </w:r>
-          </w:p>
-        </w:tc>
-        <w:tc>
-          <w:tcPr>
-            <w:tcW w:type="dxa" w:w="3360"/>
-            <w:vAlign w:val="center"/>
-          </w:tcPr>
-          <w:p>
-            <w:pPr>
-              <w:keepLines/>
-              <w:spacing w:after="0"/>
-            </w:pPr>
-            <w:r>
-              <w:rPr>
-                <w:rFonts w:ascii="Arial" w:hAnsi="Arial" w:eastAsia="Arial"/>
-                <w:sz w:val="18"/>
-              </w:rPr>
-            </w:r>
-            <w:r>
-              <w:rPr>
-                <w:rFonts w:ascii="Arial" w:hAnsi="Arial" w:eastAsia="Arial"/>
-                <w:sz w:val="18"/>
-              </w:rPr>
-              <w:t xml:space="preserve">ใช้ group + scope ของ auth-backend (หน้า </w:t>
-            </w:r>
-            <w:r>
-              <w:rPr>
-                <w:rFonts w:ascii="Courier New" w:hAnsi="Courier New" w:eastAsia="Arial"/>
-                <w:sz w:val="18"/>
-              </w:rPr>
-              <w:t>/setting/manage-user-rights</w:t>
-            </w:r>
-            <w:r>
-              <w:rPr>
-                <w:rFonts w:ascii="Arial" w:hAnsi="Arial" w:eastAsia="Arial"/>
-                <w:sz w:val="18"/>
-              </w:rPr>
-              <w:t>)</w:t>
-            </w:r>
-          </w:p>
-        </w:tc>
-      </w:tr>
-      <w:tr>
-        <w:trPr>
-          <w:cantSplit/>
-        </w:trPr>
-        <w:tc>
-          <w:tcPr>
-            <w:tcW w:type="dxa" w:w="3360"/>
-            <w:vAlign w:val="center"/>
-          </w:tcPr>
-          <w:p>
-            <w:pPr>
-              <w:keepLines/>
-              <w:spacing w:after="0"/>
-            </w:pPr>
-            <w:r>
-              <w:rPr>
-                <w:rFonts w:ascii="Arial" w:hAnsi="Arial" w:eastAsia="Arial"/>
-                <w:sz w:val="18"/>
-              </w:rPr>
-            </w:r>
-            <w:r>
-              <w:rPr>
-                <w:rFonts w:ascii="Arial" w:hAnsi="Arial" w:eastAsia="Arial"/>
-                <w:sz w:val="18"/>
-              </w:rPr>
-              <w:t>GET /api/v1/employees/search</w:t>
-            </w:r>
-          </w:p>
-        </w:tc>
-        <w:tc>
-          <w:tcPr>
-            <w:tcW w:type="dxa" w:w="3360"/>
-            <w:vAlign w:val="center"/>
-          </w:tcPr>
-          <w:p>
-            <w:pPr>
-              <w:keepLines/>
-              <w:spacing w:after="0"/>
-            </w:pPr>
-            <w:r>
-              <w:rPr>
-                <w:rFonts w:ascii="Arial" w:hAnsi="Arial" w:eastAsia="Arial"/>
-                <w:sz w:val="18"/>
-              </w:rPr>
-            </w:r>
-            <w:r>
-              <w:rPr>
-                <w:rFonts w:ascii="Arial" w:hAnsi="Arial" w:eastAsia="Arial"/>
-                <w:sz w:val="18"/>
-              </w:rPr>
-              <w:t>SCR-08 popup ค้นหาพนักงาน</w:t>
-            </w:r>
-          </w:p>
-        </w:tc>
-        <w:tc>
-          <w:tcPr>
-            <w:tcW w:type="dxa" w:w="3360"/>
-            <w:vAlign w:val="center"/>
-          </w:tcPr>
-          <w:p>
-            <w:pPr>
-              <w:keepLines/>
-              <w:spacing w:after="0"/>
-            </w:pPr>
-            <w:r>
-              <w:rPr>
-                <w:rFonts w:ascii="Arial" w:hAnsi="Arial" w:eastAsia="Arial"/>
-                <w:sz w:val="18"/>
-              </w:rPr>
-            </w:r>
-            <w:r>
-              <w:rPr>
-                <w:rFonts w:ascii="Arial" w:hAnsi="Arial" w:eastAsia="Arial"/>
-                <w:sz w:val="18"/>
-              </w:rPr>
-              <w:t>ใช้ employee backend เดิมของระบบ SBP</w:t>
-            </w:r>
-          </w:p>
-        </w:tc>
-      </w:tr>
-      <w:tr>
-        <w:trPr>
-          <w:cantSplit/>
-        </w:trPr>
-        <w:tc>
-          <w:tcPr>
-            <w:tcW w:type="dxa" w:w="3360"/>
-            <w:vAlign w:val="center"/>
-          </w:tcPr>
-          <w:p>
-            <w:pPr>
-              <w:keepLines/>
-              <w:spacing w:after="0"/>
-            </w:pPr>
-            <w:r>
-              <w:rPr>
-                <w:rFonts w:ascii="Arial" w:hAnsi="Arial" w:eastAsia="Arial"/>
-                <w:sz w:val="18"/>
-              </w:rPr>
-            </w:r>
-            <w:r>
-              <w:rPr>
-                <w:rFonts w:ascii="Arial" w:hAnsi="Arial" w:eastAsia="Arial"/>
-                <w:sz w:val="18"/>
-              </w:rPr>
-              <w:t>GET /api/v1/menu-permissions</w:t>
-            </w:r>
-          </w:p>
-        </w:tc>
-        <w:tc>
-          <w:tcPr>
-            <w:tcW w:type="dxa" w:w="3360"/>
-            <w:vAlign w:val="center"/>
-          </w:tcPr>
-          <w:p>
-            <w:pPr>
-              <w:keepLines/>
-              <w:spacing w:after="0"/>
-            </w:pPr>
-            <w:r>
-              <w:rPr>
-                <w:rFonts w:ascii="Arial" w:hAnsi="Arial" w:eastAsia="Arial"/>
-                <w:sz w:val="18"/>
-              </w:rPr>
-            </w:r>
-            <w:r>
-              <w:rPr>
-                <w:rFonts w:ascii="Arial" w:hAnsi="Arial" w:eastAsia="Arial"/>
-                <w:sz w:val="18"/>
-              </w:rPr>
-              <w:t>อ่าน matrix สิทธิ์เมนูทุก role</w:t>
-            </w:r>
-          </w:p>
-        </w:tc>
-        <w:tc>
-          <w:tcPr>
-            <w:tcW w:type="dxa" w:w="3360"/>
-            <w:vAlign w:val="center"/>
-          </w:tcPr>
-          <w:p>
-            <w:pPr>
-              <w:keepLines/>
-              <w:spacing w:after="0"/>
-            </w:pPr>
-            <w:r>
-              <w:rPr>
-                <w:rFonts w:ascii="Arial" w:hAnsi="Arial" w:eastAsia="Arial"/>
-                <w:sz w:val="18"/>
-              </w:rPr>
-            </w:r>
-            <w:r>
-              <w:rPr>
-                <w:rFonts w:ascii="Arial" w:hAnsi="Arial" w:eastAsia="Arial"/>
-                <w:sz w:val="18"/>
-              </w:rPr>
-              <w:t xml:space="preserve">ใช้ auth-backend </w:t>
-            </w:r>
-            <w:r>
-              <w:rPr>
-                <w:rFonts w:ascii="Courier New" w:hAnsi="Courier New" w:eastAsia="Arial"/>
-                <w:sz w:val="18"/>
-              </w:rPr>
-              <w:t>/groups/{id}/permissions</w:t>
-            </w:r>
-          </w:p>
-        </w:tc>
-      </w:tr>
-      <w:tr>
-        <w:trPr>
-          <w:cantSplit/>
-        </w:trPr>
-        <w:tc>
-          <w:tcPr>
-            <w:tcW w:type="dxa" w:w="3360"/>
-            <w:vAlign w:val="center"/>
-          </w:tcPr>
-          <w:p>
-            <w:pPr>
-              <w:keepLines/>
-              <w:spacing w:after="0"/>
-            </w:pPr>
-            <w:r>
-              <w:rPr>
-                <w:rFonts w:ascii="Arial" w:hAnsi="Arial" w:eastAsia="Arial"/>
-                <w:sz w:val="18"/>
-              </w:rPr>
-            </w:r>
-            <w:r>
-              <w:rPr>
-                <w:rFonts w:ascii="Arial" w:hAnsi="Arial" w:eastAsia="Arial"/>
-                <w:sz w:val="18"/>
-              </w:rPr>
-              <w:t>PUT /api/v1/menu-permissions/{menuCode}</w:t>
-            </w:r>
-          </w:p>
-        </w:tc>
-        <w:tc>
-          <w:tcPr>
-            <w:tcW w:type="dxa" w:w="3360"/>
-            <w:vAlign w:val="center"/>
-          </w:tcPr>
-          <w:p>
-            <w:pPr>
-              <w:keepLines/>
-              <w:spacing w:after="0"/>
-            </w:pPr>
-            <w:r>
-              <w:rPr>
-                <w:rFonts w:ascii="Arial" w:hAnsi="Arial" w:eastAsia="Arial"/>
-                <w:sz w:val="18"/>
-              </w:rPr>
-            </w:r>
-            <w:r>
-              <w:rPr>
-                <w:rFonts w:ascii="Arial" w:hAnsi="Arial" w:eastAsia="Arial"/>
-                <w:sz w:val="18"/>
-              </w:rPr>
-              <w:t>บันทึกสิทธิ์เมนูรายเมนู</w:t>
-            </w:r>
-          </w:p>
-        </w:tc>
-        <w:tc>
-          <w:tcPr>
-            <w:tcW w:type="dxa" w:w="3360"/>
-            <w:vAlign w:val="center"/>
-          </w:tcPr>
-          <w:p>
-            <w:pPr>
-              <w:keepLines/>
-              <w:spacing w:after="0"/>
-            </w:pPr>
-            <w:r>
-              <w:rPr>
-                <w:rFonts w:ascii="Arial" w:hAnsi="Arial" w:eastAsia="Arial"/>
-                <w:sz w:val="18"/>
-              </w:rPr>
-            </w:r>
-            <w:r>
-              <w:rPr>
-                <w:rFonts w:ascii="Arial" w:hAnsi="Arial" w:eastAsia="Arial"/>
-                <w:sz w:val="18"/>
-              </w:rPr>
-              <w:t xml:space="preserve">ใช้ auth-backend </w:t>
-            </w:r>
-            <w:r>
-              <w:rPr>
-                <w:rFonts w:ascii="Courier New" w:hAnsi="Courier New" w:eastAsia="Arial"/>
-                <w:sz w:val="18"/>
-              </w:rPr>
-              <w:t>/groups/{id}/permissions</w:t>
-            </w:r>
-          </w:p>
-        </w:tc>
-      </w:tr>
-    </w:tbl>
-    <w:p/>
     <w:p>
       <w:pPr>
         <w:pStyle w:val="Heading3"/>
@@ -21552,8 +12696,6 @@
         <w:t>}</w:t>
         <w:br/>
         <w:br/>
-        <w:t>// NOTE: เส้น GET /api/v1/operators, POST /api/v1/operators, PUT /api/v1/operators/{id}, GET /api/v1/employees/search, GET /api/v1/menu-permissions, PUT /api/v1/menu-permissions/{menuCode} ถูกตัดจากดีไซน์แล้ว (ใช้ระบบ SBP เดิม) — ห้ามสร้าง service ให้</w:t>
-        <w:br/>
         <w:t>// TODO: ยืนยันกับทีม BFF ว่า unwrap envelope { success, data } ที่ชั้นไหน (BFF หรือ FE)</w:t>
       </w:r>
     </w:p>
@@ -21580,7 +12722,7 @@
         </w:rPr>
         <w:t>// src/types/sbpgi/master.ts — ตรงกับตาราง API ในเอกสารนี้</w:t>
         <w:br/>
-        <w:t>// วันที่/เดือนใน payload เป็น ค.ศ. (ISO) เสมอ — แปลงเป็น พ.ศ. เฉพาะตอน display</w:t>
+        <w:t>// วันที่/เดือนเป็น ค.ศ. ทั้ง payload (ISO) และ display — ไม่แปลงเป็น พ.ศ. (มติ 2026-08-06)</w:t>
         <w:br/>
         <w:br/>
         <w:t>import type { PageResponse } from '@/types/sbpgi/common';</w:t>
@@ -21993,7 +13135,7 @@
         <w:keepLines/>
       </w:pPr>
       <w:r>
-        <w:t>payload ใช้วันที่ ค.ศ. เสมอ; แปลงเป็น พ.ศ. เฉพาะตอนแสดงผลผ่าน formatter กลางจุดเดียว</w:t>
+        <w:t>payload และการแสดงผลใช้วันที่ ค.ศ. เสมอ ผ่าน formatter กลางจุดเดียว — ไม่แปลงเป็น พ.ศ. (มติ 2026-08-06)</w:t>
       </w:r>
     </w:p>
     <w:p>

--- a/LLDD/word/FE/LLDD-FE-Master-Data.docx
+++ b/LLDD/word/FE/LLDD-FE-Master-Data.docx
@@ -3877,7 +3877,7 @@
                 <w:rFonts w:ascii="Arial" w:hAnsi="Arial" w:eastAsia="Arial" w:cs="Tahoma"/>
                 <w:sz w:val="18"/>
               </w:rPr>
-              <w:t>GET /api/v1/factors; POST /api/v1/factors; PUT /api/v1/factors/{code}</w:t>
+              <w:t>GET /api/v1/sbpgi/master/factors; POST /api/v1/sbpgi/master/factors; PUT /api/v1/sbpgi/master/factors/{code}</w:t>
             </w:r>
           </w:p>
         </w:tc>
@@ -3987,7 +3987,21 @@
                 <w:rFonts w:ascii="Arial" w:hAnsi="Arial" w:eastAsia="Arial" w:cs="Tahoma"/>
                 <w:sz w:val="18"/>
               </w:rPr>
-              <w:t>Rendered UI state or normalized API response with status/message and audit-ready trace reference.</w:t>
+              <w:t xml:space="preserve">ไม่มีตารางที่เอกสารนี้เขียนเอง — output คือ response ตาม envelope กลาง </w:t>
+            </w:r>
+            <w:r>
+              <w:rPr>
+                <w:rFonts w:ascii="Courier New" w:hAnsi="Courier New" w:eastAsia="Courier New" w:cs="Tahoma"/>
+                <w:sz w:val="18"/>
+              </w:rPr>
+              <w:t>{success, data}</w:t>
+            </w:r>
+            <w:r>
+              <w:rPr>
+                <w:rFonts w:ascii="Arial" w:hAnsi="Arial" w:eastAsia="Arial" w:cs="Tahoma"/>
+                <w:sz w:val="18"/>
+              </w:rPr>
+              <w:t xml:space="preserve"> และร่องรอยที่ตรวจย้อนได้ (log / consideration_logs / workflow_history ของ engine)</w:t>
             </w:r>
           </w:p>
         </w:tc>
@@ -4652,7 +4666,7 @@
                 <w:rFonts w:ascii="Arial" w:hAnsi="Arial" w:eastAsia="Arial" w:cs="Tahoma"/>
                 <w:sz w:val="18"/>
               </w:rPr>
-              <w:t>GET /api/v1/factors</w:t>
+              <w:t>GET /api/v1/sbpgi/master/factors</w:t>
             </w:r>
           </w:p>
         </w:tc>
@@ -4732,7 +4746,7 @@
                 <w:rFonts w:ascii="Arial" w:hAnsi="Arial" w:eastAsia="Arial" w:cs="Tahoma"/>
                 <w:sz w:val="18"/>
               </w:rPr>
-              <w:t>POST /api/v1/factors</w:t>
+              <w:t>POST /api/v1/sbpgi/master/factors</w:t>
             </w:r>
           </w:p>
         </w:tc>
@@ -4812,7 +4826,7 @@
                 <w:rFonts w:ascii="Arial" w:hAnsi="Arial" w:eastAsia="Arial" w:cs="Tahoma"/>
                 <w:sz w:val="18"/>
               </w:rPr>
-              <w:t>PUT /api/v1/factors/{code}</w:t>
+              <w:t>PUT /api/v1/sbpgi/master/factors/{code}</w:t>
             </w:r>
           </w:p>
         </w:tc>
@@ -4892,7 +4906,7 @@
                 <w:rFonts w:ascii="Arial" w:hAnsi="Arial" w:eastAsia="Arial" w:cs="Tahoma"/>
                 <w:sz w:val="18"/>
               </w:rPr>
-              <w:t>DELETE /api/v1/factors/{code}</w:t>
+              <w:t>DELETE /api/v1/sbpgi/master/factors/{code}</w:t>
             </w:r>
           </w:p>
         </w:tc>
@@ -4972,7 +4986,7 @@
                 <w:rFonts w:ascii="Arial" w:hAnsi="Arial" w:eastAsia="Arial" w:cs="Tahoma"/>
                 <w:sz w:val="18"/>
               </w:rPr>
-              <w:t>GET /api/v1/competitors</w:t>
+              <w:t>GET /api/v1/sbpgi/master/competitors</w:t>
             </w:r>
           </w:p>
         </w:tc>
@@ -5052,7 +5066,7 @@
                 <w:rFonts w:ascii="Arial" w:hAnsi="Arial" w:eastAsia="Arial" w:cs="Tahoma"/>
                 <w:sz w:val="18"/>
               </w:rPr>
-              <w:t>POST /api/v1/competitors</w:t>
+              <w:t>POST /api/v1/sbpgi/master/competitors</w:t>
             </w:r>
           </w:p>
         </w:tc>
@@ -5132,7 +5146,7 @@
                 <w:rFonts w:ascii="Arial" w:hAnsi="Arial" w:eastAsia="Arial" w:cs="Tahoma"/>
                 <w:sz w:val="18"/>
               </w:rPr>
-              <w:t>PUT /api/v1/competitors/{code}</w:t>
+              <w:t>PUT /api/v1/sbpgi/master/competitors/{code}</w:t>
             </w:r>
           </w:p>
         </w:tc>
@@ -5212,7 +5226,7 @@
                 <w:rFonts w:ascii="Arial" w:hAnsi="Arial" w:eastAsia="Arial" w:cs="Tahoma"/>
                 <w:sz w:val="18"/>
               </w:rPr>
-              <w:t>DELETE /api/v1/competitors/{code}</w:t>
+              <w:t>DELETE /api/v1/sbpgi/master/competitors/{code}</w:t>
             </w:r>
           </w:p>
         </w:tc>
@@ -6652,7 +6666,7 @@
         <w:pageBreakBefore w:val="0"/>
       </w:pPr>
       <w:r>
-        <w:t>GET /api/v1/factors</w:t>
+        <w:t>GET /api/v1/sbpgi/master/factors</w:t>
       </w:r>
     </w:p>
     <w:p>
@@ -8331,7 +8345,7 @@
         <w:pageBreakBefore w:val="0"/>
       </w:pPr>
       <w:r>
-        <w:t>POST /api/v1/factors</w:t>
+        <w:t>POST /api/v1/sbpgi/master/factors</w:t>
       </w:r>
     </w:p>
     <w:p>
@@ -9362,7 +9376,7 @@
         <w:pageBreakBefore w:val="0"/>
       </w:pPr>
       <w:r>
-        <w:t>PUT /api/v1/factors/{code}</w:t>
+        <w:t>PUT /api/v1/sbpgi/master/factors/{code}</w:t>
       </w:r>
     </w:p>
     <w:p>
@@ -10286,7 +10300,7 @@
         <w:pageBreakBefore w:val="0"/>
       </w:pPr>
       <w:r>
-        <w:t>DELETE /api/v1/factors/{code}</w:t>
+        <w:t>DELETE /api/v1/sbpgi/master/factors/{code}</w:t>
       </w:r>
     </w:p>
     <w:p>
@@ -10992,7 +11006,7 @@
         <w:pageBreakBefore w:val="0"/>
       </w:pPr>
       <w:r>
-        <w:t>GET /api/v1/competitors</w:t>
+        <w:t>GET /api/v1/sbpgi/master/competitors</w:t>
       </w:r>
     </w:p>
     <w:p>
@@ -12243,7 +12257,7 @@
         <w:pageBreakBefore w:val="0"/>
       </w:pPr>
       <w:r>
-        <w:t>POST /api/v1/competitors</w:t>
+        <w:t>POST /api/v1/sbpgi/master/competitors</w:t>
       </w:r>
     </w:p>
     <w:p>
@@ -13381,7 +13395,7 @@
         <w:pageBreakBefore w:val="0"/>
       </w:pPr>
       <w:r>
-        <w:t>PUT /api/v1/competitors/{code}</w:t>
+        <w:t>PUT /api/v1/sbpgi/master/competitors/{code}</w:t>
       </w:r>
     </w:p>
     <w:p>
@@ -14412,7 +14426,7 @@
         <w:pageBreakBefore w:val="0"/>
       </w:pPr>
       <w:r>
-        <w:t>DELETE /api/v1/competitors/{code}</w:t>
+        <w:t>DELETE /api/v1/sbpgi/master/competitors/{code}</w:t>
       </w:r>
     </w:p>
     <w:p>
@@ -15702,9 +15716,9 @@
         <w:br/>
         <w:t>import { ConfirmDialog, confirmDialog } from '@/components/ConfirmDialog';</w:t>
         <w:br/>
-        <w:t>import { useFactorsQuery, useCreateFactorsMutation } from '@/hooks/sbpgi/master.query';</w:t>
+        <w:t>import { useSbpgiMasterFactorsQuery, useCreateSbpgiMasterFactorsMutation } from '@/hooks/sbpgi/master.query';</w:t>
         <w:br/>
-        <w:t>import type { FactorsItem } from '@/types/sbpgi/master';</w:t>
+        <w:t>import type { SbpgiMasterFactorsItem } from '@/types/sbpgi/master';</w:t>
         <w:br/>
         <w:br/>
         <w:t>const PAGE_URL = '/sbpgi/master/factors';</w:t>
@@ -15716,11 +15730,11 @@
         <w:br/>
         <w:t xml:space="preserve">  const [query, setQuery] = useState({ page: 1, size: 20 });</w:t>
         <w:br/>
-        <w:t xml:space="preserve">  const [editing, setEditing] = useState&lt;Partial&lt;FactorsItem&gt; | null&gt;(null);</w:t>
+        <w:t xml:space="preserve">  const [editing, setEditing] = useState&lt;Partial&lt;SbpgiMasterFactorsItem&gt; | null&gt;(null);</w:t>
         <w:br/>
-        <w:t xml:space="preserve">  const { data, isLoading } = useFactorsQuery(query);</w:t>
+        <w:t xml:space="preserve">  const { data, isLoading } = useSbpgiMasterFactorsQuery(query);</w:t>
         <w:br/>
-        <w:t xml:space="preserve">  const save = useCreateFactorsMutation();</w:t>
+        <w:t xml:space="preserve">  const save = useCreateSbpgiMasterFactorsMutation();</w:t>
         <w:br/>
         <w:br/>
         <w:t xml:space="preserve">  const canManage = hasPermission(PAGE_URL, 'canManage');</w:t>
@@ -15734,7 +15748,7 @@
         <w:br/>
         <w:t xml:space="preserve">  // ทุก mutation ของ master ต้องแนบ `reason` เพื่อเขียน audit ในทรานแซกชันเดียวกัน</w:t>
         <w:br/>
-        <w:t xml:space="preserve">  const confirmSave = (values: Partial&lt;FactorsItem&gt; &amp; { reason: string }) =&gt;</w:t>
+        <w:t xml:space="preserve">  const confirmSave = (values: Partial&lt;SbpgiMasterFactorsItem&gt; &amp; { reason: string }) =&gt;</w:t>
         <w:br/>
         <w:t xml:space="preserve">    confirmDialog({</w:t>
         <w:br/>
@@ -15785,7 +15799,7 @@
         <w:br/>
         <w:t xml:space="preserve">          header="จัดการ"</w:t>
         <w:br/>
-        <w:t xml:space="preserve">          body={(row: FactorsItem) =&gt;</w:t>
+        <w:t xml:space="preserve">          body={(row: SbpgiMasterFactorsItem) =&gt;</w:t>
         <w:br/>
         <w:t xml:space="preserve">            canManage &amp;&amp; (</w:t>
         <w:br/>
@@ -15847,62 +15861,62 @@
         <w:t>import type * as T from '@/types/sbpgi/master';</w:t>
         <w:br/>
         <w:br/>
-        <w:t>/** GET /api/v1/factors — SCR-09 list/filter ปัจจัยภายนอก */</w:t>
+        <w:t>/** GET /api/v1/sbpgi/master/factors — SCR-09 list/filter ปัจจัยภายนอก */</w:t>
         <w:br/>
-        <w:t>export async function getFactors(params: T.FactorsParams): Promise&lt;PageResponse&lt;T.FactorsItem&gt;&gt; {</w:t>
+        <w:t>export async function getSbpgiMasterFactors(params: T.SbpgiMasterFactorsParams): Promise&lt;PageResponse&lt;T.SbpgiMasterFactorsItem&gt;&gt; {</w:t>
         <w:br/>
-        <w:t xml:space="preserve">  const { data } = await apiClient.get&lt;ApiResponse&lt;PageResponse&lt;T.FactorsItem&gt;&gt;&gt;('/factors', { params });</w:t>
+        <w:t xml:space="preserve">  const { data } = await apiClient.get&lt;ApiResponse&lt;PageResponse&lt;T.SbpgiMasterFactorsItem&gt;&gt;&gt;('/sbpgi/master/factors', { params });</w:t>
         <w:br/>
         <w:t xml:space="preserve">  return data.data;</w:t>
         <w:br/>
         <w:t>}</w:t>
         <w:br/>
         <w:br/>
-        <w:t>/** POST /api/v1/factors — SCR-09 เพิ่มปัจจัยภายนอก */</w:t>
+        <w:t>/** POST /api/v1/sbpgi/master/factors — SCR-09 เพิ่มปัจจัยภายนอก */</w:t>
         <w:br/>
-        <w:t>export async function createFactors(body: T.CreateFactorsRequest): Promise&lt;T.CreateFactorsResponse&gt; {</w:t>
+        <w:t>export async function createSbpgiMasterFactors(body: T.CreateSbpgiMasterFactorsRequest): Promise&lt;T.CreateSbpgiMasterFactorsResponse&gt; {</w:t>
         <w:br/>
-        <w:t xml:space="preserve">  const { data } = await apiClient.post&lt;ApiResponse&lt;T.CreateFactorsResponse&gt;&gt;('/factors', body);</w:t>
+        <w:t xml:space="preserve">  const { data } = await apiClient.post&lt;ApiResponse&lt;T.CreateSbpgiMasterFactorsResponse&gt;&gt;('/sbpgi/master/factors', body);</w:t>
         <w:br/>
         <w:t xml:space="preserve">  return data.data;</w:t>
         <w:br/>
         <w:t>}</w:t>
         <w:br/>
         <w:br/>
-        <w:t>/** PUT /api/v1/factors/{code} — SCR-09 แก้ไขปัจจัยภายนอก */</w:t>
+        <w:t>/** PUT /api/v1/sbpgi/master/factors/{code} — SCR-09 แก้ไขปัจจัยภายนอก */</w:t>
         <w:br/>
-        <w:t>export async function updateFactors(code: string, body: T.UpdateFactorsRequest): Promise&lt;T.UpdateFactorsResponse&gt; {</w:t>
+        <w:t>export async function updateSbpgiMasterFactors(code: string, body: T.UpdateSbpgiMasterFactorsRequest): Promise&lt;T.UpdateSbpgiMasterFactorsResponse&gt; {</w:t>
         <w:br/>
-        <w:t xml:space="preserve">  const { data } = await apiClient.put&lt;ApiResponse&lt;T.UpdateFactorsResponse&gt;&gt;(`/factors/${encodeURIComponent(code)}`, body);</w:t>
+        <w:t xml:space="preserve">  const { data } = await apiClient.put&lt;ApiResponse&lt;T.UpdateSbpgiMasterFactorsResponse&gt;&gt;(`/sbpgi/master/factors/${encodeURIComponent(code)}`, body);</w:t>
         <w:br/>
         <w:t xml:space="preserve">  return data.data;</w:t>
         <w:br/>
         <w:t>}</w:t>
         <w:br/>
         <w:br/>
-        <w:t>/** DELETE /api/v1/factors/{code} — SCR-09 ลบปัจจัยภายนอกที่ยังไม่ถูกอ้างในเอกสาร */</w:t>
+        <w:t>/** DELETE /api/v1/sbpgi/master/factors/{code} — SCR-09 ลบปัจจัยภายนอกที่ยังไม่ถูกอ้างในเอกสาร */</w:t>
         <w:br/>
-        <w:t>export async function removeFactors(code: string): Promise&lt;T.RemoveFactorsResponse&gt; {</w:t>
+        <w:t>export async function removeSbpgiMasterFactors(code: string): Promise&lt;T.RemoveSbpgiMasterFactorsResponse&gt; {</w:t>
         <w:br/>
-        <w:t xml:space="preserve">  const { data } = await apiClient.delete&lt;ApiResponse&lt;T.RemoveFactorsResponse&gt;&gt;(`/factors/${encodeURIComponent(code)}`);</w:t>
+        <w:t xml:space="preserve">  const { data } = await apiClient.delete&lt;ApiResponse&lt;T.RemoveSbpgiMasterFactorsResponse&gt;&gt;(`/sbpgi/master/factors/${encodeURIComponent(code)}`);</w:t>
         <w:br/>
         <w:t xml:space="preserve">  return data.data;</w:t>
         <w:br/>
         <w:t>}</w:t>
         <w:br/>
         <w:br/>
-        <w:t>/** GET /api/v1/competitors — list แบรนด์คู่แข่ง (master 11 รายการ) */</w:t>
+        <w:t>/** GET /api/v1/sbpgi/master/competitors — list แบรนด์คู่แข่ง (master 11 รายการ) */</w:t>
         <w:br/>
-        <w:t>export async function getCompetitors(params: T.CompetitorsParams): Promise&lt;PageResponse&lt;T.CompetitorsItem&gt;&gt; {</w:t>
+        <w:t>export async function getSbpgiMasterCompetitors(params: T.SbpgiMasterCompetitorsParams): Promise&lt;PageResponse&lt;T.SbpgiMasterCompetitorsItem&gt;&gt; {</w:t>
         <w:br/>
-        <w:t xml:space="preserve">  const { data } = await apiClient.get&lt;ApiResponse&lt;PageResponse&lt;T.CompetitorsItem&gt;&gt;&gt;('/competitors', { params });</w:t>
+        <w:t xml:space="preserve">  const { data } = await apiClient.get&lt;ApiResponse&lt;PageResponse&lt;T.SbpgiMasterCompetitorsItem&gt;&gt;&gt;('/sbpgi/master/competitors', { params });</w:t>
         <w:br/>
         <w:t xml:space="preserve">  return data.data;</w:t>
         <w:br/>
         <w:t>}</w:t>
         <w:br/>
         <w:br/>
-        <w:t>// TODO: ยังขาดอีก 3 เส้นที่ต้องเพิ่มในไฟล์นี้ด้วยรูปแบบเดียวกัน: POST /competitors, PUT /competitors/{code}, DELETE /competitors/{code}</w:t>
+        <w:t>// TODO: ยังขาดอีก 3 เส้นที่ต้องเพิ่มในไฟล์นี้ด้วยรูปแบบเดียวกัน: POST /sbpgi/master/competitors, PUT /sbpgi/master/competitors/{code}, DELETE /sbpgi/master/competitors/{code}</w:t>
         <w:br/>
         <w:t>// TODO: ยืนยันกับทีม BFF ว่า unwrap envelope { success, data } ที่ชั้นไหน (BFF หรือ FE)</w:t>
       </w:r>
@@ -15936,9 +15950,9 @@
         <w:t>import type { PageResponse } from '@/types/sbpgi/common';</w:t>
         <w:br/>
         <w:br/>
-        <w:t>/** GET /api/v1/factors — request */</w:t>
+        <w:t>/** GET /api/v1/sbpgi/master/factors — request */</w:t>
         <w:br/>
-        <w:t>export interface FactorsParams {</w:t>
+        <w:t>export interface SbpgiMasterFactorsParams {</w:t>
         <w:br/>
         <w:t xml:space="preserve">  q?: string;</w:t>
         <w:br/>
@@ -15951,9 +15965,9 @@
         <w:t>}</w:t>
         <w:br/>
         <w:br/>
-        <w:t>/** GET /api/v1/factors — 1 แถวในตาราง */</w:t>
+        <w:t>/** GET /api/v1/sbpgi/master/factors — 1 แถวในตาราง */</w:t>
         <w:br/>
-        <w:t>export interface FactorsItem {</w:t>
+        <w:t>export interface SbpgiMasterFactorsItem {</w:t>
         <w:br/>
         <w:t xml:space="preserve">  factorCode: string;</w:t>
         <w:br/>
@@ -15965,12 +15979,12 @@
         <w:br/>
         <w:t>}</w:t>
         <w:br/>
-        <w:t>export type FactorsListResponse = PageResponse&lt;FactorsItem&gt;;</w:t>
+        <w:t>export type SbpgiMasterFactorsListResponse = PageResponse&lt;SbpgiMasterFactorsItem&gt;;</w:t>
         <w:br/>
         <w:br/>
-        <w:t>/** POST /api/v1/factors — request */</w:t>
+        <w:t>/** POST /api/v1/sbpgi/master/factors — request */</w:t>
         <w:br/>
-        <w:t>export interface CreateFactorsRequest {</w:t>
+        <w:t>export interface CreateSbpgiMasterFactorsRequest {</w:t>
         <w:br/>
         <w:t xml:space="preserve">  factorCode: string;</w:t>
         <w:br/>
@@ -15983,9 +15997,9 @@
         <w:t>}</w:t>
         <w:br/>
         <w:br/>
-        <w:t>/** POST /api/v1/factors — response */</w:t>
+        <w:t>/** POST /api/v1/sbpgi/master/factors — response */</w:t>
         <w:br/>
-        <w:t>export interface CreateFactorsResponse {</w:t>
+        <w:t>export interface CreateSbpgiMasterFactorsResponse {</w:t>
         <w:br/>
         <w:t xml:space="preserve">  factorCode: string;</w:t>
         <w:br/>
@@ -15994,9 +16008,9 @@
         <w:t>}</w:t>
         <w:br/>
         <w:br/>
-        <w:t>/** PUT /api/v1/factors/{code} — request */</w:t>
+        <w:t>/** PUT /api/v1/sbpgi/master/factors/{code} — request */</w:t>
         <w:br/>
-        <w:t>export interface UpdateFactorsRequest {</w:t>
+        <w:t>export interface UpdateSbpgiMasterFactorsRequest {</w:t>
         <w:br/>
         <w:t xml:space="preserve">  factorName: string;</w:t>
         <w:br/>
@@ -16007,9 +16021,9 @@
         <w:t>}</w:t>
         <w:br/>
         <w:br/>
-        <w:t>/** PUT /api/v1/factors/{code} — response */</w:t>
+        <w:t>/** PUT /api/v1/sbpgi/master/factors/{code} — response */</w:t>
         <w:br/>
-        <w:t>export interface UpdateFactorsResponse {</w:t>
+        <w:t>export interface UpdateSbpgiMasterFactorsResponse {</w:t>
         <w:br/>
         <w:t xml:space="preserve">  factorCode: string;</w:t>
         <w:br/>
@@ -16020,11 +16034,11 @@
         <w:br/>
         <w:t>// endpoint ที่เหลือของเอกสารนี้ — TODO: แทน placeholder ด้วย interface เต็มรูปแบบเดียวกับข้างบน</w:t>
         <w:br/>
-        <w:t>export type RemoveFactorsResponse = Record&lt;string, unknown&gt;;</w:t>
+        <w:t>export type RemoveSbpgiMasterFactorsResponse = Record&lt;string, unknown&gt;;</w:t>
         <w:br/>
-        <w:t>export type CompetitorsParams = Record&lt;string, unknown&gt;;</w:t>
+        <w:t>export type SbpgiMasterCompetitorsParams = Record&lt;string, unknown&gt;;</w:t>
         <w:br/>
-        <w:t>export type CompetitorsItem = Record&lt;string, unknown&gt;;</w:t>
+        <w:t>export type SbpgiMasterCompetitorsItem = Record&lt;string, unknown&gt;;</w:t>
         <w:br/>
         <w:t>// TODO: ใส่ nullable / required ให้ตรงกับ contract ฉบับล่าสุดของ BE</w:t>
       </w:r>
@@ -16063,20 +16077,20 @@
         <w:br/>
         <w:t xml:space="preserve">  all: ['sbpgi', 'master'] as const,</w:t>
         <w:br/>
-        <w:t xml:space="preserve">  factors: (params?: T.FactorsParams | null) =&gt; [...masterKeys.all, 'factors', params] as const,</w:t>
+        <w:t xml:space="preserve">  sbpgiMasterFactors: (params?: T.SbpgiMasterFactorsParams | null) =&gt; [...masterKeys.all, 'sbpgiMasterFactors', params] as const,</w:t>
         <w:br/>
-        <w:t xml:space="preserve">  competitors: (params?: T.CompetitorsParams | null) =&gt; [...masterKeys.all, 'competitors', params] as const,</w:t>
+        <w:t xml:space="preserve">  sbpgiMasterCompetitors: (params?: T.SbpgiMasterCompetitorsParams | null) =&gt; [...masterKeys.all, 'sbpgiMasterCompetitors', params] as const,</w:t>
         <w:br/>
         <w:t>};</w:t>
         <w:br/>
         <w:br/>
-        <w:t>export function useFactorsQuery(params?: T.FactorsParams | null) {</w:t>
+        <w:t>export function useSbpgiMasterFactorsQuery(params?: T.SbpgiMasterFactorsParams | null) {</w:t>
         <w:br/>
         <w:t xml:space="preserve">  return useQuery({</w:t>
         <w:br/>
-        <w:t xml:space="preserve">    queryKey: masterKeys.factors(params),</w:t>
+        <w:t xml:space="preserve">    queryKey: masterKeys.sbpgiMasterFactors(params),</w:t>
         <w:br/>
-        <w:t xml:space="preserve">    queryFn: () =&gt; api.getFactors(params!),</w:t>
+        <w:t xml:space="preserve">    queryFn: () =&gt; api.getSbpgiMasterFactors(params!),</w:t>
         <w:br/>
         <w:t xml:space="preserve">    enabled: !!params, // ยังไม่ยิงจนกว่าจะมีพารามิเตอร์ครบ</w:t>
         <w:br/>
@@ -16087,13 +16101,13 @@
         <w:t>}</w:t>
         <w:br/>
         <w:br/>
-        <w:t>export function useCompetitorsQuery(params?: T.CompetitorsParams | null) {</w:t>
+        <w:t>export function useSbpgiMasterCompetitorsQuery(params?: T.SbpgiMasterCompetitorsParams | null) {</w:t>
         <w:br/>
         <w:t xml:space="preserve">  return useQuery({</w:t>
         <w:br/>
-        <w:t xml:space="preserve">    queryKey: masterKeys.competitors(params),</w:t>
+        <w:t xml:space="preserve">    queryKey: masterKeys.sbpgiMasterCompetitors(params),</w:t>
         <w:br/>
-        <w:t xml:space="preserve">    queryFn: () =&gt; api.getCompetitors(params!),</w:t>
+        <w:t xml:space="preserve">    queryFn: () =&gt; api.getSbpgiMasterCompetitors(params!),</w:t>
         <w:br/>
         <w:t xml:space="preserve">    enabled: !!params, // ยังไม่ยิงจนกว่าจะมีพารามิเตอร์ครบ</w:t>
         <w:br/>
@@ -16104,13 +16118,13 @@
         <w:t>}</w:t>
         <w:br/>
         <w:br/>
-        <w:t>export function useCreateFactorsMutation() {</w:t>
+        <w:t>export function useCreateSbpgiMasterFactorsMutation() {</w:t>
         <w:br/>
         <w:t xml:space="preserve">  const qc = useQueryClient();</w:t>
         <w:br/>
         <w:t xml:space="preserve">  return useMutation({</w:t>
         <w:br/>
-        <w:t xml:space="preserve">    mutationFn: (body: T.CreateFactorsRequest) =&gt; api.createFactors(body),</w:t>
+        <w:t xml:space="preserve">    mutationFn: (body: T.CreateSbpgiMasterFactorsRequest) =&gt; api.createSbpgiMasterFactors(body),</w:t>
         <w:br/>
         <w:t xml:space="preserve">    onSuccess: () =&gt; {</w:t>
         <w:br/>
@@ -16125,13 +16139,13 @@
         <w:t>}</w:t>
         <w:br/>
         <w:br/>
-        <w:t>export function useUpdateFactorsMutation(code: string) {</w:t>
+        <w:t>export function useUpdateSbpgiMasterFactorsMutation(code: string) {</w:t>
         <w:br/>
         <w:t xml:space="preserve">  const qc = useQueryClient();</w:t>
         <w:br/>
         <w:t xml:space="preserve">  return useMutation({</w:t>
         <w:br/>
-        <w:t xml:space="preserve">    mutationFn: (body: T.UpdateFactorsRequest) =&gt; api.updateFactors(code, body),</w:t>
+        <w:t xml:space="preserve">    mutationFn: (body: T.UpdateSbpgiMasterFactorsRequest) =&gt; api.updateSbpgiMasterFactors(code, body),</w:t>
         <w:br/>
         <w:t xml:space="preserve">    onSuccess: () =&gt; {</w:t>
         <w:br/>
@@ -16146,7 +16160,7 @@
         <w:t>}</w:t>
         <w:br/>
         <w:br/>
-        <w:t>// TODO: ยังขาดอีก 1 เส้น เขียน hook ด้วยรูปแบบเดียวกัน: DELETE /factors/{code}</w:t>
+        <w:t>// TODO: ยังขาดอีก 1 เส้น เขียน hook ด้วยรูปแบบเดียวกัน: DELETE /sbpgi/master/factors/{code}</w:t>
       </w:r>
     </w:p>
     <w:p>
@@ -18098,7 +18112,7 @@
                 <w:rFonts w:ascii="Courier New" w:hAnsi="Courier New" w:eastAsia="Courier New" w:cs="Tahoma"/>
                 <w:sz w:val="18"/>
               </w:rPr>
-              <w:t>GET /api/v1/factors</w:t>
+              <w:t>GET /api/v1/sbpgi/master/factors</w:t>
             </w:r>
           </w:p>
         </w:tc>
@@ -18178,7 +18192,7 @@
                 <w:rFonts w:ascii="Courier New" w:hAnsi="Courier New" w:eastAsia="Courier New" w:cs="Tahoma"/>
                 <w:sz w:val="18"/>
               </w:rPr>
-              <w:t>POST /api/v1/factors</w:t>
+              <w:t>POST /api/v1/sbpgi/master/factors</w:t>
             </w:r>
           </w:p>
         </w:tc>
@@ -18258,7 +18272,7 @@
                 <w:rFonts w:ascii="Courier New" w:hAnsi="Courier New" w:eastAsia="Courier New" w:cs="Tahoma"/>
                 <w:sz w:val="18"/>
               </w:rPr>
-              <w:t>PUT /api/v1/factors/{code}</w:t>
+              <w:t>PUT /api/v1/sbpgi/master/factors/{code}</w:t>
             </w:r>
           </w:p>
         </w:tc>
@@ -18338,7 +18352,7 @@
                 <w:rFonts w:ascii="Courier New" w:hAnsi="Courier New" w:eastAsia="Courier New" w:cs="Tahoma"/>
                 <w:sz w:val="18"/>
               </w:rPr>
-              <w:t>DELETE /api/v1/factors/{code}</w:t>
+              <w:t>DELETE /api/v1/sbpgi/master/factors/{code}</w:t>
             </w:r>
           </w:p>
         </w:tc>
@@ -18418,7 +18432,7 @@
                 <w:rFonts w:ascii="Courier New" w:hAnsi="Courier New" w:eastAsia="Courier New" w:cs="Tahoma"/>
                 <w:sz w:val="18"/>
               </w:rPr>
-              <w:t>GET /api/v1/competitors</w:t>
+              <w:t>GET /api/v1/sbpgi/master/competitors</w:t>
             </w:r>
           </w:p>
         </w:tc>
@@ -18498,7 +18512,7 @@
                 <w:rFonts w:ascii="Courier New" w:hAnsi="Courier New" w:eastAsia="Courier New" w:cs="Tahoma"/>
                 <w:sz w:val="18"/>
               </w:rPr>
-              <w:t>POST /api/v1/competitors</w:t>
+              <w:t>POST /api/v1/sbpgi/master/competitors</w:t>
             </w:r>
           </w:p>
         </w:tc>
@@ -18578,7 +18592,7 @@
                 <w:rFonts w:ascii="Courier New" w:hAnsi="Courier New" w:eastAsia="Courier New" w:cs="Tahoma"/>
                 <w:sz w:val="18"/>
               </w:rPr>
-              <w:t>PUT /api/v1/competitors/{code}</w:t>
+              <w:t>PUT /api/v1/sbpgi/master/competitors/{code}</w:t>
             </w:r>
           </w:p>
         </w:tc>
@@ -18658,7 +18672,7 @@
                 <w:rFonts w:ascii="Courier New" w:hAnsi="Courier New" w:eastAsia="Courier New" w:cs="Tahoma"/>
                 <w:sz w:val="18"/>
               </w:rPr>
-              <w:t>DELETE /api/v1/competitors/{code}</w:t>
+              <w:t>DELETE /api/v1/sbpgi/master/competitors/{code}</w:t>
             </w:r>
           </w:p>
         </w:tc>

--- a/LLDD/word/FE/LLDD-FE-Master-Data.docx
+++ b/LLDD/word/FE/LLDD-FE-Master-Data.docx
@@ -645,7 +645,7 @@
                 <w:rFonts w:ascii="Arial" w:hAnsi="Arial" w:eastAsia="Arial" w:cs="Tahoma"/>
                 <w:sz w:val="18"/>
               </w:rPr>
-              <w:t>สร้างหน้าจอ master ที่ SBPGI ดูแลเอง 2 หน้า: ปัจจัยภายนอก (SCR-09 · External Factor Master screen) และรายชื่อแบรนด์ร้านคู่แข่ง (k2 competitors screen · รหัส 01-11 ไทย+อังกฤษ) — หน้าผู้ปฏิบัติงาน/สิทธิ์เมนู/ตั้งค่าระบบ ไม่อยู่ในขอบเขตแล้ว (ใช้ของระบบ SBP เดิม)</w:t>
+              <w:t>สร้างหน้าจอ master ที่ SGI ดูแลเอง 2 หน้า: ปัจจัยภายนอก (SCR-09 · External Factor Master screen) และรายชื่อแบรนด์ร้านคู่แข่ง (k2 competitors screen · รหัส 01-11 ไทย+อังกฤษ) — หน้าผู้ปฏิบัติงาน/สิทธิ์เมนู/ตั้งค่าระบบ ไม่อยู่ในขอบเขตแล้ว (ใช้ของระบบ SBP เดิม)</w:t>
             </w:r>
           </w:p>
         </w:tc>
@@ -657,6 +657,627 @@
         <w:t>Common contract reference: ทุกหัวข้อ API/FE ต้องยึด LLDD-BE-API-Common-Contracts.pdf และ LLDD-FE-Integration-Contracts.pdf สำหรับ error/auth/format/pagination/action/RBAC ก่อนลงรายละเอียดเฉพาะหน้าหรือเฉพาะ endpoint</w:t>
       </w:r>
     </w:p>
+    <w:p>
+      <w:pPr>
+        <w:pStyle w:val="Heading2"/>
+        <w:keepNext/>
+        <w:keepLines/>
+        <w:pageBreakBefore w:val="0"/>
+      </w:pPr>
+      <w:r>
+        <w:t>1.1 เอกสาร LLDD ที่เกี่ยวข้อง</w:t>
+      </w:r>
+    </w:p>
+    <w:p>
+      <w:pPr>
+        <w:keepNext w:val="0"/>
+      </w:pPr>
+      <w:r>
+        <w:t>ตารางนี้สร้างจาก endpoint และตารางที่เอกสารฉบับนี้ประกาศไว้จริง — อ่านฉบับที่อยู่ในตารางก่อนลงมือ เพื่อไม่ให้สัญญา request/response หรือชื่อคอลัมน์หลุดจากกัน</w:t>
+      </w:r>
+    </w:p>
+    <w:tbl>
+      <w:tblPr>
+        <w:tblStyle w:val="TableGrid"/>
+        <w:tblW w:type="auto" w:w="0"/>
+        <w:jc w:val="center"/>
+        <w:tblLook w:firstColumn="1" w:firstRow="1" w:lastColumn="0" w:lastRow="0" w:noHBand="0" w:noVBand="1" w:val="04A0"/>
+      </w:tblPr>
+      <w:tblGrid>
+        <w:gridCol w:w="3360"/>
+        <w:gridCol w:w="3360"/>
+        <w:gridCol w:w="3360"/>
+      </w:tblGrid>
+      <w:tr>
+        <w:trPr>
+          <w:cantSplit/>
+        </w:trPr>
+        <w:tc>
+          <w:tcPr>
+            <w:tcW w:type="dxa" w:w="3360"/>
+            <w:vAlign w:val="center"/>
+            <w:shd w:fill="E8EEF5"/>
+          </w:tcPr>
+          <w:p>
+            <w:pPr>
+              <w:keepLines/>
+              <w:spacing w:after="0"/>
+            </w:pPr>
+            <w:r/>
+            <w:r>
+              <w:rPr>
+                <w:rFonts w:ascii="Arial" w:hAnsi="Arial" w:eastAsia="Arial" w:cs="Tahoma"/>
+                <w:b/>
+                <w:sz w:val="18"/>
+              </w:rPr>
+              <w:t>ความสัมพันธ์</w:t>
+            </w:r>
+          </w:p>
+        </w:tc>
+        <w:tc>
+          <w:tcPr>
+            <w:tcW w:type="dxa" w:w="3360"/>
+            <w:vAlign w:val="center"/>
+            <w:shd w:fill="E8EEF5"/>
+          </w:tcPr>
+          <w:p>
+            <w:pPr>
+              <w:keepLines/>
+              <w:spacing w:after="0"/>
+            </w:pPr>
+            <w:r/>
+            <w:r>
+              <w:rPr>
+                <w:rFonts w:ascii="Arial" w:hAnsi="Arial" w:eastAsia="Arial" w:cs="Tahoma"/>
+                <w:b/>
+                <w:sz w:val="18"/>
+              </w:rPr>
+              <w:t>เอกสาร LLDD</w:t>
+            </w:r>
+          </w:p>
+        </w:tc>
+        <w:tc>
+          <w:tcPr>
+            <w:tcW w:type="dxa" w:w="3360"/>
+            <w:vAlign w:val="center"/>
+            <w:shd w:fill="E8EEF5"/>
+          </w:tcPr>
+          <w:p>
+            <w:pPr>
+              <w:keepLines/>
+              <w:spacing w:after="0"/>
+            </w:pPr>
+            <w:r/>
+            <w:r>
+              <w:rPr>
+                <w:rFonts w:ascii="Arial" w:hAnsi="Arial" w:eastAsia="Arial" w:cs="Tahoma"/>
+                <w:b/>
+                <w:sz w:val="18"/>
+              </w:rPr>
+              <w:t>เกี่ยวข้องตรงไหน</w:t>
+            </w:r>
+          </w:p>
+        </w:tc>
+      </w:tr>
+      <w:tr>
+        <w:trPr>
+          <w:cantSplit/>
+        </w:trPr>
+        <w:tc>
+          <w:tcPr>
+            <w:tcW w:type="dxa" w:w="3360"/>
+            <w:vAlign w:val="center"/>
+          </w:tcPr>
+          <w:p>
+            <w:pPr>
+              <w:keepLines/>
+              <w:spacing w:after="0"/>
+            </w:pPr>
+            <w:r>
+              <w:rPr>
+                <w:rFonts w:ascii="Arial" w:hAnsi="Arial" w:eastAsia="Arial" w:cs="Tahoma"/>
+                <w:sz w:val="18"/>
+              </w:rPr>
+            </w:r>
+            <w:r>
+              <w:rPr>
+                <w:rFonts w:ascii="Arial" w:hAnsi="Arial" w:eastAsia="Arial" w:cs="Tahoma"/>
+                <w:sz w:val="18"/>
+              </w:rPr>
+              <w:t>ใช้ endpoint ของ</w:t>
+            </w:r>
+          </w:p>
+        </w:tc>
+        <w:tc>
+          <w:tcPr>
+            <w:tcW w:type="dxa" w:w="3360"/>
+            <w:vAlign w:val="center"/>
+          </w:tcPr>
+          <w:p>
+            <w:pPr>
+              <w:keepLines/>
+              <w:spacing w:after="0"/>
+            </w:pPr>
+            <w:r>
+              <w:rPr>
+                <w:rFonts w:ascii="Arial" w:hAnsi="Arial" w:eastAsia="Arial" w:cs="Tahoma"/>
+                <w:sz w:val="18"/>
+              </w:rPr>
+            </w:r>
+            <w:r>
+              <w:rPr>
+                <w:rFonts w:ascii="Arial" w:hAnsi="Arial" w:eastAsia="Arial" w:cs="Tahoma"/>
+                <w:b/>
+                <w:sz w:val="18"/>
+              </w:rPr>
+              <w:t>LLDD-BE-API-Document-Detail-Aggregate.pdf</w:t>
+            </w:r>
+          </w:p>
+        </w:tc>
+        <w:tc>
+          <w:tcPr>
+            <w:tcW w:type="dxa" w:w="3360"/>
+            <w:vAlign w:val="center"/>
+          </w:tcPr>
+          <w:p>
+            <w:pPr>
+              <w:keepLines/>
+              <w:spacing w:after="0"/>
+            </w:pPr>
+            <w:r>
+              <w:rPr>
+                <w:rFonts w:ascii="Arial" w:hAnsi="Arial" w:eastAsia="Arial" w:cs="Tahoma"/>
+                <w:sz w:val="18"/>
+              </w:rPr>
+            </w:r>
+            <w:r>
+              <w:rPr>
+                <w:rFonts w:ascii="Courier New" w:hAnsi="Courier New" w:eastAsia="Courier New" w:cs="Tahoma"/>
+                <w:sz w:val="18"/>
+              </w:rPr>
+              <w:t>GET /api/v1/sgi/master/competitors</w:t>
+            </w:r>
+          </w:p>
+        </w:tc>
+      </w:tr>
+      <w:tr>
+        <w:trPr>
+          <w:cantSplit/>
+        </w:trPr>
+        <w:tc>
+          <w:tcPr>
+            <w:tcW w:type="dxa" w:w="3360"/>
+            <w:vAlign w:val="center"/>
+          </w:tcPr>
+          <w:p>
+            <w:pPr>
+              <w:keepLines/>
+              <w:spacing w:after="0"/>
+            </w:pPr>
+            <w:r>
+              <w:rPr>
+                <w:rFonts w:ascii="Arial" w:hAnsi="Arial" w:eastAsia="Arial" w:cs="Tahoma"/>
+                <w:sz w:val="18"/>
+              </w:rPr>
+            </w:r>
+            <w:r>
+              <w:rPr>
+                <w:rFonts w:ascii="Arial" w:hAnsi="Arial" w:eastAsia="Arial" w:cs="Tahoma"/>
+                <w:sz w:val="18"/>
+              </w:rPr>
+              <w:t>ใช้ endpoint ของ</w:t>
+            </w:r>
+          </w:p>
+        </w:tc>
+        <w:tc>
+          <w:tcPr>
+            <w:tcW w:type="dxa" w:w="3360"/>
+            <w:vAlign w:val="center"/>
+          </w:tcPr>
+          <w:p>
+            <w:pPr>
+              <w:keepLines/>
+              <w:spacing w:after="0"/>
+            </w:pPr>
+            <w:r>
+              <w:rPr>
+                <w:rFonts w:ascii="Arial" w:hAnsi="Arial" w:eastAsia="Arial" w:cs="Tahoma"/>
+                <w:sz w:val="18"/>
+              </w:rPr>
+            </w:r>
+            <w:r>
+              <w:rPr>
+                <w:rFonts w:ascii="Arial" w:hAnsi="Arial" w:eastAsia="Arial" w:cs="Tahoma"/>
+                <w:b/>
+                <w:sz w:val="18"/>
+              </w:rPr>
+              <w:t>LLDD-BE-API-Report-and-Master-Data.pdf</w:t>
+            </w:r>
+          </w:p>
+        </w:tc>
+        <w:tc>
+          <w:tcPr>
+            <w:tcW w:type="dxa" w:w="3360"/>
+            <w:vAlign w:val="center"/>
+          </w:tcPr>
+          <w:p>
+            <w:pPr>
+              <w:keepLines/>
+              <w:spacing w:after="0"/>
+            </w:pPr>
+            <w:r>
+              <w:rPr>
+                <w:rFonts w:ascii="Arial" w:hAnsi="Arial" w:eastAsia="Arial" w:cs="Tahoma"/>
+                <w:sz w:val="18"/>
+              </w:rPr>
+            </w:r>
+            <w:r>
+              <w:rPr>
+                <w:rFonts w:ascii="Courier New" w:hAnsi="Courier New" w:eastAsia="Courier New" w:cs="Tahoma"/>
+                <w:sz w:val="18"/>
+              </w:rPr>
+              <w:t>DELETE /api/v1/sgi/master/competitors/{code}</w:t>
+            </w:r>
+            <w:r>
+              <w:rPr>
+                <w:rFonts w:ascii="Arial" w:hAnsi="Arial" w:eastAsia="Arial" w:cs="Tahoma"/>
+                <w:sz w:val="18"/>
+              </w:rPr>
+              <w:t xml:space="preserve"> · </w:t>
+            </w:r>
+            <w:r>
+              <w:rPr>
+                <w:rFonts w:ascii="Courier New" w:hAnsi="Courier New" w:eastAsia="Courier New" w:cs="Tahoma"/>
+                <w:sz w:val="18"/>
+              </w:rPr>
+              <w:t>DELETE /api/v1/sgi/master/factors/{code}</w:t>
+            </w:r>
+            <w:r>
+              <w:rPr>
+                <w:rFonts w:ascii="Arial" w:hAnsi="Arial" w:eastAsia="Arial" w:cs="Tahoma"/>
+                <w:sz w:val="18"/>
+              </w:rPr>
+              <w:t xml:space="preserve"> · </w:t>
+            </w:r>
+            <w:r>
+              <w:rPr>
+                <w:rFonts w:ascii="Courier New" w:hAnsi="Courier New" w:eastAsia="Courier New" w:cs="Tahoma"/>
+                <w:sz w:val="18"/>
+              </w:rPr>
+              <w:t>GET /api/v1/sgi/master/competitors</w:t>
+            </w:r>
+            <w:r>
+              <w:rPr>
+                <w:rFonts w:ascii="Arial" w:hAnsi="Arial" w:eastAsia="Arial" w:cs="Tahoma"/>
+                <w:sz w:val="18"/>
+              </w:rPr>
+              <w:t xml:space="preserve"> · </w:t>
+            </w:r>
+            <w:r>
+              <w:rPr>
+                <w:rFonts w:ascii="Courier New" w:hAnsi="Courier New" w:eastAsia="Courier New" w:cs="Tahoma"/>
+                <w:sz w:val="18"/>
+              </w:rPr>
+              <w:t>GET /api/v1/sgi/master/factors</w:t>
+            </w:r>
+            <w:r>
+              <w:rPr>
+                <w:rFonts w:ascii="Arial" w:hAnsi="Arial" w:eastAsia="Arial" w:cs="Tahoma"/>
+                <w:sz w:val="18"/>
+              </w:rPr>
+              <w:t xml:space="preserve"> · </w:t>
+            </w:r>
+            <w:r>
+              <w:rPr>
+                <w:rFonts w:ascii="Courier New" w:hAnsi="Courier New" w:eastAsia="Courier New" w:cs="Tahoma"/>
+                <w:sz w:val="18"/>
+              </w:rPr>
+              <w:t>POST /api/v1/sgi/master/competitors</w:t>
+            </w:r>
+            <w:r>
+              <w:rPr>
+                <w:rFonts w:ascii="Arial" w:hAnsi="Arial" w:eastAsia="Arial" w:cs="Tahoma"/>
+                <w:sz w:val="18"/>
+              </w:rPr>
+              <w:t xml:space="preserve"> · </w:t>
+            </w:r>
+            <w:r>
+              <w:rPr>
+                <w:rFonts w:ascii="Courier New" w:hAnsi="Courier New" w:eastAsia="Courier New" w:cs="Tahoma"/>
+                <w:sz w:val="18"/>
+              </w:rPr>
+              <w:t>POST /api/v1/sgi/master/factors</w:t>
+            </w:r>
+            <w:r>
+              <w:rPr>
+                <w:rFonts w:ascii="Arial" w:hAnsi="Arial" w:eastAsia="Arial" w:cs="Tahoma"/>
+                <w:sz w:val="18"/>
+              </w:rPr>
+              <w:t xml:space="preserve"> · </w:t>
+            </w:r>
+            <w:r>
+              <w:rPr>
+                <w:rFonts w:ascii="Courier New" w:hAnsi="Courier New" w:eastAsia="Courier New" w:cs="Tahoma"/>
+                <w:sz w:val="18"/>
+              </w:rPr>
+              <w:t>PUT /api/v1/sgi/master/competitors/{code}</w:t>
+            </w:r>
+            <w:r>
+              <w:rPr>
+                <w:rFonts w:ascii="Arial" w:hAnsi="Arial" w:eastAsia="Arial" w:cs="Tahoma"/>
+                <w:sz w:val="18"/>
+              </w:rPr>
+              <w:t xml:space="preserve"> · </w:t>
+            </w:r>
+            <w:r>
+              <w:rPr>
+                <w:rFonts w:ascii="Courier New" w:hAnsi="Courier New" w:eastAsia="Courier New" w:cs="Tahoma"/>
+                <w:sz w:val="18"/>
+              </w:rPr>
+              <w:t>PUT /api/v1/sgi/master/factors/{code}</w:t>
+            </w:r>
+          </w:p>
+        </w:tc>
+      </w:tr>
+      <w:tr>
+        <w:trPr>
+          <w:cantSplit/>
+        </w:trPr>
+        <w:tc>
+          <w:tcPr>
+            <w:tcW w:type="dxa" w:w="3360"/>
+            <w:vAlign w:val="center"/>
+          </w:tcPr>
+          <w:p>
+            <w:pPr>
+              <w:keepLines/>
+              <w:spacing w:after="0"/>
+            </w:pPr>
+            <w:r>
+              <w:rPr>
+                <w:rFonts w:ascii="Arial" w:hAnsi="Arial" w:eastAsia="Arial" w:cs="Tahoma"/>
+                <w:sz w:val="18"/>
+              </w:rPr>
+            </w:r>
+            <w:r>
+              <w:rPr>
+                <w:rFonts w:ascii="Arial" w:hAnsi="Arial" w:eastAsia="Arial" w:cs="Tahoma"/>
+                <w:sz w:val="18"/>
+              </w:rPr>
+              <w:t>สัญญากลาง</w:t>
+            </w:r>
+          </w:p>
+        </w:tc>
+        <w:tc>
+          <w:tcPr>
+            <w:tcW w:type="dxa" w:w="3360"/>
+            <w:vAlign w:val="center"/>
+          </w:tcPr>
+          <w:p>
+            <w:pPr>
+              <w:keepLines/>
+              <w:spacing w:after="0"/>
+            </w:pPr>
+            <w:r>
+              <w:rPr>
+                <w:rFonts w:ascii="Arial" w:hAnsi="Arial" w:eastAsia="Arial" w:cs="Tahoma"/>
+                <w:sz w:val="18"/>
+              </w:rPr>
+            </w:r>
+            <w:r>
+              <w:rPr>
+                <w:rFonts w:ascii="Arial" w:hAnsi="Arial" w:eastAsia="Arial" w:cs="Tahoma"/>
+                <w:b/>
+                <w:sz w:val="18"/>
+              </w:rPr>
+              <w:t>LLDD-BE-API-Common-Contracts.pdf</w:t>
+            </w:r>
+          </w:p>
+        </w:tc>
+        <w:tc>
+          <w:tcPr>
+            <w:tcW w:type="dxa" w:w="3360"/>
+            <w:vAlign w:val="center"/>
+          </w:tcPr>
+          <w:p>
+            <w:pPr>
+              <w:keepLines/>
+              <w:spacing w:after="0"/>
+            </w:pPr>
+            <w:r>
+              <w:rPr>
+                <w:rFonts w:ascii="Arial" w:hAnsi="Arial" w:eastAsia="Arial" w:cs="Tahoma"/>
+                <w:sz w:val="18"/>
+              </w:rPr>
+            </w:r>
+            <w:r>
+              <w:rPr>
+                <w:rFonts w:ascii="Arial" w:hAnsi="Arial" w:eastAsia="Arial" w:cs="Tahoma"/>
+                <w:sz w:val="18"/>
+              </w:rPr>
+              <w:t xml:space="preserve">envelope </w:t>
+            </w:r>
+            <w:r>
+              <w:rPr>
+                <w:rFonts w:ascii="Courier New" w:hAnsi="Courier New" w:eastAsia="Courier New" w:cs="Tahoma"/>
+                <w:sz w:val="18"/>
+              </w:rPr>
+              <w:t>{success,data}</w:t>
+            </w:r>
+            <w:r>
+              <w:rPr>
+                <w:rFonts w:ascii="Arial" w:hAnsi="Arial" w:eastAsia="Arial" w:cs="Tahoma"/>
+                <w:sz w:val="18"/>
+              </w:rPr>
+              <w:t xml:space="preserve"> · error code · pagination · รูปแบบวันที่/เลขเอกสาร</w:t>
+            </w:r>
+          </w:p>
+        </w:tc>
+      </w:tr>
+      <w:tr>
+        <w:trPr>
+          <w:cantSplit/>
+        </w:trPr>
+        <w:tc>
+          <w:tcPr>
+            <w:tcW w:type="dxa" w:w="3360"/>
+            <w:vAlign w:val="center"/>
+          </w:tcPr>
+          <w:p>
+            <w:pPr>
+              <w:keepLines/>
+              <w:spacing w:after="0"/>
+            </w:pPr>
+            <w:r>
+              <w:rPr>
+                <w:rFonts w:ascii="Arial" w:hAnsi="Arial" w:eastAsia="Arial" w:cs="Tahoma"/>
+                <w:sz w:val="18"/>
+              </w:rPr>
+            </w:r>
+            <w:r>
+              <w:rPr>
+                <w:rFonts w:ascii="Arial" w:hAnsi="Arial" w:eastAsia="Arial" w:cs="Tahoma"/>
+                <w:sz w:val="18"/>
+              </w:rPr>
+              <w:t>สัญญากลาง</w:t>
+            </w:r>
+          </w:p>
+        </w:tc>
+        <w:tc>
+          <w:tcPr>
+            <w:tcW w:type="dxa" w:w="3360"/>
+            <w:vAlign w:val="center"/>
+          </w:tcPr>
+          <w:p>
+            <w:pPr>
+              <w:keepLines/>
+              <w:spacing w:after="0"/>
+            </w:pPr>
+            <w:r>
+              <w:rPr>
+                <w:rFonts w:ascii="Arial" w:hAnsi="Arial" w:eastAsia="Arial" w:cs="Tahoma"/>
+                <w:sz w:val="18"/>
+              </w:rPr>
+            </w:r>
+            <w:r>
+              <w:rPr>
+                <w:rFonts w:ascii="Arial" w:hAnsi="Arial" w:eastAsia="Arial" w:cs="Tahoma"/>
+                <w:b/>
+                <w:sz w:val="18"/>
+              </w:rPr>
+              <w:t>LLDD-FE-Integration-Contracts.pdf</w:t>
+            </w:r>
+          </w:p>
+        </w:tc>
+        <w:tc>
+          <w:tcPr>
+            <w:tcW w:type="dxa" w:w="3360"/>
+            <w:vAlign w:val="center"/>
+          </w:tcPr>
+          <w:p>
+            <w:pPr>
+              <w:keepLines/>
+              <w:spacing w:after="0"/>
+            </w:pPr>
+            <w:r>
+              <w:rPr>
+                <w:rFonts w:ascii="Arial" w:hAnsi="Arial" w:eastAsia="Arial" w:cs="Tahoma"/>
+                <w:sz w:val="18"/>
+              </w:rPr>
+            </w:r>
+            <w:r>
+              <w:rPr>
+                <w:rFonts w:ascii="Arial" w:hAnsi="Arial" w:eastAsia="Arial" w:cs="Tahoma"/>
+                <w:sz w:val="18"/>
+              </w:rPr>
+              <w:t>API client · auth header · error mapping · RBAC/menu gating ฝั่ง FE</w:t>
+            </w:r>
+          </w:p>
+        </w:tc>
+      </w:tr>
+      <w:tr>
+        <w:trPr>
+          <w:cantSplit/>
+        </w:trPr>
+        <w:tc>
+          <w:tcPr>
+            <w:tcW w:type="dxa" w:w="3360"/>
+            <w:vAlign w:val="center"/>
+          </w:tcPr>
+          <w:p>
+            <w:pPr>
+              <w:keepLines/>
+              <w:spacing w:after="0"/>
+            </w:pPr>
+            <w:r>
+              <w:rPr>
+                <w:rFonts w:ascii="Arial" w:hAnsi="Arial" w:eastAsia="Arial" w:cs="Tahoma"/>
+                <w:sz w:val="18"/>
+              </w:rPr>
+            </w:r>
+            <w:r>
+              <w:rPr>
+                <w:rFonts w:ascii="Arial" w:hAnsi="Arial" w:eastAsia="Arial" w:cs="Tahoma"/>
+                <w:sz w:val="18"/>
+              </w:rPr>
+              <w:t>ต้องจบก่อน (ลำดับงาน)</w:t>
+            </w:r>
+          </w:p>
+        </w:tc>
+        <w:tc>
+          <w:tcPr>
+            <w:tcW w:type="dxa" w:w="3360"/>
+            <w:vAlign w:val="center"/>
+          </w:tcPr>
+          <w:p>
+            <w:pPr>
+              <w:keepLines/>
+              <w:spacing w:after="0"/>
+            </w:pPr>
+            <w:r>
+              <w:rPr>
+                <w:rFonts w:ascii="Arial" w:hAnsi="Arial" w:eastAsia="Arial" w:cs="Tahoma"/>
+                <w:sz w:val="18"/>
+              </w:rPr>
+            </w:r>
+            <w:r>
+              <w:rPr>
+                <w:rFonts w:ascii="Arial" w:hAnsi="Arial" w:eastAsia="Arial" w:cs="Tahoma"/>
+                <w:b/>
+                <w:sz w:val="18"/>
+              </w:rPr>
+              <w:t>LLDD-FE-Foundation.pdf</w:t>
+            </w:r>
+          </w:p>
+        </w:tc>
+        <w:tc>
+          <w:tcPr>
+            <w:tcW w:type="dxa" w:w="3360"/>
+            <w:vAlign w:val="center"/>
+          </w:tcPr>
+          <w:p>
+            <w:pPr>
+              <w:keepLines/>
+              <w:spacing w:after="0"/>
+            </w:pPr>
+            <w:r>
+              <w:rPr>
+                <w:rFonts w:ascii="Arial" w:hAnsi="Arial" w:eastAsia="Arial" w:cs="Tahoma"/>
+                <w:sz w:val="18"/>
+              </w:rPr>
+            </w:r>
+            <w:r>
+              <w:rPr>
+                <w:rFonts w:ascii="Arial" w:hAnsi="Arial" w:eastAsia="Arial" w:cs="Tahoma"/>
+                <w:sz w:val="18"/>
+              </w:rPr>
+              <w:t>เป็นฉบับต้นทางของสัญญา/โครงที่ฉบับนี้อ้าง</w:t>
+            </w:r>
+          </w:p>
+        </w:tc>
+      </w:tr>
+    </w:tbl>
+    <w:p/>
     <w:p>
       <w:pPr>
         <w:pStyle w:val="Heading1"/>
@@ -723,7 +1344,7 @@
       <w:r>
         <w:drawing>
           <wp:inline xmlns:a="http://schemas.openxmlformats.org/drawingml/2006/main" xmlns:pic="http://schemas.openxmlformats.org/drawingml/2006/picture">
-            <wp:extent cx="5669280" cy="4496054"/>
+            <wp:extent cx="5669280" cy="3937000"/>
             <wp:docPr id="1" name="Picture 1"/>
             <wp:cNvGraphicFramePr>
               <a:graphicFrameLocks noChangeAspect="1"/>
@@ -744,7 +1365,7 @@
                   <pic:spPr>
                     <a:xfrm>
                       <a:off x="0" y="0"/>
-                      <a:ext cx="5669280" cy="4496054"/>
+                      <a:ext cx="5669280" cy="3937000"/>
                     </a:xfrm>
                     <a:prstGeom prst="rect"/>
                   </pic:spPr>
@@ -776,7 +1397,7 @@
       <w:r>
         <w:drawing>
           <wp:inline xmlns:a="http://schemas.openxmlformats.org/drawingml/2006/main" xmlns:pic="http://schemas.openxmlformats.org/drawingml/2006/picture">
-            <wp:extent cx="5669280" cy="3141726"/>
+            <wp:extent cx="5669280" cy="4905502"/>
             <wp:docPr id="2" name="Picture 2"/>
             <wp:cNvGraphicFramePr>
               <a:graphicFrameLocks noChangeAspect="1"/>
@@ -797,7 +1418,7 @@
                   <pic:spPr>
                     <a:xfrm>
                       <a:off x="0" y="0"/>
-                      <a:ext cx="5669280" cy="3141726"/>
+                      <a:ext cx="5669280" cy="4905502"/>
                     </a:xfrm>
                     <a:prstGeom prst="rect"/>
                   </pic:spPr>
@@ -829,7 +1450,18 @@
         <w:pageBreakBefore w:val="0"/>
       </w:pPr>
       <w:r>
-        <w:t>4. Implementation Flow Diagram (Reference)</w:t>
+        <w:t>4. Implementation Flow &amp; Sequence Diagram (Reference)</w:t>
+      </w:r>
+    </w:p>
+    <w:p>
+      <w:pPr>
+        <w:pStyle w:val="Heading2"/>
+        <w:keepNext/>
+        <w:keepLines/>
+        <w:pageBreakBefore w:val="0"/>
+      </w:pPr>
+      <w:r>
+        <w:t>4.1 Implementation Flow (ลำดับขั้นการทำงาน)</w:t>
       </w:r>
     </w:p>
     <w:p>
@@ -887,6 +1519,78 @@
     </w:p>
     <w:p>
       <w:pPr>
+        <w:pStyle w:val="Heading2"/>
+        <w:keepNext/>
+        <w:keepLines/>
+        <w:pageBreakBefore w:val="0"/>
+      </w:pPr>
+      <w:r>
+        <w:t>4.2 Sequence Diagram (ใครคุยกับใคร ลำดับไหน)</w:t>
+      </w:r>
+    </w:p>
+    <w:p>
+      <w:pPr>
+        <w:keepNext w:val="0"/>
+      </w:pPr>
+      <w:r>
+        <w:t>ผู้แสดงและลำดับข้อความในภาพนี้สร้างจาก endpoint ในหัวข้อ 7 และตารางในหัวข้อ Reference DB Mapping ของเอกสารฉบับนี้เอง จึงตรงกับสัญญาเสมอ</w:t>
+      </w:r>
+    </w:p>
+    <w:p>
+      <w:pPr>
+        <w:keepNext/>
+        <w:jc w:val="center"/>
+      </w:pPr>
+      <w:r>
+        <w:drawing>
+          <wp:inline xmlns:a="http://schemas.openxmlformats.org/drawingml/2006/main" xmlns:pic="http://schemas.openxmlformats.org/drawingml/2006/picture">
+            <wp:extent cx="5669280" cy="2701657"/>
+            <wp:docPr id="4" name="Picture 4"/>
+            <wp:cNvGraphicFramePr>
+              <a:graphicFrameLocks noChangeAspect="1"/>
+            </wp:cNvGraphicFramePr>
+            <a:graphic>
+              <a:graphicData uri="http://schemas.openxmlformats.org/drawingml/2006/picture">
+                <pic:pic>
+                  <pic:nvPicPr>
+                    <pic:cNvPr id="0" name="FE-LLDD-FE-Master-Data-sequence.png"/>
+                    <pic:cNvPicPr/>
+                  </pic:nvPicPr>
+                  <pic:blipFill>
+                    <a:blip r:embed="rId14"/>
+                    <a:stretch>
+                      <a:fillRect/>
+                    </a:stretch>
+                  </pic:blipFill>
+                  <pic:spPr>
+                    <a:xfrm>
+                      <a:off x="0" y="0"/>
+                      <a:ext cx="5669280" cy="2701657"/>
+                    </a:xfrm>
+                    <a:prstGeom prst="rect"/>
+                  </pic:spPr>
+                </pic:pic>
+              </a:graphicData>
+            </a:graphic>
+          </wp:inline>
+        </w:drawing>
+      </w:r>
+    </w:p>
+    <w:p>
+      <w:pPr>
+        <w:keepLines/>
+        <w:jc w:val="center"/>
+      </w:pPr>
+      <w:r>
+        <w:rPr>
+          <w:i/>
+          <w:sz w:val="18"/>
+        </w:rPr>
+        <w:t>รูปที่ 4: Sequence diagram: LLDD FE - Master Data</w:t>
+      </w:r>
+    </w:p>
+    <w:p>
+      <w:pPr>
         <w:pStyle w:val="Heading1"/>
         <w:keepNext/>
         <w:keepLines/>
@@ -2255,7 +2959,7 @@
                 <w:rFonts w:ascii="Arial" w:hAnsi="Arial" w:eastAsia="Arial" w:cs="Tahoma"/>
                 <w:sz w:val="18"/>
               </w:rPr>
-              <w:t>ไม่มีหน้าจอใน SBPGI</w:t>
+              <w:t>ไม่มีหน้าจอใน SGI</w:t>
             </w:r>
           </w:p>
         </w:tc>
@@ -2376,7 +3080,7 @@
                 <w:rFonts w:ascii="Arial" w:hAnsi="Arial" w:eastAsia="Arial" w:cs="Tahoma"/>
                 <w:sz w:val="18"/>
               </w:rPr>
-              <w:t>ไม่มีหน้าจอใน SBPGI</w:t>
+              <w:t>ไม่มีหน้าจอใน SGI</w:t>
             </w:r>
           </w:p>
         </w:tc>
@@ -2426,7 +3130,7 @@
                 <w:rFonts w:ascii="Arial" w:hAnsi="Arial" w:eastAsia="Arial" w:cs="Tahoma"/>
                 <w:sz w:val="18"/>
               </w:rPr>
-              <w:t xml:space="preserve">สิทธิ์เมนูจัดการที่หน้า /setting/manage-user-rights ของระบบเดิม · SBPGI อ่านผ่าน header x-user-permissions จาก BFF — </w:t>
+              <w:t xml:space="preserve">สิทธิ์เมนูจัดการที่หน้า /setting/manage-user-rights ของระบบเดิม · SGI อ่านผ่าน header x-user-permissions จาก BFF — </w:t>
             </w:r>
             <w:r>
               <w:rPr>
@@ -3640,7 +4344,7 @@
                 <w:rFonts w:ascii="Arial" w:hAnsi="Arial" w:eastAsia="Arial" w:cs="Tahoma"/>
                 <w:sz w:val="18"/>
               </w:rPr>
-              <w:t>ปิด active แทนการลบเมื่อถูกอ้างใน document_competitors แล้ว</w:t>
+              <w:t>ปิด active แทนการลบเมื่อถูกอ้างใน sgi_document_competitors แล้ว</w:t>
             </w:r>
           </w:p>
         </w:tc>
@@ -3652,7 +4356,7 @@
         <w:rPr>
           <w:b/>
         </w:rPr>
-        <w:t>คนละระดับกับ `document_competitors`</w:t>
+        <w:t>คนละระดับกับ `sgi_document_competitors`</w:t>
       </w:r>
       <w:r>
         <w:t xml:space="preserve"> ซึ่งเก็บคู่แข่ง *รายสาขา* ที่ import จาก ALLMAP พร้อมรหัสของตัวเอง (เช่น </w:t>
@@ -3877,7 +4581,7 @@
                 <w:rFonts w:ascii="Arial" w:hAnsi="Arial" w:eastAsia="Arial" w:cs="Tahoma"/>
                 <w:sz w:val="18"/>
               </w:rPr>
-              <w:t>GET /api/v1/sbpgi/master/factors; POST /api/v1/sbpgi/master/factors; PUT /api/v1/sbpgi/master/factors/{code}</w:t>
+              <w:t>GET /api/v1/sgi/master/factors; POST /api/v1/sgi/master/factors; PUT /api/v1/sgi/master/factors/{code}</w:t>
             </w:r>
           </w:p>
         </w:tc>
@@ -4001,7 +4705,7 @@
                 <w:rFonts w:ascii="Arial" w:hAnsi="Arial" w:eastAsia="Arial" w:cs="Tahoma"/>
                 <w:sz w:val="18"/>
               </w:rPr>
-              <w:t xml:space="preserve"> และร่องรอยที่ตรวจย้อนได้ (log / consideration_logs / workflow_history ของ engine)</w:t>
+              <w:t xml:space="preserve"> และร่องรอยที่ตรวจย้อนได้ (log / sgi_consideration_logs / workflow_history ของ engine)</w:t>
             </w:r>
           </w:p>
         </w:tc>
@@ -4666,7 +5370,7 @@
                 <w:rFonts w:ascii="Arial" w:hAnsi="Arial" w:eastAsia="Arial" w:cs="Tahoma"/>
                 <w:sz w:val="18"/>
               </w:rPr>
-              <w:t>GET /api/v1/sbpgi/master/factors</w:t>
+              <w:t>GET /api/v1/sgi/master/factors</w:t>
             </w:r>
           </w:p>
         </w:tc>
@@ -4746,7 +5450,7 @@
                 <w:rFonts w:ascii="Arial" w:hAnsi="Arial" w:eastAsia="Arial" w:cs="Tahoma"/>
                 <w:sz w:val="18"/>
               </w:rPr>
-              <w:t>POST /api/v1/sbpgi/master/factors</w:t>
+              <w:t>POST /api/v1/sgi/master/factors</w:t>
             </w:r>
           </w:p>
         </w:tc>
@@ -4826,7 +5530,7 @@
                 <w:rFonts w:ascii="Arial" w:hAnsi="Arial" w:eastAsia="Arial" w:cs="Tahoma"/>
                 <w:sz w:val="18"/>
               </w:rPr>
-              <w:t>PUT /api/v1/sbpgi/master/factors/{code}</w:t>
+              <w:t>PUT /api/v1/sgi/master/factors/{code}</w:t>
             </w:r>
           </w:p>
         </w:tc>
@@ -4906,7 +5610,7 @@
                 <w:rFonts w:ascii="Arial" w:hAnsi="Arial" w:eastAsia="Arial" w:cs="Tahoma"/>
                 <w:sz w:val="18"/>
               </w:rPr>
-              <w:t>DELETE /api/v1/sbpgi/master/factors/{code}</w:t>
+              <w:t>DELETE /api/v1/sgi/master/factors/{code}</w:t>
             </w:r>
           </w:p>
         </w:tc>
@@ -4986,7 +5690,7 @@
                 <w:rFonts w:ascii="Arial" w:hAnsi="Arial" w:eastAsia="Arial" w:cs="Tahoma"/>
                 <w:sz w:val="18"/>
               </w:rPr>
-              <w:t>GET /api/v1/sbpgi/master/competitors</w:t>
+              <w:t>GET /api/v1/sgi/master/competitors</w:t>
             </w:r>
           </w:p>
         </w:tc>
@@ -5066,7 +5770,7 @@
                 <w:rFonts w:ascii="Arial" w:hAnsi="Arial" w:eastAsia="Arial" w:cs="Tahoma"/>
                 <w:sz w:val="18"/>
               </w:rPr>
-              <w:t>POST /api/v1/sbpgi/master/competitors</w:t>
+              <w:t>POST /api/v1/sgi/master/competitors</w:t>
             </w:r>
           </w:p>
         </w:tc>
@@ -5146,7 +5850,7 @@
                 <w:rFonts w:ascii="Arial" w:hAnsi="Arial" w:eastAsia="Arial" w:cs="Tahoma"/>
                 <w:sz w:val="18"/>
               </w:rPr>
-              <w:t>PUT /api/v1/sbpgi/master/competitors/{code}</w:t>
+              <w:t>PUT /api/v1/sgi/master/competitors/{code}</w:t>
             </w:r>
           </w:p>
         </w:tc>
@@ -5226,7 +5930,7 @@
                 <w:rFonts w:ascii="Arial" w:hAnsi="Arial" w:eastAsia="Arial" w:cs="Tahoma"/>
                 <w:sz w:val="18"/>
               </w:rPr>
-              <w:t>DELETE /api/v1/sbpgi/master/competitors/{code}</w:t>
+              <w:t>DELETE /api/v1/sgi/master/competitors/{code}</w:t>
             </w:r>
           </w:p>
         </w:tc>
@@ -5251,7 +5955,7 @@
                 <w:rFonts w:ascii="Arial" w:hAnsi="Arial" w:eastAsia="Arial" w:cs="Tahoma"/>
                 <w:sz w:val="18"/>
               </w:rPr>
-              <w:t>ลบแบรนด์คู่แข่งที่ยังไม่ถูกอ้างใน document_competitors</w:t>
+              <w:t>ลบแบรนด์คู่แข่งที่ยังไม่ถูกอ้างใน sgi_document_competitors</w:t>
             </w:r>
           </w:p>
         </w:tc>
@@ -6046,7 +6750,7 @@
                 <w:rFonts w:ascii="Arial" w:hAnsi="Arial" w:eastAsia="Arial" w:cs="Tahoma"/>
                 <w:sz w:val="18"/>
               </w:rPr>
-              <w:t>ลบไม่ได้ถ้าถูกอ้างใน document_external_factors / document_competitors → 409 ให้ปิด active แทน</w:t>
+              <w:t>ลบไม่ได้ถ้าถูกอ้างใน sgi_document_external_factors / sgi_document_competitors → 409 ให้ปิด active แทน</w:t>
             </w:r>
           </w:p>
         </w:tc>
@@ -6666,7 +7370,7 @@
         <w:pageBreakBefore w:val="0"/>
       </w:pPr>
       <w:r>
-        <w:t>GET /api/v1/sbpgi/master/factors</w:t>
+        <w:t>GET /api/v1/sgi/master/factors</w:t>
       </w:r>
     </w:p>
     <w:p>
@@ -8345,7 +9049,7 @@
         <w:pageBreakBefore w:val="0"/>
       </w:pPr>
       <w:r>
-        <w:t>POST /api/v1/sbpgi/master/factors</w:t>
+        <w:t>POST /api/v1/sgi/master/factors</w:t>
       </w:r>
     </w:p>
     <w:p>
@@ -9376,7 +10080,7 @@
         <w:pageBreakBefore w:val="0"/>
       </w:pPr>
       <w:r>
-        <w:t>PUT /api/v1/sbpgi/master/factors/{code}</w:t>
+        <w:t>PUT /api/v1/sgi/master/factors/{code}</w:t>
       </w:r>
     </w:p>
     <w:p>
@@ -10300,7 +11004,7 @@
         <w:pageBreakBefore w:val="0"/>
       </w:pPr>
       <w:r>
-        <w:t>DELETE /api/v1/sbpgi/master/factors/{code}</w:t>
+        <w:t>DELETE /api/v1/sgi/master/factors/{code}</w:t>
       </w:r>
     </w:p>
     <w:p>
@@ -11006,7 +11710,7 @@
         <w:pageBreakBefore w:val="0"/>
       </w:pPr>
       <w:r>
-        <w:t>GET /api/v1/sbpgi/master/competitors</w:t>
+        <w:t>GET /api/v1/sgi/master/competitors</w:t>
       </w:r>
     </w:p>
     <w:p>
@@ -12257,7 +12961,7 @@
         <w:pageBreakBefore w:val="0"/>
       </w:pPr>
       <w:r>
-        <w:t>POST /api/v1/sbpgi/master/competitors</w:t>
+        <w:t>POST /api/v1/sgi/master/competitors</w:t>
       </w:r>
     </w:p>
     <w:p>
@@ -13395,7 +14099,7 @@
         <w:pageBreakBefore w:val="0"/>
       </w:pPr>
       <w:r>
-        <w:t>PUT /api/v1/sbpgi/master/competitors/{code}</w:t>
+        <w:t>PUT /api/v1/sgi/master/competitors/{code}</w:t>
       </w:r>
     </w:p>
     <w:p>
@@ -14426,7 +15130,7 @@
         <w:pageBreakBefore w:val="0"/>
       </w:pPr>
       <w:r>
-        <w:t>DELETE /api/v1/sbpgi/master/competitors/{code}</w:t>
+        <w:t>DELETE /api/v1/sgi/master/competitors/{code}</w:t>
       </w:r>
     </w:p>
     <w:p>
@@ -14434,7 +15138,7 @@
         <w:keepNext w:val="0"/>
       </w:pPr>
       <w:r>
-        <w:t>ลบแบรนด์คู่แข่งที่ยังไม่ถูกอ้างใน document_competitors</w:t>
+        <w:t>ลบแบรนด์คู่แข่งที่ยังไม่ถูกอ้างใน sgi_document_competitors</w:t>
       </w:r>
     </w:p>
     <w:tbl>
@@ -15255,13 +15959,13 @@
         <w:t>sbpm</w:t>
       </w:r>
       <w:r>
-        <w:t xml:space="preserve">) — โมดูล SBPGI อยู่ใต้ </w:t>
+        <w:t xml:space="preserve">) — โมดูล SGI อยู่ใต้ </w:t>
       </w:r>
       <w:r>
         <w:rPr>
           <w:rFonts w:ascii="Courier New" w:hAnsi="Courier New" w:eastAsia="Courier New" w:cs="Tahoma"/>
         </w:rPr>
-        <w:t>src/app/(main)/sbpgi/*</w:t>
+        <w:t>src/app/(main)/sgi/*</w:t>
       </w:r>
       <w:r>
         <w:t xml:space="preserve"> และ import ผ่าน alias </w:t>
@@ -15361,7 +16065,7 @@
                 <w:rFonts w:ascii="Arial" w:hAnsi="Arial" w:eastAsia="Arial" w:cs="Tahoma"/>
                 <w:sz w:val="18"/>
               </w:rPr>
-              <w:t>src/app/(main)/sbpgi/master/factors/page.tsx</w:t>
+              <w:t>src/app/(main)/sgi/master/factors/page.tsx</w:t>
             </w:r>
           </w:p>
         </w:tc>
@@ -15416,7 +16120,7 @@
                 <w:rFonts w:ascii="Arial" w:hAnsi="Arial" w:eastAsia="Arial" w:cs="Tahoma"/>
                 <w:sz w:val="18"/>
               </w:rPr>
-              <w:t>src/app/(main)/sbpgi/master/competitors/page.tsx</w:t>
+              <w:t>src/app/(main)/sgi/master/competitors/page.tsx</w:t>
             </w:r>
           </w:p>
         </w:tc>
@@ -15471,7 +16175,7 @@
                 <w:rFonts w:ascii="Arial" w:hAnsi="Arial" w:eastAsia="Arial" w:cs="Tahoma"/>
                 <w:sz w:val="18"/>
               </w:rPr>
-              <w:t>src/components/sbpgi/master-data/MasterDataForm.tsx</w:t>
+              <w:t>src/components/sgi/master-data/MasterDataForm.tsx</w:t>
             </w:r>
           </w:p>
         </w:tc>
@@ -15526,7 +16230,7 @@
                 <w:rFonts w:ascii="Arial" w:hAnsi="Arial" w:eastAsia="Arial" w:cs="Tahoma"/>
                 <w:sz w:val="18"/>
               </w:rPr>
-              <w:t>src/services/sbpgi/master.service.ts</w:t>
+              <w:t>src/services/sgi/master.service.ts</w:t>
             </w:r>
           </w:p>
         </w:tc>
@@ -15581,7 +16285,7 @@
                 <w:rFonts w:ascii="Arial" w:hAnsi="Arial" w:eastAsia="Arial" w:cs="Tahoma"/>
                 <w:sz w:val="18"/>
               </w:rPr>
-              <w:t>src/hooks/sbpgi/master.query.ts</w:t>
+              <w:t>src/hooks/sgi/master.query.ts</w:t>
             </w:r>
           </w:p>
         </w:tc>
@@ -15636,7 +16340,7 @@
                 <w:rFonts w:ascii="Arial" w:hAnsi="Arial" w:eastAsia="Arial" w:cs="Tahoma"/>
                 <w:sz w:val="18"/>
               </w:rPr>
-              <w:t>src/types/sbpgi/master.ts</w:t>
+              <w:t>src/types/sgi/master.ts</w:t>
             </w:r>
           </w:p>
         </w:tc>
@@ -15693,7 +16397,7 @@
         <w:br/>
         <w:t>// ปัจจัยภายนอก (SCR-09)</w:t>
         <w:br/>
-        <w:t>// route: /sbpgi/master/factors  ·  ต้องมี record ใน GET /menus และสิทธิ์ใน GET /groups/current-user/permissions</w:t>
+        <w:t>// route: /sgi/master/factors  ·  ต้องมี record ใน GET /menus และสิทธิ์ใน GET /groups/current-user/permissions</w:t>
         <w:br/>
         <w:br/>
         <w:t>import { useState } from 'react';</w:t>
@@ -15716,12 +16420,12 @@
         <w:br/>
         <w:t>import { ConfirmDialog, confirmDialog } from '@/components/ConfirmDialog';</w:t>
         <w:br/>
-        <w:t>import { useSbpgiMasterFactorsQuery, useCreateSbpgiMasterFactorsMutation } from '@/hooks/sbpgi/master.query';</w:t>
+        <w:t>import { useSgiMasterFactorsQuery, useCreateSgiMasterFactorsMutation } from '@/hooks/sgi/master.query';</w:t>
         <w:br/>
-        <w:t>import type { SbpgiMasterFactorsItem } from '@/types/sbpgi/master';</w:t>
+        <w:t>import type { SgiMasterFactorsItem } from '@/types/sgi/master';</w:t>
         <w:br/>
         <w:br/>
-        <w:t>const PAGE_URL = '/sbpgi/master/factors';</w:t>
+        <w:t>const PAGE_URL = '/sgi/master/factors';</w:t>
         <w:br/>
         <w:br/>
         <w:t>export default function MasterFactorsPage() {</w:t>
@@ -15730,11 +16434,11 @@
         <w:br/>
         <w:t xml:space="preserve">  const [query, setQuery] = useState({ page: 1, size: 20 });</w:t>
         <w:br/>
-        <w:t xml:space="preserve">  const [editing, setEditing] = useState&lt;Partial&lt;SbpgiMasterFactorsItem&gt; | null&gt;(null);</w:t>
+        <w:t xml:space="preserve">  const [editing, setEditing] = useState&lt;Partial&lt;SgiMasterFactorsItem&gt; | null&gt;(null);</w:t>
         <w:br/>
-        <w:t xml:space="preserve">  const { data, isLoading } = useSbpgiMasterFactorsQuery(query);</w:t>
+        <w:t xml:space="preserve">  const { data, isLoading } = useSgiMasterFactorsQuery(query);</w:t>
         <w:br/>
-        <w:t xml:space="preserve">  const save = useCreateSbpgiMasterFactorsMutation();</w:t>
+        <w:t xml:space="preserve">  const save = useCreateSgiMasterFactorsMutation();</w:t>
         <w:br/>
         <w:br/>
         <w:t xml:space="preserve">  const canManage = hasPermission(PAGE_URL, 'canManage');</w:t>
@@ -15748,7 +16452,7 @@
         <w:br/>
         <w:t xml:space="preserve">  // ทุก mutation ของ master ต้องแนบ `reason` เพื่อเขียน audit ในทรานแซกชันเดียวกัน</w:t>
         <w:br/>
-        <w:t xml:space="preserve">  const confirmSave = (values: Partial&lt;SbpgiMasterFactorsItem&gt; &amp; { reason: string }) =&gt;</w:t>
+        <w:t xml:space="preserve">  const confirmSave = (values: Partial&lt;SgiMasterFactorsItem&gt; &amp; { reason: string }) =&gt;</w:t>
         <w:br/>
         <w:t xml:space="preserve">    confirmDialog({</w:t>
         <w:br/>
@@ -15799,7 +16503,7 @@
         <w:br/>
         <w:t xml:space="preserve">          header="จัดการ"</w:t>
         <w:br/>
-        <w:t xml:space="preserve">          body={(row: SbpgiMasterFactorsItem) =&gt;</w:t>
+        <w:t xml:space="preserve">          body={(row: SgiMasterFactorsItem) =&gt;</w:t>
         <w:br/>
         <w:t xml:space="preserve">            canManage &amp;&amp; (</w:t>
         <w:br/>
@@ -15834,7 +16538,7 @@
         <w:pageBreakBefore w:val="0"/>
       </w:pPr>
       <w:r>
-        <w:t>8.3 service — `src/services/sbpgi/master.service.ts`</w:t>
+        <w:t>8.3 service — `src/services/sgi/master.service.ts`</w:t>
       </w:r>
     </w:p>
     <w:p>
@@ -15847,7 +16551,7 @@
           <w:rFonts w:ascii="Courier New" w:hAnsi="Courier New" w:eastAsia="Courier New" w:cs="Tahoma"/>
           <w:sz w:val="16"/>
         </w:rPr>
-        <w:t>// src/services/sbpgi/master.service.ts</w:t>
+        <w:t>// src/services/sgi/master.service.ts</w:t>
         <w:br/>
         <w:t>// apiClient = axios instance กลาง (baseURL = bffUrl ซึ่งรวม /api/v1 แล้ว, withCredentials, refresh-token interceptor, global loading)</w:t>
         <w:br/>
@@ -15856,67 +16560,67 @@
         <w:br/>
         <w:t>import apiClient from '@/lib/apiClient';</w:t>
         <w:br/>
-        <w:t>import type { ApiResponse, PageResponse } from '@/types/sbpgi/common';</w:t>
+        <w:t>import type { ApiResponse, PageResponse } from '@/types/sgi/common';</w:t>
         <w:br/>
-        <w:t>import type * as T from '@/types/sbpgi/master';</w:t>
+        <w:t>import type * as T from '@/types/sgi/master';</w:t>
         <w:br/>
         <w:br/>
-        <w:t>/** GET /api/v1/sbpgi/master/factors — SCR-09 list/filter ปัจจัยภายนอก */</w:t>
+        <w:t>/** GET /api/v1/sgi/master/factors — SCR-09 list/filter ปัจจัยภายนอก */</w:t>
         <w:br/>
-        <w:t>export async function getSbpgiMasterFactors(params: T.SbpgiMasterFactorsParams): Promise&lt;PageResponse&lt;T.SbpgiMasterFactorsItem&gt;&gt; {</w:t>
+        <w:t>export async function getSgiMasterFactors(params: T.SgiMasterFactorsParams): Promise&lt;PageResponse&lt;T.SgiMasterFactorsItem&gt;&gt; {</w:t>
         <w:br/>
-        <w:t xml:space="preserve">  const { data } = await apiClient.get&lt;ApiResponse&lt;PageResponse&lt;T.SbpgiMasterFactorsItem&gt;&gt;&gt;('/sbpgi/master/factors', { params });</w:t>
+        <w:t xml:space="preserve">  const { data } = await apiClient.get&lt;ApiResponse&lt;PageResponse&lt;T.SgiMasterFactorsItem&gt;&gt;&gt;('/sgi/master/factors', { params });</w:t>
         <w:br/>
         <w:t xml:space="preserve">  return data.data;</w:t>
         <w:br/>
         <w:t>}</w:t>
         <w:br/>
         <w:br/>
-        <w:t>/** POST /api/v1/sbpgi/master/factors — SCR-09 เพิ่มปัจจัยภายนอก */</w:t>
+        <w:t>/** POST /api/v1/sgi/master/factors — SCR-09 เพิ่มปัจจัยภายนอก */</w:t>
         <w:br/>
-        <w:t>export async function createSbpgiMasterFactors(body: T.CreateSbpgiMasterFactorsRequest): Promise&lt;T.CreateSbpgiMasterFactorsResponse&gt; {</w:t>
+        <w:t>export async function createSgiMasterFactors(body: T.CreateSgiMasterFactorsRequest): Promise&lt;T.CreateSgiMasterFactorsResponse&gt; {</w:t>
         <w:br/>
-        <w:t xml:space="preserve">  const { data } = await apiClient.post&lt;ApiResponse&lt;T.CreateSbpgiMasterFactorsResponse&gt;&gt;('/sbpgi/master/factors', body);</w:t>
+        <w:t xml:space="preserve">  const { data } = await apiClient.post&lt;ApiResponse&lt;T.CreateSgiMasterFactorsResponse&gt;&gt;('/sgi/master/factors', body);</w:t>
         <w:br/>
         <w:t xml:space="preserve">  return data.data;</w:t>
         <w:br/>
         <w:t>}</w:t>
         <w:br/>
         <w:br/>
-        <w:t>/** PUT /api/v1/sbpgi/master/factors/{code} — SCR-09 แก้ไขปัจจัยภายนอก */</w:t>
+        <w:t>/** PUT /api/v1/sgi/master/factors/{code} — SCR-09 แก้ไขปัจจัยภายนอก */</w:t>
         <w:br/>
-        <w:t>export async function updateSbpgiMasterFactors(code: string, body: T.UpdateSbpgiMasterFactorsRequest): Promise&lt;T.UpdateSbpgiMasterFactorsResponse&gt; {</w:t>
+        <w:t>export async function updateSgiMasterFactors(code: string, body: T.UpdateSgiMasterFactorsRequest): Promise&lt;T.UpdateSgiMasterFactorsResponse&gt; {</w:t>
         <w:br/>
-        <w:t xml:space="preserve">  const { data } = await apiClient.put&lt;ApiResponse&lt;T.UpdateSbpgiMasterFactorsResponse&gt;&gt;(`/sbpgi/master/factors/${encodeURIComponent(code)}`, body);</w:t>
+        <w:t xml:space="preserve">  const { data } = await apiClient.put&lt;ApiResponse&lt;T.UpdateSgiMasterFactorsResponse&gt;&gt;(`/sgi/master/factors/${encodeURIComponent(code)}`, body);</w:t>
         <w:br/>
         <w:t xml:space="preserve">  return data.data;</w:t>
         <w:br/>
         <w:t>}</w:t>
         <w:br/>
         <w:br/>
-        <w:t>/** DELETE /api/v1/sbpgi/master/factors/{code} — SCR-09 ลบปัจจัยภายนอกที่ยังไม่ถูกอ้างในเอกสาร */</w:t>
+        <w:t>/** DELETE /api/v1/sgi/master/factors/{code} — SCR-09 ลบปัจจัยภายนอกที่ยังไม่ถูกอ้างในเอกสาร */</w:t>
         <w:br/>
-        <w:t>export async function removeSbpgiMasterFactors(code: string): Promise&lt;T.RemoveSbpgiMasterFactorsResponse&gt; {</w:t>
+        <w:t>export async function removeSgiMasterFactors(code: string): Promise&lt;T.RemoveSgiMasterFactorsResponse&gt; {</w:t>
         <w:br/>
-        <w:t xml:space="preserve">  const { data } = await apiClient.delete&lt;ApiResponse&lt;T.RemoveSbpgiMasterFactorsResponse&gt;&gt;(`/sbpgi/master/factors/${encodeURIComponent(code)}`);</w:t>
+        <w:t xml:space="preserve">  const { data } = await apiClient.delete&lt;ApiResponse&lt;T.RemoveSgiMasterFactorsResponse&gt;&gt;(`/sgi/master/factors/${encodeURIComponent(code)}`);</w:t>
         <w:br/>
         <w:t xml:space="preserve">  return data.data;</w:t>
         <w:br/>
         <w:t>}</w:t>
         <w:br/>
         <w:br/>
-        <w:t>/** GET /api/v1/sbpgi/master/competitors — list แบรนด์คู่แข่ง (master 11 รายการ) */</w:t>
+        <w:t>/** GET /api/v1/sgi/master/competitors — list แบรนด์คู่แข่ง (master 11 รายการ) */</w:t>
         <w:br/>
-        <w:t>export async function getSbpgiMasterCompetitors(params: T.SbpgiMasterCompetitorsParams): Promise&lt;PageResponse&lt;T.SbpgiMasterCompetitorsItem&gt;&gt; {</w:t>
+        <w:t>export async function getSgiMasterCompetitors(params: T.SgiMasterCompetitorsParams): Promise&lt;PageResponse&lt;T.SgiMasterCompetitorsItem&gt;&gt; {</w:t>
         <w:br/>
-        <w:t xml:space="preserve">  const { data } = await apiClient.get&lt;ApiResponse&lt;PageResponse&lt;T.SbpgiMasterCompetitorsItem&gt;&gt;&gt;('/sbpgi/master/competitors', { params });</w:t>
+        <w:t xml:space="preserve">  const { data } = await apiClient.get&lt;ApiResponse&lt;PageResponse&lt;T.SgiMasterCompetitorsItem&gt;&gt;&gt;('/sgi/master/competitors', { params });</w:t>
         <w:br/>
         <w:t xml:space="preserve">  return data.data;</w:t>
         <w:br/>
         <w:t>}</w:t>
         <w:br/>
         <w:br/>
-        <w:t>// TODO: ยังขาดอีก 3 เส้นที่ต้องเพิ่มในไฟล์นี้ด้วยรูปแบบเดียวกัน: POST /sbpgi/master/competitors, PUT /sbpgi/master/competitors/{code}, DELETE /sbpgi/master/competitors/{code}</w:t>
+        <w:t>// TODO: ยังขาดอีก 3 เส้นที่ต้องเพิ่มในไฟล์นี้ด้วยรูปแบบเดียวกัน: POST /sgi/master/competitors, PUT /sgi/master/competitors/{code}, DELETE /sgi/master/competitors/{code}</w:t>
         <w:br/>
         <w:t>// TODO: ยืนยันกับทีม BFF ว่า unwrap envelope { success, data } ที่ชั้นไหน (BFF หรือ FE)</w:t>
       </w:r>
@@ -15929,7 +16633,7 @@
         <w:pageBreakBefore w:val="0"/>
       </w:pPr>
       <w:r>
-        <w:t>8.4 types — `src/types/sbpgi/master.ts`</w:t>
+        <w:t>8.4 types — `src/types/sgi/master.ts`</w:t>
       </w:r>
     </w:p>
     <w:p>
@@ -15942,17 +16646,17 @@
           <w:rFonts w:ascii="Courier New" w:hAnsi="Courier New" w:eastAsia="Courier New" w:cs="Tahoma"/>
           <w:sz w:val="16"/>
         </w:rPr>
-        <w:t>// src/types/sbpgi/master.ts — ตรงกับตาราง API ในเอกสารนี้</w:t>
+        <w:t>// src/types/sgi/master.ts — ตรงกับตาราง API ในเอกสารนี้</w:t>
         <w:br/>
         <w:t>// วันที่/เดือนเป็น ค.ศ. ทั้ง payload (ISO) และ display — ไม่แปลงเป็น พ.ศ. (มติ 2026-08-06)</w:t>
         <w:br/>
         <w:br/>
-        <w:t>import type { PageResponse } from '@/types/sbpgi/common';</w:t>
+        <w:t>import type { PageResponse } from '@/types/sgi/common';</w:t>
         <w:br/>
         <w:br/>
-        <w:t>/** GET /api/v1/sbpgi/master/factors — request */</w:t>
+        <w:t>/** GET /api/v1/sgi/master/factors — request */</w:t>
         <w:br/>
-        <w:t>export interface SbpgiMasterFactorsParams {</w:t>
+        <w:t>export interface SgiMasterFactorsParams {</w:t>
         <w:br/>
         <w:t xml:space="preserve">  q?: string;</w:t>
         <w:br/>
@@ -15965,9 +16669,9 @@
         <w:t>}</w:t>
         <w:br/>
         <w:br/>
-        <w:t>/** GET /api/v1/sbpgi/master/factors — 1 แถวในตาราง */</w:t>
+        <w:t>/** GET /api/v1/sgi/master/factors — 1 แถวในตาราง */</w:t>
         <w:br/>
-        <w:t>export interface SbpgiMasterFactorsItem {</w:t>
+        <w:t>export interface SgiMasterFactorsItem {</w:t>
         <w:br/>
         <w:t xml:space="preserve">  factorCode: string;</w:t>
         <w:br/>
@@ -15979,12 +16683,12 @@
         <w:br/>
         <w:t>}</w:t>
         <w:br/>
-        <w:t>export type SbpgiMasterFactorsListResponse = PageResponse&lt;SbpgiMasterFactorsItem&gt;;</w:t>
+        <w:t>export type SgiMasterFactorsListResponse = PageResponse&lt;SgiMasterFactorsItem&gt;;</w:t>
         <w:br/>
         <w:br/>
-        <w:t>/** POST /api/v1/sbpgi/master/factors — request */</w:t>
+        <w:t>/** POST /api/v1/sgi/master/factors — request */</w:t>
         <w:br/>
-        <w:t>export interface CreateSbpgiMasterFactorsRequest {</w:t>
+        <w:t>export interface CreateSgiMasterFactorsRequest {</w:t>
         <w:br/>
         <w:t xml:space="preserve">  factorCode: string;</w:t>
         <w:br/>
@@ -15997,9 +16701,9 @@
         <w:t>}</w:t>
         <w:br/>
         <w:br/>
-        <w:t>/** POST /api/v1/sbpgi/master/factors — response */</w:t>
+        <w:t>/** POST /api/v1/sgi/master/factors — response */</w:t>
         <w:br/>
-        <w:t>export interface CreateSbpgiMasterFactorsResponse {</w:t>
+        <w:t>export interface CreateSgiMasterFactorsResponse {</w:t>
         <w:br/>
         <w:t xml:space="preserve">  factorCode: string;</w:t>
         <w:br/>
@@ -16008,9 +16712,9 @@
         <w:t>}</w:t>
         <w:br/>
         <w:br/>
-        <w:t>/** PUT /api/v1/sbpgi/master/factors/{code} — request */</w:t>
+        <w:t>/** PUT /api/v1/sgi/master/factors/{code} — request */</w:t>
         <w:br/>
-        <w:t>export interface UpdateSbpgiMasterFactorsRequest {</w:t>
+        <w:t>export interface UpdateSgiMasterFactorsRequest {</w:t>
         <w:br/>
         <w:t xml:space="preserve">  factorName: string;</w:t>
         <w:br/>
@@ -16021,9 +16725,9 @@
         <w:t>}</w:t>
         <w:br/>
         <w:br/>
-        <w:t>/** PUT /api/v1/sbpgi/master/factors/{code} — response */</w:t>
+        <w:t>/** PUT /api/v1/sgi/master/factors/{code} — response */</w:t>
         <w:br/>
-        <w:t>export interface UpdateSbpgiMasterFactorsResponse {</w:t>
+        <w:t>export interface UpdateSgiMasterFactorsResponse {</w:t>
         <w:br/>
         <w:t xml:space="preserve">  factorCode: string;</w:t>
         <w:br/>
@@ -16034,11 +16738,11 @@
         <w:br/>
         <w:t>// endpoint ที่เหลือของเอกสารนี้ — TODO: แทน placeholder ด้วย interface เต็มรูปแบบเดียวกับข้างบน</w:t>
         <w:br/>
-        <w:t>export type RemoveSbpgiMasterFactorsResponse = Record&lt;string, unknown&gt;;</w:t>
+        <w:t>export type RemoveSgiMasterFactorsResponse = Record&lt;string, unknown&gt;;</w:t>
         <w:br/>
-        <w:t>export type SbpgiMasterCompetitorsParams = Record&lt;string, unknown&gt;;</w:t>
+        <w:t>export type SgiMasterCompetitorsParams = Record&lt;string, unknown&gt;;</w:t>
         <w:br/>
-        <w:t>export type SbpgiMasterCompetitorsItem = Record&lt;string, unknown&gt;;</w:t>
+        <w:t>export type SgiMasterCompetitorsItem = Record&lt;string, unknown&gt;;</w:t>
         <w:br/>
         <w:t>// TODO: ใส่ nullable / required ให้ตรงกับ contract ฉบับล่าสุดของ BE</w:t>
       </w:r>
@@ -16051,7 +16755,7 @@
         <w:pageBreakBefore w:val="0"/>
       </w:pPr>
       <w:r>
-        <w:t>8.5 react-query keys + hooks — `src/hooks/sbpgi/master.query.ts`</w:t>
+        <w:t>8.5 react-query keys + hooks — `src/hooks/sgi/master.query.ts`</w:t>
       </w:r>
     </w:p>
     <w:p>
@@ -16064,33 +16768,33 @@
           <w:rFonts w:ascii="Courier New" w:hAnsi="Courier New" w:eastAsia="Courier New" w:cs="Tahoma"/>
           <w:sz w:val="16"/>
         </w:rPr>
-        <w:t>// src/hooks/sbpgi/master.query.ts</w:t>
+        <w:t>// src/hooks/sgi/master.query.ts</w:t>
         <w:br/>
         <w:t>import { useMutation, useQuery, useQueryClient } from '@tanstack/react-query';</w:t>
         <w:br/>
-        <w:t>import * as api from '@/services/sbpgi/master.service';</w:t>
+        <w:t>import * as api from '@/services/sgi/master.service';</w:t>
         <w:br/>
-        <w:t>import type * as T from '@/types/sbpgi/master';</w:t>
+        <w:t>import type * as T from '@/types/sgi/master';</w:t>
         <w:br/>
         <w:br/>
         <w:t>export const masterKeys = {</w:t>
         <w:br/>
-        <w:t xml:space="preserve">  all: ['sbpgi', 'master'] as const,</w:t>
+        <w:t xml:space="preserve">  all: ['sgi', 'master'] as const,</w:t>
         <w:br/>
-        <w:t xml:space="preserve">  sbpgiMasterFactors: (params?: T.SbpgiMasterFactorsParams | null) =&gt; [...masterKeys.all, 'sbpgiMasterFactors', params] as const,</w:t>
+        <w:t xml:space="preserve">  sgiMasterFactors: (params?: T.SgiMasterFactorsParams | null) =&gt; [...masterKeys.all, 'sgiMasterFactors', params] as const,</w:t>
         <w:br/>
-        <w:t xml:space="preserve">  sbpgiMasterCompetitors: (params?: T.SbpgiMasterCompetitorsParams | null) =&gt; [...masterKeys.all, 'sbpgiMasterCompetitors', params] as const,</w:t>
+        <w:t xml:space="preserve">  sgiMasterCompetitors: (params?: T.SgiMasterCompetitorsParams | null) =&gt; [...masterKeys.all, 'sgiMasterCompetitors', params] as const,</w:t>
         <w:br/>
         <w:t>};</w:t>
         <w:br/>
         <w:br/>
-        <w:t>export function useSbpgiMasterFactorsQuery(params?: T.SbpgiMasterFactorsParams | null) {</w:t>
+        <w:t>export function useSgiMasterFactorsQuery(params?: T.SgiMasterFactorsParams | null) {</w:t>
         <w:br/>
         <w:t xml:space="preserve">  return useQuery({</w:t>
         <w:br/>
-        <w:t xml:space="preserve">    queryKey: masterKeys.sbpgiMasterFactors(params),</w:t>
+        <w:t xml:space="preserve">    queryKey: masterKeys.sgiMasterFactors(params),</w:t>
         <w:br/>
-        <w:t xml:space="preserve">    queryFn: () =&gt; api.getSbpgiMasterFactors(params!),</w:t>
+        <w:t xml:space="preserve">    queryFn: () =&gt; api.getSgiMasterFactors(params!),</w:t>
         <w:br/>
         <w:t xml:space="preserve">    enabled: !!params, // ยังไม่ยิงจนกว่าจะมีพารามิเตอร์ครบ</w:t>
         <w:br/>
@@ -16101,13 +16805,13 @@
         <w:t>}</w:t>
         <w:br/>
         <w:br/>
-        <w:t>export function useSbpgiMasterCompetitorsQuery(params?: T.SbpgiMasterCompetitorsParams | null) {</w:t>
+        <w:t>export function useSgiMasterCompetitorsQuery(params?: T.SgiMasterCompetitorsParams | null) {</w:t>
         <w:br/>
         <w:t xml:space="preserve">  return useQuery({</w:t>
         <w:br/>
-        <w:t xml:space="preserve">    queryKey: masterKeys.sbpgiMasterCompetitors(params),</w:t>
+        <w:t xml:space="preserve">    queryKey: masterKeys.sgiMasterCompetitors(params),</w:t>
         <w:br/>
-        <w:t xml:space="preserve">    queryFn: () =&gt; api.getSbpgiMasterCompetitors(params!),</w:t>
+        <w:t xml:space="preserve">    queryFn: () =&gt; api.getSgiMasterCompetitors(params!),</w:t>
         <w:br/>
         <w:t xml:space="preserve">    enabled: !!params, // ยังไม่ยิงจนกว่าจะมีพารามิเตอร์ครบ</w:t>
         <w:br/>
@@ -16118,13 +16822,13 @@
         <w:t>}</w:t>
         <w:br/>
         <w:br/>
-        <w:t>export function useCreateSbpgiMasterFactorsMutation() {</w:t>
+        <w:t>export function useCreateSgiMasterFactorsMutation() {</w:t>
         <w:br/>
         <w:t xml:space="preserve">  const qc = useQueryClient();</w:t>
         <w:br/>
         <w:t xml:space="preserve">  return useMutation({</w:t>
         <w:br/>
-        <w:t xml:space="preserve">    mutationFn: (body: T.CreateSbpgiMasterFactorsRequest) =&gt; api.createSbpgiMasterFactors(body),</w:t>
+        <w:t xml:space="preserve">    mutationFn: (body: T.CreateSgiMasterFactorsRequest) =&gt; api.createSgiMasterFactors(body),</w:t>
         <w:br/>
         <w:t xml:space="preserve">    onSuccess: () =&gt; {</w:t>
         <w:br/>
@@ -16139,13 +16843,13 @@
         <w:t>}</w:t>
         <w:br/>
         <w:br/>
-        <w:t>export function useUpdateSbpgiMasterFactorsMutation(code: string) {</w:t>
+        <w:t>export function useUpdateSgiMasterFactorsMutation(code: string) {</w:t>
         <w:br/>
         <w:t xml:space="preserve">  const qc = useQueryClient();</w:t>
         <w:br/>
         <w:t xml:space="preserve">  return useMutation({</w:t>
         <w:br/>
-        <w:t xml:space="preserve">    mutationFn: (body: T.UpdateSbpgiMasterFactorsRequest) =&gt; api.updateSbpgiMasterFactors(code, body),</w:t>
+        <w:t xml:space="preserve">    mutationFn: (body: T.UpdateSgiMasterFactorsRequest) =&gt; api.updateSgiMasterFactors(code, body),</w:t>
         <w:br/>
         <w:t xml:space="preserve">    onSuccess: () =&gt; {</w:t>
         <w:br/>
@@ -16160,7 +16864,7 @@
         <w:t>}</w:t>
         <w:br/>
         <w:br/>
-        <w:t>// TODO: ยังขาดอีก 1 เส้น เขียน hook ด้วยรูปแบบเดียวกัน: DELETE /sbpgi/master/factors/{code}</w:t>
+        <w:t>// TODO: ยังขาดอีก 1 เส้น เขียน hook ด้วยรูปแบบเดียวกัน: DELETE /sgi/master/factors/{code}</w:t>
       </w:r>
     </w:p>
     <w:p>
@@ -16171,7 +16875,7 @@
         <w:pageBreakBefore w:val="0"/>
       </w:pPr>
       <w:r>
-        <w:t>8.6 ฟอร์ม + validation — `src/components/sbpgi/master-data/MasterDataForm.tsx`</w:t>
+        <w:t>8.6 ฟอร์ม + validation — `src/components/sgi/master-data/MasterDataForm.tsx`</w:t>
       </w:r>
     </w:p>
     <w:p>
@@ -16805,7 +17509,7 @@
         <w:keepLines/>
       </w:pPr>
       <w:r>
-        <w:t>ลบไม่ได้ถ้าถูกอ้างใน document_external_factors / document_competitors → 409 ให้ปิด active แทน</w:t>
+        <w:t>ลบไม่ได้ถ้าถูกอ้างใน sgi_document_external_factors / sgi_document_competitors → 409 ให้ปิด active แทน</w:t>
       </w:r>
     </w:p>
     <w:p>
@@ -18002,7 +18706,7 @@
                 <w:rFonts w:ascii="Arial" w:hAnsi="Arial" w:eastAsia="Arial" w:cs="Tahoma"/>
                 <w:sz w:val="18"/>
               </w:rPr>
-              <w:t>ลบไม่ได้ถ้าถูกอ้างใน document_external_factors / document_competitors → 409 ให้ปิด active แทน</w:t>
+              <w:t>ลบไม่ได้ถ้าถูกอ้างใน sgi_document_external_factors / sgi_document_competitors → 409 ให้ปิด active แทน</w:t>
             </w:r>
           </w:p>
         </w:tc>
@@ -18112,7 +18816,7 @@
                 <w:rFonts w:ascii="Courier New" w:hAnsi="Courier New" w:eastAsia="Courier New" w:cs="Tahoma"/>
                 <w:sz w:val="18"/>
               </w:rPr>
-              <w:t>GET /api/v1/sbpgi/master/factors</w:t>
+              <w:t>GET /api/v1/sgi/master/factors</w:t>
             </w:r>
           </w:p>
         </w:tc>
@@ -18192,7 +18896,7 @@
                 <w:rFonts w:ascii="Courier New" w:hAnsi="Courier New" w:eastAsia="Courier New" w:cs="Tahoma"/>
                 <w:sz w:val="18"/>
               </w:rPr>
-              <w:t>POST /api/v1/sbpgi/master/factors</w:t>
+              <w:t>POST /api/v1/sgi/master/factors</w:t>
             </w:r>
           </w:p>
         </w:tc>
@@ -18272,7 +18976,7 @@
                 <w:rFonts w:ascii="Courier New" w:hAnsi="Courier New" w:eastAsia="Courier New" w:cs="Tahoma"/>
                 <w:sz w:val="18"/>
               </w:rPr>
-              <w:t>PUT /api/v1/sbpgi/master/factors/{code}</w:t>
+              <w:t>PUT /api/v1/sgi/master/factors/{code}</w:t>
             </w:r>
           </w:p>
         </w:tc>
@@ -18352,7 +19056,7 @@
                 <w:rFonts w:ascii="Courier New" w:hAnsi="Courier New" w:eastAsia="Courier New" w:cs="Tahoma"/>
                 <w:sz w:val="18"/>
               </w:rPr>
-              <w:t>DELETE /api/v1/sbpgi/master/factors/{code}</w:t>
+              <w:t>DELETE /api/v1/sgi/master/factors/{code}</w:t>
             </w:r>
           </w:p>
         </w:tc>
@@ -18432,7 +19136,7 @@
                 <w:rFonts w:ascii="Courier New" w:hAnsi="Courier New" w:eastAsia="Courier New" w:cs="Tahoma"/>
                 <w:sz w:val="18"/>
               </w:rPr>
-              <w:t>GET /api/v1/sbpgi/master/competitors</w:t>
+              <w:t>GET /api/v1/sgi/master/competitors</w:t>
             </w:r>
           </w:p>
         </w:tc>
@@ -18512,7 +19216,7 @@
                 <w:rFonts w:ascii="Courier New" w:hAnsi="Courier New" w:eastAsia="Courier New" w:cs="Tahoma"/>
                 <w:sz w:val="18"/>
               </w:rPr>
-              <w:t>POST /api/v1/sbpgi/master/competitors</w:t>
+              <w:t>POST /api/v1/sgi/master/competitors</w:t>
             </w:r>
           </w:p>
         </w:tc>
@@ -18592,7 +19296,7 @@
                 <w:rFonts w:ascii="Courier New" w:hAnsi="Courier New" w:eastAsia="Courier New" w:cs="Tahoma"/>
                 <w:sz w:val="18"/>
               </w:rPr>
-              <w:t>PUT /api/v1/sbpgi/master/competitors/{code}</w:t>
+              <w:t>PUT /api/v1/sgi/master/competitors/{code}</w:t>
             </w:r>
           </w:p>
         </w:tc>
@@ -18672,7 +19376,7 @@
                 <w:rFonts w:ascii="Courier New" w:hAnsi="Courier New" w:eastAsia="Courier New" w:cs="Tahoma"/>
                 <w:sz w:val="18"/>
               </w:rPr>
-              <w:t>DELETE /api/v1/sbpgi/master/competitors/{code}</w:t>
+              <w:t>DELETE /api/v1/sgi/master/competitors/{code}</w:t>
             </w:r>
           </w:p>
         </w:tc>
